--- a/SISTEM KASIR DIGITAL WARUNG KOPI DENGAN INTEGRASI STOK DAN PENCATATAN BON BERBASIS FLUTTER.docx
+++ b/SISTEM KASIR DIGITAL WARUNG KOPI DENGAN INTEGRASI STOK DAN PENCATATAN BON BERBASIS FLUTTER.docx
@@ -13,8 +13,10 @@
           <w:bCs/>
           <w:sz w:val="28"/>
           <w:szCs w:val="28"/>
-        </w:rPr>
-      </w:pPr>
+          <w:lang w:val="sv-SE"/>
+        </w:rPr>
+      </w:pPr>
+      <w:bookmarkStart w:id="0" w:name="_Hlk228515292"/>
       <w:r>
         <w:rPr>
           <w:rFonts w:ascii="Times New Roman" w:hAnsi="Times New Roman" w:cs="Times New Roman"/>
@@ -22,10 +24,12 @@
           <w:bCs/>
           <w:sz w:val="28"/>
           <w:szCs w:val="28"/>
+          <w:lang w:val="sv-SE"/>
         </w:rPr>
         <w:t>SISTEM KASIR DIGITAL WARUNG KOPI DENGAN INTEGRASI STOK DAN PENCATATAN BON BERBASIS FLUTTER</w:t>
       </w:r>
     </w:p>
+    <w:bookmarkEnd w:id="0"/>
     <w:p>
       <w:pPr>
         <w:spacing w:line="240" w:lineRule="auto"/>
@@ -37,6 +41,7 @@
           <w:bCs/>
           <w:sz w:val="28"/>
           <w:szCs w:val="28"/>
+          <w:lang w:val="sv-SE"/>
         </w:rPr>
       </w:pPr>
     </w:p>
@@ -51,6 +56,7 @@
           <w:bCs/>
           <w:sz w:val="28"/>
           <w:szCs w:val="28"/>
+          <w:lang w:val="sv-SE"/>
         </w:rPr>
       </w:pPr>
     </w:p>
@@ -65,6 +71,7 @@
           <w:bCs/>
           <w:sz w:val="28"/>
           <w:szCs w:val="28"/>
+          <w:lang w:val="sv-SE"/>
         </w:rPr>
       </w:pPr>
     </w:p>
@@ -101,7 +108,7 @@
           <w:bCs/>
           <w:sz w:val="28"/>
           <w:szCs w:val="28"/>
-          <w:lang w:val="sv-SE"/>
+          <w:lang w:val="en-US"/>
         </w:rPr>
       </w:pPr>
     </w:p>
@@ -112,7 +119,7 @@
           <w:rFonts w:ascii="Times New Roman" w:hAnsi="Times New Roman"/>
           <w:sz w:val="24"/>
           <w:szCs w:val="24"/>
-          <w:lang w:val="sv-SE"/>
+          <w:lang w:val="en-US"/>
         </w:rPr>
       </w:pPr>
     </w:p>
@@ -121,7 +128,7 @@
         <w:rPr>
           <w:rFonts w:ascii="Times New Roman" w:hAnsi="Times New Roman"/>
           <w:sz w:val="32"/>
-          <w:lang w:val="sv-SE"/>
+          <w:lang w:val="en-US"/>
         </w:rPr>
       </w:pPr>
     </w:p>
@@ -130,7 +137,7 @@
         <w:rPr>
           <w:rFonts w:ascii="Times New Roman" w:hAnsi="Times New Roman"/>
           <w:sz w:val="32"/>
-          <w:lang w:val="sv-SE"/>
+          <w:lang w:val="en-US"/>
         </w:rPr>
       </w:pPr>
       <w:r>
@@ -187,7 +194,7 @@
                     </pic:cNvPicPr>
                   </pic:nvPicPr>
                   <pic:blipFill>
-                    <a:blip r:embed="rId5" cstate="print">
+                    <a:blip r:embed="rId6" cstate="print">
                       <a:extLst>
                         <a:ext uri="{28A0092B-C50C-407E-A947-70E740481C1C}">
                           <a14:useLocalDpi xmlns:a14="http://schemas.microsoft.com/office/drawing/2010/main" val="0"/>
@@ -234,7 +241,7 @@
         <w:rPr>
           <w:rFonts w:ascii="Times New Roman" w:hAnsi="Times New Roman"/>
           <w:sz w:val="32"/>
-          <w:lang w:val="sv-SE"/>
+          <w:lang w:val="en-US"/>
         </w:rPr>
       </w:pPr>
     </w:p>
@@ -247,7 +254,7 @@
         <w:rPr>
           <w:rFonts w:ascii="Times New Roman" w:hAnsi="Times New Roman"/>
           <w:sz w:val="32"/>
-          <w:lang w:val="sv-SE"/>
+          <w:lang w:val="en-US"/>
         </w:rPr>
       </w:pPr>
     </w:p>
@@ -260,7 +267,7 @@
         <w:rPr>
           <w:rFonts w:ascii="Times New Roman" w:hAnsi="Times New Roman"/>
           <w:sz w:val="32"/>
-          <w:lang w:val="sv-SE"/>
+          <w:lang w:val="en-US"/>
         </w:rPr>
       </w:pPr>
     </w:p>
@@ -273,7 +280,7 @@
         <w:rPr>
           <w:rFonts w:ascii="Times New Roman" w:hAnsi="Times New Roman"/>
           <w:sz w:val="32"/>
-          <w:lang w:val="sv-SE"/>
+          <w:lang w:val="en-US"/>
         </w:rPr>
       </w:pPr>
     </w:p>
@@ -286,7 +293,7 @@
         <w:rPr>
           <w:rFonts w:ascii="Times New Roman" w:hAnsi="Times New Roman"/>
           <w:sz w:val="32"/>
-          <w:lang w:val="sv-SE"/>
+          <w:lang w:val="en-US"/>
         </w:rPr>
       </w:pPr>
     </w:p>
@@ -299,7 +306,7 @@
         <w:rPr>
           <w:rFonts w:ascii="Times New Roman" w:hAnsi="Times New Roman"/>
           <w:sz w:val="32"/>
-          <w:lang w:val="sv-SE"/>
+          <w:lang w:val="en-US"/>
         </w:rPr>
       </w:pPr>
     </w:p>
@@ -314,7 +321,7 @@
         <w:rPr>
           <w:rFonts w:ascii="Times New Roman" w:hAnsi="Times New Roman"/>
           <w:sz w:val="24"/>
-          <w:lang w:val="sv-SE"/>
+          <w:lang w:val="en-US"/>
         </w:rPr>
       </w:pPr>
     </w:p>
@@ -331,22 +338,42 @@
           <w:b/>
           <w:bCs/>
           <w:sz w:val="24"/>
-          <w:lang w:val="sv-SE"/>
-        </w:rPr>
-      </w:pPr>
-      <w:r>
-        <w:rPr>
-          <w:rFonts w:ascii="Times New Roman" w:hAnsi="Times New Roman"/>
-          <w:sz w:val="24"/>
-          <w:lang w:val="sv-SE"/>
-        </w:rPr>
-        <w:t>Disusun oleh :</w:t>
-      </w:r>
-      <w:r>
-        <w:rPr>
-          <w:rFonts w:ascii="Times New Roman" w:hAnsi="Times New Roman"/>
-          <w:sz w:val="24"/>
-          <w:lang w:val="sv-SE"/>
+          <w:lang w:val="en-US"/>
+        </w:rPr>
+      </w:pPr>
+      <w:proofErr w:type="spellStart"/>
+      <w:r>
+        <w:rPr>
+          <w:rFonts w:ascii="Times New Roman" w:hAnsi="Times New Roman"/>
+          <w:sz w:val="24"/>
+          <w:lang w:val="en-US"/>
+        </w:rPr>
+        <w:t>Disusun</w:t>
+      </w:r>
+      <w:proofErr w:type="spellEnd"/>
+      <w:r>
+        <w:rPr>
+          <w:rFonts w:ascii="Times New Roman" w:hAnsi="Times New Roman"/>
+          <w:sz w:val="24"/>
+          <w:lang w:val="en-US"/>
+        </w:rPr>
+        <w:t xml:space="preserve"> </w:t>
+      </w:r>
+      <w:proofErr w:type="gramStart"/>
+      <w:r>
+        <w:rPr>
+          <w:rFonts w:ascii="Times New Roman" w:hAnsi="Times New Roman"/>
+          <w:sz w:val="24"/>
+          <w:lang w:val="en-US"/>
+        </w:rPr>
+        <w:t>oleh :</w:t>
+      </w:r>
+      <w:proofErr w:type="gramEnd"/>
+      <w:r>
+        <w:rPr>
+          <w:rFonts w:ascii="Times New Roman" w:hAnsi="Times New Roman"/>
+          <w:sz w:val="24"/>
+          <w:lang w:val="en-US"/>
         </w:rPr>
         <w:br/>
       </w:r>
@@ -356,7 +383,7 @@
           <w:b/>
           <w:bCs/>
           <w:sz w:val="24"/>
-          <w:lang w:val="sv-SE"/>
+          <w:lang w:val="en-US"/>
         </w:rPr>
         <w:t>Dwi Ilham Maulana</w:t>
       </w:r>
@@ -366,7 +393,7 @@
           <w:b/>
           <w:bCs/>
           <w:sz w:val="24"/>
-          <w:lang w:val="sv-SE"/>
+          <w:lang w:val="en-US"/>
         </w:rPr>
         <w:tab/>
         <w:t>(11231500</w:t>
@@ -377,7 +404,7 @@
           <w:b/>
           <w:bCs/>
           <w:sz w:val="24"/>
-          <w:lang w:val="sv-SE"/>
+          <w:lang w:val="en-US"/>
         </w:rPr>
         <w:t>08</w:t>
       </w:r>
@@ -387,7 +414,7 @@
           <w:b/>
           <w:bCs/>
           <w:sz w:val="24"/>
-          <w:lang w:val="sv-SE"/>
+          <w:lang w:val="en-US"/>
         </w:rPr>
         <w:t>)</w:t>
       </w:r>
@@ -576,6 +603,7 @@
           <w:b/>
           <w:bCs/>
           <w:sz w:val="28"/>
+          <w:lang w:val="sv-SE"/>
         </w:rPr>
       </w:pPr>
       <w:r>
@@ -584,6 +612,7 @@
           <w:b/>
           <w:bCs/>
           <w:sz w:val="28"/>
+          <w:lang w:val="sv-SE"/>
         </w:rPr>
         <w:t>2026</w:t>
       </w:r>
@@ -600,6 +629,7 @@
           <w:b/>
           <w:bCs/>
           <w:sz w:val="28"/>
+          <w:lang w:val="sv-SE"/>
         </w:rPr>
       </w:pPr>
     </w:p>
@@ -730,6 +760,7 @@
           <w:bCs/>
           <w:sz w:val="28"/>
           <w:szCs w:val="28"/>
+          <w:lang w:val="sv-SE"/>
         </w:rPr>
       </w:pPr>
       <w:r>
@@ -739,6 +770,7 @@
           <w:bCs/>
           <w:sz w:val="28"/>
           <w:szCs w:val="28"/>
+          <w:lang w:val="sv-SE"/>
         </w:rPr>
         <w:t>SISTEM KASIR DIGITAL WARUNG KOPI DENGAN INTEGRASI STOK DAN PENCATATAN BON BERBASIS FLUTTER</w:t>
       </w:r>
@@ -754,6 +786,7 @@
           <w:bCs/>
           <w:sz w:val="28"/>
           <w:szCs w:val="28"/>
+          <w:lang w:val="sv-SE"/>
         </w:rPr>
       </w:pPr>
     </w:p>
@@ -811,12 +844,6 @@
         <w:tblStyle w:val="TableGrid"/>
         <w:tblW w:w="8265" w:type="dxa"/>
         <w:tblInd w:w="0" w:type="dxa"/>
-        <w:tblCellMar>
-          <w:top w:w="0" w:type="dxa"/>
-          <w:left w:w="0" w:type="dxa"/>
-          <w:bottom w:w="0" w:type="dxa"/>
-          <w:right w:w="0" w:type="dxa"/>
-        </w:tblCellMar>
         <w:tblLook w:val="04A0" w:firstRow="1" w:lastRow="0" w:firstColumn="1" w:lastColumn="0" w:noHBand="0" w:noVBand="1"/>
       </w:tblPr>
       <w:tblGrid>
@@ -890,15 +917,7 @@
                 <w:sz w:val="24"/>
                 <w:szCs w:val="24"/>
               </w:rPr>
-              <w:t xml:space="preserve">1123150008 &amp; </w:t>
-            </w:r>
-            <w:r>
-              <w:rPr>
-                <w:rFonts w:ascii="Times New Roman" w:hAnsi="Times New Roman" w:cs="Times New Roman"/>
-                <w:sz w:val="24"/>
-                <w:szCs w:val="24"/>
-              </w:rPr>
-              <w:t>1123150002</w:t>
+              <w:t>1123150008 &amp; 1123150002</w:t>
             </w:r>
           </w:p>
         </w:tc>
@@ -954,6 +973,7 @@
                 <w:rFonts w:ascii="Times New Roman" w:hAnsi="Times New Roman" w:cs="Times New Roman"/>
                 <w:sz w:val="24"/>
                 <w:szCs w:val="24"/>
+                <w:lang w:val="sv-SE"/>
               </w:rPr>
             </w:pPr>
             <w:r>
@@ -961,6 +981,7 @@
                 <w:rFonts w:ascii="Times New Roman" w:hAnsi="Times New Roman" w:cs="Times New Roman"/>
                 <w:sz w:val="24"/>
                 <w:szCs w:val="24"/>
+                <w:lang w:val="sv-SE"/>
               </w:rPr>
               <w:t xml:space="preserve">: </w:t>
             </w:r>
@@ -969,26 +990,9 @@
                 <w:rFonts w:ascii="Times New Roman" w:hAnsi="Times New Roman" w:cs="Times New Roman"/>
                 <w:sz w:val="24"/>
                 <w:szCs w:val="24"/>
-              </w:rPr>
-              <w:t xml:space="preserve">Dwi ilham maulana </w:t>
-            </w:r>
-            <w:proofErr w:type="gramStart"/>
-            <w:r>
-              <w:rPr>
-                <w:rFonts w:ascii="Times New Roman" w:hAnsi="Times New Roman" w:cs="Times New Roman"/>
-                <w:sz w:val="24"/>
-                <w:szCs w:val="24"/>
-              </w:rPr>
-              <w:t>&amp;  Ulin</w:t>
-            </w:r>
-            <w:proofErr w:type="gramEnd"/>
-            <w:r>
-              <w:rPr>
-                <w:rFonts w:ascii="Times New Roman" w:hAnsi="Times New Roman" w:cs="Times New Roman"/>
-                <w:sz w:val="24"/>
-                <w:szCs w:val="24"/>
-              </w:rPr>
-              <w:t xml:space="preserve"> NUha</w:t>
+                <w:lang w:val="sv-SE"/>
+              </w:rPr>
+              <w:t>Dwi ilham maulana &amp;  Ulin NUha</w:t>
             </w:r>
           </w:p>
         </w:tc>
@@ -1573,12 +1577,6 @@
         <w:tblStyle w:val="TableGrid"/>
         <w:tblW w:w="9232" w:type="dxa"/>
         <w:tblInd w:w="0" w:type="dxa"/>
-        <w:tblCellMar>
-          <w:top w:w="0" w:type="dxa"/>
-          <w:left w:w="0" w:type="dxa"/>
-          <w:bottom w:w="0" w:type="dxa"/>
-          <w:right w:w="0" w:type="dxa"/>
-        </w:tblCellMar>
         <w:tblLook w:val="04A0" w:firstRow="1" w:lastRow="0" w:firstColumn="1" w:lastColumn="0" w:noHBand="0" w:noVBand="1"/>
       </w:tblPr>
       <w:tblGrid>
@@ -1877,6 +1875,7 @@
                 <w:rFonts w:ascii="Times New Roman" w:hAnsi="Times New Roman" w:cs="Times New Roman"/>
                 <w:sz w:val="24"/>
                 <w:szCs w:val="24"/>
+                <w:lang w:val="sv-SE"/>
               </w:rPr>
             </w:pPr>
             <w:r>
@@ -1884,60 +1883,9 @@
                 <w:rFonts w:ascii="Times New Roman" w:hAnsi="Times New Roman" w:cs="Times New Roman"/>
                 <w:sz w:val="24"/>
                 <w:szCs w:val="24"/>
-              </w:rPr>
-              <w:t>(</w:t>
-            </w:r>
-            <w:r>
-              <w:rPr>
-                <w:rFonts w:ascii="Times New Roman" w:hAnsi="Times New Roman" w:cs="Times New Roman"/>
-                <w:sz w:val="24"/>
-                <w:szCs w:val="24"/>
-              </w:rPr>
-              <w:t xml:space="preserve">Dr. M. </w:t>
-            </w:r>
-            <w:proofErr w:type="spellStart"/>
-            <w:r>
-              <w:rPr>
-                <w:rFonts w:ascii="Times New Roman" w:hAnsi="Times New Roman" w:cs="Times New Roman"/>
-                <w:sz w:val="24"/>
-                <w:szCs w:val="24"/>
-              </w:rPr>
-              <w:t>Ramaddan</w:t>
-            </w:r>
-            <w:proofErr w:type="spellEnd"/>
-            <w:r>
-              <w:rPr>
-                <w:rFonts w:ascii="Times New Roman" w:hAnsi="Times New Roman" w:cs="Times New Roman"/>
-                <w:sz w:val="24"/>
-                <w:szCs w:val="24"/>
-              </w:rPr>
-              <w:t xml:space="preserve"> </w:t>
-            </w:r>
-            <w:proofErr w:type="spellStart"/>
-            <w:r>
-              <w:rPr>
-                <w:rFonts w:ascii="Times New Roman" w:hAnsi="Times New Roman" w:cs="Times New Roman"/>
-                <w:sz w:val="24"/>
-                <w:szCs w:val="24"/>
-              </w:rPr>
-              <w:t>Julianti</w:t>
-            </w:r>
-            <w:proofErr w:type="spellEnd"/>
-            <w:r>
-              <w:rPr>
-                <w:rFonts w:ascii="Times New Roman" w:hAnsi="Times New Roman" w:cs="Times New Roman"/>
-                <w:sz w:val="24"/>
-                <w:szCs w:val="24"/>
-              </w:rPr>
-              <w:t>, M.T</w:t>
-            </w:r>
-            <w:r>
-              <w:rPr>
-                <w:rFonts w:ascii="Times New Roman" w:hAnsi="Times New Roman" w:cs="Times New Roman"/>
-                <w:sz w:val="24"/>
-                <w:szCs w:val="24"/>
-              </w:rPr>
-              <w:t>)</w:t>
+                <w:lang w:val="sv-SE"/>
+              </w:rPr>
+              <w:t>(Dr. M. Ramaddan Julianti, M.T)</w:t>
             </w:r>
           </w:p>
           <w:p>
@@ -1974,6 +1922,7 @@
                 <w:rFonts w:ascii="Times New Roman" w:hAnsi="Times New Roman" w:cs="Times New Roman"/>
                 <w:sz w:val="24"/>
                 <w:szCs w:val="24"/>
+                <w:lang w:val="sv-SE"/>
               </w:rPr>
             </w:pPr>
             <w:r>
@@ -1981,6 +1930,7 @@
                 <w:rFonts w:ascii="Times New Roman" w:hAnsi="Times New Roman" w:cs="Times New Roman"/>
                 <w:sz w:val="24"/>
                 <w:szCs w:val="24"/>
+                <w:lang w:val="sv-SE"/>
               </w:rPr>
               <w:t>(</w:t>
             </w:r>
@@ -1991,50 +1941,16 @@
                 <w:sz w:val="24"/>
                 <w:szCs w:val="24"/>
                 <w:u w:val="single" w:color="000000"/>
-              </w:rPr>
-              <w:t xml:space="preserve">Achmad </w:t>
-            </w:r>
-            <w:proofErr w:type="spellStart"/>
-            <w:r>
-              <w:rPr>
-                <w:rFonts w:ascii="Times New Roman" w:eastAsia="Times New Roman" w:hAnsi="Times New Roman" w:cs="Times New Roman"/>
-                <w:b/>
-                <w:sz w:val="24"/>
-                <w:szCs w:val="24"/>
-                <w:u w:val="single" w:color="000000"/>
-              </w:rPr>
-              <w:t>Sidik</w:t>
-            </w:r>
-            <w:proofErr w:type="spellEnd"/>
-            <w:r>
-              <w:rPr>
-                <w:rFonts w:ascii="Times New Roman" w:eastAsia="Times New Roman" w:hAnsi="Times New Roman" w:cs="Times New Roman"/>
-                <w:b/>
-                <w:sz w:val="24"/>
-                <w:szCs w:val="24"/>
-                <w:u w:val="single" w:color="000000"/>
-              </w:rPr>
-              <w:t xml:space="preserve">, </w:t>
-            </w:r>
-            <w:proofErr w:type="spellStart"/>
-            <w:proofErr w:type="gramStart"/>
-            <w:r>
-              <w:rPr>
-                <w:rFonts w:ascii="Times New Roman" w:eastAsia="Times New Roman" w:hAnsi="Times New Roman" w:cs="Times New Roman"/>
-                <w:b/>
-                <w:sz w:val="24"/>
-                <w:szCs w:val="24"/>
-                <w:u w:val="single" w:color="000000"/>
-              </w:rPr>
-              <w:t>M.Kom</w:t>
-            </w:r>
-            <w:proofErr w:type="spellEnd"/>
-            <w:proofErr w:type="gramEnd"/>
-            <w:r>
-              <w:rPr>
-                <w:rFonts w:ascii="Times New Roman" w:hAnsi="Times New Roman" w:cs="Times New Roman"/>
-                <w:sz w:val="24"/>
-                <w:szCs w:val="24"/>
+                <w:lang w:val="sv-SE"/>
+              </w:rPr>
+              <w:t>Achmad Sidik, M.Kom</w:t>
+            </w:r>
+            <w:r>
+              <w:rPr>
+                <w:rFonts w:ascii="Times New Roman" w:hAnsi="Times New Roman" w:cs="Times New Roman"/>
+                <w:sz w:val="24"/>
+                <w:szCs w:val="24"/>
+                <w:lang w:val="sv-SE"/>
               </w:rPr>
               <w:t>)</w:t>
             </w:r>
@@ -2056,8 +1972,17 @@
                 <w:rFonts w:ascii="Times New Roman" w:hAnsi="Times New Roman" w:cs="Times New Roman"/>
                 <w:sz w:val="24"/>
                 <w:szCs w:val="24"/>
-              </w:rPr>
-              <w:t>NUPTK. 7250757658130143</w:t>
+                <w:lang w:val="sv-SE"/>
+              </w:rPr>
+              <w:t xml:space="preserve">NUPTK. </w:t>
+            </w:r>
+            <w:r>
+              <w:rPr>
+                <w:rFonts w:ascii="Times New Roman" w:hAnsi="Times New Roman" w:cs="Times New Roman"/>
+                <w:sz w:val="24"/>
+                <w:szCs w:val="24"/>
+              </w:rPr>
+              <w:t>7250757658130143</w:t>
             </w:r>
           </w:p>
         </w:tc>
@@ -2068,118 +1993,1209 @@
         <w:br w:type="page"/>
       </w:r>
     </w:p>
-    <w:tbl>
-      <w:tblPr>
-        <w:tblStyle w:val="TableGrid"/>
-        <w:tblW w:w="5910" w:type="dxa"/>
-        <w:tblInd w:w="0" w:type="dxa"/>
-        <w:tblCellMar>
-          <w:top w:w="0" w:type="dxa"/>
-          <w:left w:w="0" w:type="dxa"/>
-          <w:bottom w:w="0" w:type="dxa"/>
-          <w:right w:w="0" w:type="dxa"/>
-        </w:tblCellMar>
-        <w:tblLook w:val="04A0" w:firstRow="1" w:lastRow="0" w:firstColumn="1" w:lastColumn="0" w:noHBand="0" w:noVBand="1"/>
-      </w:tblPr>
-      <w:tblGrid>
-        <w:gridCol w:w="5910"/>
-      </w:tblGrid>
-      <w:tr>
-        <w:trPr>
-          <w:trHeight w:val="505"/>
-        </w:trPr>
-        <w:tc>
-          <w:tcPr>
-            <w:tcW w:w="5910" w:type="dxa"/>
-            <w:vAlign w:val="bottom"/>
-          </w:tcPr>
-          <w:p>
-            <w:pPr>
-              <w:spacing w:line="240" w:lineRule="auto"/>
-              <w:ind w:firstLine="0"/>
-              <w:jc w:val="center"/>
-              <w:rPr>
-                <w:rFonts w:ascii="Times New Roman" w:hAnsi="Times New Roman" w:cs="Times New Roman"/>
-                <w:sz w:val="24"/>
-                <w:szCs w:val="24"/>
-              </w:rPr>
-            </w:pPr>
-          </w:p>
-        </w:tc>
-      </w:tr>
-    </w:tbl>
-    <w:p>
-      <w:pPr>
-        <w:tabs>
-          <w:tab w:val="center" w:pos="2259"/>
-          <w:tab w:val="center" w:pos="7679"/>
-        </w:tabs>
+    <w:p/>
+    <w:p>
+      <w:pPr>
+        <w:keepNext/>
+        <w:keepLines/>
+        <w:spacing w:after="382" w:line="278" w:lineRule="auto"/>
+        <w:ind w:left="10" w:right="34" w:hanging="10"/>
+        <w:jc w:val="center"/>
+        <w:outlineLvl w:val="0"/>
+        <w:rPr>
+          <w:rFonts w:ascii="Times New Roman" w:eastAsia="Times New Roman" w:hAnsi="Times New Roman" w:cs="Times New Roman"/>
+          <w:b/>
+          <w:color w:val="000000"/>
+          <w:sz w:val="28"/>
+          <w:lang w:val="sv-SE"/>
+        </w:rPr>
+      </w:pPr>
+      <w:bookmarkStart w:id="1" w:name="_Toc228516099"/>
+      <w:r>
+        <w:rPr>
+          <w:rFonts w:ascii="Times New Roman" w:eastAsia="Times New Roman" w:hAnsi="Times New Roman" w:cs="Times New Roman"/>
+          <w:b/>
+          <w:color w:val="000000"/>
+          <w:sz w:val="28"/>
+          <w:lang w:val="sv-SE"/>
+        </w:rPr>
+        <w:t>ABSTRAK</w:t>
+      </w:r>
+      <w:bookmarkEnd w:id="1"/>
+    </w:p>
+    <w:p>
+      <w:pPr>
+        <w:spacing w:after="402" w:line="238" w:lineRule="auto"/>
+        <w:ind w:right="29" w:firstLine="0"/>
+        <w:jc w:val="both"/>
+        <w:rPr>
+          <w:rFonts w:ascii="Calibri" w:eastAsia="Calibri" w:hAnsi="Calibri" w:cs="Calibri"/>
+          <w:color w:val="000000"/>
+          <w:lang w:val="sv-SE"/>
+        </w:rPr>
+      </w:pPr>
+      <w:r>
+        <w:rPr>
+          <w:rFonts w:ascii="Times New Roman" w:eastAsia="Times New Roman" w:hAnsi="Times New Roman" w:cs="Times New Roman"/>
+          <w:i/>
+          <w:color w:val="000000"/>
+          <w:sz w:val="24"/>
+          <w:lang w:val="sv-SE"/>
+        </w:rPr>
+        <w:t xml:space="preserve">Perkembangan teknologi informasi menuntut efisiensi dalam pengelolaan usaha mikro, kecil, dan menengah (UMKM), termasuk pada sektor ritel seperti warung toserba. Warung Toserba saat ini menghadapi kendala dalam pencatatan transaksi yang masih bersifat konvensional, kesulitan pemantauan stok barang yang beragam, serta pengelolaan piutang atau sistem "BON" pelanggan yang tidak terorganisir dengan baik. Penelitian ini bertujuan untuk membangun Sistem Kasir Digital yang mengintegrasikan fitur transaksi, manajemen stok, dan pencatatan utang pelanggan. Sistem ini dikembangkan menggunakan framework Flutter untuk antarmuka pengguna yang responsif dan Supabase sebagai backend-as-a-service yang menyediakan basis data PostgreSQL serta sistem autentikasi yang aman. Hasil dari pengembangan ini adalah sebuah aplikasi yang mampu membantu pemilik warung dalam mengelola operasional harian secara real-time, meminimalisir risiko kehilangan data piutang, dan menyediakan laporan keuangan yang akurat. Implementasi teknologi cloud memungkinkan data tersinkronisasi dengan aman dan dapat diakses kapan saja melalui perangkat mobile. </w:t>
+      </w:r>
+    </w:p>
+    <w:p>
+      <w:pPr>
+        <w:spacing w:after="0" w:line="311" w:lineRule="auto"/>
+        <w:ind w:firstLine="0"/>
+        <w:rPr>
+          <w:rFonts w:ascii="Calibri" w:eastAsia="Calibri" w:hAnsi="Calibri" w:cs="Calibri"/>
+          <w:bCs/>
+          <w:color w:val="000000"/>
+          <w:lang w:val="en-US"/>
+        </w:rPr>
+      </w:pPr>
+      <w:r>
+        <w:rPr>
+          <w:rFonts w:ascii="Times New Roman" w:eastAsia="Times New Roman" w:hAnsi="Times New Roman" w:cs="Times New Roman"/>
+          <w:bCs/>
+          <w:color w:val="000000"/>
+          <w:sz w:val="24"/>
+          <w:lang w:val="en-US"/>
+        </w:rPr>
+        <w:t xml:space="preserve">Kata </w:t>
+      </w:r>
+      <w:proofErr w:type="spellStart"/>
+      <w:r>
+        <w:rPr>
+          <w:rFonts w:ascii="Times New Roman" w:eastAsia="Times New Roman" w:hAnsi="Times New Roman" w:cs="Times New Roman"/>
+          <w:bCs/>
+          <w:color w:val="000000"/>
+          <w:sz w:val="24"/>
+          <w:lang w:val="en-US"/>
+        </w:rPr>
+        <w:t>Kunci</w:t>
+      </w:r>
+      <w:proofErr w:type="spellEnd"/>
+      <w:r>
+        <w:rPr>
+          <w:rFonts w:ascii="Times New Roman" w:eastAsia="Times New Roman" w:hAnsi="Times New Roman" w:cs="Times New Roman"/>
+          <w:bCs/>
+          <w:color w:val="000000"/>
+          <w:sz w:val="24"/>
+          <w:lang w:val="en-US"/>
+        </w:rPr>
+        <w:t xml:space="preserve">: Point of Sale, Flutter, </w:t>
+      </w:r>
+      <w:proofErr w:type="spellStart"/>
+      <w:r>
+        <w:rPr>
+          <w:rFonts w:ascii="Times New Roman" w:eastAsia="Times New Roman" w:hAnsi="Times New Roman" w:cs="Times New Roman"/>
+          <w:bCs/>
+          <w:color w:val="000000"/>
+          <w:sz w:val="24"/>
+          <w:lang w:val="en-US"/>
+        </w:rPr>
+        <w:t>Supabase</w:t>
+      </w:r>
+      <w:proofErr w:type="spellEnd"/>
+      <w:r>
+        <w:rPr>
+          <w:rFonts w:ascii="Times New Roman" w:eastAsia="Times New Roman" w:hAnsi="Times New Roman" w:cs="Times New Roman"/>
+          <w:bCs/>
+          <w:color w:val="000000"/>
+          <w:sz w:val="24"/>
+          <w:lang w:val="en-US"/>
+        </w:rPr>
+        <w:t xml:space="preserve">, </w:t>
+      </w:r>
+      <w:proofErr w:type="spellStart"/>
+      <w:r>
+        <w:rPr>
+          <w:rFonts w:ascii="Times New Roman" w:eastAsia="Times New Roman" w:hAnsi="Times New Roman" w:cs="Times New Roman"/>
+          <w:bCs/>
+          <w:color w:val="000000"/>
+          <w:sz w:val="24"/>
+          <w:lang w:val="en-US"/>
+        </w:rPr>
+        <w:t>Warung</w:t>
+      </w:r>
+      <w:proofErr w:type="spellEnd"/>
+      <w:r>
+        <w:rPr>
+          <w:rFonts w:ascii="Times New Roman" w:eastAsia="Times New Roman" w:hAnsi="Times New Roman" w:cs="Times New Roman"/>
+          <w:bCs/>
+          <w:color w:val="000000"/>
+          <w:sz w:val="24"/>
+          <w:lang w:val="en-US"/>
+        </w:rPr>
+        <w:t xml:space="preserve"> </w:t>
+      </w:r>
+      <w:proofErr w:type="spellStart"/>
+      <w:r>
+        <w:rPr>
+          <w:rFonts w:ascii="Times New Roman" w:eastAsia="Times New Roman" w:hAnsi="Times New Roman" w:cs="Times New Roman"/>
+          <w:bCs/>
+          <w:color w:val="000000"/>
+          <w:sz w:val="24"/>
+          <w:lang w:val="en-US"/>
+        </w:rPr>
+        <w:t>Toserba</w:t>
+      </w:r>
+      <w:proofErr w:type="spellEnd"/>
+      <w:r>
+        <w:rPr>
+          <w:rFonts w:ascii="Times New Roman" w:eastAsia="Times New Roman" w:hAnsi="Times New Roman" w:cs="Times New Roman"/>
+          <w:bCs/>
+          <w:color w:val="000000"/>
+          <w:sz w:val="24"/>
+          <w:lang w:val="en-US"/>
+        </w:rPr>
+        <w:t xml:space="preserve">, </w:t>
+      </w:r>
+      <w:proofErr w:type="spellStart"/>
+      <w:r>
+        <w:rPr>
+          <w:rFonts w:ascii="Times New Roman" w:eastAsia="Times New Roman" w:hAnsi="Times New Roman" w:cs="Times New Roman"/>
+          <w:bCs/>
+          <w:color w:val="000000"/>
+          <w:sz w:val="24"/>
+          <w:lang w:val="en-US"/>
+        </w:rPr>
+        <w:t>Manajemen</w:t>
+      </w:r>
+      <w:proofErr w:type="spellEnd"/>
+      <w:r>
+        <w:rPr>
+          <w:rFonts w:ascii="Times New Roman" w:eastAsia="Times New Roman" w:hAnsi="Times New Roman" w:cs="Times New Roman"/>
+          <w:bCs/>
+          <w:color w:val="000000"/>
+          <w:sz w:val="24"/>
+          <w:lang w:val="en-US"/>
+        </w:rPr>
+        <w:t xml:space="preserve"> Utang. </w:t>
+      </w:r>
+      <w:r>
+        <w:rPr>
+          <w:rFonts w:ascii="Calibri" w:eastAsia="Calibri" w:hAnsi="Calibri" w:cs="Calibri"/>
+          <w:bCs/>
+          <w:color w:val="000000"/>
+          <w:lang w:val="en-US"/>
+        </w:rPr>
+        <w:br w:type="page"/>
+      </w:r>
+    </w:p>
+    <w:p>
+      <w:pPr>
+        <w:keepNext/>
+        <w:keepLines/>
+        <w:spacing w:after="424" w:line="278" w:lineRule="auto"/>
+        <w:ind w:left="10" w:right="34" w:hanging="10"/>
+        <w:jc w:val="center"/>
+        <w:outlineLvl w:val="0"/>
+        <w:rPr>
+          <w:rFonts w:ascii="Times New Roman" w:eastAsia="Times New Roman" w:hAnsi="Times New Roman" w:cs="Times New Roman"/>
+          <w:b/>
+          <w:color w:val="000000"/>
+          <w:sz w:val="28"/>
+          <w:lang w:val="sv-SE"/>
+        </w:rPr>
+      </w:pPr>
+      <w:bookmarkStart w:id="2" w:name="_Toc228516100"/>
+      <w:r>
+        <w:rPr>
+          <w:rFonts w:ascii="Times New Roman" w:eastAsia="Times New Roman" w:hAnsi="Times New Roman" w:cs="Times New Roman"/>
+          <w:b/>
+          <w:color w:val="000000"/>
+          <w:sz w:val="28"/>
+          <w:lang w:val="sv-SE"/>
+        </w:rPr>
+        <w:lastRenderedPageBreak/>
+        <w:t>KATA PENGANTAR</w:t>
+      </w:r>
+      <w:bookmarkEnd w:id="2"/>
+    </w:p>
+    <w:p>
+      <w:pPr>
+        <w:spacing w:after="0" w:line="311" w:lineRule="auto"/>
+        <w:ind w:right="19" w:firstLine="680"/>
+        <w:jc w:val="both"/>
+        <w:rPr>
+          <w:rFonts w:ascii="Calibri" w:eastAsia="Calibri" w:hAnsi="Calibri" w:cs="Calibri"/>
+          <w:color w:val="000000"/>
+          <w:lang w:val="sv-SE"/>
+        </w:rPr>
+      </w:pPr>
+      <w:r>
+        <w:rPr>
+          <w:rFonts w:ascii="Times New Roman" w:eastAsia="Times New Roman" w:hAnsi="Times New Roman" w:cs="Times New Roman"/>
+          <w:color w:val="000000"/>
+          <w:sz w:val="24"/>
+          <w:lang w:val="sv-SE"/>
+        </w:rPr>
+        <w:t>Puji syukur penulis panjatkan kehadirat Allah SWT, karena atas rahmat dan karunia-Nya, penulis dapat menyelesaikan laporan Project 3 yang berjudul</w:t>
+      </w:r>
+    </w:p>
+    <w:p>
+      <w:pPr>
+        <w:spacing w:after="239" w:line="311" w:lineRule="auto"/>
+        <w:ind w:right="19" w:firstLine="0"/>
+        <w:jc w:val="both"/>
+        <w:rPr>
+          <w:rFonts w:ascii="Calibri" w:eastAsia="Calibri" w:hAnsi="Calibri" w:cs="Calibri"/>
+          <w:color w:val="000000"/>
+          <w:lang w:val="sv-SE"/>
+        </w:rPr>
+      </w:pPr>
+      <w:r>
+        <w:rPr>
+          <w:rFonts w:ascii="Times New Roman" w:eastAsia="Times New Roman" w:hAnsi="Times New Roman" w:cs="Times New Roman"/>
+          <w:b/>
+          <w:color w:val="000000"/>
+          <w:sz w:val="24"/>
+          <w:lang w:val="sv-SE"/>
+        </w:rPr>
+        <w:t>"SISTEM KASIR DIGITAL WARUNG TOSERBA DENGAN INTEGRASI STOK DAN PENCATATAN BON BERBASIS FLUTTER"</w:t>
+      </w:r>
+      <w:r>
+        <w:rPr>
+          <w:rFonts w:ascii="Times New Roman" w:eastAsia="Times New Roman" w:hAnsi="Times New Roman" w:cs="Times New Roman"/>
+          <w:color w:val="000000"/>
+          <w:sz w:val="24"/>
+          <w:lang w:val="sv-SE"/>
+        </w:rPr>
+        <w:t>. Laporan ini disusun sebagai salah satu syarat untuk memenuhi kurikulum akademik pada Institut Teknologi &amp; Bisnis Bina Sarana Global.</w:t>
+      </w:r>
+    </w:p>
+    <w:p>
+      <w:pPr>
+        <w:spacing w:after="240" w:line="311" w:lineRule="auto"/>
+        <w:ind w:right="19" w:firstLine="680"/>
+        <w:jc w:val="both"/>
+        <w:rPr>
+          <w:rFonts w:ascii="Calibri" w:eastAsia="Calibri" w:hAnsi="Calibri" w:cs="Calibri"/>
+          <w:color w:val="000000"/>
+          <w:lang w:val="sv-SE"/>
+        </w:rPr>
+      </w:pPr>
+      <w:r>
+        <w:rPr>
+          <w:rFonts w:ascii="Times New Roman" w:eastAsia="Times New Roman" w:hAnsi="Times New Roman" w:cs="Times New Roman"/>
+          <w:color w:val="000000"/>
+          <w:sz w:val="24"/>
+          <w:lang w:val="sv-SE"/>
+        </w:rPr>
+        <w:t>Penulis menyadari bahwa dalam proses penyusunan laporan ini tidak lepas dari bantuan, bimbingan, serta dukungan dari berbagai pihak. Oleh karena itu, pada kesempatan ini penulis ingin menyampaikan terima kasih yang sebesarbesarnya kepada:</w:t>
+      </w:r>
+    </w:p>
+    <w:p>
+      <w:pPr>
+        <w:numPr>
+          <w:ilvl w:val="0"/>
+          <w:numId w:val="7"/>
+        </w:numPr>
+        <w:spacing w:after="120" w:line="311" w:lineRule="auto"/>
+        <w:ind w:right="19" w:hanging="240"/>
+        <w:jc w:val="both"/>
+        <w:rPr>
+          <w:rFonts w:ascii="Calibri" w:eastAsia="Calibri" w:hAnsi="Calibri" w:cs="Calibri"/>
+          <w:color w:val="000000"/>
+          <w:lang w:val="sv-SE"/>
+        </w:rPr>
+      </w:pPr>
+      <w:r>
+        <w:rPr>
+          <w:rFonts w:ascii="Times New Roman" w:eastAsia="Times New Roman" w:hAnsi="Times New Roman" w:cs="Times New Roman"/>
+          <w:color w:val="000000"/>
+          <w:sz w:val="24"/>
+          <w:lang w:val="sv-SE"/>
+        </w:rPr>
+        <w:t>Bapak Dr. H. Dwiza Riana, S.Si., MM., M.Kom., selaku Rektor Institut Teknologi &amp; Bisnis Bina Sarana Global.</w:t>
+      </w:r>
+    </w:p>
+    <w:p>
+      <w:pPr>
+        <w:numPr>
+          <w:ilvl w:val="0"/>
+          <w:numId w:val="7"/>
+        </w:numPr>
+        <w:spacing w:after="120" w:line="311" w:lineRule="auto"/>
+        <w:ind w:right="19" w:hanging="240"/>
+        <w:jc w:val="both"/>
+        <w:rPr>
+          <w:rFonts w:ascii="Calibri" w:eastAsia="Calibri" w:hAnsi="Calibri" w:cs="Calibri"/>
+          <w:color w:val="000000"/>
+          <w:lang w:val="sv-SE"/>
+        </w:rPr>
+      </w:pPr>
+      <w:r>
+        <w:rPr>
+          <w:rFonts w:ascii="Times New Roman" w:eastAsia="Times New Roman" w:hAnsi="Times New Roman" w:cs="Times New Roman"/>
+          <w:color w:val="000000"/>
+          <w:sz w:val="24"/>
+          <w:lang w:val="sv-SE"/>
+        </w:rPr>
+        <w:t>Dosen Pembimbing yang telah memberikan arahan, saran, dan ilmu yang sangat bermanfaat dalam penyelesaian project ini.</w:t>
+      </w:r>
+    </w:p>
+    <w:p>
+      <w:pPr>
+        <w:numPr>
+          <w:ilvl w:val="0"/>
+          <w:numId w:val="7"/>
+        </w:numPr>
+        <w:spacing w:after="120" w:line="311" w:lineRule="auto"/>
+        <w:ind w:right="19" w:hanging="240"/>
+        <w:jc w:val="both"/>
+        <w:rPr>
+          <w:rFonts w:ascii="Calibri" w:eastAsia="Calibri" w:hAnsi="Calibri" w:cs="Calibri"/>
+          <w:color w:val="000000"/>
+          <w:lang w:val="sv-SE"/>
+        </w:rPr>
+      </w:pPr>
+      <w:r>
+        <w:rPr>
+          <w:rFonts w:ascii="Times New Roman" w:eastAsia="Times New Roman" w:hAnsi="Times New Roman" w:cs="Times New Roman"/>
+          <w:color w:val="000000"/>
+          <w:sz w:val="24"/>
+          <w:lang w:val="sv-SE"/>
+        </w:rPr>
+        <w:t>Seluruh Dosen dan Staf Civitas Akademika Institut Teknologi &amp; Bisnis Bina Sarana Global yang telah memberikan bekal ilmu pengetahuan.</w:t>
+      </w:r>
+    </w:p>
+    <w:p>
+      <w:pPr>
+        <w:numPr>
+          <w:ilvl w:val="0"/>
+          <w:numId w:val="7"/>
+        </w:numPr>
+        <w:spacing w:after="120" w:line="311" w:lineRule="auto"/>
+        <w:ind w:right="19" w:hanging="240"/>
+        <w:jc w:val="both"/>
+        <w:rPr>
+          <w:rFonts w:ascii="Calibri" w:eastAsia="Calibri" w:hAnsi="Calibri" w:cs="Calibri"/>
+          <w:color w:val="000000"/>
+          <w:lang w:val="en-US"/>
+        </w:rPr>
+      </w:pPr>
+      <w:proofErr w:type="spellStart"/>
+      <w:r>
+        <w:rPr>
+          <w:rFonts w:ascii="Times New Roman" w:eastAsia="Times New Roman" w:hAnsi="Times New Roman" w:cs="Times New Roman"/>
+          <w:color w:val="000000"/>
+          <w:sz w:val="24"/>
+          <w:lang w:val="en-US"/>
+        </w:rPr>
+        <w:t>Pemilik</w:t>
+      </w:r>
+      <w:proofErr w:type="spellEnd"/>
+      <w:r>
+        <w:rPr>
+          <w:rFonts w:ascii="Times New Roman" w:eastAsia="Times New Roman" w:hAnsi="Times New Roman" w:cs="Times New Roman"/>
+          <w:color w:val="000000"/>
+          <w:sz w:val="24"/>
+          <w:lang w:val="en-US"/>
+        </w:rPr>
+        <w:t xml:space="preserve"> </w:t>
+      </w:r>
+      <w:proofErr w:type="spellStart"/>
+      <w:r>
+        <w:rPr>
+          <w:rFonts w:ascii="Times New Roman" w:eastAsia="Times New Roman" w:hAnsi="Times New Roman" w:cs="Times New Roman"/>
+          <w:color w:val="000000"/>
+          <w:sz w:val="24"/>
+          <w:lang w:val="en-US"/>
+        </w:rPr>
+        <w:t>Warung</w:t>
+      </w:r>
+      <w:proofErr w:type="spellEnd"/>
+      <w:r>
+        <w:rPr>
+          <w:rFonts w:ascii="Times New Roman" w:eastAsia="Times New Roman" w:hAnsi="Times New Roman" w:cs="Times New Roman"/>
+          <w:color w:val="000000"/>
+          <w:sz w:val="24"/>
+          <w:lang w:val="en-US"/>
+        </w:rPr>
+        <w:t xml:space="preserve"> </w:t>
+      </w:r>
+      <w:proofErr w:type="spellStart"/>
+      <w:r>
+        <w:rPr>
+          <w:rFonts w:ascii="Times New Roman" w:eastAsia="Times New Roman" w:hAnsi="Times New Roman" w:cs="Times New Roman"/>
+          <w:color w:val="000000"/>
+          <w:sz w:val="24"/>
+          <w:lang w:val="en-US"/>
+        </w:rPr>
+        <w:t>Toserba</w:t>
+      </w:r>
+      <w:proofErr w:type="spellEnd"/>
+      <w:r>
+        <w:rPr>
+          <w:rFonts w:ascii="Times New Roman" w:eastAsia="Times New Roman" w:hAnsi="Times New Roman" w:cs="Times New Roman"/>
+          <w:color w:val="000000"/>
+          <w:sz w:val="24"/>
+          <w:lang w:val="en-US"/>
+        </w:rPr>
+        <w:t xml:space="preserve"> yang </w:t>
+      </w:r>
+      <w:proofErr w:type="spellStart"/>
+      <w:r>
+        <w:rPr>
+          <w:rFonts w:ascii="Times New Roman" w:eastAsia="Times New Roman" w:hAnsi="Times New Roman" w:cs="Times New Roman"/>
+          <w:color w:val="000000"/>
+          <w:sz w:val="24"/>
+          <w:lang w:val="en-US"/>
+        </w:rPr>
+        <w:t>telah</w:t>
+      </w:r>
+      <w:proofErr w:type="spellEnd"/>
+      <w:r>
+        <w:rPr>
+          <w:rFonts w:ascii="Times New Roman" w:eastAsia="Times New Roman" w:hAnsi="Times New Roman" w:cs="Times New Roman"/>
+          <w:color w:val="000000"/>
+          <w:sz w:val="24"/>
+          <w:lang w:val="en-US"/>
+        </w:rPr>
+        <w:t xml:space="preserve"> </w:t>
+      </w:r>
+      <w:proofErr w:type="spellStart"/>
+      <w:r>
+        <w:rPr>
+          <w:rFonts w:ascii="Times New Roman" w:eastAsia="Times New Roman" w:hAnsi="Times New Roman" w:cs="Times New Roman"/>
+          <w:color w:val="000000"/>
+          <w:sz w:val="24"/>
+          <w:lang w:val="en-US"/>
+        </w:rPr>
+        <w:t>memberikan</w:t>
+      </w:r>
+      <w:proofErr w:type="spellEnd"/>
+      <w:r>
+        <w:rPr>
+          <w:rFonts w:ascii="Times New Roman" w:eastAsia="Times New Roman" w:hAnsi="Times New Roman" w:cs="Times New Roman"/>
+          <w:color w:val="000000"/>
+          <w:sz w:val="24"/>
+          <w:lang w:val="en-US"/>
+        </w:rPr>
+        <w:t xml:space="preserve"> </w:t>
+      </w:r>
+      <w:proofErr w:type="spellStart"/>
+      <w:r>
+        <w:rPr>
+          <w:rFonts w:ascii="Times New Roman" w:eastAsia="Times New Roman" w:hAnsi="Times New Roman" w:cs="Times New Roman"/>
+          <w:color w:val="000000"/>
+          <w:sz w:val="24"/>
+          <w:lang w:val="en-US"/>
+        </w:rPr>
+        <w:t>izin</w:t>
+      </w:r>
+      <w:proofErr w:type="spellEnd"/>
+      <w:r>
+        <w:rPr>
+          <w:rFonts w:ascii="Times New Roman" w:eastAsia="Times New Roman" w:hAnsi="Times New Roman" w:cs="Times New Roman"/>
+          <w:color w:val="000000"/>
+          <w:sz w:val="24"/>
+          <w:lang w:val="en-US"/>
+        </w:rPr>
+        <w:t xml:space="preserve"> dan </w:t>
+      </w:r>
+      <w:proofErr w:type="spellStart"/>
+      <w:r>
+        <w:rPr>
+          <w:rFonts w:ascii="Times New Roman" w:eastAsia="Times New Roman" w:hAnsi="Times New Roman" w:cs="Times New Roman"/>
+          <w:color w:val="000000"/>
+          <w:sz w:val="24"/>
+          <w:lang w:val="en-US"/>
+        </w:rPr>
+        <w:t>bantuan</w:t>
+      </w:r>
+      <w:proofErr w:type="spellEnd"/>
+      <w:r>
+        <w:rPr>
+          <w:rFonts w:ascii="Times New Roman" w:eastAsia="Times New Roman" w:hAnsi="Times New Roman" w:cs="Times New Roman"/>
+          <w:color w:val="000000"/>
+          <w:sz w:val="24"/>
+          <w:lang w:val="en-US"/>
+        </w:rPr>
+        <w:t xml:space="preserve"> data </w:t>
+      </w:r>
+      <w:proofErr w:type="spellStart"/>
+      <w:r>
+        <w:rPr>
+          <w:rFonts w:ascii="Times New Roman" w:eastAsia="Times New Roman" w:hAnsi="Times New Roman" w:cs="Times New Roman"/>
+          <w:color w:val="000000"/>
+          <w:sz w:val="24"/>
+          <w:lang w:val="en-US"/>
+        </w:rPr>
+        <w:t>selama</w:t>
+      </w:r>
+      <w:proofErr w:type="spellEnd"/>
+      <w:r>
+        <w:rPr>
+          <w:rFonts w:ascii="Times New Roman" w:eastAsia="Times New Roman" w:hAnsi="Times New Roman" w:cs="Times New Roman"/>
+          <w:color w:val="000000"/>
+          <w:sz w:val="24"/>
+          <w:lang w:val="en-US"/>
+        </w:rPr>
+        <w:t xml:space="preserve"> proses </w:t>
+      </w:r>
+      <w:proofErr w:type="spellStart"/>
+      <w:r>
+        <w:rPr>
+          <w:rFonts w:ascii="Times New Roman" w:eastAsia="Times New Roman" w:hAnsi="Times New Roman" w:cs="Times New Roman"/>
+          <w:color w:val="000000"/>
+          <w:sz w:val="24"/>
+          <w:lang w:val="en-US"/>
+        </w:rPr>
+        <w:t>penelitian</w:t>
+      </w:r>
+      <w:proofErr w:type="spellEnd"/>
+      <w:r>
+        <w:rPr>
+          <w:rFonts w:ascii="Times New Roman" w:eastAsia="Times New Roman" w:hAnsi="Times New Roman" w:cs="Times New Roman"/>
+          <w:color w:val="000000"/>
+          <w:sz w:val="24"/>
+          <w:lang w:val="en-US"/>
+        </w:rPr>
+        <w:t>.</w:t>
+      </w:r>
+    </w:p>
+    <w:p>
+      <w:pPr>
+        <w:numPr>
+          <w:ilvl w:val="0"/>
+          <w:numId w:val="7"/>
+        </w:numPr>
+        <w:spacing w:after="120" w:line="311" w:lineRule="auto"/>
+        <w:ind w:right="19" w:hanging="240"/>
+        <w:jc w:val="both"/>
+        <w:rPr>
+          <w:rFonts w:ascii="Calibri" w:eastAsia="Calibri" w:hAnsi="Calibri" w:cs="Calibri"/>
+          <w:color w:val="000000"/>
+          <w:lang w:val="sv-SE"/>
+        </w:rPr>
+      </w:pPr>
+      <w:r>
+        <w:rPr>
+          <w:rFonts w:ascii="Times New Roman" w:eastAsia="Times New Roman" w:hAnsi="Times New Roman" w:cs="Times New Roman"/>
+          <w:color w:val="000000"/>
+          <w:sz w:val="24"/>
+          <w:lang w:val="sv-SE"/>
+        </w:rPr>
+        <w:t>Orang tua dan keluarga tercinta yang senantiasa memberikan dukungan moral, material, serta doa yang tiada henti.</w:t>
+      </w:r>
+    </w:p>
+    <w:p>
+      <w:pPr>
+        <w:numPr>
+          <w:ilvl w:val="0"/>
+          <w:numId w:val="7"/>
+        </w:numPr>
+        <w:spacing w:after="240" w:line="311" w:lineRule="auto"/>
+        <w:ind w:right="19" w:hanging="240"/>
+        <w:jc w:val="both"/>
+        <w:rPr>
+          <w:rFonts w:ascii="Calibri" w:eastAsia="Calibri" w:hAnsi="Calibri" w:cs="Calibri"/>
+          <w:color w:val="000000"/>
+          <w:lang w:val="sv-SE"/>
+        </w:rPr>
+      </w:pPr>
+      <w:r>
+        <w:rPr>
+          <w:rFonts w:ascii="Times New Roman" w:eastAsia="Times New Roman" w:hAnsi="Times New Roman" w:cs="Times New Roman"/>
+          <w:color w:val="000000"/>
+          <w:sz w:val="24"/>
+          <w:lang w:val="sv-SE"/>
+        </w:rPr>
+        <w:t>Rekan-rekan mahasiswa yang telah memberikan semangat dan kerja sama dalam proses perkuliahan.</w:t>
+      </w:r>
+    </w:p>
+    <w:p>
+      <w:pPr>
+        <w:spacing w:after="960" w:line="311" w:lineRule="auto"/>
+        <w:ind w:right="19" w:firstLine="680"/>
+        <w:jc w:val="both"/>
+        <w:rPr>
+          <w:rFonts w:ascii="Calibri" w:eastAsia="Calibri" w:hAnsi="Calibri" w:cs="Calibri"/>
+          <w:color w:val="000000"/>
+          <w:lang w:val="sv-SE"/>
+        </w:rPr>
+      </w:pPr>
+      <w:r>
+        <w:rPr>
+          <w:rFonts w:ascii="Times New Roman" w:eastAsia="Times New Roman" w:hAnsi="Times New Roman" w:cs="Times New Roman"/>
+          <w:color w:val="000000"/>
+          <w:sz w:val="24"/>
+          <w:lang w:val="sv-SE"/>
+        </w:rPr>
+        <w:t>Penulis menyadari bahwa laporan ini masih memiliki kekurangan. Oleh karena itu, kritik dan saran yang membangun sangat diharapkan demi kesempurnaan di masa mendatang. Semoga laporan ini bermanfaat bagi pembaca dan perkembangan ilmu teknologi informasi.</w:t>
+      </w:r>
+    </w:p>
+    <w:p>
+      <w:pPr>
         <w:spacing w:after="0" w:line="259" w:lineRule="auto"/>
+        <w:ind w:right="506" w:firstLine="0"/>
+        <w:jc w:val="right"/>
+        <w:rPr>
+          <w:rFonts w:ascii="Calibri" w:eastAsia="Calibri" w:hAnsi="Calibri" w:cs="Calibri"/>
+          <w:color w:val="000000"/>
+          <w:lang w:val="en-US"/>
+        </w:rPr>
+      </w:pPr>
+      <w:r>
+        <w:rPr>
+          <w:rFonts w:ascii="Times New Roman" w:eastAsia="Times New Roman" w:hAnsi="Times New Roman" w:cs="Times New Roman"/>
+          <w:color w:val="000000"/>
+          <w:sz w:val="24"/>
+          <w:lang w:val="en-US"/>
+        </w:rPr>
+        <w:t>Tangerang, Mei 2026</w:t>
+      </w:r>
+    </w:p>
+    <w:p>
+      <w:pPr>
+        <w:tabs>
+          <w:tab w:val="left" w:pos="2694"/>
+        </w:tabs>
+        <w:ind w:firstLine="0"/>
+        <w:rPr>
+          <w:rFonts w:ascii="Times New Roman" w:hAnsi="Times New Roman"/>
+          <w:b/>
+          <w:bCs/>
+          <w:sz w:val="24"/>
+          <w:szCs w:val="24"/>
+          <w:lang w:val="en-US"/>
+        </w:rPr>
+      </w:pPr>
+    </w:p>
+    <w:p>
+      <w:pPr>
+        <w:tabs>
+          <w:tab w:val="left" w:pos="2694"/>
+        </w:tabs>
+        <w:ind w:firstLine="0"/>
+        <w:rPr>
+          <w:rFonts w:ascii="Times New Roman" w:hAnsi="Times New Roman"/>
+          <w:b/>
+          <w:bCs/>
+          <w:sz w:val="24"/>
+          <w:szCs w:val="24"/>
+          <w:lang w:val="en-US"/>
+        </w:rPr>
+      </w:pPr>
+    </w:p>
+    <w:p>
+      <w:pPr>
+        <w:tabs>
+          <w:tab w:val="left" w:pos="2694"/>
+        </w:tabs>
+        <w:ind w:firstLine="0"/>
+        <w:rPr>
+          <w:rFonts w:ascii="Times New Roman" w:hAnsi="Times New Roman"/>
+          <w:b/>
+          <w:bCs/>
+          <w:sz w:val="24"/>
+          <w:szCs w:val="24"/>
+          <w:lang w:val="en-US"/>
+        </w:rPr>
+      </w:pPr>
+    </w:p>
+    <w:p>
+      <w:pPr>
+        <w:keepNext/>
+        <w:keepLines/>
+        <w:spacing w:after="424" w:line="278" w:lineRule="auto"/>
+        <w:ind w:left="10" w:right="34" w:hanging="10"/>
+        <w:jc w:val="center"/>
+        <w:outlineLvl w:val="0"/>
+        <w:rPr>
+          <w:rFonts w:ascii="Times New Roman" w:eastAsia="Times New Roman" w:hAnsi="Times New Roman" w:cs="Times New Roman"/>
+          <w:b/>
+          <w:color w:val="000000"/>
+          <w:sz w:val="28"/>
+          <w:lang w:val="sv-SE"/>
+        </w:rPr>
+      </w:pPr>
+      <w:bookmarkStart w:id="3" w:name="_Toc228516101"/>
+      <w:r>
+        <w:rPr>
+          <w:rFonts w:ascii="Times New Roman" w:eastAsia="Times New Roman" w:hAnsi="Times New Roman" w:cs="Times New Roman"/>
+          <w:b/>
+          <w:color w:val="000000"/>
+          <w:sz w:val="28"/>
+          <w:lang w:val="sv-SE"/>
+        </w:rPr>
+        <w:lastRenderedPageBreak/>
+        <w:t>DAFTAR ISI</w:t>
+      </w:r>
+      <w:bookmarkEnd w:id="3"/>
+    </w:p>
+    <w:sdt>
+      <w:sdtPr>
         <w:rPr>
           <w:rFonts w:ascii="Times New Roman" w:hAnsi="Times New Roman" w:cs="Times New Roman"/>
           <w:sz w:val="24"/>
           <w:szCs w:val="24"/>
         </w:rPr>
-      </w:pPr>
-      <w:r>
-        <w:rPr>
-          <w:rFonts w:ascii="Times New Roman" w:hAnsi="Times New Roman" w:cs="Times New Roman"/>
+        <w:id w:val="1979182786"/>
+        <w:docPartObj>
+          <w:docPartGallery w:val="Table of Contents"/>
+          <w:docPartUnique/>
+        </w:docPartObj>
+      </w:sdtPr>
+      <w:sdtEndPr>
+        <w:rPr>
+          <w:rFonts w:eastAsiaTheme="minorHAnsi"/>
+          <w:b/>
+          <w:bCs/>
+          <w:noProof/>
+          <w:color w:val="auto"/>
+          <w:kern w:val="2"/>
+          <w:lang w:val="en-ID"/>
+          <w14:ligatures w14:val="standardContextual"/>
+        </w:rPr>
+      </w:sdtEndPr>
+      <w:sdtContent>
+        <w:p>
+          <w:pPr>
+            <w:pStyle w:val="TOCHeading"/>
+            <w:rPr>
+              <w:rFonts w:ascii="Times New Roman" w:hAnsi="Times New Roman" w:cs="Times New Roman"/>
+              <w:sz w:val="24"/>
+              <w:szCs w:val="24"/>
+            </w:rPr>
+          </w:pPr>
+        </w:p>
+        <w:p>
+          <w:pPr>
+            <w:pStyle w:val="TOC1"/>
+            <w:tabs>
+              <w:tab w:val="right" w:leader="dot" w:pos="8777"/>
+            </w:tabs>
+            <w:rPr>
+              <w:rFonts w:ascii="Times New Roman" w:eastAsiaTheme="minorEastAsia" w:hAnsi="Times New Roman" w:cs="Times New Roman"/>
+              <w:noProof/>
+              <w:sz w:val="24"/>
+              <w:szCs w:val="24"/>
+              <w:lang w:val="en-US"/>
+            </w:rPr>
+          </w:pPr>
+          <w:r>
+            <w:rPr>
+              <w:rFonts w:ascii="Times New Roman" w:hAnsi="Times New Roman" w:cs="Times New Roman"/>
+              <w:sz w:val="24"/>
+              <w:szCs w:val="24"/>
+            </w:rPr>
+            <w:fldChar w:fldCharType="begin"/>
+          </w:r>
+          <w:r>
+            <w:rPr>
+              <w:rFonts w:ascii="Times New Roman" w:hAnsi="Times New Roman" w:cs="Times New Roman"/>
+              <w:sz w:val="24"/>
+              <w:szCs w:val="24"/>
+            </w:rPr>
+            <w:instrText xml:space="preserve"> TOC \o "1-3" \h \z \u </w:instrText>
+          </w:r>
+          <w:r>
+            <w:rPr>
+              <w:rFonts w:ascii="Times New Roman" w:hAnsi="Times New Roman" w:cs="Times New Roman"/>
+              <w:sz w:val="24"/>
+              <w:szCs w:val="24"/>
+            </w:rPr>
+            <w:fldChar w:fldCharType="separate"/>
+          </w:r>
+          <w:hyperlink w:anchor="_Toc228516099" w:history="1">
+            <w:r>
+              <w:rPr>
+                <w:rStyle w:val="Hyperlink"/>
+                <w:rFonts w:ascii="Times New Roman" w:eastAsia="Times New Roman" w:hAnsi="Times New Roman" w:cs="Times New Roman"/>
+                <w:b/>
+                <w:noProof/>
+                <w:sz w:val="24"/>
+                <w:szCs w:val="24"/>
+                <w:lang w:val="sv-SE"/>
+              </w:rPr>
+              <w:t>ABSTRAK</w:t>
+            </w:r>
+            <w:r>
+              <w:rPr>
+                <w:rFonts w:ascii="Times New Roman" w:hAnsi="Times New Roman" w:cs="Times New Roman"/>
+                <w:noProof/>
+                <w:webHidden/>
+                <w:sz w:val="24"/>
+                <w:szCs w:val="24"/>
+              </w:rPr>
+              <w:tab/>
+            </w:r>
+            <w:r>
+              <w:rPr>
+                <w:rFonts w:ascii="Times New Roman" w:hAnsi="Times New Roman" w:cs="Times New Roman"/>
+                <w:noProof/>
+                <w:webHidden/>
+                <w:sz w:val="24"/>
+                <w:szCs w:val="24"/>
+              </w:rPr>
+              <w:fldChar w:fldCharType="begin"/>
+            </w:r>
+            <w:r>
+              <w:rPr>
+                <w:rFonts w:ascii="Times New Roman" w:hAnsi="Times New Roman" w:cs="Times New Roman"/>
+                <w:noProof/>
+                <w:webHidden/>
+                <w:sz w:val="24"/>
+                <w:szCs w:val="24"/>
+              </w:rPr>
+              <w:instrText xml:space="preserve"> PAGEREF _Toc228516099 \h </w:instrText>
+            </w:r>
+            <w:r>
+              <w:rPr>
+                <w:rFonts w:ascii="Times New Roman" w:hAnsi="Times New Roman" w:cs="Times New Roman"/>
+                <w:noProof/>
+                <w:webHidden/>
+                <w:sz w:val="24"/>
+                <w:szCs w:val="24"/>
+              </w:rPr>
+            </w:r>
+            <w:r>
+              <w:rPr>
+                <w:rFonts w:ascii="Times New Roman" w:hAnsi="Times New Roman" w:cs="Times New Roman"/>
+                <w:noProof/>
+                <w:webHidden/>
+                <w:sz w:val="24"/>
+                <w:szCs w:val="24"/>
+              </w:rPr>
+              <w:fldChar w:fldCharType="separate"/>
+            </w:r>
+            <w:r>
+              <w:rPr>
+                <w:rFonts w:ascii="Times New Roman" w:hAnsi="Times New Roman" w:cs="Times New Roman"/>
+                <w:noProof/>
+                <w:webHidden/>
+                <w:sz w:val="24"/>
+                <w:szCs w:val="24"/>
+              </w:rPr>
+              <w:t>3</w:t>
+            </w:r>
+            <w:r>
+              <w:rPr>
+                <w:rFonts w:ascii="Times New Roman" w:hAnsi="Times New Roman" w:cs="Times New Roman"/>
+                <w:noProof/>
+                <w:webHidden/>
+                <w:sz w:val="24"/>
+                <w:szCs w:val="24"/>
+              </w:rPr>
+              <w:fldChar w:fldCharType="end"/>
+            </w:r>
+          </w:hyperlink>
+        </w:p>
+        <w:p>
+          <w:pPr>
+            <w:pStyle w:val="TOC1"/>
+            <w:tabs>
+              <w:tab w:val="right" w:leader="dot" w:pos="8777"/>
+            </w:tabs>
+            <w:rPr>
+              <w:rFonts w:ascii="Times New Roman" w:eastAsiaTheme="minorEastAsia" w:hAnsi="Times New Roman" w:cs="Times New Roman"/>
+              <w:noProof/>
+              <w:sz w:val="24"/>
+              <w:szCs w:val="24"/>
+              <w:lang w:val="en-US"/>
+            </w:rPr>
+          </w:pPr>
+          <w:hyperlink w:anchor="_Toc228516100" w:history="1">
+            <w:r>
+              <w:rPr>
+                <w:rStyle w:val="Hyperlink"/>
+                <w:rFonts w:ascii="Times New Roman" w:eastAsia="Times New Roman" w:hAnsi="Times New Roman" w:cs="Times New Roman"/>
+                <w:b/>
+                <w:noProof/>
+                <w:sz w:val="24"/>
+                <w:szCs w:val="24"/>
+                <w:lang w:val="sv-SE"/>
+              </w:rPr>
+              <w:t>KATA PENGANTAR</w:t>
+            </w:r>
+            <w:r>
+              <w:rPr>
+                <w:rFonts w:ascii="Times New Roman" w:hAnsi="Times New Roman" w:cs="Times New Roman"/>
+                <w:noProof/>
+                <w:webHidden/>
+                <w:sz w:val="24"/>
+                <w:szCs w:val="24"/>
+              </w:rPr>
+              <w:tab/>
+            </w:r>
+            <w:r>
+              <w:rPr>
+                <w:rFonts w:ascii="Times New Roman" w:hAnsi="Times New Roman" w:cs="Times New Roman"/>
+                <w:noProof/>
+                <w:webHidden/>
+                <w:sz w:val="24"/>
+                <w:szCs w:val="24"/>
+              </w:rPr>
+              <w:fldChar w:fldCharType="begin"/>
+            </w:r>
+            <w:r>
+              <w:rPr>
+                <w:rFonts w:ascii="Times New Roman" w:hAnsi="Times New Roman" w:cs="Times New Roman"/>
+                <w:noProof/>
+                <w:webHidden/>
+                <w:sz w:val="24"/>
+                <w:szCs w:val="24"/>
+              </w:rPr>
+              <w:instrText xml:space="preserve"> PAGEREF _Toc228516100 \h </w:instrText>
+            </w:r>
+            <w:r>
+              <w:rPr>
+                <w:rFonts w:ascii="Times New Roman" w:hAnsi="Times New Roman" w:cs="Times New Roman"/>
+                <w:noProof/>
+                <w:webHidden/>
+                <w:sz w:val="24"/>
+                <w:szCs w:val="24"/>
+              </w:rPr>
+            </w:r>
+            <w:r>
+              <w:rPr>
+                <w:rFonts w:ascii="Times New Roman" w:hAnsi="Times New Roman" w:cs="Times New Roman"/>
+                <w:noProof/>
+                <w:webHidden/>
+                <w:sz w:val="24"/>
+                <w:szCs w:val="24"/>
+              </w:rPr>
+              <w:fldChar w:fldCharType="separate"/>
+            </w:r>
+            <w:r>
+              <w:rPr>
+                <w:rFonts w:ascii="Times New Roman" w:hAnsi="Times New Roman" w:cs="Times New Roman"/>
+                <w:noProof/>
+                <w:webHidden/>
+                <w:sz w:val="24"/>
+                <w:szCs w:val="24"/>
+              </w:rPr>
+              <w:t>4</w:t>
+            </w:r>
+            <w:r>
+              <w:rPr>
+                <w:rFonts w:ascii="Times New Roman" w:hAnsi="Times New Roman" w:cs="Times New Roman"/>
+                <w:noProof/>
+                <w:webHidden/>
+                <w:sz w:val="24"/>
+                <w:szCs w:val="24"/>
+              </w:rPr>
+              <w:fldChar w:fldCharType="end"/>
+            </w:r>
+          </w:hyperlink>
+        </w:p>
+        <w:p>
+          <w:pPr>
+            <w:pStyle w:val="TOC1"/>
+            <w:tabs>
+              <w:tab w:val="right" w:leader="dot" w:pos="8777"/>
+            </w:tabs>
+            <w:rPr>
+              <w:rFonts w:ascii="Times New Roman" w:eastAsiaTheme="minorEastAsia" w:hAnsi="Times New Roman" w:cs="Times New Roman"/>
+              <w:noProof/>
+              <w:sz w:val="24"/>
+              <w:szCs w:val="24"/>
+              <w:lang w:val="en-US"/>
+            </w:rPr>
+          </w:pPr>
+          <w:hyperlink w:anchor="_Toc228516101" w:history="1">
+            <w:r>
+              <w:rPr>
+                <w:rStyle w:val="Hyperlink"/>
+                <w:rFonts w:ascii="Times New Roman" w:eastAsia="Times New Roman" w:hAnsi="Times New Roman" w:cs="Times New Roman"/>
+                <w:b/>
+                <w:noProof/>
+                <w:sz w:val="24"/>
+                <w:szCs w:val="24"/>
+                <w:lang w:val="sv-SE"/>
+              </w:rPr>
+              <w:t>DAFTAR ISI</w:t>
+            </w:r>
+            <w:r>
+              <w:rPr>
+                <w:rFonts w:ascii="Times New Roman" w:hAnsi="Times New Roman" w:cs="Times New Roman"/>
+                <w:noProof/>
+                <w:webHidden/>
+                <w:sz w:val="24"/>
+                <w:szCs w:val="24"/>
+              </w:rPr>
+              <w:tab/>
+            </w:r>
+            <w:r>
+              <w:rPr>
+                <w:rFonts w:ascii="Times New Roman" w:hAnsi="Times New Roman" w:cs="Times New Roman"/>
+                <w:noProof/>
+                <w:webHidden/>
+                <w:sz w:val="24"/>
+                <w:szCs w:val="24"/>
+              </w:rPr>
+              <w:fldChar w:fldCharType="begin"/>
+            </w:r>
+            <w:r>
+              <w:rPr>
+                <w:rFonts w:ascii="Times New Roman" w:hAnsi="Times New Roman" w:cs="Times New Roman"/>
+                <w:noProof/>
+                <w:webHidden/>
+                <w:sz w:val="24"/>
+                <w:szCs w:val="24"/>
+              </w:rPr>
+              <w:instrText xml:space="preserve"> PAGEREF _Toc228516101 \h </w:instrText>
+            </w:r>
+            <w:r>
+              <w:rPr>
+                <w:rFonts w:ascii="Times New Roman" w:hAnsi="Times New Roman" w:cs="Times New Roman"/>
+                <w:noProof/>
+                <w:webHidden/>
+                <w:sz w:val="24"/>
+                <w:szCs w:val="24"/>
+              </w:rPr>
+            </w:r>
+            <w:r>
+              <w:rPr>
+                <w:rFonts w:ascii="Times New Roman" w:hAnsi="Times New Roman" w:cs="Times New Roman"/>
+                <w:noProof/>
+                <w:webHidden/>
+                <w:sz w:val="24"/>
+                <w:szCs w:val="24"/>
+              </w:rPr>
+              <w:fldChar w:fldCharType="separate"/>
+            </w:r>
+            <w:r>
+              <w:rPr>
+                <w:rFonts w:ascii="Times New Roman" w:hAnsi="Times New Roman" w:cs="Times New Roman"/>
+                <w:noProof/>
+                <w:webHidden/>
+                <w:sz w:val="24"/>
+                <w:szCs w:val="24"/>
+              </w:rPr>
+              <w:t>5</w:t>
+            </w:r>
+            <w:r>
+              <w:rPr>
+                <w:rFonts w:ascii="Times New Roman" w:hAnsi="Times New Roman" w:cs="Times New Roman"/>
+                <w:noProof/>
+                <w:webHidden/>
+                <w:sz w:val="24"/>
+                <w:szCs w:val="24"/>
+              </w:rPr>
+              <w:fldChar w:fldCharType="end"/>
+            </w:r>
+          </w:hyperlink>
+        </w:p>
+        <w:p>
+          <w:pPr>
+            <w:rPr>
+              <w:rFonts w:ascii="Times New Roman" w:hAnsi="Times New Roman" w:cs="Times New Roman"/>
+              <w:sz w:val="24"/>
+              <w:szCs w:val="24"/>
+            </w:rPr>
+          </w:pPr>
+          <w:r>
+            <w:rPr>
+              <w:rFonts w:ascii="Times New Roman" w:hAnsi="Times New Roman" w:cs="Times New Roman"/>
+              <w:b/>
+              <w:bCs/>
+              <w:noProof/>
+              <w:sz w:val="24"/>
+              <w:szCs w:val="24"/>
+            </w:rPr>
+            <w:fldChar w:fldCharType="end"/>
+          </w:r>
+        </w:p>
+      </w:sdtContent>
+    </w:sdt>
+    <w:p>
+      <w:pPr>
+        <w:keepNext/>
+        <w:keepLines/>
+        <w:spacing w:after="424" w:line="278" w:lineRule="auto"/>
+        <w:ind w:left="10" w:right="34" w:hanging="10"/>
+        <w:jc w:val="center"/>
+        <w:outlineLvl w:val="0"/>
+        <w:rPr>
+          <w:lang w:val="sv-SE"/>
+        </w:rPr>
+      </w:pPr>
+    </w:p>
+    <w:p>
+      <w:pPr>
+        <w:tabs>
+          <w:tab w:val="left" w:pos="2694"/>
+        </w:tabs>
+        <w:ind w:firstLine="0"/>
+        <w:rPr>
+          <w:rFonts w:ascii="Times New Roman" w:hAnsi="Times New Roman"/>
+          <w:b/>
+          <w:bCs/>
           <w:sz w:val="24"/>
           <w:szCs w:val="24"/>
-        </w:rPr>
-        <w:t xml:space="preserve"> </w:t>
-      </w:r>
-    </w:p>
-    <w:p>
-      <w:pPr>
-        <w:spacing w:after="96" w:line="259" w:lineRule="auto"/>
-        <w:ind w:right="690" w:firstLine="0"/>
-        <w:jc w:val="center"/>
-        <w:rPr>
-          <w:rFonts w:ascii="Times New Roman" w:hAnsi="Times New Roman" w:cs="Times New Roman"/>
+          <w:lang w:val="en-US"/>
+        </w:rPr>
+      </w:pPr>
+    </w:p>
+    <w:p>
+      <w:pPr>
+        <w:tabs>
+          <w:tab w:val="left" w:pos="2694"/>
+        </w:tabs>
+        <w:ind w:firstLine="0"/>
+        <w:rPr>
+          <w:rFonts w:ascii="Times New Roman" w:hAnsi="Times New Roman"/>
           <w:b/>
           <w:bCs/>
           <w:sz w:val="24"/>
           <w:szCs w:val="24"/>
-        </w:rPr>
-      </w:pPr>
-      <w:r>
-        <w:rPr>
-          <w:rFonts w:ascii="Times New Roman" w:hAnsi="Times New Roman" w:cs="Times New Roman"/>
+          <w:lang w:val="en-US"/>
+        </w:rPr>
+      </w:pPr>
+    </w:p>
+    <w:p>
+      <w:pPr>
+        <w:tabs>
+          <w:tab w:val="left" w:pos="2694"/>
+        </w:tabs>
+        <w:ind w:firstLine="0"/>
+        <w:rPr>
+          <w:rFonts w:ascii="Times New Roman" w:hAnsi="Times New Roman"/>
+          <w:b/>
+          <w:bCs/>
           <w:sz w:val="24"/>
           <w:szCs w:val="24"/>
-        </w:rPr>
-        <w:tab/>
-      </w:r>
-      <w:r>
-        <w:rPr>
-          <w:rFonts w:ascii="Times New Roman" w:hAnsi="Times New Roman" w:cs="Times New Roman"/>
+          <w:lang w:val="en-US"/>
+        </w:rPr>
+      </w:pPr>
+    </w:p>
+    <w:p>
+      <w:pPr>
+        <w:tabs>
+          <w:tab w:val="left" w:pos="2694"/>
+        </w:tabs>
+        <w:ind w:firstLine="0"/>
+        <w:rPr>
+          <w:rFonts w:ascii="Times New Roman" w:hAnsi="Times New Roman"/>
+          <w:b/>
+          <w:bCs/>
           <w:sz w:val="24"/>
           <w:szCs w:val="24"/>
-        </w:rPr>
-        <w:tab/>
-      </w:r>
-      <w:r>
-        <w:rPr>
-          <w:rFonts w:ascii="Times New Roman" w:hAnsi="Times New Roman" w:cs="Times New Roman"/>
+          <w:lang w:val="en-US"/>
+        </w:rPr>
+      </w:pPr>
+    </w:p>
+    <w:p>
+      <w:pPr>
+        <w:tabs>
+          <w:tab w:val="left" w:pos="2694"/>
+        </w:tabs>
+        <w:ind w:firstLine="0"/>
+        <w:rPr>
+          <w:rFonts w:ascii="Times New Roman" w:hAnsi="Times New Roman"/>
+          <w:b/>
+          <w:bCs/>
           <w:sz w:val="24"/>
           <w:szCs w:val="24"/>
-        </w:rPr>
-        <w:tab/>
-        <w:t xml:space="preserve">   </w:t>
-      </w:r>
-    </w:p>
-    <w:p>
-      <w:pPr>
-        <w:tabs>
-          <w:tab w:val="left" w:pos="2694"/>
-        </w:tabs>
-        <w:ind w:firstLine="0"/>
-        <w:rPr>
-          <w:rFonts w:ascii="Times New Roman" w:hAnsi="Times New Roman"/>
-          <w:b/>
-          <w:bCs/>
-          <w:sz w:val="28"/>
+          <w:lang w:val="en-US"/>
         </w:rPr>
       </w:pPr>
     </w:p>
@@ -2195,6 +3211,7 @@
           <w:bCs/>
           <w:sz w:val="24"/>
           <w:szCs w:val="24"/>
+          <w:lang w:val="en-US"/>
         </w:rPr>
       </w:pPr>
     </w:p>
@@ -2210,6 +3227,7 @@
           <w:bCs/>
           <w:sz w:val="24"/>
           <w:szCs w:val="24"/>
+          <w:lang w:val="en-US"/>
         </w:rPr>
       </w:pPr>
     </w:p>
@@ -2225,6 +3243,7 @@
           <w:bCs/>
           <w:sz w:val="24"/>
           <w:szCs w:val="24"/>
+          <w:lang w:val="en-US"/>
         </w:rPr>
       </w:pPr>
     </w:p>
@@ -2240,6 +3259,7 @@
           <w:bCs/>
           <w:sz w:val="24"/>
           <w:szCs w:val="24"/>
+          <w:lang w:val="en-US"/>
         </w:rPr>
       </w:pPr>
     </w:p>
@@ -2255,6 +3275,7 @@
           <w:bCs/>
           <w:sz w:val="24"/>
           <w:szCs w:val="24"/>
+          <w:lang w:val="sv-SE"/>
         </w:rPr>
       </w:pPr>
     </w:p>
@@ -2270,6 +3291,7 @@
           <w:bCs/>
           <w:sz w:val="24"/>
           <w:szCs w:val="24"/>
+          <w:lang w:val="sv-SE"/>
         </w:rPr>
       </w:pPr>
     </w:p>
@@ -2285,6 +3307,7 @@
           <w:bCs/>
           <w:sz w:val="24"/>
           <w:szCs w:val="24"/>
+          <w:lang w:val="sv-SE"/>
         </w:rPr>
       </w:pPr>
     </w:p>
@@ -2300,6 +3323,7 @@
           <w:bCs/>
           <w:sz w:val="24"/>
           <w:szCs w:val="24"/>
+          <w:lang w:val="sv-SE"/>
         </w:rPr>
       </w:pPr>
     </w:p>
@@ -2315,6 +3339,7 @@
           <w:bCs/>
           <w:sz w:val="24"/>
           <w:szCs w:val="24"/>
+          <w:lang w:val="sv-SE"/>
         </w:rPr>
       </w:pPr>
     </w:p>
@@ -2330,6 +3355,7 @@
           <w:bCs/>
           <w:sz w:val="24"/>
           <w:szCs w:val="24"/>
+          <w:lang w:val="sv-SE"/>
         </w:rPr>
       </w:pPr>
     </w:p>
@@ -2345,171 +3371,7 @@
           <w:bCs/>
           <w:sz w:val="24"/>
           <w:szCs w:val="24"/>
-        </w:rPr>
-      </w:pPr>
-    </w:p>
-    <w:p>
-      <w:pPr>
-        <w:tabs>
-          <w:tab w:val="left" w:pos="2694"/>
-        </w:tabs>
-        <w:ind w:firstLine="0"/>
-        <w:rPr>
-          <w:rFonts w:ascii="Times New Roman" w:hAnsi="Times New Roman"/>
-          <w:b/>
-          <w:bCs/>
-          <w:sz w:val="24"/>
-          <w:szCs w:val="24"/>
-        </w:rPr>
-      </w:pPr>
-    </w:p>
-    <w:p>
-      <w:pPr>
-        <w:tabs>
-          <w:tab w:val="left" w:pos="2694"/>
-        </w:tabs>
-        <w:ind w:firstLine="0"/>
-        <w:rPr>
-          <w:rFonts w:ascii="Times New Roman" w:hAnsi="Times New Roman"/>
-          <w:b/>
-          <w:bCs/>
-          <w:sz w:val="24"/>
-          <w:szCs w:val="24"/>
-        </w:rPr>
-      </w:pPr>
-    </w:p>
-    <w:p>
-      <w:pPr>
-        <w:tabs>
-          <w:tab w:val="left" w:pos="2694"/>
-        </w:tabs>
-        <w:ind w:firstLine="0"/>
-        <w:rPr>
-          <w:rFonts w:ascii="Times New Roman" w:hAnsi="Times New Roman"/>
-          <w:b/>
-          <w:bCs/>
-          <w:sz w:val="24"/>
-          <w:szCs w:val="24"/>
-        </w:rPr>
-      </w:pPr>
-    </w:p>
-    <w:p>
-      <w:pPr>
-        <w:tabs>
-          <w:tab w:val="left" w:pos="2694"/>
-        </w:tabs>
-        <w:ind w:firstLine="0"/>
-        <w:rPr>
-          <w:rFonts w:ascii="Times New Roman" w:hAnsi="Times New Roman"/>
-          <w:b/>
-          <w:bCs/>
-          <w:sz w:val="24"/>
-          <w:szCs w:val="24"/>
-        </w:rPr>
-      </w:pPr>
-    </w:p>
-    <w:p>
-      <w:pPr>
-        <w:tabs>
-          <w:tab w:val="left" w:pos="2694"/>
-        </w:tabs>
-        <w:ind w:firstLine="0"/>
-        <w:rPr>
-          <w:rFonts w:ascii="Times New Roman" w:hAnsi="Times New Roman"/>
-          <w:b/>
-          <w:bCs/>
-          <w:sz w:val="24"/>
-          <w:szCs w:val="24"/>
-        </w:rPr>
-      </w:pPr>
-    </w:p>
-    <w:p>
-      <w:pPr>
-        <w:tabs>
-          <w:tab w:val="left" w:pos="2694"/>
-        </w:tabs>
-        <w:ind w:firstLine="0"/>
-        <w:rPr>
-          <w:rFonts w:ascii="Times New Roman" w:hAnsi="Times New Roman"/>
-          <w:b/>
-          <w:bCs/>
-          <w:sz w:val="24"/>
-          <w:szCs w:val="24"/>
-        </w:rPr>
-      </w:pPr>
-    </w:p>
-    <w:p>
-      <w:pPr>
-        <w:tabs>
-          <w:tab w:val="left" w:pos="2694"/>
-        </w:tabs>
-        <w:ind w:firstLine="0"/>
-        <w:rPr>
-          <w:rFonts w:ascii="Times New Roman" w:hAnsi="Times New Roman"/>
-          <w:b/>
-          <w:bCs/>
-          <w:sz w:val="24"/>
-          <w:szCs w:val="24"/>
-        </w:rPr>
-      </w:pPr>
-    </w:p>
-    <w:p>
-      <w:pPr>
-        <w:tabs>
-          <w:tab w:val="left" w:pos="2694"/>
-        </w:tabs>
-        <w:ind w:firstLine="0"/>
-        <w:rPr>
-          <w:rFonts w:ascii="Times New Roman" w:hAnsi="Times New Roman"/>
-          <w:b/>
-          <w:bCs/>
-          <w:sz w:val="24"/>
-          <w:szCs w:val="24"/>
-        </w:rPr>
-      </w:pPr>
-    </w:p>
-    <w:p>
-      <w:pPr>
-        <w:tabs>
-          <w:tab w:val="left" w:pos="2694"/>
-        </w:tabs>
-        <w:ind w:firstLine="0"/>
-        <w:rPr>
-          <w:rFonts w:ascii="Times New Roman" w:hAnsi="Times New Roman"/>
-          <w:b/>
-          <w:bCs/>
-          <w:sz w:val="24"/>
-          <w:szCs w:val="24"/>
-        </w:rPr>
-      </w:pPr>
-    </w:p>
-    <w:p>
-      <w:pPr>
-        <w:tabs>
-          <w:tab w:val="left" w:pos="2694"/>
-        </w:tabs>
-        <w:ind w:firstLine="0"/>
-        <w:rPr>
-          <w:rFonts w:ascii="Times New Roman" w:hAnsi="Times New Roman"/>
-          <w:b/>
-          <w:bCs/>
-          <w:sz w:val="24"/>
-          <w:szCs w:val="24"/>
-        </w:rPr>
-      </w:pPr>
-    </w:p>
-    <w:p>
-      <w:pPr>
-        <w:tabs>
-          <w:tab w:val="left" w:pos="2694"/>
-        </w:tabs>
-        <w:ind w:firstLine="0"/>
-        <w:rPr>
-          <w:rFonts w:ascii="Times New Roman" w:hAnsi="Times New Roman"/>
-          <w:b/>
-          <w:bCs/>
-          <w:sz w:val="24"/>
-          <w:szCs w:val="24"/>
+          <w:lang w:val="sv-SE"/>
         </w:rPr>
       </w:pPr>
     </w:p>
@@ -2526,6 +3388,7 @@
           <w:bCs/>
           <w:sz w:val="28"/>
           <w:szCs w:val="28"/>
+          <w:lang w:val="sv-SE"/>
         </w:rPr>
       </w:pPr>
       <w:r>
@@ -2535,6 +3398,7 @@
           <w:bCs/>
           <w:sz w:val="28"/>
           <w:szCs w:val="28"/>
+          <w:lang w:val="sv-SE"/>
         </w:rPr>
         <w:t>BAB I</w:t>
       </w:r>
@@ -2551,6 +3415,7 @@
           <w:bCs/>
           <w:sz w:val="24"/>
           <w:szCs w:val="24"/>
+          <w:lang w:val="sv-SE"/>
         </w:rPr>
       </w:pPr>
       <w:r>
@@ -2560,7 +3425,9 @@
           <w:bCs/>
           <w:sz w:val="24"/>
           <w:szCs w:val="24"/>
-        </w:rPr>
+          <w:lang w:val="sv-SE"/>
+        </w:rPr>
+        <w:lastRenderedPageBreak/>
         <w:t>A.</w:t>
       </w:r>
       <w:r>
@@ -2571,12 +3438,11 @@
           <w:kern w:val="0"/>
           <w:sz w:val="24"/>
           <w:szCs w:val="24"/>
-          <w:lang w:eastAsia="en-ID"/>
+          <w:lang w:val="sv-SE" w:eastAsia="en-ID"/>
           <w14:ligatures w14:val="none"/>
         </w:rPr>
         <w:t xml:space="preserve"> </w:t>
       </w:r>
-      <w:proofErr w:type="spellStart"/>
       <w:r>
         <w:rPr>
           <w:rFonts w:ascii="Times New Roman" w:hAnsi="Times New Roman"/>
@@ -2584,19 +3450,9 @@
           <w:bCs/>
           <w:sz w:val="24"/>
           <w:szCs w:val="24"/>
-        </w:rPr>
-        <w:t>Judul</w:t>
-      </w:r>
-      <w:proofErr w:type="spellEnd"/>
-      <w:r>
-        <w:rPr>
-          <w:rFonts w:ascii="Times New Roman" w:hAnsi="Times New Roman"/>
-          <w:b/>
-          <w:bCs/>
-          <w:sz w:val="24"/>
-          <w:szCs w:val="24"/>
-        </w:rPr>
-        <w:t xml:space="preserve"> Project</w:t>
+          <w:lang w:val="sv-SE"/>
+        </w:rPr>
+        <w:t>Judul Project</w:t>
       </w:r>
     </w:p>
     <w:p>
@@ -2954,6 +3810,7 @@
           <w:rFonts w:ascii="Times New Roman" w:hAnsi="Times New Roman"/>
           <w:lang w:val="sv-SE"/>
         </w:rPr>
+        <w:lastRenderedPageBreak/>
         <w:t xml:space="preserve">Menganalisis sistem yang sedang berjalan pada UMKM Bakulan D. Frozen, khususnya pada proses penjualan dan pengelolaan stok. </w:t>
       </w:r>
     </w:p>
@@ -3633,6 +4490,218 @@
     </w:lvl>
   </w:abstractNum>
   <w:abstractNum w:abstractNumId="1" w15:restartNumberingAfterBreak="0">
+    <w:nsid w:val="13D34B7D"/>
+    <w:multiLevelType w:val="hybridMultilevel"/>
+    <w:tmpl w:val="5C708B2E"/>
+    <w:lvl w:ilvl="0" w:tplc="DEEA6674">
+      <w:start w:val="1"/>
+      <w:numFmt w:val="decimal"/>
+      <w:lvlText w:val="%1."/>
+      <w:lvlJc w:val="left"/>
+      <w:pPr>
+        <w:ind w:left="585"/>
+      </w:pPr>
+      <w:rPr>
+        <w:rFonts w:ascii="Times New Roman" w:eastAsia="Times New Roman" w:hAnsi="Times New Roman" w:cs="Times New Roman"/>
+        <w:b w:val="0"/>
+        <w:i w:val="0"/>
+        <w:strike w:val="0"/>
+        <w:dstrike w:val="0"/>
+        <w:color w:val="000000"/>
+        <w:sz w:val="24"/>
+        <w:szCs w:val="24"/>
+        <w:u w:val="none" w:color="000000"/>
+        <w:bdr w:val="none" w:sz="0" w:space="0" w:color="auto"/>
+        <w:shd w:val="clear" w:color="auto" w:fill="auto"/>
+        <w:vertAlign w:val="baseline"/>
+      </w:rPr>
+    </w:lvl>
+    <w:lvl w:ilvl="1" w:tplc="D2B2AF78">
+      <w:start w:val="1"/>
+      <w:numFmt w:val="lowerLetter"/>
+      <w:lvlText w:val="%2"/>
+      <w:lvlJc w:val="left"/>
+      <w:pPr>
+        <w:ind w:left="1440"/>
+      </w:pPr>
+      <w:rPr>
+        <w:rFonts w:ascii="Times New Roman" w:eastAsia="Times New Roman" w:hAnsi="Times New Roman" w:cs="Times New Roman"/>
+        <w:b w:val="0"/>
+        <w:i w:val="0"/>
+        <w:strike w:val="0"/>
+        <w:dstrike w:val="0"/>
+        <w:color w:val="000000"/>
+        <w:sz w:val="24"/>
+        <w:szCs w:val="24"/>
+        <w:u w:val="none" w:color="000000"/>
+        <w:bdr w:val="none" w:sz="0" w:space="0" w:color="auto"/>
+        <w:shd w:val="clear" w:color="auto" w:fill="auto"/>
+        <w:vertAlign w:val="baseline"/>
+      </w:rPr>
+    </w:lvl>
+    <w:lvl w:ilvl="2" w:tplc="387AFB5E">
+      <w:start w:val="1"/>
+      <w:numFmt w:val="lowerRoman"/>
+      <w:lvlText w:val="%3"/>
+      <w:lvlJc w:val="left"/>
+      <w:pPr>
+        <w:ind w:left="2160"/>
+      </w:pPr>
+      <w:rPr>
+        <w:rFonts w:ascii="Times New Roman" w:eastAsia="Times New Roman" w:hAnsi="Times New Roman" w:cs="Times New Roman"/>
+        <w:b w:val="0"/>
+        <w:i w:val="0"/>
+        <w:strike w:val="0"/>
+        <w:dstrike w:val="0"/>
+        <w:color w:val="000000"/>
+        <w:sz w:val="24"/>
+        <w:szCs w:val="24"/>
+        <w:u w:val="none" w:color="000000"/>
+        <w:bdr w:val="none" w:sz="0" w:space="0" w:color="auto"/>
+        <w:shd w:val="clear" w:color="auto" w:fill="auto"/>
+        <w:vertAlign w:val="baseline"/>
+      </w:rPr>
+    </w:lvl>
+    <w:lvl w:ilvl="3" w:tplc="CA584C88">
+      <w:start w:val="1"/>
+      <w:numFmt w:val="decimal"/>
+      <w:lvlText w:val="%4"/>
+      <w:lvlJc w:val="left"/>
+      <w:pPr>
+        <w:ind w:left="2880"/>
+      </w:pPr>
+      <w:rPr>
+        <w:rFonts w:ascii="Times New Roman" w:eastAsia="Times New Roman" w:hAnsi="Times New Roman" w:cs="Times New Roman"/>
+        <w:b w:val="0"/>
+        <w:i w:val="0"/>
+        <w:strike w:val="0"/>
+        <w:dstrike w:val="0"/>
+        <w:color w:val="000000"/>
+        <w:sz w:val="24"/>
+        <w:szCs w:val="24"/>
+        <w:u w:val="none" w:color="000000"/>
+        <w:bdr w:val="none" w:sz="0" w:space="0" w:color="auto"/>
+        <w:shd w:val="clear" w:color="auto" w:fill="auto"/>
+        <w:vertAlign w:val="baseline"/>
+      </w:rPr>
+    </w:lvl>
+    <w:lvl w:ilvl="4" w:tplc="791207A2">
+      <w:start w:val="1"/>
+      <w:numFmt w:val="lowerLetter"/>
+      <w:lvlText w:val="%5"/>
+      <w:lvlJc w:val="left"/>
+      <w:pPr>
+        <w:ind w:left="3600"/>
+      </w:pPr>
+      <w:rPr>
+        <w:rFonts w:ascii="Times New Roman" w:eastAsia="Times New Roman" w:hAnsi="Times New Roman" w:cs="Times New Roman"/>
+        <w:b w:val="0"/>
+        <w:i w:val="0"/>
+        <w:strike w:val="0"/>
+        <w:dstrike w:val="0"/>
+        <w:color w:val="000000"/>
+        <w:sz w:val="24"/>
+        <w:szCs w:val="24"/>
+        <w:u w:val="none" w:color="000000"/>
+        <w:bdr w:val="none" w:sz="0" w:space="0" w:color="auto"/>
+        <w:shd w:val="clear" w:color="auto" w:fill="auto"/>
+        <w:vertAlign w:val="baseline"/>
+      </w:rPr>
+    </w:lvl>
+    <w:lvl w:ilvl="5" w:tplc="43DCAE7A">
+      <w:start w:val="1"/>
+      <w:numFmt w:val="lowerRoman"/>
+      <w:lvlText w:val="%6"/>
+      <w:lvlJc w:val="left"/>
+      <w:pPr>
+        <w:ind w:left="4320"/>
+      </w:pPr>
+      <w:rPr>
+        <w:rFonts w:ascii="Times New Roman" w:eastAsia="Times New Roman" w:hAnsi="Times New Roman" w:cs="Times New Roman"/>
+        <w:b w:val="0"/>
+        <w:i w:val="0"/>
+        <w:strike w:val="0"/>
+        <w:dstrike w:val="0"/>
+        <w:color w:val="000000"/>
+        <w:sz w:val="24"/>
+        <w:szCs w:val="24"/>
+        <w:u w:val="none" w:color="000000"/>
+        <w:bdr w:val="none" w:sz="0" w:space="0" w:color="auto"/>
+        <w:shd w:val="clear" w:color="auto" w:fill="auto"/>
+        <w:vertAlign w:val="baseline"/>
+      </w:rPr>
+    </w:lvl>
+    <w:lvl w:ilvl="6" w:tplc="F768E4D6">
+      <w:start w:val="1"/>
+      <w:numFmt w:val="decimal"/>
+      <w:lvlText w:val="%7"/>
+      <w:lvlJc w:val="left"/>
+      <w:pPr>
+        <w:ind w:left="5040"/>
+      </w:pPr>
+      <w:rPr>
+        <w:rFonts w:ascii="Times New Roman" w:eastAsia="Times New Roman" w:hAnsi="Times New Roman" w:cs="Times New Roman"/>
+        <w:b w:val="0"/>
+        <w:i w:val="0"/>
+        <w:strike w:val="0"/>
+        <w:dstrike w:val="0"/>
+        <w:color w:val="000000"/>
+        <w:sz w:val="24"/>
+        <w:szCs w:val="24"/>
+        <w:u w:val="none" w:color="000000"/>
+        <w:bdr w:val="none" w:sz="0" w:space="0" w:color="auto"/>
+        <w:shd w:val="clear" w:color="auto" w:fill="auto"/>
+        <w:vertAlign w:val="baseline"/>
+      </w:rPr>
+    </w:lvl>
+    <w:lvl w:ilvl="7" w:tplc="9D869700">
+      <w:start w:val="1"/>
+      <w:numFmt w:val="lowerLetter"/>
+      <w:lvlText w:val="%8"/>
+      <w:lvlJc w:val="left"/>
+      <w:pPr>
+        <w:ind w:left="5760"/>
+      </w:pPr>
+      <w:rPr>
+        <w:rFonts w:ascii="Times New Roman" w:eastAsia="Times New Roman" w:hAnsi="Times New Roman" w:cs="Times New Roman"/>
+        <w:b w:val="0"/>
+        <w:i w:val="0"/>
+        <w:strike w:val="0"/>
+        <w:dstrike w:val="0"/>
+        <w:color w:val="000000"/>
+        <w:sz w:val="24"/>
+        <w:szCs w:val="24"/>
+        <w:u w:val="none" w:color="000000"/>
+        <w:bdr w:val="none" w:sz="0" w:space="0" w:color="auto"/>
+        <w:shd w:val="clear" w:color="auto" w:fill="auto"/>
+        <w:vertAlign w:val="baseline"/>
+      </w:rPr>
+    </w:lvl>
+    <w:lvl w:ilvl="8" w:tplc="4ED6D82C">
+      <w:start w:val="1"/>
+      <w:numFmt w:val="lowerRoman"/>
+      <w:lvlText w:val="%9"/>
+      <w:lvlJc w:val="left"/>
+      <w:pPr>
+        <w:ind w:left="6480"/>
+      </w:pPr>
+      <w:rPr>
+        <w:rFonts w:ascii="Times New Roman" w:eastAsia="Times New Roman" w:hAnsi="Times New Roman" w:cs="Times New Roman"/>
+        <w:b w:val="0"/>
+        <w:i w:val="0"/>
+        <w:strike w:val="0"/>
+        <w:dstrike w:val="0"/>
+        <w:color w:val="000000"/>
+        <w:sz w:val="24"/>
+        <w:szCs w:val="24"/>
+        <w:u w:val="none" w:color="000000"/>
+        <w:bdr w:val="none" w:sz="0" w:space="0" w:color="auto"/>
+        <w:shd w:val="clear" w:color="auto" w:fill="auto"/>
+        <w:vertAlign w:val="baseline"/>
+      </w:rPr>
+    </w:lvl>
+  </w:abstractNum>
+  <w:abstractNum w:abstractNumId="2" w15:restartNumberingAfterBreak="0">
     <w:nsid w:val="4E6E25C2"/>
     <w:multiLevelType w:val="multilevel"/>
     <w:tmpl w:val="84A081BA"/>
@@ -3745,7 +4814,219 @@
       </w:pPr>
     </w:lvl>
   </w:abstractNum>
-  <w:abstractNum w:abstractNumId="2" w15:restartNumberingAfterBreak="0">
+  <w:abstractNum w:abstractNumId="3" w15:restartNumberingAfterBreak="0">
+    <w:nsid w:val="517D6C21"/>
+    <w:multiLevelType w:val="hybridMultilevel"/>
+    <w:tmpl w:val="00E84000"/>
+    <w:lvl w:ilvl="0" w:tplc="8F38FCF2">
+      <w:start w:val="1"/>
+      <w:numFmt w:val="decimal"/>
+      <w:lvlText w:val="%1."/>
+      <w:lvlJc w:val="left"/>
+      <w:pPr>
+        <w:ind w:left="585"/>
+      </w:pPr>
+      <w:rPr>
+        <w:rFonts w:ascii="Times New Roman" w:eastAsia="Times New Roman" w:hAnsi="Times New Roman" w:cs="Times New Roman"/>
+        <w:b w:val="0"/>
+        <w:i w:val="0"/>
+        <w:strike w:val="0"/>
+        <w:dstrike w:val="0"/>
+        <w:color w:val="000000"/>
+        <w:sz w:val="24"/>
+        <w:szCs w:val="24"/>
+        <w:u w:val="none" w:color="000000"/>
+        <w:bdr w:val="none" w:sz="0" w:space="0" w:color="auto"/>
+        <w:shd w:val="clear" w:color="auto" w:fill="auto"/>
+        <w:vertAlign w:val="baseline"/>
+      </w:rPr>
+    </w:lvl>
+    <w:lvl w:ilvl="1" w:tplc="7538433E">
+      <w:start w:val="1"/>
+      <w:numFmt w:val="lowerLetter"/>
+      <w:lvlText w:val="%2"/>
+      <w:lvlJc w:val="left"/>
+      <w:pPr>
+        <w:ind w:left="1440"/>
+      </w:pPr>
+      <w:rPr>
+        <w:rFonts w:ascii="Times New Roman" w:eastAsia="Times New Roman" w:hAnsi="Times New Roman" w:cs="Times New Roman"/>
+        <w:b w:val="0"/>
+        <w:i w:val="0"/>
+        <w:strike w:val="0"/>
+        <w:dstrike w:val="0"/>
+        <w:color w:val="000000"/>
+        <w:sz w:val="24"/>
+        <w:szCs w:val="24"/>
+        <w:u w:val="none" w:color="000000"/>
+        <w:bdr w:val="none" w:sz="0" w:space="0" w:color="auto"/>
+        <w:shd w:val="clear" w:color="auto" w:fill="auto"/>
+        <w:vertAlign w:val="baseline"/>
+      </w:rPr>
+    </w:lvl>
+    <w:lvl w:ilvl="2" w:tplc="FFF4020E">
+      <w:start w:val="1"/>
+      <w:numFmt w:val="lowerRoman"/>
+      <w:lvlText w:val="%3"/>
+      <w:lvlJc w:val="left"/>
+      <w:pPr>
+        <w:ind w:left="2160"/>
+      </w:pPr>
+      <w:rPr>
+        <w:rFonts w:ascii="Times New Roman" w:eastAsia="Times New Roman" w:hAnsi="Times New Roman" w:cs="Times New Roman"/>
+        <w:b w:val="0"/>
+        <w:i w:val="0"/>
+        <w:strike w:val="0"/>
+        <w:dstrike w:val="0"/>
+        <w:color w:val="000000"/>
+        <w:sz w:val="24"/>
+        <w:szCs w:val="24"/>
+        <w:u w:val="none" w:color="000000"/>
+        <w:bdr w:val="none" w:sz="0" w:space="0" w:color="auto"/>
+        <w:shd w:val="clear" w:color="auto" w:fill="auto"/>
+        <w:vertAlign w:val="baseline"/>
+      </w:rPr>
+    </w:lvl>
+    <w:lvl w:ilvl="3" w:tplc="40B49E40">
+      <w:start w:val="1"/>
+      <w:numFmt w:val="decimal"/>
+      <w:lvlText w:val="%4"/>
+      <w:lvlJc w:val="left"/>
+      <w:pPr>
+        <w:ind w:left="2880"/>
+      </w:pPr>
+      <w:rPr>
+        <w:rFonts w:ascii="Times New Roman" w:eastAsia="Times New Roman" w:hAnsi="Times New Roman" w:cs="Times New Roman"/>
+        <w:b w:val="0"/>
+        <w:i w:val="0"/>
+        <w:strike w:val="0"/>
+        <w:dstrike w:val="0"/>
+        <w:color w:val="000000"/>
+        <w:sz w:val="24"/>
+        <w:szCs w:val="24"/>
+        <w:u w:val="none" w:color="000000"/>
+        <w:bdr w:val="none" w:sz="0" w:space="0" w:color="auto"/>
+        <w:shd w:val="clear" w:color="auto" w:fill="auto"/>
+        <w:vertAlign w:val="baseline"/>
+      </w:rPr>
+    </w:lvl>
+    <w:lvl w:ilvl="4" w:tplc="9DD814E0">
+      <w:start w:val="1"/>
+      <w:numFmt w:val="lowerLetter"/>
+      <w:lvlText w:val="%5"/>
+      <w:lvlJc w:val="left"/>
+      <w:pPr>
+        <w:ind w:left="3600"/>
+      </w:pPr>
+      <w:rPr>
+        <w:rFonts w:ascii="Times New Roman" w:eastAsia="Times New Roman" w:hAnsi="Times New Roman" w:cs="Times New Roman"/>
+        <w:b w:val="0"/>
+        <w:i w:val="0"/>
+        <w:strike w:val="0"/>
+        <w:dstrike w:val="0"/>
+        <w:color w:val="000000"/>
+        <w:sz w:val="24"/>
+        <w:szCs w:val="24"/>
+        <w:u w:val="none" w:color="000000"/>
+        <w:bdr w:val="none" w:sz="0" w:space="0" w:color="auto"/>
+        <w:shd w:val="clear" w:color="auto" w:fill="auto"/>
+        <w:vertAlign w:val="baseline"/>
+      </w:rPr>
+    </w:lvl>
+    <w:lvl w:ilvl="5" w:tplc="41245380">
+      <w:start w:val="1"/>
+      <w:numFmt w:val="lowerRoman"/>
+      <w:lvlText w:val="%6"/>
+      <w:lvlJc w:val="left"/>
+      <w:pPr>
+        <w:ind w:left="4320"/>
+      </w:pPr>
+      <w:rPr>
+        <w:rFonts w:ascii="Times New Roman" w:eastAsia="Times New Roman" w:hAnsi="Times New Roman" w:cs="Times New Roman"/>
+        <w:b w:val="0"/>
+        <w:i w:val="0"/>
+        <w:strike w:val="0"/>
+        <w:dstrike w:val="0"/>
+        <w:color w:val="000000"/>
+        <w:sz w:val="24"/>
+        <w:szCs w:val="24"/>
+        <w:u w:val="none" w:color="000000"/>
+        <w:bdr w:val="none" w:sz="0" w:space="0" w:color="auto"/>
+        <w:shd w:val="clear" w:color="auto" w:fill="auto"/>
+        <w:vertAlign w:val="baseline"/>
+      </w:rPr>
+    </w:lvl>
+    <w:lvl w:ilvl="6" w:tplc="CF98AF1A">
+      <w:start w:val="1"/>
+      <w:numFmt w:val="decimal"/>
+      <w:lvlText w:val="%7"/>
+      <w:lvlJc w:val="left"/>
+      <w:pPr>
+        <w:ind w:left="5040"/>
+      </w:pPr>
+      <w:rPr>
+        <w:rFonts w:ascii="Times New Roman" w:eastAsia="Times New Roman" w:hAnsi="Times New Roman" w:cs="Times New Roman"/>
+        <w:b w:val="0"/>
+        <w:i w:val="0"/>
+        <w:strike w:val="0"/>
+        <w:dstrike w:val="0"/>
+        <w:color w:val="000000"/>
+        <w:sz w:val="24"/>
+        <w:szCs w:val="24"/>
+        <w:u w:val="none" w:color="000000"/>
+        <w:bdr w:val="none" w:sz="0" w:space="0" w:color="auto"/>
+        <w:shd w:val="clear" w:color="auto" w:fill="auto"/>
+        <w:vertAlign w:val="baseline"/>
+      </w:rPr>
+    </w:lvl>
+    <w:lvl w:ilvl="7" w:tplc="F564B53C">
+      <w:start w:val="1"/>
+      <w:numFmt w:val="lowerLetter"/>
+      <w:lvlText w:val="%8"/>
+      <w:lvlJc w:val="left"/>
+      <w:pPr>
+        <w:ind w:left="5760"/>
+      </w:pPr>
+      <w:rPr>
+        <w:rFonts w:ascii="Times New Roman" w:eastAsia="Times New Roman" w:hAnsi="Times New Roman" w:cs="Times New Roman"/>
+        <w:b w:val="0"/>
+        <w:i w:val="0"/>
+        <w:strike w:val="0"/>
+        <w:dstrike w:val="0"/>
+        <w:color w:val="000000"/>
+        <w:sz w:val="24"/>
+        <w:szCs w:val="24"/>
+        <w:u w:val="none" w:color="000000"/>
+        <w:bdr w:val="none" w:sz="0" w:space="0" w:color="auto"/>
+        <w:shd w:val="clear" w:color="auto" w:fill="auto"/>
+        <w:vertAlign w:val="baseline"/>
+      </w:rPr>
+    </w:lvl>
+    <w:lvl w:ilvl="8" w:tplc="70F62608">
+      <w:start w:val="1"/>
+      <w:numFmt w:val="lowerRoman"/>
+      <w:lvlText w:val="%9"/>
+      <w:lvlJc w:val="left"/>
+      <w:pPr>
+        <w:ind w:left="6480"/>
+      </w:pPr>
+      <w:rPr>
+        <w:rFonts w:ascii="Times New Roman" w:eastAsia="Times New Roman" w:hAnsi="Times New Roman" w:cs="Times New Roman"/>
+        <w:b w:val="0"/>
+        <w:i w:val="0"/>
+        <w:strike w:val="0"/>
+        <w:dstrike w:val="0"/>
+        <w:color w:val="000000"/>
+        <w:sz w:val="24"/>
+        <w:szCs w:val="24"/>
+        <w:u w:val="none" w:color="000000"/>
+        <w:bdr w:val="none" w:sz="0" w:space="0" w:color="auto"/>
+        <w:shd w:val="clear" w:color="auto" w:fill="auto"/>
+        <w:vertAlign w:val="baseline"/>
+      </w:rPr>
+    </w:lvl>
+  </w:abstractNum>
+  <w:abstractNum w:abstractNumId="4" w15:restartNumberingAfterBreak="0">
     <w:nsid w:val="593F2006"/>
     <w:multiLevelType w:val="multilevel"/>
     <w:tmpl w:val="605E7840"/>
@@ -3858,7 +5139,7 @@
       </w:pPr>
     </w:lvl>
   </w:abstractNum>
-  <w:abstractNum w:abstractNumId="3" w15:restartNumberingAfterBreak="0">
+  <w:abstractNum w:abstractNumId="5" w15:restartNumberingAfterBreak="0">
     <w:nsid w:val="59957C9A"/>
     <w:multiLevelType w:val="multilevel"/>
     <w:tmpl w:val="C59EF4A0"/>
@@ -4007,7 +5288,7 @@
       </w:rPr>
     </w:lvl>
   </w:abstractNum>
-  <w:abstractNum w:abstractNumId="4" w15:restartNumberingAfterBreak="0">
+  <w:abstractNum w:abstractNumId="6" w15:restartNumberingAfterBreak="0">
     <w:nsid w:val="610E2AF0"/>
     <w:multiLevelType w:val="multilevel"/>
     <w:tmpl w:val="0C0ECD54"/>
@@ -4157,19 +5438,25 @@
     </w:lvl>
   </w:abstractNum>
   <w:num w:numId="1" w16cid:durableId="1360549366">
+    <w:abstractNumId w:val="4"/>
+  </w:num>
+  <w:num w:numId="2" w16cid:durableId="558397788">
     <w:abstractNumId w:val="2"/>
   </w:num>
-  <w:num w:numId="2" w16cid:durableId="558397788">
-    <w:abstractNumId w:val="1"/>
-  </w:num>
   <w:num w:numId="3" w16cid:durableId="1265118140">
-    <w:abstractNumId w:val="4"/>
+    <w:abstractNumId w:val="6"/>
   </w:num>
   <w:num w:numId="4" w16cid:durableId="435444026">
     <w:abstractNumId w:val="0"/>
   </w:num>
   <w:num w:numId="5" w16cid:durableId="685987362">
+    <w:abstractNumId w:val="5"/>
+  </w:num>
+  <w:num w:numId="6" w16cid:durableId="1518888706">
     <w:abstractNumId w:val="3"/>
+  </w:num>
+  <w:num w:numId="7" w16cid:durableId="1109203399">
+    <w:abstractNumId w:val="1"/>
   </w:num>
 </w:numbering>
 </file>
@@ -4574,7 +5861,7 @@
   <w:style w:type="paragraph" w:default="1" w:styleId="Normal">
     <w:name w:val="Normal"/>
     <w:qFormat/>
-    <w:rsid w:val="00157686"/>
+    <w:rsid w:val="00930D22"/>
     <w:pPr>
       <w:spacing w:line="360" w:lineRule="auto"/>
       <w:ind w:firstLine="720"/>
@@ -5134,6 +6421,50 @@
       </w:tblCellMar>
     </w:tblPr>
   </w:style>
+  <w:style w:type="paragraph" w:styleId="TOCHeading">
+    <w:name w:val="TOC Heading"/>
+    <w:basedOn w:val="Heading1"/>
+    <w:next w:val="Normal"/>
+    <w:uiPriority w:val="39"/>
+    <w:unhideWhenUsed/>
+    <w:qFormat/>
+    <w:rsid w:val="00930D22"/>
+    <w:pPr>
+      <w:spacing w:before="240" w:after="0" w:line="259" w:lineRule="auto"/>
+      <w:ind w:firstLine="0"/>
+      <w:outlineLvl w:val="9"/>
+    </w:pPr>
+    <w:rPr>
+      <w:kern w:val="0"/>
+      <w:sz w:val="32"/>
+      <w:szCs w:val="32"/>
+      <w:lang w:val="en-US"/>
+      <w14:ligatures w14:val="none"/>
+    </w:rPr>
+  </w:style>
+  <w:style w:type="paragraph" w:styleId="TOC1">
+    <w:name w:val="toc 1"/>
+    <w:basedOn w:val="Normal"/>
+    <w:next w:val="Normal"/>
+    <w:autoRedefine/>
+    <w:uiPriority w:val="39"/>
+    <w:unhideWhenUsed/>
+    <w:rsid w:val="00930D22"/>
+    <w:pPr>
+      <w:spacing w:after="100"/>
+    </w:pPr>
+  </w:style>
+  <w:style w:type="character" w:styleId="Hyperlink">
+    <w:name w:val="Hyperlink"/>
+    <w:basedOn w:val="DefaultParagraphFont"/>
+    <w:uiPriority w:val="99"/>
+    <w:unhideWhenUsed/>
+    <w:rsid w:val="00930D22"/>
+    <w:rPr>
+      <w:color w:val="467886" w:themeColor="hyperlink"/>
+      <w:u w:val="single"/>
+    </w:rPr>
+  </w:style>
 </w:styles>
 </file>
 
@@ -5430,4 +6761,16 @@
     </a:ext>
   </a:extLst>
 </a:theme>
+</file>
+
+<file path=customXml/item1.xml><?xml version="1.0" encoding="utf-8"?>
+<b:Sources xmlns:b="http://schemas.openxmlformats.org/officeDocument/2006/bibliography" xmlns="http://schemas.openxmlformats.org/officeDocument/2006/bibliography" SelectedStyle="\IEEE2006OfficeOnline.xsl" StyleName="IEEE" Version="2006"/>
+</file>
+
+<file path=customXml/itemProps1.xml><?xml version="1.0" encoding="utf-8"?>
+<ds:datastoreItem xmlns:ds="http://schemas.openxmlformats.org/officeDocument/2006/customXml" ds:itemID="{268D67F2-B510-4754-886F-19B92549DB61}">
+  <ds:schemaRefs>
+    <ds:schemaRef ds:uri="http://schemas.openxmlformats.org/officeDocument/2006/bibliography"/>
+  </ds:schemaRefs>
+</ds:datastoreItem>
 </file>
--- a/SISTEM KASIR DIGITAL WARUNG KOPI DENGAN INTEGRASI STOK DAN PENCATATAN BON BERBASIS FLUTTER.docx
+++ b/SISTEM KASIR DIGITAL WARUNG KOPI DENGAN INTEGRASI STOK DAN PENCATATAN BON BERBASIS FLUTTER.docx
@@ -2010,7 +2010,7 @@
           <w:lang w:val="sv-SE"/>
         </w:rPr>
       </w:pPr>
-      <w:bookmarkStart w:id="1" w:name="_Toc228516099"/>
+      <w:bookmarkStart w:id="1" w:name="_Toc228516388"/>
       <w:r>
         <w:rPr>
           <w:rFonts w:ascii="Times New Roman" w:eastAsia="Times New Roman" w:hAnsi="Times New Roman" w:cs="Times New Roman"/>
@@ -2050,49 +2050,503 @@
         <w:spacing w:after="0" w:line="311" w:lineRule="auto"/>
         <w:ind w:firstLine="0"/>
         <w:rPr>
+          <w:rFonts w:ascii="Times New Roman" w:eastAsia="Times New Roman" w:hAnsi="Times New Roman" w:cs="Times New Roman"/>
+          <w:bCs/>
+          <w:color w:val="000000"/>
+          <w:sz w:val="24"/>
+          <w:lang w:val="en-US"/>
+        </w:rPr>
+      </w:pPr>
+      <w:r>
+        <w:rPr>
+          <w:rFonts w:ascii="Times New Roman" w:eastAsia="Times New Roman" w:hAnsi="Times New Roman" w:cs="Times New Roman"/>
+          <w:bCs/>
+          <w:color w:val="000000"/>
+          <w:sz w:val="24"/>
+          <w:lang w:val="en-US"/>
+        </w:rPr>
+        <w:t xml:space="preserve">Kata </w:t>
+      </w:r>
+      <w:proofErr w:type="spellStart"/>
+      <w:r>
+        <w:rPr>
+          <w:rFonts w:ascii="Times New Roman" w:eastAsia="Times New Roman" w:hAnsi="Times New Roman" w:cs="Times New Roman"/>
+          <w:bCs/>
+          <w:color w:val="000000"/>
+          <w:sz w:val="24"/>
+          <w:lang w:val="en-US"/>
+        </w:rPr>
+        <w:t>Kunci</w:t>
+      </w:r>
+      <w:proofErr w:type="spellEnd"/>
+      <w:r>
+        <w:rPr>
+          <w:rFonts w:ascii="Times New Roman" w:eastAsia="Times New Roman" w:hAnsi="Times New Roman" w:cs="Times New Roman"/>
+          <w:bCs/>
+          <w:color w:val="000000"/>
+          <w:sz w:val="24"/>
+          <w:lang w:val="en-US"/>
+        </w:rPr>
+        <w:t xml:space="preserve">: Point of Sale, Flutter, </w:t>
+      </w:r>
+      <w:proofErr w:type="spellStart"/>
+      <w:r>
+        <w:rPr>
+          <w:rFonts w:ascii="Times New Roman" w:eastAsia="Times New Roman" w:hAnsi="Times New Roman" w:cs="Times New Roman"/>
+          <w:bCs/>
+          <w:color w:val="000000"/>
+          <w:sz w:val="24"/>
+          <w:lang w:val="en-US"/>
+        </w:rPr>
+        <w:t>Supabase</w:t>
+      </w:r>
+      <w:proofErr w:type="spellEnd"/>
+      <w:r>
+        <w:rPr>
+          <w:rFonts w:ascii="Times New Roman" w:eastAsia="Times New Roman" w:hAnsi="Times New Roman" w:cs="Times New Roman"/>
+          <w:bCs/>
+          <w:color w:val="000000"/>
+          <w:sz w:val="24"/>
+          <w:lang w:val="en-US"/>
+        </w:rPr>
+        <w:t xml:space="preserve">, </w:t>
+      </w:r>
+      <w:proofErr w:type="spellStart"/>
+      <w:r>
+        <w:rPr>
+          <w:rFonts w:ascii="Times New Roman" w:eastAsia="Times New Roman" w:hAnsi="Times New Roman" w:cs="Times New Roman"/>
+          <w:bCs/>
+          <w:color w:val="000000"/>
+          <w:sz w:val="24"/>
+          <w:lang w:val="en-US"/>
+        </w:rPr>
+        <w:t>Warung</w:t>
+      </w:r>
+      <w:proofErr w:type="spellEnd"/>
+      <w:r>
+        <w:rPr>
+          <w:rFonts w:ascii="Times New Roman" w:eastAsia="Times New Roman" w:hAnsi="Times New Roman" w:cs="Times New Roman"/>
+          <w:bCs/>
+          <w:color w:val="000000"/>
+          <w:sz w:val="24"/>
+          <w:lang w:val="en-US"/>
+        </w:rPr>
+        <w:t xml:space="preserve"> </w:t>
+      </w:r>
+      <w:proofErr w:type="spellStart"/>
+      <w:r>
+        <w:rPr>
+          <w:rFonts w:ascii="Times New Roman" w:eastAsia="Times New Roman" w:hAnsi="Times New Roman" w:cs="Times New Roman"/>
+          <w:bCs/>
+          <w:color w:val="000000"/>
+          <w:sz w:val="24"/>
+          <w:lang w:val="en-US"/>
+        </w:rPr>
+        <w:t>Toserba</w:t>
+      </w:r>
+      <w:proofErr w:type="spellEnd"/>
+      <w:r>
+        <w:rPr>
+          <w:rFonts w:ascii="Times New Roman" w:eastAsia="Times New Roman" w:hAnsi="Times New Roman" w:cs="Times New Roman"/>
+          <w:bCs/>
+          <w:color w:val="000000"/>
+          <w:sz w:val="24"/>
+          <w:lang w:val="en-US"/>
+        </w:rPr>
+        <w:t xml:space="preserve">, </w:t>
+      </w:r>
+      <w:proofErr w:type="spellStart"/>
+      <w:r>
+        <w:rPr>
+          <w:rFonts w:ascii="Times New Roman" w:eastAsia="Times New Roman" w:hAnsi="Times New Roman" w:cs="Times New Roman"/>
+          <w:bCs/>
+          <w:color w:val="000000"/>
+          <w:sz w:val="24"/>
+          <w:lang w:val="en-US"/>
+        </w:rPr>
+        <w:t>Manajemen</w:t>
+      </w:r>
+      <w:proofErr w:type="spellEnd"/>
+      <w:r>
+        <w:rPr>
+          <w:rFonts w:ascii="Times New Roman" w:eastAsia="Times New Roman" w:hAnsi="Times New Roman" w:cs="Times New Roman"/>
+          <w:bCs/>
+          <w:color w:val="000000"/>
+          <w:sz w:val="24"/>
+          <w:lang w:val="en-US"/>
+        </w:rPr>
+        <w:t xml:space="preserve"> Utang. </w:t>
+      </w:r>
+    </w:p>
+    <w:p>
+      <w:pPr>
+        <w:spacing w:after="0" w:line="311" w:lineRule="auto"/>
+        <w:ind w:firstLine="0"/>
+        <w:rPr>
+          <w:rFonts w:ascii="Times New Roman" w:eastAsia="Times New Roman" w:hAnsi="Times New Roman" w:cs="Times New Roman"/>
+          <w:bCs/>
+          <w:color w:val="000000"/>
+          <w:sz w:val="24"/>
+          <w:lang w:val="en-US"/>
+        </w:rPr>
+      </w:pPr>
+    </w:p>
+    <w:p>
+      <w:pPr>
+        <w:spacing w:after="0" w:line="311" w:lineRule="auto"/>
+        <w:ind w:firstLine="0"/>
+        <w:rPr>
+          <w:rFonts w:ascii="Times New Roman" w:eastAsia="Times New Roman" w:hAnsi="Times New Roman" w:cs="Times New Roman"/>
+          <w:bCs/>
+          <w:color w:val="000000"/>
+          <w:sz w:val="24"/>
+          <w:lang w:val="en-US"/>
+        </w:rPr>
+      </w:pPr>
+    </w:p>
+    <w:p>
+      <w:pPr>
+        <w:spacing w:after="0" w:line="311" w:lineRule="auto"/>
+        <w:ind w:firstLine="0"/>
+        <w:rPr>
+          <w:rFonts w:ascii="Times New Roman" w:eastAsia="Times New Roman" w:hAnsi="Times New Roman" w:cs="Times New Roman"/>
+          <w:bCs/>
+          <w:color w:val="000000"/>
+          <w:sz w:val="24"/>
+          <w:lang w:val="en-US"/>
+        </w:rPr>
+      </w:pPr>
+    </w:p>
+    <w:p>
+      <w:pPr>
+        <w:spacing w:after="0" w:line="311" w:lineRule="auto"/>
+        <w:ind w:firstLine="0"/>
+        <w:rPr>
+          <w:rFonts w:ascii="Times New Roman" w:eastAsia="Times New Roman" w:hAnsi="Times New Roman" w:cs="Times New Roman"/>
+          <w:bCs/>
+          <w:color w:val="000000"/>
+          <w:sz w:val="24"/>
+          <w:lang w:val="en-US"/>
+        </w:rPr>
+      </w:pPr>
+    </w:p>
+    <w:p>
+      <w:pPr>
+        <w:spacing w:after="0" w:line="311" w:lineRule="auto"/>
+        <w:ind w:firstLine="0"/>
+        <w:rPr>
+          <w:rFonts w:ascii="Times New Roman" w:eastAsia="Times New Roman" w:hAnsi="Times New Roman" w:cs="Times New Roman"/>
+          <w:bCs/>
+          <w:color w:val="000000"/>
+          <w:sz w:val="24"/>
+          <w:lang w:val="en-US"/>
+        </w:rPr>
+      </w:pPr>
+    </w:p>
+    <w:p>
+      <w:pPr>
+        <w:spacing w:after="0" w:line="311" w:lineRule="auto"/>
+        <w:ind w:firstLine="0"/>
+        <w:rPr>
           <w:rFonts w:ascii="Calibri" w:eastAsia="Calibri" w:hAnsi="Calibri" w:cs="Calibri"/>
           <w:bCs/>
           <w:color w:val="000000"/>
           <w:lang w:val="en-US"/>
         </w:rPr>
       </w:pPr>
-      <w:r>
-        <w:rPr>
-          <w:rFonts w:ascii="Times New Roman" w:eastAsia="Times New Roman" w:hAnsi="Times New Roman" w:cs="Times New Roman"/>
-          <w:bCs/>
-          <w:color w:val="000000"/>
-          <w:sz w:val="24"/>
-          <w:lang w:val="en-US"/>
-        </w:rPr>
-        <w:t xml:space="preserve">Kata </w:t>
+    </w:p>
+    <w:p>
+      <w:pPr>
+        <w:spacing w:after="0" w:line="311" w:lineRule="auto"/>
+        <w:ind w:firstLine="0"/>
+        <w:rPr>
+          <w:rFonts w:ascii="Calibri" w:eastAsia="Calibri" w:hAnsi="Calibri" w:cs="Calibri"/>
+          <w:bCs/>
+          <w:color w:val="000000"/>
+          <w:lang w:val="en-US"/>
+        </w:rPr>
+      </w:pPr>
+    </w:p>
+    <w:p>
+      <w:pPr>
+        <w:spacing w:after="0" w:line="311" w:lineRule="auto"/>
+        <w:ind w:firstLine="0"/>
+        <w:rPr>
+          <w:rFonts w:ascii="Calibri" w:eastAsia="Calibri" w:hAnsi="Calibri" w:cs="Calibri"/>
+          <w:bCs/>
+          <w:color w:val="000000"/>
+          <w:lang w:val="en-US"/>
+        </w:rPr>
+      </w:pPr>
+    </w:p>
+    <w:p>
+      <w:pPr>
+        <w:spacing w:after="0" w:line="311" w:lineRule="auto"/>
+        <w:ind w:firstLine="0"/>
+        <w:rPr>
+          <w:rFonts w:ascii="Calibri" w:eastAsia="Calibri" w:hAnsi="Calibri" w:cs="Calibri"/>
+          <w:bCs/>
+          <w:color w:val="000000"/>
+          <w:lang w:val="en-US"/>
+        </w:rPr>
+      </w:pPr>
+    </w:p>
+    <w:p>
+      <w:pPr>
+        <w:spacing w:after="0" w:line="311" w:lineRule="auto"/>
+        <w:ind w:firstLine="0"/>
+        <w:rPr>
+          <w:rFonts w:ascii="Calibri" w:eastAsia="Calibri" w:hAnsi="Calibri" w:cs="Calibri"/>
+          <w:bCs/>
+          <w:color w:val="000000"/>
+          <w:lang w:val="en-US"/>
+        </w:rPr>
+      </w:pPr>
+    </w:p>
+    <w:p>
+      <w:pPr>
+        <w:spacing w:after="0" w:line="311" w:lineRule="auto"/>
+        <w:ind w:firstLine="0"/>
+        <w:rPr>
+          <w:rFonts w:ascii="Calibri" w:eastAsia="Calibri" w:hAnsi="Calibri" w:cs="Calibri"/>
+          <w:bCs/>
+          <w:color w:val="000000"/>
+          <w:lang w:val="en-US"/>
+        </w:rPr>
+      </w:pPr>
+    </w:p>
+    <w:p>
+      <w:pPr>
+        <w:spacing w:after="0" w:line="311" w:lineRule="auto"/>
+        <w:ind w:firstLine="0"/>
+        <w:rPr>
+          <w:rFonts w:ascii="Calibri" w:eastAsia="Calibri" w:hAnsi="Calibri" w:cs="Calibri"/>
+          <w:bCs/>
+          <w:color w:val="000000"/>
+          <w:lang w:val="en-US"/>
+        </w:rPr>
+      </w:pPr>
+    </w:p>
+    <w:p>
+      <w:pPr>
+        <w:spacing w:after="0" w:line="311" w:lineRule="auto"/>
+        <w:ind w:firstLine="0"/>
+        <w:rPr>
+          <w:rFonts w:ascii="Calibri" w:eastAsia="Calibri" w:hAnsi="Calibri" w:cs="Calibri"/>
+          <w:bCs/>
+          <w:color w:val="000000"/>
+          <w:lang w:val="en-US"/>
+        </w:rPr>
+      </w:pPr>
+    </w:p>
+    <w:p>
+      <w:pPr>
+        <w:spacing w:after="0" w:line="311" w:lineRule="auto"/>
+        <w:ind w:firstLine="0"/>
+        <w:rPr>
+          <w:rFonts w:ascii="Calibri" w:eastAsia="Calibri" w:hAnsi="Calibri" w:cs="Calibri"/>
+          <w:bCs/>
+          <w:color w:val="000000"/>
+          <w:lang w:val="en-US"/>
+        </w:rPr>
+      </w:pPr>
+    </w:p>
+    <w:p>
+      <w:pPr>
+        <w:spacing w:after="0" w:line="311" w:lineRule="auto"/>
+        <w:ind w:firstLine="0"/>
+        <w:rPr>
+          <w:rFonts w:ascii="Calibri" w:eastAsia="Calibri" w:hAnsi="Calibri" w:cs="Calibri"/>
+          <w:bCs/>
+          <w:color w:val="000000"/>
+          <w:lang w:val="en-US"/>
+        </w:rPr>
+      </w:pPr>
+    </w:p>
+    <w:p>
+      <w:pPr>
+        <w:spacing w:after="0" w:line="311" w:lineRule="auto"/>
+        <w:ind w:firstLine="0"/>
+        <w:rPr>
+          <w:rFonts w:ascii="Calibri" w:eastAsia="Calibri" w:hAnsi="Calibri" w:cs="Calibri"/>
+          <w:bCs/>
+          <w:color w:val="000000"/>
+          <w:lang w:val="en-US"/>
+        </w:rPr>
+      </w:pPr>
+    </w:p>
+    <w:p>
+      <w:pPr>
+        <w:spacing w:after="0" w:line="311" w:lineRule="auto"/>
+        <w:ind w:firstLine="0"/>
+        <w:rPr>
+          <w:rFonts w:ascii="Calibri" w:eastAsia="Calibri" w:hAnsi="Calibri" w:cs="Calibri"/>
+          <w:bCs/>
+          <w:color w:val="000000"/>
+          <w:lang w:val="en-US"/>
+        </w:rPr>
+      </w:pPr>
+    </w:p>
+    <w:p>
+      <w:pPr>
+        <w:spacing w:after="0" w:line="311" w:lineRule="auto"/>
+        <w:ind w:firstLine="0"/>
+        <w:rPr>
+          <w:rFonts w:ascii="Calibri" w:eastAsia="Calibri" w:hAnsi="Calibri" w:cs="Calibri"/>
+          <w:bCs/>
+          <w:color w:val="000000"/>
+          <w:lang w:val="en-US"/>
+        </w:rPr>
+      </w:pPr>
+    </w:p>
+    <w:p>
+      <w:pPr>
+        <w:spacing w:after="0" w:line="311" w:lineRule="auto"/>
+        <w:ind w:firstLine="0"/>
+        <w:rPr>
+          <w:rFonts w:ascii="Calibri" w:eastAsia="Calibri" w:hAnsi="Calibri" w:cs="Calibri"/>
+          <w:bCs/>
+          <w:color w:val="000000"/>
+          <w:lang w:val="en-US"/>
+        </w:rPr>
+      </w:pPr>
+    </w:p>
+    <w:p>
+      <w:pPr>
+        <w:spacing w:after="0" w:line="311" w:lineRule="auto"/>
+        <w:ind w:firstLine="0"/>
+        <w:rPr>
+          <w:rFonts w:ascii="Calibri" w:eastAsia="Calibri" w:hAnsi="Calibri" w:cs="Calibri"/>
+          <w:bCs/>
+          <w:color w:val="000000"/>
+          <w:lang w:val="en-US"/>
+        </w:rPr>
+      </w:pPr>
+    </w:p>
+    <w:p>
+      <w:pPr>
+        <w:spacing w:after="0" w:line="311" w:lineRule="auto"/>
+        <w:ind w:firstLine="0"/>
+        <w:rPr>
+          <w:rFonts w:ascii="Calibri" w:eastAsia="Calibri" w:hAnsi="Calibri" w:cs="Calibri"/>
+          <w:bCs/>
+          <w:color w:val="000000"/>
+          <w:lang w:val="en-US"/>
+        </w:rPr>
+      </w:pPr>
+    </w:p>
+    <w:p>
+      <w:pPr>
+        <w:spacing w:after="0" w:line="311" w:lineRule="auto"/>
+        <w:ind w:firstLine="0"/>
+        <w:rPr>
+          <w:rFonts w:ascii="Calibri" w:eastAsia="Calibri" w:hAnsi="Calibri" w:cs="Calibri"/>
+          <w:bCs/>
+          <w:color w:val="000000"/>
+          <w:lang w:val="en-US"/>
+        </w:rPr>
+      </w:pPr>
+    </w:p>
+    <w:p>
+      <w:pPr>
+        <w:spacing w:after="0" w:line="311" w:lineRule="auto"/>
+        <w:ind w:firstLine="0"/>
+        <w:rPr>
+          <w:rFonts w:ascii="Calibri" w:eastAsia="Calibri" w:hAnsi="Calibri" w:cs="Calibri"/>
+          <w:bCs/>
+          <w:color w:val="000000"/>
+          <w:lang w:val="en-US"/>
+        </w:rPr>
+      </w:pPr>
+    </w:p>
+    <w:p>
+      <w:pPr>
+        <w:pStyle w:val="Heading1"/>
+        <w:ind w:firstLine="0"/>
+        <w:jc w:val="center"/>
+        <w:rPr>
+          <w:rFonts w:ascii="Times New Roman" w:eastAsia="Times New Roman" w:hAnsi="Times New Roman" w:cs="Times New Roman"/>
+          <w:b/>
+          <w:color w:val="000000"/>
+          <w:sz w:val="28"/>
+          <w:szCs w:val="22"/>
+          <w:lang w:val="en-US"/>
+        </w:rPr>
+      </w:pPr>
+      <w:r>
+        <w:rPr>
+          <w:rFonts w:ascii="Calibri" w:eastAsia="Calibri" w:hAnsi="Calibri" w:cs="Calibri"/>
+          <w:bCs/>
+          <w:color w:val="000000"/>
+          <w:lang w:val="en-US"/>
+        </w:rPr>
+        <w:br w:type="page"/>
+      </w:r>
+      <w:bookmarkStart w:id="2" w:name="_Toc228516389"/>
+      <w:r>
+        <w:rPr>
+          <w:rFonts w:ascii="Times New Roman" w:eastAsia="Times New Roman" w:hAnsi="Times New Roman" w:cs="Times New Roman"/>
+          <w:b/>
+          <w:color w:val="000000"/>
+          <w:sz w:val="28"/>
+          <w:szCs w:val="22"/>
+          <w:lang w:val="en-US"/>
+        </w:rPr>
+        <w:lastRenderedPageBreak/>
+        <w:t>ABSTRACT</w:t>
+      </w:r>
+      <w:bookmarkEnd w:id="2"/>
+    </w:p>
+    <w:p>
+      <w:pPr>
+        <w:spacing w:after="282" w:line="238" w:lineRule="auto"/>
+        <w:ind w:left="-5" w:right="15" w:hanging="10"/>
+        <w:jc w:val="both"/>
+        <w:rPr>
+          <w:rFonts w:ascii="Times New Roman" w:eastAsia="Times New Roman" w:hAnsi="Times New Roman" w:cs="Times New Roman"/>
+          <w:i/>
+          <w:color w:val="000000"/>
+          <w:sz w:val="24"/>
+          <w:lang w:val="en-US"/>
+        </w:rPr>
+      </w:pPr>
+      <w:r>
+        <w:rPr>
+          <w:rFonts w:ascii="Times New Roman" w:eastAsia="Times New Roman" w:hAnsi="Times New Roman" w:cs="Times New Roman"/>
+          <w:i/>
+          <w:color w:val="000000"/>
+          <w:sz w:val="24"/>
+          <w:lang w:val="en-US"/>
+        </w:rPr>
+        <w:t>The development of information technology demands efficiency in managing Micro, Small, and Medium Enterprises (MSMEs), including the retail sector such as general stores (</w:t>
       </w:r>
       <w:proofErr w:type="spellStart"/>
       <w:r>
         <w:rPr>
           <w:rFonts w:ascii="Times New Roman" w:eastAsia="Times New Roman" w:hAnsi="Times New Roman" w:cs="Times New Roman"/>
-          <w:bCs/>
-          <w:color w:val="000000"/>
-          <w:sz w:val="24"/>
-          <w:lang w:val="en-US"/>
-        </w:rPr>
-        <w:t>Kunci</w:t>
+          <w:i/>
+          <w:color w:val="000000"/>
+          <w:sz w:val="24"/>
+          <w:lang w:val="en-US"/>
+        </w:rPr>
+        <w:t>Toserba</w:t>
       </w:r>
       <w:proofErr w:type="spellEnd"/>
       <w:r>
         <w:rPr>
           <w:rFonts w:ascii="Times New Roman" w:eastAsia="Times New Roman" w:hAnsi="Times New Roman" w:cs="Times New Roman"/>
-          <w:bCs/>
-          <w:color w:val="000000"/>
-          <w:sz w:val="24"/>
-          <w:lang w:val="en-US"/>
-        </w:rPr>
-        <w:t xml:space="preserve">: Point of Sale, Flutter, </w:t>
+          <w:i/>
+          <w:color w:val="000000"/>
+          <w:sz w:val="24"/>
+          <w:lang w:val="en-US"/>
+        </w:rPr>
+        <w:t xml:space="preserve">). Currently, these stores face obstacles in transaction recording which is still conventional, difficulties in monitoring diverse product stock, and unorganized management of customer receivables or the "BON" system. This study aims to build a Digital Cashier System that integrates transaction features, stock management, and customer debt recording. The system was developed using the Flutter framework for a responsive user interface and </w:t>
       </w:r>
       <w:proofErr w:type="spellStart"/>
       <w:r>
         <w:rPr>
           <w:rFonts w:ascii="Times New Roman" w:eastAsia="Times New Roman" w:hAnsi="Times New Roman" w:cs="Times New Roman"/>
-          <w:bCs/>
+          <w:i/>
           <w:color w:val="000000"/>
           <w:sz w:val="24"/>
           <w:lang w:val="en-US"/>
@@ -2103,88 +2557,404 @@
       <w:r>
         <w:rPr>
           <w:rFonts w:ascii="Times New Roman" w:eastAsia="Times New Roman" w:hAnsi="Times New Roman" w:cs="Times New Roman"/>
-          <w:bCs/>
-          <w:color w:val="000000"/>
-          <w:sz w:val="24"/>
-          <w:lang w:val="en-US"/>
-        </w:rPr>
-        <w:t xml:space="preserve">, </w:t>
+          <w:i/>
+          <w:color w:val="000000"/>
+          <w:sz w:val="24"/>
+          <w:lang w:val="en-US"/>
+        </w:rPr>
+        <w:t xml:space="preserve"> as a backend-as-a-service, providing a PostgreSQL database and a secure authentication system. The result of this development is an application capable of assisting store owners in managing daily operations in real-time, minimizing the risk of losing debt data, and providing accurate financial reports. The implementation of cloud technology through </w:t>
       </w:r>
       <w:proofErr w:type="spellStart"/>
       <w:r>
         <w:rPr>
           <w:rFonts w:ascii="Times New Roman" w:eastAsia="Times New Roman" w:hAnsi="Times New Roman" w:cs="Times New Roman"/>
-          <w:bCs/>
-          <w:color w:val="000000"/>
-          <w:sz w:val="24"/>
-          <w:lang w:val="en-US"/>
-        </w:rPr>
-        <w:t>Warung</w:t>
+          <w:i/>
+          <w:color w:val="000000"/>
+          <w:sz w:val="24"/>
+          <w:lang w:val="en-US"/>
+        </w:rPr>
+        <w:t>Supabase</w:t>
       </w:r>
       <w:proofErr w:type="spellEnd"/>
       <w:r>
         <w:rPr>
           <w:rFonts w:ascii="Times New Roman" w:eastAsia="Times New Roman" w:hAnsi="Times New Roman" w:cs="Times New Roman"/>
-          <w:bCs/>
-          <w:color w:val="000000"/>
-          <w:sz w:val="24"/>
-          <w:lang w:val="en-US"/>
-        </w:rPr>
-        <w:t xml:space="preserve"> </w:t>
+          <w:i/>
+          <w:color w:val="000000"/>
+          <w:sz w:val="24"/>
+          <w:lang w:val="en-US"/>
+        </w:rPr>
+        <w:t xml:space="preserve"> allows data to be securely synchronized and accessed at any time via mobile devices. </w:t>
+      </w:r>
+    </w:p>
+    <w:p>
+      <w:pPr>
+        <w:spacing w:after="0" w:line="311" w:lineRule="auto"/>
+        <w:ind w:firstLine="0"/>
+        <w:rPr>
+          <w:rFonts w:ascii="Times New Roman" w:eastAsia="Times New Roman" w:hAnsi="Times New Roman" w:cs="Times New Roman"/>
+          <w:b/>
+          <w:i/>
+          <w:color w:val="000000"/>
+          <w:sz w:val="24"/>
+          <w:lang w:val="en-US"/>
+        </w:rPr>
+      </w:pPr>
+      <w:r>
+        <w:rPr>
+          <w:rFonts w:ascii="Times New Roman" w:eastAsia="Times New Roman" w:hAnsi="Times New Roman" w:cs="Times New Roman"/>
+          <w:b/>
+          <w:i/>
+          <w:color w:val="000000"/>
+          <w:sz w:val="24"/>
+          <w:lang w:val="en-US"/>
+        </w:rPr>
+        <w:t xml:space="preserve">Keywords: Point of Sale, Flutter, </w:t>
       </w:r>
       <w:proofErr w:type="spellStart"/>
       <w:r>
         <w:rPr>
           <w:rFonts w:ascii="Times New Roman" w:eastAsia="Times New Roman" w:hAnsi="Times New Roman" w:cs="Times New Roman"/>
-          <w:bCs/>
-          <w:color w:val="000000"/>
-          <w:sz w:val="24"/>
-          <w:lang w:val="en-US"/>
-        </w:rPr>
-        <w:t>Toserba</w:t>
+          <w:b/>
+          <w:i/>
+          <w:color w:val="000000"/>
+          <w:sz w:val="24"/>
+          <w:lang w:val="en-US"/>
+        </w:rPr>
+        <w:t>Supabase</w:t>
       </w:r>
       <w:proofErr w:type="spellEnd"/>
       <w:r>
         <w:rPr>
           <w:rFonts w:ascii="Times New Roman" w:eastAsia="Times New Roman" w:hAnsi="Times New Roman" w:cs="Times New Roman"/>
-          <w:bCs/>
-          <w:color w:val="000000"/>
-          <w:sz w:val="24"/>
-          <w:lang w:val="en-US"/>
-        </w:rPr>
-        <w:t xml:space="preserve">, </w:t>
-      </w:r>
-      <w:proofErr w:type="spellStart"/>
-      <w:r>
-        <w:rPr>
-          <w:rFonts w:ascii="Times New Roman" w:eastAsia="Times New Roman" w:hAnsi="Times New Roman" w:cs="Times New Roman"/>
-          <w:bCs/>
-          <w:color w:val="000000"/>
-          <w:sz w:val="24"/>
-          <w:lang w:val="en-US"/>
-        </w:rPr>
-        <w:t>Manajemen</w:t>
-      </w:r>
-      <w:proofErr w:type="spellEnd"/>
-      <w:r>
-        <w:rPr>
-          <w:rFonts w:ascii="Times New Roman" w:eastAsia="Times New Roman" w:hAnsi="Times New Roman" w:cs="Times New Roman"/>
-          <w:bCs/>
-          <w:color w:val="000000"/>
-          <w:sz w:val="24"/>
-          <w:lang w:val="en-US"/>
-        </w:rPr>
-        <w:t xml:space="preserve"> Utang. </w:t>
-      </w:r>
-      <w:r>
+          <w:b/>
+          <w:i/>
+          <w:color w:val="000000"/>
+          <w:sz w:val="24"/>
+          <w:lang w:val="en-US"/>
+        </w:rPr>
+        <w:t>, General Store, Debt Management.</w:t>
+      </w:r>
+    </w:p>
+    <w:p>
+      <w:pPr>
+        <w:spacing w:after="0" w:line="311" w:lineRule="auto"/>
+        <w:ind w:firstLine="0"/>
+        <w:rPr>
+          <w:rFonts w:ascii="Times New Roman" w:eastAsia="Times New Roman" w:hAnsi="Times New Roman" w:cs="Times New Roman"/>
+          <w:b/>
+          <w:i/>
+          <w:color w:val="000000"/>
+          <w:sz w:val="24"/>
+          <w:lang w:val="en-US"/>
+        </w:rPr>
+      </w:pPr>
+    </w:p>
+    <w:p>
+      <w:pPr>
+        <w:spacing w:after="0" w:line="311" w:lineRule="auto"/>
+        <w:ind w:firstLine="0"/>
+        <w:rPr>
+          <w:rFonts w:ascii="Times New Roman" w:eastAsia="Times New Roman" w:hAnsi="Times New Roman" w:cs="Times New Roman"/>
+          <w:b/>
+          <w:i/>
+          <w:color w:val="000000"/>
+          <w:sz w:val="24"/>
+          <w:lang w:val="en-US"/>
+        </w:rPr>
+      </w:pPr>
+    </w:p>
+    <w:p>
+      <w:pPr>
+        <w:spacing w:after="0" w:line="311" w:lineRule="auto"/>
+        <w:ind w:firstLine="0"/>
+        <w:rPr>
+          <w:rFonts w:ascii="Times New Roman" w:eastAsia="Times New Roman" w:hAnsi="Times New Roman" w:cs="Times New Roman"/>
+          <w:b/>
+          <w:i/>
+          <w:color w:val="000000"/>
+          <w:sz w:val="24"/>
+          <w:lang w:val="en-US"/>
+        </w:rPr>
+      </w:pPr>
+    </w:p>
+    <w:p>
+      <w:pPr>
+        <w:spacing w:after="0" w:line="311" w:lineRule="auto"/>
+        <w:ind w:firstLine="0"/>
+        <w:rPr>
+          <w:rFonts w:ascii="Times New Roman" w:eastAsia="Times New Roman" w:hAnsi="Times New Roman" w:cs="Times New Roman"/>
+          <w:b/>
+          <w:i/>
+          <w:color w:val="000000"/>
+          <w:sz w:val="24"/>
+          <w:lang w:val="en-US"/>
+        </w:rPr>
+      </w:pPr>
+    </w:p>
+    <w:p>
+      <w:pPr>
+        <w:spacing w:after="0" w:line="311" w:lineRule="auto"/>
+        <w:ind w:firstLine="0"/>
+        <w:rPr>
+          <w:rFonts w:ascii="Times New Roman" w:eastAsia="Times New Roman" w:hAnsi="Times New Roman" w:cs="Times New Roman"/>
+          <w:b/>
+          <w:i/>
+          <w:color w:val="000000"/>
+          <w:sz w:val="24"/>
+          <w:lang w:val="en-US"/>
+        </w:rPr>
+      </w:pPr>
+    </w:p>
+    <w:p>
+      <w:pPr>
+        <w:spacing w:after="0" w:line="311" w:lineRule="auto"/>
+        <w:ind w:firstLine="0"/>
+        <w:rPr>
+          <w:rFonts w:ascii="Times New Roman" w:eastAsia="Times New Roman" w:hAnsi="Times New Roman" w:cs="Times New Roman"/>
+          <w:b/>
+          <w:i/>
+          <w:color w:val="000000"/>
+          <w:sz w:val="24"/>
+          <w:lang w:val="en-US"/>
+        </w:rPr>
+      </w:pPr>
+    </w:p>
+    <w:p>
+      <w:pPr>
+        <w:spacing w:after="0" w:line="311" w:lineRule="auto"/>
+        <w:ind w:firstLine="0"/>
+        <w:rPr>
+          <w:rFonts w:ascii="Times New Roman" w:eastAsia="Times New Roman" w:hAnsi="Times New Roman" w:cs="Times New Roman"/>
+          <w:b/>
+          <w:i/>
+          <w:color w:val="000000"/>
+          <w:sz w:val="24"/>
+          <w:lang w:val="en-US"/>
+        </w:rPr>
+      </w:pPr>
+    </w:p>
+    <w:p>
+      <w:pPr>
+        <w:spacing w:after="0" w:line="311" w:lineRule="auto"/>
+        <w:ind w:firstLine="0"/>
+        <w:rPr>
+          <w:rFonts w:ascii="Times New Roman" w:eastAsia="Times New Roman" w:hAnsi="Times New Roman" w:cs="Times New Roman"/>
+          <w:b/>
+          <w:i/>
+          <w:color w:val="000000"/>
+          <w:sz w:val="24"/>
+          <w:lang w:val="en-US"/>
+        </w:rPr>
+      </w:pPr>
+    </w:p>
+    <w:p>
+      <w:pPr>
+        <w:spacing w:after="0" w:line="311" w:lineRule="auto"/>
+        <w:ind w:firstLine="0"/>
+        <w:rPr>
+          <w:rFonts w:ascii="Times New Roman" w:eastAsia="Times New Roman" w:hAnsi="Times New Roman" w:cs="Times New Roman"/>
+          <w:b/>
+          <w:i/>
+          <w:color w:val="000000"/>
+          <w:sz w:val="24"/>
+          <w:lang w:val="en-US"/>
+        </w:rPr>
+      </w:pPr>
+    </w:p>
+    <w:p>
+      <w:pPr>
+        <w:spacing w:after="0" w:line="311" w:lineRule="auto"/>
+        <w:ind w:firstLine="0"/>
+        <w:rPr>
+          <w:rFonts w:ascii="Times New Roman" w:eastAsia="Times New Roman" w:hAnsi="Times New Roman" w:cs="Times New Roman"/>
+          <w:b/>
+          <w:i/>
+          <w:color w:val="000000"/>
+          <w:sz w:val="24"/>
+          <w:lang w:val="en-US"/>
+        </w:rPr>
+      </w:pPr>
+    </w:p>
+    <w:p>
+      <w:pPr>
+        <w:spacing w:after="0" w:line="311" w:lineRule="auto"/>
+        <w:ind w:firstLine="0"/>
+        <w:rPr>
+          <w:rFonts w:ascii="Times New Roman" w:eastAsia="Times New Roman" w:hAnsi="Times New Roman" w:cs="Times New Roman"/>
+          <w:b/>
+          <w:i/>
+          <w:color w:val="000000"/>
+          <w:sz w:val="24"/>
+          <w:lang w:val="en-US"/>
+        </w:rPr>
+      </w:pPr>
+    </w:p>
+    <w:p>
+      <w:pPr>
+        <w:spacing w:after="0" w:line="311" w:lineRule="auto"/>
+        <w:ind w:firstLine="0"/>
+        <w:rPr>
+          <w:rFonts w:ascii="Times New Roman" w:eastAsia="Times New Roman" w:hAnsi="Times New Roman" w:cs="Times New Roman"/>
+          <w:b/>
+          <w:i/>
+          <w:color w:val="000000"/>
+          <w:sz w:val="24"/>
+          <w:lang w:val="en-US"/>
+        </w:rPr>
+      </w:pPr>
+    </w:p>
+    <w:p>
+      <w:pPr>
+        <w:spacing w:after="0" w:line="311" w:lineRule="auto"/>
+        <w:ind w:firstLine="0"/>
+        <w:rPr>
+          <w:rFonts w:ascii="Times New Roman" w:eastAsia="Times New Roman" w:hAnsi="Times New Roman" w:cs="Times New Roman"/>
+          <w:b/>
+          <w:i/>
+          <w:color w:val="000000"/>
+          <w:sz w:val="24"/>
+          <w:lang w:val="en-US"/>
+        </w:rPr>
+      </w:pPr>
+    </w:p>
+    <w:p>
+      <w:pPr>
+        <w:spacing w:after="0" w:line="311" w:lineRule="auto"/>
+        <w:ind w:firstLine="0"/>
+        <w:rPr>
+          <w:rFonts w:ascii="Times New Roman" w:eastAsia="Times New Roman" w:hAnsi="Times New Roman" w:cs="Times New Roman"/>
+          <w:b/>
+          <w:i/>
+          <w:color w:val="000000"/>
+          <w:sz w:val="24"/>
+          <w:lang w:val="en-US"/>
+        </w:rPr>
+      </w:pPr>
+    </w:p>
+    <w:p>
+      <w:pPr>
+        <w:spacing w:after="0" w:line="311" w:lineRule="auto"/>
+        <w:ind w:firstLine="0"/>
+        <w:rPr>
+          <w:rFonts w:ascii="Times New Roman" w:eastAsia="Times New Roman" w:hAnsi="Times New Roman" w:cs="Times New Roman"/>
+          <w:b/>
+          <w:i/>
+          <w:color w:val="000000"/>
+          <w:sz w:val="24"/>
+          <w:lang w:val="en-US"/>
+        </w:rPr>
+      </w:pPr>
+    </w:p>
+    <w:p>
+      <w:pPr>
+        <w:spacing w:after="0" w:line="311" w:lineRule="auto"/>
+        <w:ind w:firstLine="0"/>
+        <w:rPr>
+          <w:rFonts w:ascii="Times New Roman" w:eastAsia="Times New Roman" w:hAnsi="Times New Roman" w:cs="Times New Roman"/>
+          <w:b/>
+          <w:i/>
+          <w:color w:val="000000"/>
+          <w:sz w:val="24"/>
+          <w:lang w:val="en-US"/>
+        </w:rPr>
+      </w:pPr>
+    </w:p>
+    <w:p>
+      <w:pPr>
+        <w:spacing w:after="0" w:line="311" w:lineRule="auto"/>
+        <w:ind w:firstLine="0"/>
+        <w:rPr>
+          <w:rFonts w:ascii="Times New Roman" w:eastAsia="Times New Roman" w:hAnsi="Times New Roman" w:cs="Times New Roman"/>
+          <w:b/>
+          <w:i/>
+          <w:color w:val="000000"/>
+          <w:sz w:val="24"/>
+          <w:lang w:val="en-US"/>
+        </w:rPr>
+      </w:pPr>
+    </w:p>
+    <w:p>
+      <w:pPr>
+        <w:spacing w:after="0" w:line="311" w:lineRule="auto"/>
+        <w:ind w:firstLine="0"/>
+        <w:rPr>
+          <w:rFonts w:ascii="Times New Roman" w:eastAsia="Times New Roman" w:hAnsi="Times New Roman" w:cs="Times New Roman"/>
+          <w:b/>
+          <w:i/>
+          <w:color w:val="000000"/>
+          <w:sz w:val="24"/>
+          <w:lang w:val="en-US"/>
+        </w:rPr>
+      </w:pPr>
+    </w:p>
+    <w:p>
+      <w:pPr>
+        <w:spacing w:after="0" w:line="311" w:lineRule="auto"/>
+        <w:ind w:firstLine="0"/>
+        <w:rPr>
+          <w:rFonts w:ascii="Times New Roman" w:eastAsia="Times New Roman" w:hAnsi="Times New Roman" w:cs="Times New Roman"/>
+          <w:b/>
+          <w:i/>
+          <w:color w:val="000000"/>
+          <w:sz w:val="24"/>
+          <w:lang w:val="en-US"/>
+        </w:rPr>
+      </w:pPr>
+    </w:p>
+    <w:p>
+      <w:pPr>
+        <w:spacing w:after="0" w:line="311" w:lineRule="auto"/>
+        <w:ind w:firstLine="0"/>
+        <w:rPr>
+          <w:rFonts w:ascii="Times New Roman" w:eastAsia="Times New Roman" w:hAnsi="Times New Roman" w:cs="Times New Roman"/>
+          <w:b/>
+          <w:i/>
+          <w:color w:val="000000"/>
+          <w:sz w:val="24"/>
+          <w:lang w:val="en-US"/>
+        </w:rPr>
+      </w:pPr>
+    </w:p>
+    <w:p>
+      <w:pPr>
+        <w:spacing w:after="0" w:line="311" w:lineRule="auto"/>
+        <w:ind w:firstLine="0"/>
+        <w:rPr>
+          <w:rFonts w:ascii="Times New Roman" w:eastAsia="Times New Roman" w:hAnsi="Times New Roman" w:cs="Times New Roman"/>
+          <w:b/>
+          <w:i/>
+          <w:color w:val="000000"/>
+          <w:sz w:val="24"/>
+          <w:lang w:val="en-US"/>
+        </w:rPr>
+      </w:pPr>
+    </w:p>
+    <w:p>
+      <w:pPr>
+        <w:spacing w:after="0" w:line="311" w:lineRule="auto"/>
+        <w:ind w:firstLine="0"/>
+        <w:rPr>
+          <w:rFonts w:ascii="Times New Roman" w:eastAsia="Times New Roman" w:hAnsi="Times New Roman" w:cs="Times New Roman"/>
+          <w:b/>
+          <w:i/>
+          <w:color w:val="000000"/>
+          <w:sz w:val="24"/>
+          <w:lang w:val="en-US"/>
+        </w:rPr>
+      </w:pPr>
+    </w:p>
+    <w:p>
+      <w:pPr>
+        <w:spacing w:after="0" w:line="311" w:lineRule="auto"/>
+        <w:ind w:firstLine="0"/>
         <w:rPr>
           <w:rFonts w:ascii="Calibri" w:eastAsia="Calibri" w:hAnsi="Calibri" w:cs="Calibri"/>
           <w:bCs/>
           <w:color w:val="000000"/>
           <w:lang w:val="en-US"/>
         </w:rPr>
-        <w:br w:type="page"/>
-      </w:r>
+      </w:pPr>
     </w:p>
     <w:p>
       <w:pPr>
@@ -2202,7 +2972,7 @@
           <w:lang w:val="sv-SE"/>
         </w:rPr>
       </w:pPr>
-      <w:bookmarkStart w:id="2" w:name="_Toc228516100"/>
+      <w:bookmarkStart w:id="3" w:name="_Toc228516390"/>
       <w:r>
         <w:rPr>
           <w:rFonts w:ascii="Times New Roman" w:eastAsia="Times New Roman" w:hAnsi="Times New Roman" w:cs="Times New Roman"/>
@@ -2214,7 +2984,7 @@
         <w:lastRenderedPageBreak/>
         <w:t>KATA PENGANTAR</w:t>
       </w:r>
-      <w:bookmarkEnd w:id="2"/>
+      <w:bookmarkEnd w:id="3"/>
     </w:p>
     <w:p>
       <w:pPr>
@@ -2716,7 +3486,7 @@
           <w:lang w:val="sv-SE"/>
         </w:rPr>
       </w:pPr>
-      <w:bookmarkStart w:id="3" w:name="_Toc228516101"/>
+      <w:bookmarkStart w:id="4" w:name="_Toc228516391"/>
       <w:r>
         <w:rPr>
           <w:rFonts w:ascii="Times New Roman" w:eastAsia="Times New Roman" w:hAnsi="Times New Roman" w:cs="Times New Roman"/>
@@ -2728,7 +3498,7 @@
         <w:lastRenderedPageBreak/>
         <w:t>DAFTAR ISI</w:t>
       </w:r>
-      <w:bookmarkEnd w:id="3"/>
+      <w:bookmarkEnd w:id="4"/>
     </w:p>
     <w:sdt>
       <w:sdtPr>
@@ -2773,10 +3543,8 @@
               <w:tab w:val="right" w:leader="dot" w:pos="8777"/>
             </w:tabs>
             <w:rPr>
-              <w:rFonts w:ascii="Times New Roman" w:eastAsiaTheme="minorEastAsia" w:hAnsi="Times New Roman" w:cs="Times New Roman"/>
+              <w:rFonts w:eastAsiaTheme="minorEastAsia"/>
               <w:noProof/>
-              <w:sz w:val="24"/>
-              <w:szCs w:val="24"/>
               <w:lang w:val="en-US"/>
             </w:rPr>
           </w:pPr>
@@ -2804,85 +3572,62 @@
             </w:rPr>
             <w:fldChar w:fldCharType="separate"/>
           </w:r>
-          <w:hyperlink w:anchor="_Toc228516099" w:history="1">
+          <w:hyperlink w:anchor="_Toc228516388" w:history="1">
             <w:r>
               <w:rPr>
                 <w:rStyle w:val="Hyperlink"/>
                 <w:rFonts w:ascii="Times New Roman" w:eastAsia="Times New Roman" w:hAnsi="Times New Roman" w:cs="Times New Roman"/>
                 <w:b/>
                 <w:noProof/>
-                <w:sz w:val="24"/>
-                <w:szCs w:val="24"/>
                 <w:lang w:val="sv-SE"/>
               </w:rPr>
               <w:t>ABSTRAK</w:t>
             </w:r>
             <w:r>
               <w:rPr>
-                <w:rFonts w:ascii="Times New Roman" w:hAnsi="Times New Roman" w:cs="Times New Roman"/>
                 <w:noProof/>
                 <w:webHidden/>
-                <w:sz w:val="24"/>
-                <w:szCs w:val="24"/>
               </w:rPr>
               <w:tab/>
             </w:r>
             <w:r>
               <w:rPr>
-                <w:rFonts w:ascii="Times New Roman" w:hAnsi="Times New Roman" w:cs="Times New Roman"/>
                 <w:noProof/>
                 <w:webHidden/>
-                <w:sz w:val="24"/>
-                <w:szCs w:val="24"/>
               </w:rPr>
               <w:fldChar w:fldCharType="begin"/>
             </w:r>
             <w:r>
               <w:rPr>
-                <w:rFonts w:ascii="Times New Roman" w:hAnsi="Times New Roman" w:cs="Times New Roman"/>
                 <w:noProof/>
                 <w:webHidden/>
-                <w:sz w:val="24"/>
-                <w:szCs w:val="24"/>
-              </w:rPr>
-              <w:instrText xml:space="preserve"> PAGEREF _Toc228516099 \h </w:instrText>
-            </w:r>
-            <w:r>
-              <w:rPr>
-                <w:rFonts w:ascii="Times New Roman" w:hAnsi="Times New Roman" w:cs="Times New Roman"/>
+              </w:rPr>
+              <w:instrText xml:space="preserve"> PAGEREF _Toc228516388 \h </w:instrText>
+            </w:r>
+            <w:r>
+              <w:rPr>
                 <w:noProof/>
                 <w:webHidden/>
-                <w:sz w:val="24"/>
-                <w:szCs w:val="24"/>
-              </w:rPr>
-            </w:r>
-            <w:r>
-              <w:rPr>
-                <w:rFonts w:ascii="Times New Roman" w:hAnsi="Times New Roman" w:cs="Times New Roman"/>
+              </w:rPr>
+            </w:r>
+            <w:r>
+              <w:rPr>
                 <w:noProof/>
                 <w:webHidden/>
-                <w:sz w:val="24"/>
-                <w:szCs w:val="24"/>
               </w:rPr>
               <w:fldChar w:fldCharType="separate"/>
             </w:r>
             <w:r>
               <w:rPr>
-                <w:rFonts w:ascii="Times New Roman" w:hAnsi="Times New Roman" w:cs="Times New Roman"/>
                 <w:noProof/>
                 <w:webHidden/>
-                <w:sz w:val="24"/>
-                <w:szCs w:val="24"/>
               </w:rPr>
               <w:t>3</w:t>
             </w:r>
             <w:r>
               <w:rPr>
-                <w:rFonts w:ascii="Times New Roman" w:hAnsi="Times New Roman" w:cs="Times New Roman"/>
                 <w:noProof/>
                 <w:webHidden/>
-                <w:sz w:val="24"/>
-                <w:szCs w:val="24"/>
               </w:rPr>
               <w:fldChar w:fldCharType="end"/>
             </w:r>
@@ -2895,92 +3640,67 @@
               <w:tab w:val="right" w:leader="dot" w:pos="8777"/>
             </w:tabs>
             <w:rPr>
-              <w:rFonts w:ascii="Times New Roman" w:eastAsiaTheme="minorEastAsia" w:hAnsi="Times New Roman" w:cs="Times New Roman"/>
+              <w:rFonts w:eastAsiaTheme="minorEastAsia"/>
               <w:noProof/>
-              <w:sz w:val="24"/>
-              <w:szCs w:val="24"/>
               <w:lang w:val="en-US"/>
             </w:rPr>
           </w:pPr>
-          <w:hyperlink w:anchor="_Toc228516100" w:history="1">
+          <w:hyperlink w:anchor="_Toc228516389" w:history="1">
             <w:r>
               <w:rPr>
                 <w:rStyle w:val="Hyperlink"/>
                 <w:rFonts w:ascii="Times New Roman" w:eastAsia="Times New Roman" w:hAnsi="Times New Roman" w:cs="Times New Roman"/>
                 <w:b/>
                 <w:noProof/>
-                <w:sz w:val="24"/>
-                <w:szCs w:val="24"/>
-                <w:lang w:val="sv-SE"/>
-              </w:rPr>
-              <w:t>KATA PENGANTAR</w:t>
-            </w:r>
-            <w:r>
-              <w:rPr>
-                <w:rFonts w:ascii="Times New Roman" w:hAnsi="Times New Roman" w:cs="Times New Roman"/>
+                <w:lang w:val="en-US"/>
+              </w:rPr>
+              <w:t>ABSTRACT</w:t>
+            </w:r>
+            <w:r>
+              <w:rPr>
                 <w:noProof/>
                 <w:webHidden/>
-                <w:sz w:val="24"/>
-                <w:szCs w:val="24"/>
               </w:rPr>
               <w:tab/>
             </w:r>
             <w:r>
               <w:rPr>
-                <w:rFonts w:ascii="Times New Roman" w:hAnsi="Times New Roman" w:cs="Times New Roman"/>
                 <w:noProof/>
                 <w:webHidden/>
-                <w:sz w:val="24"/>
-                <w:szCs w:val="24"/>
               </w:rPr>
               <w:fldChar w:fldCharType="begin"/>
             </w:r>
             <w:r>
               <w:rPr>
-                <w:rFonts w:ascii="Times New Roman" w:hAnsi="Times New Roman" w:cs="Times New Roman"/>
                 <w:noProof/>
                 <w:webHidden/>
-                <w:sz w:val="24"/>
-                <w:szCs w:val="24"/>
-              </w:rPr>
-              <w:instrText xml:space="preserve"> PAGEREF _Toc228516100 \h </w:instrText>
-            </w:r>
-            <w:r>
-              <w:rPr>
-                <w:rFonts w:ascii="Times New Roman" w:hAnsi="Times New Roman" w:cs="Times New Roman"/>
+              </w:rPr>
+              <w:instrText xml:space="preserve"> PAGEREF _Toc228516389 \h </w:instrText>
+            </w:r>
+            <w:r>
+              <w:rPr>
                 <w:noProof/>
                 <w:webHidden/>
-                <w:sz w:val="24"/>
-                <w:szCs w:val="24"/>
-              </w:rPr>
-            </w:r>
-            <w:r>
-              <w:rPr>
-                <w:rFonts w:ascii="Times New Roman" w:hAnsi="Times New Roman" w:cs="Times New Roman"/>
+              </w:rPr>
+            </w:r>
+            <w:r>
+              <w:rPr>
                 <w:noProof/>
                 <w:webHidden/>
-                <w:sz w:val="24"/>
-                <w:szCs w:val="24"/>
               </w:rPr>
               <w:fldChar w:fldCharType="separate"/>
             </w:r>
             <w:r>
               <w:rPr>
-                <w:rFonts w:ascii="Times New Roman" w:hAnsi="Times New Roman" w:cs="Times New Roman"/>
                 <w:noProof/>
                 <w:webHidden/>
-                <w:sz w:val="24"/>
-                <w:szCs w:val="24"/>
               </w:rPr>
               <w:t>4</w:t>
             </w:r>
             <w:r>
               <w:rPr>
-                <w:rFonts w:ascii="Times New Roman" w:hAnsi="Times New Roman" w:cs="Times New Roman"/>
                 <w:noProof/>
                 <w:webHidden/>
-                <w:sz w:val="24"/>
-                <w:szCs w:val="24"/>
               </w:rPr>
               <w:fldChar w:fldCharType="end"/>
             </w:r>
@@ -2993,92 +3713,140 @@
               <w:tab w:val="right" w:leader="dot" w:pos="8777"/>
             </w:tabs>
             <w:rPr>
-              <w:rFonts w:ascii="Times New Roman" w:eastAsiaTheme="minorEastAsia" w:hAnsi="Times New Roman" w:cs="Times New Roman"/>
+              <w:rFonts w:eastAsiaTheme="minorEastAsia"/>
               <w:noProof/>
-              <w:sz w:val="24"/>
-              <w:szCs w:val="24"/>
               <w:lang w:val="en-US"/>
             </w:rPr>
           </w:pPr>
-          <w:hyperlink w:anchor="_Toc228516101" w:history="1">
+          <w:hyperlink w:anchor="_Toc228516390" w:history="1">
             <w:r>
               <w:rPr>
                 <w:rStyle w:val="Hyperlink"/>
                 <w:rFonts w:ascii="Times New Roman" w:eastAsia="Times New Roman" w:hAnsi="Times New Roman" w:cs="Times New Roman"/>
                 <w:b/>
                 <w:noProof/>
-                <w:sz w:val="24"/>
-                <w:szCs w:val="24"/>
                 <w:lang w:val="sv-SE"/>
               </w:rPr>
-              <w:t>DAFTAR ISI</w:t>
-            </w:r>
-            <w:r>
-              <w:rPr>
-                <w:rFonts w:ascii="Times New Roman" w:hAnsi="Times New Roman" w:cs="Times New Roman"/>
+              <w:t>KATA PENGANTAR</w:t>
+            </w:r>
+            <w:r>
+              <w:rPr>
                 <w:noProof/>
                 <w:webHidden/>
-                <w:sz w:val="24"/>
-                <w:szCs w:val="24"/>
               </w:rPr>
               <w:tab/>
             </w:r>
             <w:r>
               <w:rPr>
-                <w:rFonts w:ascii="Times New Roman" w:hAnsi="Times New Roman" w:cs="Times New Roman"/>
                 <w:noProof/>
                 <w:webHidden/>
-                <w:sz w:val="24"/>
-                <w:szCs w:val="24"/>
               </w:rPr>
               <w:fldChar w:fldCharType="begin"/>
             </w:r>
             <w:r>
               <w:rPr>
-                <w:rFonts w:ascii="Times New Roman" w:hAnsi="Times New Roman" w:cs="Times New Roman"/>
                 <w:noProof/>
                 <w:webHidden/>
-                <w:sz w:val="24"/>
-                <w:szCs w:val="24"/>
-              </w:rPr>
-              <w:instrText xml:space="preserve"> PAGEREF _Toc228516101 \h </w:instrText>
-            </w:r>
-            <w:r>
-              <w:rPr>
-                <w:rFonts w:ascii="Times New Roman" w:hAnsi="Times New Roman" w:cs="Times New Roman"/>
+              </w:rPr>
+              <w:instrText xml:space="preserve"> PAGEREF _Toc228516390 \h </w:instrText>
+            </w:r>
+            <w:r>
+              <w:rPr>
                 <w:noProof/>
                 <w:webHidden/>
-                <w:sz w:val="24"/>
-                <w:szCs w:val="24"/>
-              </w:rPr>
-            </w:r>
-            <w:r>
-              <w:rPr>
-                <w:rFonts w:ascii="Times New Roman" w:hAnsi="Times New Roman" w:cs="Times New Roman"/>
+              </w:rPr>
+            </w:r>
+            <w:r>
+              <w:rPr>
                 <w:noProof/>
                 <w:webHidden/>
-                <w:sz w:val="24"/>
-                <w:szCs w:val="24"/>
               </w:rPr>
               <w:fldChar w:fldCharType="separate"/>
             </w:r>
             <w:r>
               <w:rPr>
-                <w:rFonts w:ascii="Times New Roman" w:hAnsi="Times New Roman" w:cs="Times New Roman"/>
                 <w:noProof/>
                 <w:webHidden/>
-                <w:sz w:val="24"/>
-                <w:szCs w:val="24"/>
               </w:rPr>
               <w:t>5</w:t>
             </w:r>
             <w:r>
               <w:rPr>
-                <w:rFonts w:ascii="Times New Roman" w:hAnsi="Times New Roman" w:cs="Times New Roman"/>
                 <w:noProof/>
                 <w:webHidden/>
-                <w:sz w:val="24"/>
-                <w:szCs w:val="24"/>
+              </w:rPr>
+              <w:fldChar w:fldCharType="end"/>
+            </w:r>
+          </w:hyperlink>
+        </w:p>
+        <w:p>
+          <w:pPr>
+            <w:pStyle w:val="TOC1"/>
+            <w:tabs>
+              <w:tab w:val="right" w:leader="dot" w:pos="8777"/>
+            </w:tabs>
+            <w:rPr>
+              <w:rFonts w:eastAsiaTheme="minorEastAsia"/>
+              <w:noProof/>
+              <w:lang w:val="en-US"/>
+            </w:rPr>
+          </w:pPr>
+          <w:hyperlink w:anchor="_Toc228516391" w:history="1">
+            <w:r>
+              <w:rPr>
+                <w:rStyle w:val="Hyperlink"/>
+                <w:rFonts w:ascii="Times New Roman" w:eastAsia="Times New Roman" w:hAnsi="Times New Roman" w:cs="Times New Roman"/>
+                <w:b/>
+                <w:noProof/>
+                <w:lang w:val="sv-SE"/>
+              </w:rPr>
+              <w:t>DAFTAR ISI</w:t>
+            </w:r>
+            <w:r>
+              <w:rPr>
+                <w:noProof/>
+                <w:webHidden/>
+              </w:rPr>
+              <w:tab/>
+            </w:r>
+            <w:r>
+              <w:rPr>
+                <w:noProof/>
+                <w:webHidden/>
+              </w:rPr>
+              <w:fldChar w:fldCharType="begin"/>
+            </w:r>
+            <w:r>
+              <w:rPr>
+                <w:noProof/>
+                <w:webHidden/>
+              </w:rPr>
+              <w:instrText xml:space="preserve"> PAGEREF _Toc228516391 \h </w:instrText>
+            </w:r>
+            <w:r>
+              <w:rPr>
+                <w:noProof/>
+                <w:webHidden/>
+              </w:rPr>
+            </w:r>
+            <w:r>
+              <w:rPr>
+                <w:noProof/>
+                <w:webHidden/>
+              </w:rPr>
+              <w:fldChar w:fldCharType="separate"/>
+            </w:r>
+            <w:r>
+              <w:rPr>
+                <w:noProof/>
+                <w:webHidden/>
+              </w:rPr>
+              <w:t>6</w:t>
+            </w:r>
+            <w:r>
+              <w:rPr>
+                <w:noProof/>
+                <w:webHidden/>
               </w:rPr>
               <w:fldChar w:fldCharType="end"/>
             </w:r>
@@ -3381,6 +4149,121 @@
           <w:tab w:val="left" w:pos="2694"/>
         </w:tabs>
         <w:ind w:firstLine="0"/>
+        <w:rPr>
+          <w:rFonts w:ascii="Times New Roman" w:hAnsi="Times New Roman"/>
+          <w:b/>
+          <w:bCs/>
+          <w:sz w:val="24"/>
+          <w:szCs w:val="24"/>
+          <w:lang w:val="sv-SE"/>
+        </w:rPr>
+      </w:pPr>
+    </w:p>
+    <w:p>
+      <w:pPr>
+        <w:spacing w:after="691"/>
+        <w:ind w:firstLine="0"/>
+        <w:jc w:val="center"/>
+        <w:rPr>
+          <w:rFonts w:ascii="Times New Roman" w:eastAsia="Times New Roman" w:hAnsi="Times New Roman" w:cs="Times New Roman"/>
+          <w:b/>
+          <w:sz w:val="28"/>
+        </w:rPr>
+      </w:pPr>
+      <w:r>
+        <w:rPr>
+          <w:rFonts w:ascii="Times New Roman" w:eastAsia="Times New Roman" w:hAnsi="Times New Roman" w:cs="Times New Roman"/>
+          <w:b/>
+          <w:sz w:val="28"/>
+        </w:rPr>
+        <w:lastRenderedPageBreak/>
+        <w:t>DAFTAR GAMBAR</w:t>
+      </w:r>
+    </w:p>
+    <w:p>
+      <w:pPr>
+        <w:spacing w:after="691"/>
+        <w:ind w:firstLine="0"/>
+        <w:jc w:val="center"/>
+        <w:rPr>
+          <w:lang w:val="sv-SE"/>
+        </w:rPr>
+      </w:pPr>
+      <w:r>
+        <w:rPr>
+          <w:noProof/>
+        </w:rPr>
+        <w:drawing>
+          <wp:inline distT="0" distB="0" distL="0" distR="0" wp14:anchorId="7B3A13EE" wp14:editId="111AB4E2">
+            <wp:extent cx="3516086" cy="3906040"/>
+            <wp:effectExtent l="0" t="0" r="8255" b="0"/>
+            <wp:docPr id="508472794" name="Picture 3"/>
+            <wp:cNvGraphicFramePr>
+              <a:graphicFrameLocks xmlns:a="http://schemas.openxmlformats.org/drawingml/2006/main" noChangeAspect="1"/>
+            </wp:cNvGraphicFramePr>
+            <a:graphic xmlns:a="http://schemas.openxmlformats.org/drawingml/2006/main">
+              <a:graphicData uri="http://schemas.openxmlformats.org/drawingml/2006/picture">
+                <pic:pic xmlns:pic="http://schemas.openxmlformats.org/drawingml/2006/picture">
+                  <pic:nvPicPr>
+                    <pic:cNvPr id="0" name="Picture 4"/>
+                    <pic:cNvPicPr>
+                      <a:picLocks noChangeAspect="1" noChangeArrowheads="1"/>
+                    </pic:cNvPicPr>
+                  </pic:nvPicPr>
+                  <pic:blipFill>
+                    <a:blip r:embed="rId7">
+                      <a:extLst>
+                        <a:ext uri="{28A0092B-C50C-407E-A947-70E740481C1C}">
+                          <a14:useLocalDpi xmlns:a14="http://schemas.microsoft.com/office/drawing/2010/main" val="0"/>
+                        </a:ext>
+                      </a:extLst>
+                    </a:blip>
+                    <a:srcRect/>
+                    <a:stretch>
+                      <a:fillRect/>
+                    </a:stretch>
+                  </pic:blipFill>
+                  <pic:spPr bwMode="auto">
+                    <a:xfrm>
+                      <a:off x="0" y="0"/>
+                      <a:ext cx="3537193" cy="3929488"/>
+                    </a:xfrm>
+                    <a:prstGeom prst="rect">
+                      <a:avLst/>
+                    </a:prstGeom>
+                    <a:noFill/>
+                    <a:ln>
+                      <a:noFill/>
+                    </a:ln>
+                  </pic:spPr>
+                </pic:pic>
+              </a:graphicData>
+            </a:graphic>
+          </wp:inline>
+        </w:drawing>
+      </w:r>
+      <w:r>
+        <w:rPr>
+          <w:lang w:val="sv-SE"/>
+        </w:rPr>
+        <w:br/>
+      </w:r>
+      <w:r>
+        <w:rPr>
+          <w:rFonts w:ascii="Times New Roman" w:hAnsi="Times New Roman" w:cs="Times New Roman"/>
+          <w:sz w:val="24"/>
+          <w:szCs w:val="24"/>
+          <w:lang w:val="sv-SE"/>
+        </w:rPr>
+        <w:t>Gambar 3.2 Alur Sistem Berjalan (Flowchart)</w:t>
+      </w:r>
+    </w:p>
+    <w:p>
+      <w:pPr>
+        <w:tabs>
+          <w:tab w:val="left" w:pos="2694"/>
+        </w:tabs>
+        <w:ind w:firstLine="0"/>
         <w:jc w:val="center"/>
         <w:rPr>
           <w:rFonts w:ascii="Times New Roman" w:hAnsi="Times New Roman"/>
@@ -3393,6 +4276,59 @@
       </w:pPr>
       <w:r>
         <w:rPr>
+          <w:noProof/>
+        </w:rPr>
+        <w:drawing>
+          <wp:inline distT="0" distB="0" distL="0" distR="0" wp14:anchorId="212DBD02" wp14:editId="273379A8">
+            <wp:extent cx="3259070" cy="3188970"/>
+            <wp:effectExtent l="0" t="0" r="0" b="0"/>
+            <wp:docPr id="460186672" name="Picture 1"/>
+            <wp:cNvGraphicFramePr>
+              <a:graphicFrameLocks xmlns:a="http://schemas.openxmlformats.org/drawingml/2006/main" noChangeAspect="1"/>
+            </wp:cNvGraphicFramePr>
+            <a:graphic xmlns:a="http://schemas.openxmlformats.org/drawingml/2006/main">
+              <a:graphicData uri="http://schemas.openxmlformats.org/drawingml/2006/picture">
+                <pic:pic xmlns:pic="http://schemas.openxmlformats.org/drawingml/2006/picture">
+                  <pic:nvPicPr>
+                    <pic:cNvPr id="0" name="Picture 2"/>
+                    <pic:cNvPicPr>
+                      <a:picLocks noChangeAspect="1" noChangeArrowheads="1"/>
+                    </pic:cNvPicPr>
+                  </pic:nvPicPr>
+                  <pic:blipFill>
+                    <a:blip r:embed="rId8">
+                      <a:extLst>
+                        <a:ext uri="{28A0092B-C50C-407E-A947-70E740481C1C}">
+                          <a14:useLocalDpi xmlns:a14="http://schemas.microsoft.com/office/drawing/2010/main" val="0"/>
+                        </a:ext>
+                      </a:extLst>
+                    </a:blip>
+                    <a:srcRect/>
+                    <a:stretch>
+                      <a:fillRect/>
+                    </a:stretch>
+                  </pic:blipFill>
+                  <pic:spPr bwMode="auto">
+                    <a:xfrm>
+                      <a:off x="0" y="0"/>
+                      <a:ext cx="3302457" cy="3231424"/>
+                    </a:xfrm>
+                    <a:prstGeom prst="rect">
+                      <a:avLst/>
+                    </a:prstGeom>
+                    <a:noFill/>
+                    <a:ln>
+                      <a:noFill/>
+                    </a:ln>
+                  </pic:spPr>
+                </pic:pic>
+              </a:graphicData>
+            </a:graphic>
+          </wp:inline>
+        </w:drawing>
+      </w:r>
+      <w:r>
+        <w:rPr>
           <w:rFonts w:ascii="Times New Roman" w:hAnsi="Times New Roman"/>
           <w:b/>
           <w:bCs/>
@@ -3400,6 +4336,162 @@
           <w:szCs w:val="28"/>
           <w:lang w:val="sv-SE"/>
         </w:rPr>
+        <w:br/>
+      </w:r>
+      <w:r>
+        <w:rPr>
+          <w:rFonts w:ascii="Times New Roman" w:hAnsi="Times New Roman" w:cs="Times New Roman"/>
+          <w:sz w:val="24"/>
+          <w:szCs w:val="24"/>
+          <w:lang w:val="en-US"/>
+        </w:rPr>
+        <w:t>Gambar 4.1 Use Case Diagram</w:t>
+      </w:r>
+    </w:p>
+    <w:p>
+      <w:pPr>
+        <w:tabs>
+          <w:tab w:val="left" w:pos="2694"/>
+        </w:tabs>
+        <w:ind w:firstLine="0"/>
+        <w:jc w:val="center"/>
+        <w:rPr>
+          <w:rFonts w:ascii="Times New Roman" w:hAnsi="Times New Roman"/>
+          <w:b/>
+          <w:bCs/>
+          <w:sz w:val="28"/>
+          <w:szCs w:val="28"/>
+          <w:lang w:val="en-US"/>
+        </w:rPr>
+      </w:pPr>
+    </w:p>
+    <w:p>
+      <w:pPr>
+        <w:tabs>
+          <w:tab w:val="left" w:pos="2694"/>
+        </w:tabs>
+        <w:ind w:firstLine="0"/>
+        <w:jc w:val="center"/>
+        <w:rPr>
+          <w:rFonts w:ascii="Times New Roman" w:hAnsi="Times New Roman"/>
+          <w:b/>
+          <w:bCs/>
+          <w:sz w:val="28"/>
+          <w:szCs w:val="28"/>
+          <w:lang w:val="en-US"/>
+        </w:rPr>
+      </w:pPr>
+    </w:p>
+    <w:p>
+      <w:pPr>
+        <w:tabs>
+          <w:tab w:val="left" w:pos="2694"/>
+        </w:tabs>
+        <w:ind w:firstLine="0"/>
+        <w:jc w:val="center"/>
+        <w:rPr>
+          <w:rFonts w:ascii="Times New Roman" w:hAnsi="Times New Roman"/>
+          <w:b/>
+          <w:bCs/>
+          <w:sz w:val="28"/>
+          <w:szCs w:val="28"/>
+          <w:lang w:val="en-US"/>
+        </w:rPr>
+      </w:pPr>
+    </w:p>
+    <w:p>
+      <w:pPr>
+        <w:tabs>
+          <w:tab w:val="left" w:pos="2694"/>
+        </w:tabs>
+        <w:ind w:firstLine="0"/>
+        <w:jc w:val="center"/>
+        <w:rPr>
+          <w:rFonts w:ascii="Times New Roman" w:hAnsi="Times New Roman"/>
+          <w:b/>
+          <w:bCs/>
+          <w:sz w:val="28"/>
+          <w:szCs w:val="28"/>
+          <w:lang w:val="en-US"/>
+        </w:rPr>
+      </w:pPr>
+    </w:p>
+    <w:p>
+      <w:pPr>
+        <w:tabs>
+          <w:tab w:val="left" w:pos="2694"/>
+        </w:tabs>
+        <w:ind w:firstLine="0"/>
+        <w:jc w:val="center"/>
+        <w:rPr>
+          <w:rFonts w:ascii="Times New Roman" w:hAnsi="Times New Roman"/>
+          <w:b/>
+          <w:bCs/>
+          <w:sz w:val="28"/>
+          <w:szCs w:val="28"/>
+          <w:lang w:val="en-US"/>
+        </w:rPr>
+      </w:pPr>
+    </w:p>
+    <w:p>
+      <w:pPr>
+        <w:tabs>
+          <w:tab w:val="left" w:pos="2694"/>
+        </w:tabs>
+        <w:ind w:firstLine="0"/>
+        <w:jc w:val="center"/>
+        <w:rPr>
+          <w:rFonts w:ascii="Times New Roman" w:hAnsi="Times New Roman"/>
+          <w:b/>
+          <w:bCs/>
+          <w:sz w:val="28"/>
+          <w:szCs w:val="28"/>
+          <w:lang w:val="en-US"/>
+        </w:rPr>
+      </w:pPr>
+    </w:p>
+    <w:p>
+      <w:pPr>
+        <w:tabs>
+          <w:tab w:val="left" w:pos="2694"/>
+        </w:tabs>
+        <w:ind w:firstLine="0"/>
+        <w:jc w:val="center"/>
+        <w:rPr>
+          <w:rFonts w:ascii="Times New Roman" w:hAnsi="Times New Roman"/>
+          <w:b/>
+          <w:bCs/>
+          <w:sz w:val="28"/>
+          <w:szCs w:val="28"/>
+          <w:lang w:val="en-US"/>
+        </w:rPr>
+      </w:pPr>
+    </w:p>
+    <w:p>
+      <w:pPr>
+        <w:tabs>
+          <w:tab w:val="left" w:pos="2694"/>
+        </w:tabs>
+        <w:ind w:firstLine="0"/>
+        <w:jc w:val="center"/>
+        <w:rPr>
+          <w:rFonts w:ascii="Times New Roman" w:hAnsi="Times New Roman"/>
+          <w:b/>
+          <w:bCs/>
+          <w:sz w:val="28"/>
+          <w:szCs w:val="28"/>
+          <w:lang w:val="en-US"/>
+        </w:rPr>
+      </w:pPr>
+      <w:r>
+        <w:rPr>
+          <w:rFonts w:ascii="Times New Roman" w:hAnsi="Times New Roman"/>
+          <w:b/>
+          <w:bCs/>
+          <w:sz w:val="28"/>
+          <w:szCs w:val="28"/>
+          <w:lang w:val="en-US"/>
+        </w:rPr>
         <w:t>BAB I</w:t>
       </w:r>
     </w:p>
@@ -3427,7 +4519,6 @@
           <w:szCs w:val="24"/>
           <w:lang w:val="sv-SE"/>
         </w:rPr>
-        <w:lastRenderedPageBreak/>
         <w:t>A.</w:t>
       </w:r>
       <w:r>
@@ -3668,6 +4759,7 @@
           <w:rFonts w:ascii="Times New Roman" w:hAnsi="Times New Roman"/>
           <w:lang w:val="sv-SE"/>
         </w:rPr>
+        <w:lastRenderedPageBreak/>
         <w:t xml:space="preserve">Bagaimana merancang sistem informasi penjualan dan manajemen stok berbasis mobile yang sesuai dengan kebutuhan UMKM Bakulan D. Frozen? </w:t>
       </w:r>
     </w:p>
@@ -3810,7 +4902,6 @@
           <w:rFonts w:ascii="Times New Roman" w:hAnsi="Times New Roman"/>
           <w:lang w:val="sv-SE"/>
         </w:rPr>
-        <w:lastRenderedPageBreak/>
         <w:t xml:space="preserve">Menganalisis sistem yang sedang berjalan pada UMKM Bakulan D. Frozen, khususnya pada proses penjualan dan pengelolaan stok. </w:t>
       </w:r>
     </w:p>
@@ -4178,6 +5269,7 @@
         <w:rPr>
           <w:rFonts w:ascii="Times New Roman" w:hAnsi="Times New Roman"/>
         </w:rPr>
+        <w:lastRenderedPageBreak/>
         <w:t>3. Bagi Akademik</w:t>
       </w:r>
     </w:p>

--- a/SISTEM KASIR DIGITAL WARUNG KOPI DENGAN INTEGRASI STOK DAN PENCATATAN BON BERBASIS FLUTTER.docx
+++ b/SISTEM KASIR DIGITAL WARUNG KOPI DENGAN INTEGRASI STOK DAN PENCATATAN BON BERBASIS FLUTTER.docx
@@ -4714,6 +4714,9 @@
         <w:spacing w:after="960" w:line="311" w:lineRule="auto"/>
         <w:ind w:right="19" w:firstLine="680"/>
         <w:jc w:val="right"/>
+        <w:rPr>
+          <w:lang w:val="sv-SE"/>
+        </w:rPr>
       </w:pPr>
     </w:p>
     <w:p>
@@ -4721,6 +4724,9 @@
         <w:spacing w:after="960" w:line="311" w:lineRule="auto"/>
         <w:ind w:right="19" w:firstLine="680"/>
         <w:jc w:val="right"/>
+        <w:rPr>
+          <w:lang w:val="sv-SE"/>
+        </w:rPr>
       </w:pPr>
     </w:p>
     <w:p>
@@ -4732,6 +4738,7 @@
           <w:rFonts w:ascii="Times New Roman" w:hAnsi="Times New Roman" w:cs="Times New Roman"/>
           <w:sz w:val="24"/>
           <w:szCs w:val="24"/>
+          <w:lang w:val="sv-SE"/>
         </w:rPr>
       </w:pPr>
     </w:p>
@@ -7014,23 +7021,23 @@
           <w:b/>
           <w:color w:val="000000"/>
           <w:sz w:val="28"/>
-          <w:lang w:val="sv-SE"/>
-        </w:rPr>
-      </w:pPr>
-      <w:bookmarkStart w:id="7" w:name="_Hlk229646087"/>
-      <w:bookmarkStart w:id="8" w:name="_Toc229664137"/>
+          <w:lang w:val="en-US"/>
+        </w:rPr>
+      </w:pPr>
+      <w:bookmarkStart w:id="7" w:name="_Toc229664137"/>
+      <w:bookmarkStart w:id="8" w:name="_Hlk229646087"/>
       <w:r>
         <w:rPr>
           <w:rFonts w:ascii="Times New Roman" w:eastAsia="Times New Roman" w:hAnsi="Times New Roman" w:cs="Times New Roman"/>
           <w:b/>
           <w:color w:val="000000"/>
           <w:sz w:val="28"/>
-          <w:lang w:val="sv-SE"/>
+          <w:lang w:val="en-US"/>
         </w:rPr>
         <w:lastRenderedPageBreak/>
         <w:t>DAFTAR TABEL</w:t>
       </w:r>
-      <w:bookmarkEnd w:id="8"/>
+      <w:bookmarkEnd w:id="7"/>
     </w:p>
     <w:p/>
     <w:p>
@@ -7043,7 +7050,7 @@
           <w:rFonts w:ascii="Times New Roman" w:hAnsi="Times New Roman" w:cs="Times New Roman"/>
           <w:sz w:val="24"/>
           <w:szCs w:val="24"/>
-          <w:lang w:val="sv-SE"/>
+          <w:lang w:val="en-US"/>
         </w:rPr>
       </w:pPr>
       <w:r>
@@ -7051,7 +7058,7 @@
           <w:rFonts w:ascii="Times New Roman" w:hAnsi="Times New Roman" w:cs="Times New Roman"/>
           <w:sz w:val="24"/>
           <w:szCs w:val="24"/>
-          <w:lang w:val="sv-SE"/>
+          <w:lang w:val="en-US"/>
         </w:rPr>
         <w:t xml:space="preserve">Tabel 2.1. </w:t>
       </w:r>
@@ -7061,7 +7068,7 @@
           <w:rFonts w:ascii="Times New Roman" w:hAnsi="Times New Roman" w:cs="Times New Roman"/>
           <w:sz w:val="24"/>
           <w:szCs w:val="24"/>
-          <w:lang w:val="sv-SE"/>
+          <w:lang w:val="en-US"/>
         </w:rPr>
         <w:t>Simbol</w:t>
       </w:r>
@@ -7071,7 +7078,7 @@
           <w:rFonts w:ascii="Times New Roman" w:hAnsi="Times New Roman" w:cs="Times New Roman"/>
           <w:sz w:val="24"/>
           <w:szCs w:val="24"/>
-          <w:lang w:val="sv-SE"/>
+          <w:lang w:val="en-US"/>
         </w:rPr>
         <w:t xml:space="preserve"> Use Case Diagram</w:t>
       </w:r>
@@ -7080,7 +7087,7 @@
           <w:rFonts w:ascii="Times New Roman" w:hAnsi="Times New Roman" w:cs="Times New Roman"/>
           <w:sz w:val="24"/>
           <w:szCs w:val="24"/>
-          <w:lang w:val="sv-SE"/>
+          <w:lang w:val="en-US"/>
         </w:rPr>
         <w:tab/>
         <w:t>14</w:t>
@@ -7096,7 +7103,7 @@
           <w:rFonts w:ascii="Times New Roman" w:hAnsi="Times New Roman" w:cs="Times New Roman"/>
           <w:sz w:val="24"/>
           <w:szCs w:val="24"/>
-          <w:lang w:val="sv-SE"/>
+          <w:lang w:val="en-US"/>
         </w:rPr>
       </w:pPr>
       <w:r>
@@ -7104,7 +7111,7 @@
           <w:rFonts w:ascii="Times New Roman" w:hAnsi="Times New Roman" w:cs="Times New Roman"/>
           <w:sz w:val="24"/>
           <w:szCs w:val="24"/>
-          <w:lang w:val="sv-SE"/>
+          <w:lang w:val="en-US"/>
         </w:rPr>
         <w:t xml:space="preserve">Tabel 2.2. </w:t>
       </w:r>
@@ -7114,7 +7121,7 @@
           <w:rFonts w:ascii="Times New Roman" w:hAnsi="Times New Roman" w:cs="Times New Roman"/>
           <w:sz w:val="24"/>
           <w:szCs w:val="24"/>
-          <w:lang w:val="sv-SE"/>
+          <w:lang w:val="en-US"/>
         </w:rPr>
         <w:t>Simbol</w:t>
       </w:r>
@@ -7124,7 +7131,7 @@
           <w:rFonts w:ascii="Times New Roman" w:hAnsi="Times New Roman" w:cs="Times New Roman"/>
           <w:sz w:val="24"/>
           <w:szCs w:val="24"/>
-          <w:lang w:val="sv-SE"/>
+          <w:lang w:val="en-US"/>
         </w:rPr>
         <w:t xml:space="preserve"> Activity Diagram</w:t>
       </w:r>
@@ -7133,7 +7140,7 @@
           <w:rFonts w:ascii="Times New Roman" w:hAnsi="Times New Roman" w:cs="Times New Roman"/>
           <w:sz w:val="24"/>
           <w:szCs w:val="24"/>
-          <w:lang w:val="sv-SE"/>
+          <w:lang w:val="en-US"/>
         </w:rPr>
         <w:tab/>
         <w:t>17</w:t>
@@ -7149,7 +7156,7 @@
           <w:rFonts w:ascii="Times New Roman" w:hAnsi="Times New Roman" w:cs="Times New Roman"/>
           <w:sz w:val="24"/>
           <w:szCs w:val="24"/>
-          <w:lang w:val="sv-SE"/>
+          <w:lang w:val="en-US"/>
         </w:rPr>
       </w:pPr>
       <w:r>
@@ -7157,7 +7164,7 @@
           <w:rFonts w:ascii="Times New Roman" w:hAnsi="Times New Roman" w:cs="Times New Roman"/>
           <w:sz w:val="24"/>
           <w:szCs w:val="24"/>
-          <w:lang w:val="sv-SE"/>
+          <w:lang w:val="en-US"/>
         </w:rPr>
         <w:t xml:space="preserve">Tabel 2.3. </w:t>
       </w:r>
@@ -7167,7 +7174,7 @@
           <w:rFonts w:ascii="Times New Roman" w:hAnsi="Times New Roman" w:cs="Times New Roman"/>
           <w:sz w:val="24"/>
           <w:szCs w:val="24"/>
-          <w:lang w:val="sv-SE"/>
+          <w:lang w:val="en-US"/>
         </w:rPr>
         <w:t>Simbol</w:t>
       </w:r>
@@ -7177,7 +7184,7 @@
           <w:rFonts w:ascii="Times New Roman" w:hAnsi="Times New Roman" w:cs="Times New Roman"/>
           <w:sz w:val="24"/>
           <w:szCs w:val="24"/>
-          <w:lang w:val="sv-SE"/>
+          <w:lang w:val="en-US"/>
         </w:rPr>
         <w:t xml:space="preserve"> Sequence Diagram</w:t>
       </w:r>
@@ -7186,7 +7193,7 @@
           <w:rFonts w:ascii="Times New Roman" w:hAnsi="Times New Roman" w:cs="Times New Roman"/>
           <w:sz w:val="24"/>
           <w:szCs w:val="24"/>
-          <w:lang w:val="sv-SE"/>
+          <w:lang w:val="en-US"/>
         </w:rPr>
         <w:tab/>
         <w:t>19</w:t>
@@ -7202,7 +7209,7 @@
           <w:rFonts w:ascii="Times New Roman" w:hAnsi="Times New Roman" w:cs="Times New Roman"/>
           <w:sz w:val="24"/>
           <w:szCs w:val="24"/>
-          <w:lang w:val="sv-SE"/>
+          <w:lang w:val="en-US"/>
         </w:rPr>
       </w:pPr>
       <w:r>
@@ -7210,7 +7217,7 @@
           <w:rFonts w:ascii="Times New Roman" w:hAnsi="Times New Roman" w:cs="Times New Roman"/>
           <w:sz w:val="24"/>
           <w:szCs w:val="24"/>
-          <w:lang w:val="sv-SE"/>
+          <w:lang w:val="en-US"/>
         </w:rPr>
         <w:t xml:space="preserve">Tabel 2.4. </w:t>
       </w:r>
@@ -7220,7 +7227,7 @@
           <w:rFonts w:ascii="Times New Roman" w:hAnsi="Times New Roman" w:cs="Times New Roman"/>
           <w:sz w:val="24"/>
           <w:szCs w:val="24"/>
-          <w:lang w:val="sv-SE"/>
+          <w:lang w:val="en-US"/>
         </w:rPr>
         <w:t>Simbol</w:t>
       </w:r>
@@ -7230,7 +7237,7 @@
           <w:rFonts w:ascii="Times New Roman" w:hAnsi="Times New Roman" w:cs="Times New Roman"/>
           <w:sz w:val="24"/>
           <w:szCs w:val="24"/>
-          <w:lang w:val="sv-SE"/>
+          <w:lang w:val="en-US"/>
         </w:rPr>
         <w:t xml:space="preserve"> Class Diagram</w:t>
       </w:r>
@@ -7239,7 +7246,7 @@
           <w:rFonts w:ascii="Times New Roman" w:hAnsi="Times New Roman" w:cs="Times New Roman"/>
           <w:sz w:val="24"/>
           <w:szCs w:val="24"/>
-          <w:lang w:val="sv-SE"/>
+          <w:lang w:val="en-US"/>
         </w:rPr>
         <w:tab/>
         <w:t>21</w:t>
@@ -7575,7 +7582,7 @@
         <w:t>82</w:t>
       </w:r>
     </w:p>
-    <w:bookmarkEnd w:id="7"/>
+    <w:bookmarkEnd w:id="8"/>
     <w:p>
       <w:pPr>
         <w:spacing w:after="691"/>
@@ -7775,6 +7782,7 @@
             </w:pPr>
             <w:r>
               <w:rPr>
+                <w:noProof/>
                 <w:lang w:val="sv-SE"/>
               </w:rPr>
               <w:drawing>
@@ -7868,6 +7876,7 @@
               <w:rPr>
                 <w:rFonts w:ascii="Times New Roman" w:eastAsia="Times New Roman" w:hAnsi="Times New Roman" w:cs="Times New Roman"/>
                 <w:b/>
+                <w:noProof/>
                 <w:color w:val="000000"/>
                 <w:sz w:val="28"/>
                 <w:lang w:val="sv-SE"/>
@@ -7959,6 +7968,7 @@
               <w:rPr>
                 <w:rFonts w:ascii="Times New Roman" w:eastAsia="Times New Roman" w:hAnsi="Times New Roman" w:cs="Times New Roman"/>
                 <w:b/>
+                <w:noProof/>
                 <w:color w:val="000000"/>
                 <w:sz w:val="28"/>
                 <w:lang w:val="sv-SE"/>
@@ -8148,7 +8158,7 @@
           <w:b/>
           <w:color w:val="000000"/>
           <w:sz w:val="28"/>
-          <w:lang w:val="en-US"/>
+          <w:lang w:val="sv-SE"/>
         </w:rPr>
       </w:pPr>
       <w:bookmarkStart w:id="10" w:name="_Toc229664139"/>
@@ -8158,24 +8168,20 @@
           <w:b/>
           <w:color w:val="000000"/>
           <w:sz w:val="28"/>
-          <w:lang w:val="en-US"/>
+          <w:lang w:val="sv-SE"/>
         </w:rPr>
         <w:lastRenderedPageBreak/>
-        <w:t xml:space="preserve">DAFTAR </w:t>
-      </w:r>
-      <w:r>
-        <w:rPr>
-          <w:rFonts w:ascii="Times New Roman" w:eastAsia="Times New Roman" w:hAnsi="Times New Roman" w:cs="Times New Roman"/>
-          <w:b/>
-          <w:color w:val="000000"/>
-          <w:sz w:val="28"/>
-          <w:lang w:val="en-US"/>
-        </w:rPr>
-        <w:t>LAMPIRAN</w:t>
+        <w:t>DAFTAR LAMPIRAN</w:t>
       </w:r>
       <w:bookmarkEnd w:id="10"/>
     </w:p>
-    <w:p/>
+    <w:p>
+      <w:pPr>
+        <w:rPr>
+          <w:lang w:val="sv-SE"/>
+        </w:rPr>
+      </w:pPr>
+    </w:p>
     <w:p>
       <w:pPr>
         <w:tabs>
@@ -8186,7 +8192,7 @@
           <w:rFonts w:ascii="Times New Roman" w:hAnsi="Times New Roman" w:cs="Times New Roman"/>
           <w:sz w:val="24"/>
           <w:szCs w:val="24"/>
-          <w:lang w:val="en-US"/>
+          <w:lang w:val="sv-SE"/>
         </w:rPr>
       </w:pPr>
       <w:r>
@@ -8194,27 +8200,16 @@
           <w:rFonts w:ascii="Times New Roman" w:hAnsi="Times New Roman" w:cs="Times New Roman"/>
           <w:sz w:val="24"/>
           <w:szCs w:val="24"/>
-          <w:lang w:val="en-US"/>
-        </w:rPr>
-        <w:t xml:space="preserve">Lampiran 1. </w:t>
-      </w:r>
-      <w:proofErr w:type="spellStart"/>
+          <w:lang w:val="sv-SE"/>
+        </w:rPr>
+        <w:t>Lampiran 1. Portofolio</w:t>
+      </w:r>
       <w:r>
         <w:rPr>
           <w:rFonts w:ascii="Times New Roman" w:hAnsi="Times New Roman" w:cs="Times New Roman"/>
           <w:sz w:val="24"/>
           <w:szCs w:val="24"/>
-          <w:lang w:val="en-US"/>
-        </w:rPr>
-        <w:t>Portofolio</w:t>
-      </w:r>
-      <w:proofErr w:type="spellEnd"/>
-      <w:r>
-        <w:rPr>
-          <w:rFonts w:ascii="Times New Roman" w:hAnsi="Times New Roman" w:cs="Times New Roman"/>
-          <w:sz w:val="24"/>
-          <w:szCs w:val="24"/>
-          <w:lang w:val="en-US"/>
+          <w:lang w:val="sv-SE"/>
         </w:rPr>
         <w:tab/>
         <w:t>14</w:t>
@@ -8238,7 +8233,7 @@
           <w:rFonts w:ascii="Times New Roman" w:hAnsi="Times New Roman" w:cs="Times New Roman"/>
           <w:sz w:val="24"/>
           <w:szCs w:val="24"/>
-          <w:lang w:val="en-US"/>
+          <w:lang w:val="sv-SE"/>
         </w:rPr>
         <w:t xml:space="preserve">Lampiran 1. </w:t>
       </w:r>
@@ -8731,36 +8726,20 @@
         <w:ind w:firstLine="709"/>
         <w:jc w:val="both"/>
         <w:rPr>
-          <w:lang w:val="sv-SE"/>
-        </w:rPr>
-      </w:pPr>
-      <w:r>
-        <w:rPr>
-          <w:rFonts w:ascii="Times New Roman" w:eastAsia="Times New Roman" w:hAnsi="Times New Roman" w:cs="Times New Roman"/>
-          <w:sz w:val="24"/>
-          <w:szCs w:val="24"/>
-          <w:lang w:val="sv-SE"/>
-        </w:rPr>
-        <w:t xml:space="preserve">Perkembangan teknologi informasi yang semakin pesat telah mendorong berbagai sektor usaha untuk beradaptasi dengan sistem digital guna meningkatkan efisiensi operasional. Usaha Mikro, Kecil, dan Menengah (UMKM) merupakan tulang punggung perekonomian Indonesia. Berdasarkan data Kementerian Koperasi dan UKM tahun 2024, jumlah UMKM di Indonesia telah mencapai lebih dari 65 juta unit usaha yang tersebar di berbagai sektor, mulai dari perdagangan, kuliner, hingga jasa </w:t>
-      </w:r>
-      <w:r>
-        <w:rPr>
-          <w:rStyle w:val="FootnoteReference"/>
-          <w:rFonts w:ascii="Times New Roman" w:eastAsia="Times New Roman" w:hAnsi="Times New Roman" w:cs="Times New Roman"/>
-          <w:sz w:val="24"/>
-          <w:szCs w:val="24"/>
-          <w:lang w:val="sv-SE"/>
-        </w:rPr>
-        <w:footnoteReference w:id="1"/>
-      </w:r>
-      <w:r>
-        <w:rPr>
-          <w:rFonts w:ascii="Times New Roman" w:eastAsia="Times New Roman" w:hAnsi="Times New Roman" w:cs="Times New Roman"/>
-          <w:sz w:val="24"/>
-          <w:szCs w:val="24"/>
-          <w:lang w:val="sv-SE"/>
-        </w:rPr>
-        <w:t>. Namun demikian, tidak semua pelaku UMKM telah memanfaatkan teknologi digital dalam operasional usahanya, termasuk dalam hal pencatatan transaksi dan pengelolaan stok.</w:t>
+          <w:rFonts w:ascii="Times New Roman" w:eastAsia="Times New Roman" w:hAnsi="Times New Roman" w:cs="Times New Roman"/>
+          <w:sz w:val="24"/>
+          <w:szCs w:val="24"/>
+          <w:lang w:val="sv-SE"/>
+        </w:rPr>
+      </w:pPr>
+      <w:r>
+        <w:rPr>
+          <w:rFonts w:ascii="Times New Roman" w:eastAsia="Times New Roman" w:hAnsi="Times New Roman" w:cs="Times New Roman"/>
+          <w:sz w:val="24"/>
+          <w:szCs w:val="24"/>
+          <w:lang w:val="sv-SE"/>
+        </w:rPr>
+        <w:t>Perkembangan teknologi informasi yang semakin pesat telah mendorong berbagai sektor usaha untuk beradaptasi dengan sistem digital guna meningkatkan efisiensi operasional. Usaha Mikro, Kecil, dan Menengah (UMKM) merupakan tulang punggung perekonomian Indonesia. Berdasarkan data Kementerian Koperasi dan UKM tahun 2024, jumlah UMKM di Indonesia telah mencapai lebih dari 65 juta unit usaha yang tersebar di berbagai sektor, mulai dari perdagangan, kuliner, hingga jasa (Juventauricula dkk., 2024:97). Namun demikian, tidak semua pelaku UMKM telah memanfaatkan teknologi digital dalam operasional usahanya, termasuk dalam hal pencatatan transaksi dan pengelolaan stok.</w:t>
       </w:r>
     </w:p>
     <w:p>
@@ -8768,96 +8747,20 @@
         <w:ind w:firstLine="709"/>
         <w:jc w:val="both"/>
         <w:rPr>
-          <w:lang w:val="sv-SE"/>
-        </w:rPr>
-      </w:pPr>
-      <w:r>
-        <w:rPr>
-          <w:rFonts w:ascii="Times New Roman" w:eastAsia="Times New Roman" w:hAnsi="Times New Roman" w:cs="Times New Roman"/>
-          <w:sz w:val="24"/>
-          <w:szCs w:val="24"/>
-          <w:lang w:val="sv-SE"/>
-        </w:rPr>
-        <w:t xml:space="preserve">Warung toserba sebagai salah satu bentuk UMKM perdagangan eceran umumnya masih mengandalkan pencatatan transaksi secara manual menggunakan buku kas maupun lembar nota. Sistem manual ini rentan terhadap kesalahan pencatatan, kehilangan data, serta menyulitkan pemilik dalam memantau kondisi stok barang dan piutang pelanggan secara </w:t>
-      </w:r>
-      <w:r>
-        <w:rPr>
-          <w:rFonts w:ascii="Times New Roman" w:eastAsia="Times New Roman" w:hAnsi="Times New Roman" w:cs="Times New Roman"/>
-          <w:i/>
-          <w:iCs/>
-          <w:sz w:val="24"/>
-          <w:szCs w:val="24"/>
-          <w:lang w:val="sv-SE"/>
-        </w:rPr>
-        <w:t>real-time</w:t>
-      </w:r>
-      <w:r>
-        <w:rPr>
-          <w:rFonts w:ascii="Times New Roman" w:eastAsia="Times New Roman" w:hAnsi="Times New Roman" w:cs="Times New Roman"/>
-          <w:sz w:val="24"/>
-          <w:szCs w:val="24"/>
-          <w:lang w:val="sv-SE"/>
-        </w:rPr>
-        <w:t>. Penelitian yang dilakukan oleh Ghiffari dan Aryanto (2025:11) menunjukkan bahwa pengelolaan stok secara manual pada UMKM terbukti tidak efisien dan rentan terhadap kesalahan</w:t>
-      </w:r>
-      <w:r>
-        <w:rPr>
-          <w:rStyle w:val="FootnoteReference"/>
-          <w:rFonts w:ascii="Times New Roman" w:eastAsia="Times New Roman" w:hAnsi="Times New Roman" w:cs="Times New Roman"/>
-          <w:sz w:val="24"/>
-          <w:szCs w:val="24"/>
-          <w:lang w:val="sv-SE"/>
-        </w:rPr>
-        <w:footnoteReference w:id="2"/>
-      </w:r>
-      <w:r>
-        <w:rPr>
-          <w:rFonts w:ascii="Times New Roman" w:eastAsia="Times New Roman" w:hAnsi="Times New Roman" w:cs="Times New Roman"/>
-          <w:sz w:val="24"/>
-          <w:szCs w:val="24"/>
-          <w:lang w:val="sv-SE"/>
-        </w:rPr>
-        <w:t xml:space="preserve">, sehingga diperlukan transformasi digital melalui implementasi sistem inventori berbasis </w:t>
-      </w:r>
-      <w:r>
-        <w:rPr>
-          <w:rFonts w:ascii="Times New Roman" w:eastAsia="Times New Roman" w:hAnsi="Times New Roman" w:cs="Times New Roman"/>
-          <w:i/>
-          <w:iCs/>
-          <w:sz w:val="24"/>
-          <w:szCs w:val="24"/>
-          <w:lang w:val="sv-SE"/>
-        </w:rPr>
-        <w:t>mobile</w:t>
-      </w:r>
-      <w:r>
-        <w:rPr>
-          <w:rFonts w:ascii="Times New Roman" w:eastAsia="Times New Roman" w:hAnsi="Times New Roman" w:cs="Times New Roman"/>
-          <w:sz w:val="24"/>
-          <w:szCs w:val="24"/>
-          <w:lang w:val="sv-SE"/>
-        </w:rPr>
-        <w:t xml:space="preserve"> yang dapat memantau stok secara </w:t>
-      </w:r>
-      <w:r>
-        <w:rPr>
-          <w:rFonts w:ascii="Times New Roman" w:eastAsia="Times New Roman" w:hAnsi="Times New Roman" w:cs="Times New Roman"/>
-          <w:i/>
-          <w:iCs/>
-          <w:sz w:val="24"/>
-          <w:szCs w:val="24"/>
-          <w:lang w:val="sv-SE"/>
-        </w:rPr>
-        <w:t>real-time</w:t>
-      </w:r>
-      <w:r>
-        <w:rPr>
-          <w:rFonts w:ascii="Times New Roman" w:eastAsia="Times New Roman" w:hAnsi="Times New Roman" w:cs="Times New Roman"/>
-          <w:sz w:val="24"/>
-          <w:szCs w:val="24"/>
-          <w:lang w:val="sv-SE"/>
-        </w:rPr>
-        <w:t>.</w:t>
+          <w:rFonts w:ascii="Times New Roman" w:eastAsia="Times New Roman" w:hAnsi="Times New Roman" w:cs="Times New Roman"/>
+          <w:sz w:val="24"/>
+          <w:szCs w:val="24"/>
+          <w:lang w:val="sv-SE"/>
+        </w:rPr>
+      </w:pPr>
+      <w:r>
+        <w:rPr>
+          <w:rFonts w:ascii="Times New Roman" w:eastAsia="Times New Roman" w:hAnsi="Times New Roman" w:cs="Times New Roman"/>
+          <w:sz w:val="24"/>
+          <w:szCs w:val="24"/>
+          <w:lang w:val="sv-SE"/>
+        </w:rPr>
+        <w:t>Warung toserba sebagai salah satu bentuk UMKM perdagangan eceran umumnya masih mengandalkan pencatatan transaksi secara manual menggunakan buku kas maupun lembar nota. Sistem manual ini rentan terhadap kesalahan pencatatan, kehilangan data, serta menyulitkan pemilik dalam memantau kondisi stok barang dan piutang pelanggan secara real-time. Penelitian yang dilakukan oleh Ghiffari dan Aryanto (2025:11) menunjukkan bahwa pengelolaan stok secara manual pada UMKM terbukti tidak efisien dan rentan terhadap kesalahan, sehingga diperlukan transformasi digital melalui implementasi sistem inventori berbasis mobile yang dapat memantau stok secara real-time.</w:t>
       </w:r>
     </w:p>
     <w:p>
@@ -8865,66 +8768,20 @@
         <w:ind w:firstLine="709"/>
         <w:jc w:val="both"/>
         <w:rPr>
-          <w:lang w:val="sv-SE"/>
-        </w:rPr>
-      </w:pPr>
-      <w:r>
-        <w:rPr>
-          <w:rFonts w:ascii="Times New Roman" w:eastAsia="Times New Roman" w:hAnsi="Times New Roman" w:cs="Times New Roman"/>
-          <w:sz w:val="24"/>
-          <w:szCs w:val="24"/>
-          <w:lang w:val="sv-SE"/>
-        </w:rPr>
-        <w:t xml:space="preserve">Permasalahan serupa juga terjadi pada pencatatan BON atau transaksi kredit pelanggan yang dilakukan secara manual, sehingga berpotensi menimbulkan kerugian akibat data piutang yang tidak terdokumentasi dengan baik. Untuk mengatasi permasalahan tersebut, dibutuhkan sebuah sistem kasir digital yang mampu mengintegrasikan pengelolaan transaksi, stok barang, data pelanggan, dan pencatatan BON dalam satu platform terpadu. Andy dan Widiono (2024:161) menyatakan bahwa inovasi teknologi dalam manajemen </w:t>
-      </w:r>
-      <w:r>
-        <w:rPr>
-          <w:rFonts w:ascii="Times New Roman" w:eastAsia="Times New Roman" w:hAnsi="Times New Roman" w:cs="Times New Roman"/>
-          <w:sz w:val="24"/>
-          <w:szCs w:val="24"/>
-          <w:lang w:val="sv-SE"/>
-        </w:rPr>
-        <w:lastRenderedPageBreak/>
-        <w:t xml:space="preserve">penjualan melalui aplikasi </w:t>
-      </w:r>
-      <w:r>
-        <w:rPr>
-          <w:rFonts w:ascii="Times New Roman" w:eastAsia="Times New Roman" w:hAnsi="Times New Roman" w:cs="Times New Roman"/>
-          <w:i/>
-          <w:iCs/>
-          <w:sz w:val="24"/>
-          <w:szCs w:val="24"/>
-          <w:lang w:val="sv-SE"/>
-        </w:rPr>
-        <w:t>Point of Sale</w:t>
-      </w:r>
-      <w:r>
-        <w:rPr>
-          <w:rFonts w:ascii="Times New Roman" w:eastAsia="Times New Roman" w:hAnsi="Times New Roman" w:cs="Times New Roman"/>
-          <w:sz w:val="24"/>
-          <w:szCs w:val="24"/>
-          <w:lang w:val="sv-SE"/>
-        </w:rPr>
-        <w:t xml:space="preserve"> (POS) terbukti dapat meningkatkan efisiensi pencatatan transaksi dan akurasi laporan keuangan pada UMKM</w:t>
-      </w:r>
-      <w:r>
-        <w:rPr>
-          <w:rStyle w:val="FootnoteReference"/>
-          <w:rFonts w:ascii="Times New Roman" w:eastAsia="Times New Roman" w:hAnsi="Times New Roman" w:cs="Times New Roman"/>
-          <w:sz w:val="24"/>
-          <w:szCs w:val="24"/>
-          <w:lang w:val="sv-SE"/>
-        </w:rPr>
-        <w:footnoteReference w:id="3"/>
-      </w:r>
-      <w:r>
-        <w:rPr>
-          <w:rFonts w:ascii="Times New Roman" w:eastAsia="Times New Roman" w:hAnsi="Times New Roman" w:cs="Times New Roman"/>
-          <w:sz w:val="24"/>
-          <w:szCs w:val="24"/>
-          <w:lang w:val="sv-SE"/>
-        </w:rPr>
-        <w:t>.</w:t>
+          <w:rFonts w:ascii="Times New Roman" w:eastAsia="Times New Roman" w:hAnsi="Times New Roman" w:cs="Times New Roman"/>
+          <w:sz w:val="24"/>
+          <w:szCs w:val="24"/>
+          <w:lang w:val="sv-SE"/>
+        </w:rPr>
+      </w:pPr>
+      <w:r>
+        <w:rPr>
+          <w:rFonts w:ascii="Times New Roman" w:eastAsia="Times New Roman" w:hAnsi="Times New Roman" w:cs="Times New Roman"/>
+          <w:sz w:val="24"/>
+          <w:szCs w:val="24"/>
+          <w:lang w:val="sv-SE"/>
+        </w:rPr>
+        <w:t>Permasalahan serupa juga terjadi pada pencatatan BON atau transaksi kredit pelanggan yang dilakukan secara manual, sehingga berpotensi menimbulkan kerugian akibat data piutang yang tidak terdokumentasi dengan baik. Untuk mengatasi permasalahan tersebut, dibutuhkan sebuah sistem kasir digital yang mampu mengintegrasikan pengelolaan transaksi, stok barang, data pelanggan, dan pencatatan BON dalam satu platform terpadu. Andy dan Widiono (2024:161) menyatakan bahwa inovasi teknologi dalam manajemen penjualan melalui aplikasi Point of Sale (POS) terbukti dapat meningkatkan efisiensi pencatatan transaksi dan akurasi laporan keuangan pada UMKM.</w:t>
       </w:r>
     </w:p>
     <w:p>
@@ -8932,176 +8789,30 @@
         <w:ind w:firstLine="709"/>
         <w:jc w:val="both"/>
         <w:rPr>
-          <w:lang w:val="sv-SE"/>
-        </w:rPr>
-      </w:pPr>
-      <w:r>
-        <w:rPr>
-          <w:rFonts w:ascii="Times New Roman" w:eastAsia="Times New Roman" w:hAnsi="Times New Roman" w:cs="Times New Roman"/>
-          <w:sz w:val="24"/>
-          <w:szCs w:val="24"/>
-          <w:lang w:val="sv-SE"/>
-        </w:rPr>
-        <w:t xml:space="preserve">Dalam penelitian ini, dikembangkan sebuah aplikasi kasir digital berbasis </w:t>
-      </w:r>
-      <w:r>
-        <w:rPr>
-          <w:rFonts w:ascii="Times New Roman" w:eastAsia="Times New Roman" w:hAnsi="Times New Roman" w:cs="Times New Roman"/>
-          <w:i/>
-          <w:iCs/>
-          <w:sz w:val="24"/>
-          <w:szCs w:val="24"/>
-          <w:lang w:val="sv-SE"/>
-        </w:rPr>
-        <w:t>mobile application</w:t>
-      </w:r>
-      <w:r>
-        <w:rPr>
-          <w:rFonts w:ascii="Times New Roman" w:eastAsia="Times New Roman" w:hAnsi="Times New Roman" w:cs="Times New Roman"/>
-          <w:sz w:val="24"/>
-          <w:szCs w:val="24"/>
-          <w:lang w:val="sv-SE"/>
-        </w:rPr>
-        <w:t xml:space="preserve"> menggunakan </w:t>
-      </w:r>
-      <w:r>
-        <w:rPr>
-          <w:rFonts w:ascii="Times New Roman" w:eastAsia="Times New Roman" w:hAnsi="Times New Roman" w:cs="Times New Roman"/>
-          <w:i/>
-          <w:iCs/>
-          <w:sz w:val="24"/>
-          <w:szCs w:val="24"/>
-          <w:lang w:val="sv-SE"/>
-        </w:rPr>
-        <w:t>framework Flutter</w:t>
-      </w:r>
-      <w:r>
-        <w:rPr>
-          <w:rFonts w:ascii="Times New Roman" w:eastAsia="Times New Roman" w:hAnsi="Times New Roman" w:cs="Times New Roman"/>
-          <w:sz w:val="24"/>
-          <w:szCs w:val="24"/>
-          <w:lang w:val="sv-SE"/>
-        </w:rPr>
-        <w:t xml:space="preserve">. Flutter dipilih karena kemampuannya menghasilkan aplikasi </w:t>
-      </w:r>
-      <w:r>
-        <w:rPr>
-          <w:rFonts w:ascii="Times New Roman" w:eastAsia="Times New Roman" w:hAnsi="Times New Roman" w:cs="Times New Roman"/>
-          <w:i/>
-          <w:iCs/>
-          <w:sz w:val="24"/>
-          <w:szCs w:val="24"/>
-          <w:lang w:val="sv-SE"/>
-        </w:rPr>
-        <w:t>cross-platform</w:t>
-      </w:r>
-      <w:r>
-        <w:rPr>
-          <w:rFonts w:ascii="Times New Roman" w:eastAsia="Times New Roman" w:hAnsi="Times New Roman" w:cs="Times New Roman"/>
-          <w:sz w:val="24"/>
-          <w:szCs w:val="24"/>
-          <w:lang w:val="sv-SE"/>
-        </w:rPr>
-        <w:t xml:space="preserve"> dari satu basis kode yang sama secara</w:t>
-      </w:r>
-      <w:r>
-        <w:rPr>
-          <w:rStyle w:val="FootnoteReference"/>
-          <w:rFonts w:ascii="Times New Roman" w:eastAsia="Times New Roman" w:hAnsi="Times New Roman" w:cs="Times New Roman"/>
-          <w:sz w:val="24"/>
-          <w:szCs w:val="24"/>
-          <w:lang w:val="sv-SE"/>
-        </w:rPr>
-        <w:footnoteReference w:id="4"/>
-      </w:r>
-      <w:r>
-        <w:rPr>
-          <w:rFonts w:ascii="Times New Roman" w:eastAsia="Times New Roman" w:hAnsi="Times New Roman" w:cs="Times New Roman"/>
-          <w:sz w:val="24"/>
-          <w:szCs w:val="24"/>
-          <w:lang w:val="sv-SE"/>
-        </w:rPr>
-        <w:t xml:space="preserve">. Sistem ini memanfaatkan layanan </w:t>
-      </w:r>
-      <w:r>
-        <w:rPr>
-          <w:rFonts w:ascii="Times New Roman" w:eastAsia="Times New Roman" w:hAnsi="Times New Roman" w:cs="Times New Roman"/>
-          <w:i/>
-          <w:iCs/>
-          <w:sz w:val="24"/>
-          <w:szCs w:val="24"/>
-          <w:lang w:val="sv-SE"/>
-        </w:rPr>
-        <w:t>Backend-as-a-Service (BaaS)</w:t>
-      </w:r>
-      <w:r>
-        <w:rPr>
-          <w:rFonts w:ascii="Times New Roman" w:eastAsia="Times New Roman" w:hAnsi="Times New Roman" w:cs="Times New Roman"/>
-          <w:sz w:val="24"/>
-          <w:szCs w:val="24"/>
-          <w:lang w:val="sv-SE"/>
-        </w:rPr>
-        <w:t xml:space="preserve"> dari Supabase sebagai </w:t>
-      </w:r>
-      <w:r>
-        <w:rPr>
-          <w:rFonts w:ascii="Times New Roman" w:eastAsia="Times New Roman" w:hAnsi="Times New Roman" w:cs="Times New Roman"/>
-          <w:i/>
-          <w:iCs/>
-          <w:sz w:val="24"/>
-          <w:szCs w:val="24"/>
-          <w:lang w:val="sv-SE"/>
-        </w:rPr>
-        <w:t>backend</w:t>
-      </w:r>
-      <w:r>
-        <w:rPr>
-          <w:rFonts w:ascii="Times New Roman" w:eastAsia="Times New Roman" w:hAnsi="Times New Roman" w:cs="Times New Roman"/>
-          <w:sz w:val="24"/>
-          <w:szCs w:val="24"/>
-          <w:lang w:val="sv-SE"/>
-        </w:rPr>
-        <w:t xml:space="preserve">, database PostgreSQL untuk penyimpanan data berbasis </w:t>
-      </w:r>
-      <w:r>
-        <w:rPr>
-          <w:rFonts w:ascii="Times New Roman" w:eastAsia="Times New Roman" w:hAnsi="Times New Roman" w:cs="Times New Roman"/>
-          <w:i/>
-          <w:iCs/>
-          <w:sz w:val="24"/>
-          <w:szCs w:val="24"/>
-          <w:lang w:val="sv-SE"/>
-        </w:rPr>
-        <w:t>cloud</w:t>
-      </w:r>
-      <w:r>
-        <w:rPr>
-          <w:rFonts w:ascii="Times New Roman" w:eastAsia="Times New Roman" w:hAnsi="Times New Roman" w:cs="Times New Roman"/>
-          <w:sz w:val="24"/>
-          <w:szCs w:val="24"/>
-          <w:lang w:val="sv-SE"/>
-        </w:rPr>
-        <w:t xml:space="preserve">, serta Supabase Auth untuk autentikasi pengguna dengan fitur keamanan </w:t>
-      </w:r>
-      <w:r>
-        <w:rPr>
-          <w:rFonts w:ascii="Times New Roman" w:eastAsia="Times New Roman" w:hAnsi="Times New Roman" w:cs="Times New Roman"/>
-          <w:i/>
-          <w:iCs/>
-          <w:sz w:val="24"/>
-          <w:szCs w:val="24"/>
-          <w:lang w:val="sv-SE"/>
-        </w:rPr>
-        <w:t>Row Level Security</w:t>
-      </w:r>
-      <w:r>
-        <w:rPr>
-          <w:rFonts w:ascii="Times New Roman" w:eastAsia="Times New Roman" w:hAnsi="Times New Roman" w:cs="Times New Roman"/>
-          <w:sz w:val="24"/>
-          <w:szCs w:val="24"/>
-          <w:lang w:val="sv-SE"/>
-        </w:rPr>
-        <w:t xml:space="preserve"> (RLS) yang memastikan isolasi data antar pengguna.</w:t>
+          <w:rFonts w:ascii="Times New Roman" w:eastAsia="Times New Roman" w:hAnsi="Times New Roman" w:cs="Times New Roman"/>
+          <w:sz w:val="24"/>
+          <w:szCs w:val="24"/>
+          <w:lang w:val="sv-SE"/>
+        </w:rPr>
+      </w:pPr>
+      <w:r>
+        <w:rPr>
+          <w:rFonts w:ascii="Times New Roman" w:eastAsia="Times New Roman" w:hAnsi="Times New Roman" w:cs="Times New Roman"/>
+          <w:sz w:val="24"/>
+          <w:szCs w:val="24"/>
+          <w:lang w:val="sv-SE"/>
+        </w:rPr>
+        <w:t xml:space="preserve">Dalam penelitian ini, dikembangkan sebuah aplikasi kasir digital berbasis mobile application menggunakan framework Flutter. Flutter dipilih karena kemampuannya menghasilkan aplikasi cross-platform dari satu basis kode yang sama secara efisien (Triyono dan Aryanto, 2025:1). Sistem ini memanfaatkan layanan Backend-as-a-Service (BaaS) dari </w:t>
+      </w:r>
+      <w:r>
+        <w:rPr>
+          <w:rFonts w:ascii="Times New Roman" w:eastAsia="Times New Roman" w:hAnsi="Times New Roman" w:cs="Times New Roman"/>
+          <w:sz w:val="24"/>
+          <w:szCs w:val="24"/>
+          <w:lang w:val="sv-SE"/>
+        </w:rPr>
+        <w:lastRenderedPageBreak/>
+        <w:t>Supabase sebagai backend, database PostgreSQL untuk penyimpanan data berbasis cloud, serta Supabase Auth untuk autentikasi pengguna dengan fitur keamanan Row Level Security (RLS) yang memastikan isolasi data antar pengguna.</w:t>
       </w:r>
     </w:p>
     <w:p>
@@ -9109,116 +8820,20 @@
         <w:ind w:firstLine="709"/>
         <w:jc w:val="both"/>
         <w:rPr>
-          <w:lang w:val="sv-SE"/>
-        </w:rPr>
-      </w:pPr>
-      <w:r>
-        <w:rPr>
-          <w:rFonts w:ascii="Times New Roman" w:eastAsia="Times New Roman" w:hAnsi="Times New Roman" w:cs="Times New Roman"/>
-          <w:sz w:val="24"/>
-          <w:szCs w:val="24"/>
-          <w:lang w:val="sv-SE"/>
-        </w:rPr>
-        <w:t xml:space="preserve">Metode pengembangan yang digunakan adalah </w:t>
-      </w:r>
-      <w:r>
-        <w:rPr>
-          <w:rFonts w:ascii="Times New Roman" w:eastAsia="Times New Roman" w:hAnsi="Times New Roman" w:cs="Times New Roman"/>
-          <w:i/>
-          <w:iCs/>
-          <w:sz w:val="24"/>
-          <w:szCs w:val="24"/>
-          <w:lang w:val="sv-SE"/>
-        </w:rPr>
-        <w:t>Agile Scrum</w:t>
-      </w:r>
-      <w:r>
-        <w:rPr>
-          <w:rFonts w:ascii="Times New Roman" w:eastAsia="Times New Roman" w:hAnsi="Times New Roman" w:cs="Times New Roman"/>
-          <w:sz w:val="24"/>
-          <w:szCs w:val="24"/>
-          <w:lang w:val="sv-SE"/>
-        </w:rPr>
-        <w:t xml:space="preserve">. Khasanah dan Sarmini (2023:103) menyatakan bahwa metode </w:t>
-      </w:r>
-      <w:r>
-        <w:rPr>
-          <w:rFonts w:ascii="Times New Roman" w:eastAsia="Times New Roman" w:hAnsi="Times New Roman" w:cs="Times New Roman"/>
-          <w:i/>
-          <w:iCs/>
-          <w:sz w:val="24"/>
-          <w:szCs w:val="24"/>
-          <w:lang w:val="sv-SE"/>
-        </w:rPr>
-        <w:t>Scrum</w:t>
-      </w:r>
-      <w:r>
-        <w:rPr>
-          <w:rFonts w:ascii="Times New Roman" w:eastAsia="Times New Roman" w:hAnsi="Times New Roman" w:cs="Times New Roman"/>
-          <w:sz w:val="24"/>
-          <w:szCs w:val="24"/>
-          <w:lang w:val="sv-SE"/>
-        </w:rPr>
-        <w:t xml:space="preserve"> terbukti efektif dalam pengembangan aplikasi </w:t>
-      </w:r>
-      <w:r>
-        <w:rPr>
-          <w:rFonts w:ascii="Times New Roman" w:eastAsia="Times New Roman" w:hAnsi="Times New Roman" w:cs="Times New Roman"/>
-          <w:i/>
-          <w:iCs/>
-          <w:sz w:val="24"/>
-          <w:szCs w:val="24"/>
-          <w:lang w:val="sv-SE"/>
-        </w:rPr>
-        <w:t>mobile</w:t>
-      </w:r>
-      <w:r>
-        <w:rPr>
-          <w:rFonts w:ascii="Times New Roman" w:eastAsia="Times New Roman" w:hAnsi="Times New Roman" w:cs="Times New Roman"/>
-          <w:sz w:val="24"/>
-          <w:szCs w:val="24"/>
-          <w:lang w:val="sv-SE"/>
-        </w:rPr>
-        <w:t xml:space="preserve"> karena pendekatannya yang iteratif dan adaptif</w:t>
-      </w:r>
-      <w:r>
-        <w:rPr>
-          <w:rStyle w:val="FootnoteReference"/>
-          <w:rFonts w:ascii="Times New Roman" w:eastAsia="Times New Roman" w:hAnsi="Times New Roman" w:cs="Times New Roman"/>
-          <w:sz w:val="24"/>
-          <w:szCs w:val="24"/>
-          <w:lang w:val="sv-SE"/>
-        </w:rPr>
-        <w:footnoteReference w:id="5"/>
-      </w:r>
-      <w:r>
-        <w:rPr>
-          <w:rFonts w:ascii="Times New Roman" w:eastAsia="Times New Roman" w:hAnsi="Times New Roman" w:cs="Times New Roman"/>
-          <w:sz w:val="24"/>
-          <w:szCs w:val="24"/>
-          <w:lang w:val="sv-SE"/>
-        </w:rPr>
-        <w:t xml:space="preserve"> memungkinkan tim untuk merespons perubahan kebutuhan secara cepat setiap akhir </w:t>
-      </w:r>
-      <w:r>
-        <w:rPr>
-          <w:rFonts w:ascii="Times New Roman" w:eastAsia="Times New Roman" w:hAnsi="Times New Roman" w:cs="Times New Roman"/>
-          <w:i/>
-          <w:iCs/>
-          <w:sz w:val="24"/>
-          <w:szCs w:val="24"/>
-          <w:lang w:val="sv-SE"/>
-        </w:rPr>
-        <w:t>sprint</w:t>
-      </w:r>
-      <w:r>
-        <w:rPr>
-          <w:rFonts w:ascii="Times New Roman" w:eastAsia="Times New Roman" w:hAnsi="Times New Roman" w:cs="Times New Roman"/>
-          <w:sz w:val="24"/>
-          <w:szCs w:val="24"/>
-          <w:lang w:val="sv-SE"/>
-        </w:rPr>
-        <w:t>. Pendekatan ini dipilih agar pengembangan dapat dilakukan secara bertahap sesuai prioritas kebutuhan yang berkembang selama proses penelitian.</w:t>
+          <w:rFonts w:ascii="Times New Roman" w:eastAsia="Times New Roman" w:hAnsi="Times New Roman" w:cs="Times New Roman"/>
+          <w:sz w:val="24"/>
+          <w:szCs w:val="24"/>
+          <w:lang w:val="sv-SE"/>
+        </w:rPr>
+      </w:pPr>
+      <w:r>
+        <w:rPr>
+          <w:rFonts w:ascii="Times New Roman" w:eastAsia="Times New Roman" w:hAnsi="Times New Roman" w:cs="Times New Roman"/>
+          <w:sz w:val="24"/>
+          <w:szCs w:val="24"/>
+          <w:lang w:val="sv-SE"/>
+        </w:rPr>
+        <w:t>Metode pengembangan yang digunakan adalah Agile Scrum. Khasanah dan Sarmini (2023:103) menyatakan bahwa metode Scrum terbukti efektif dalam pengembangan aplikasi mobile karena pendekatannya yang iteratif dan adaptif memungkinkan tim untuk merespons perubahan kebutuhan secara cepat setiap akhir sprint. Pendekatan ini dipilih agar pengembangan dapat dilakukan secara bertahap sesuai prioritas kebutuhan yang berkembang selama proses penelitian.</w:t>
       </w:r>
     </w:p>
     <w:p>
@@ -9334,7 +8949,6 @@
           <w:szCs w:val="24"/>
           <w:lang w:val="sv-SE"/>
         </w:rPr>
-        <w:lastRenderedPageBreak/>
         <w:t>2. Tidak adanya sistem pengelolaan stok barang secara real-time sehingga pemilik kesulitan mengetahui kondisi persediaan yang menipis.</w:t>
       </w:r>
     </w:p>
@@ -9431,6 +9045,7 @@
           <w:szCs w:val="24"/>
           <w:lang w:val="sv-SE"/>
         </w:rPr>
+        <w:lastRenderedPageBreak/>
         <w:t>Berdasarkan identifikasi masalah di atas, maka rumusan masalah dalam penelitian ini adalah sebagai berikut:</w:t>
       </w:r>
     </w:p>
@@ -9699,7 +9314,6 @@
           <w:sz w:val="24"/>
           <w:szCs w:val="24"/>
         </w:rPr>
-        <w:lastRenderedPageBreak/>
         <w:t xml:space="preserve">3. Fitur yang </w:t>
       </w:r>
       <w:proofErr w:type="spellStart"/>
@@ -10236,6 +9850,7 @@
           <w:szCs w:val="24"/>
           <w:lang w:val="sv-SE"/>
         </w:rPr>
+        <w:lastRenderedPageBreak/>
         <w:t>Tujuan penelitian ini adalah sebagai berikut:</w:t>
       </w:r>
     </w:p>
@@ -10586,7 +10201,6 @@
           <w:szCs w:val="24"/>
           <w:lang w:val="sv-SE"/>
         </w:rPr>
-        <w:lastRenderedPageBreak/>
         <w:t>Metode Penelitian</w:t>
       </w:r>
     </w:p>
@@ -10709,6 +10323,7 @@
           <w:szCs w:val="24"/>
           <w:lang w:val="sv-SE"/>
         </w:rPr>
+        <w:lastRenderedPageBreak/>
         <w:t>1. Observasi, yaitu pengamatan langsung terhadap proses pencatatan transaksi, pengelolaan stok, dan pencatatan BON yang berjalan pada warung toserba untuk memahami kebutuhan sistem secara nyata.</w:t>
       </w:r>
     </w:p>
@@ -10961,7 +10576,6 @@
           <w:szCs w:val="24"/>
           <w:lang w:val="sv-SE"/>
         </w:rPr>
-        <w:lastRenderedPageBreak/>
         <w:t>2. Sprint Planning, yaitu perencanaan fitur yang akan dikembangkan pada setiap iterasi sprint berdasarkan prioritas kebutuhan.</w:t>
       </w:r>
     </w:p>
@@ -11213,6 +10827,6300 @@
       <w:pPr>
         <w:ind w:firstLine="0"/>
         <w:rPr>
+          <w:lang w:val="sv-SE"/>
+        </w:rPr>
+      </w:pPr>
+    </w:p>
+    <w:p>
+      <w:pPr>
+        <w:spacing w:after="691"/>
+        <w:ind w:firstLine="0"/>
+        <w:jc w:val="center"/>
+        <w:rPr>
+          <w:rFonts w:ascii="Times New Roman" w:eastAsia="Times New Roman" w:hAnsi="Times New Roman" w:cs="Times New Roman"/>
+          <w:b/>
+          <w:sz w:val="28"/>
+          <w:lang w:val="sv-SE"/>
+        </w:rPr>
+      </w:pPr>
+    </w:p>
+    <w:p>
+      <w:pPr>
+        <w:spacing w:after="691"/>
+        <w:ind w:firstLine="0"/>
+        <w:jc w:val="center"/>
+        <w:rPr>
+          <w:rFonts w:ascii="Times New Roman" w:eastAsia="Times New Roman" w:hAnsi="Times New Roman" w:cs="Times New Roman"/>
+          <w:b/>
+          <w:sz w:val="28"/>
+          <w:lang w:val="sv-SE"/>
+        </w:rPr>
+      </w:pPr>
+    </w:p>
+    <w:p>
+      <w:pPr>
+        <w:spacing w:after="691"/>
+        <w:ind w:firstLine="0"/>
+        <w:rPr>
+          <w:rFonts w:ascii="Times New Roman" w:eastAsia="Times New Roman" w:hAnsi="Times New Roman" w:cs="Times New Roman"/>
+          <w:b/>
+          <w:sz w:val="28"/>
+          <w:lang w:val="sv-SE"/>
+        </w:rPr>
+      </w:pPr>
+    </w:p>
+    <w:p>
+      <w:pPr>
+        <w:keepNext/>
+        <w:keepLines/>
+        <w:pageBreakBefore/>
+        <w:spacing w:after="424" w:line="278" w:lineRule="auto"/>
+        <w:ind w:left="11" w:right="34" w:hanging="11"/>
+        <w:jc w:val="center"/>
+        <w:outlineLvl w:val="0"/>
+        <w:rPr>
+          <w:rFonts w:ascii="Times New Roman" w:eastAsia="Times New Roman" w:hAnsi="Times New Roman" w:cs="Times New Roman"/>
+          <w:b/>
+          <w:color w:val="000000"/>
+          <w:sz w:val="28"/>
+          <w:lang w:val="sv-SE"/>
+        </w:rPr>
+      </w:pPr>
+      <w:r>
+        <w:rPr>
+          <w:rFonts w:ascii="Times New Roman" w:eastAsia="Times New Roman" w:hAnsi="Times New Roman" w:cs="Times New Roman"/>
+          <w:b/>
+          <w:color w:val="000000"/>
+          <w:sz w:val="28"/>
+          <w:lang w:val="sv-SE"/>
+        </w:rPr>
+        <w:lastRenderedPageBreak/>
+        <w:t>BAB II</w:t>
+      </w:r>
+      <w:r>
+        <w:rPr>
+          <w:rFonts w:ascii="Times New Roman" w:eastAsia="Times New Roman" w:hAnsi="Times New Roman" w:cs="Times New Roman"/>
+          <w:b/>
+          <w:color w:val="000000"/>
+          <w:sz w:val="28"/>
+          <w:lang w:val="sv-SE"/>
+        </w:rPr>
+        <w:br/>
+      </w:r>
+      <w:r>
+        <w:rPr>
+          <w:rFonts w:ascii="Times New Roman" w:eastAsia="Times New Roman" w:hAnsi="Times New Roman" w:cs="Times New Roman"/>
+          <w:b/>
+          <w:bCs/>
+          <w:kern w:val="0"/>
+          <w:sz w:val="28"/>
+          <w:szCs w:val="28"/>
+          <w:lang w:val="sv-SE"/>
+          <w14:ligatures w14:val="none"/>
+        </w:rPr>
+        <w:t>LANDASAN TEORI</w:t>
+      </w:r>
+    </w:p>
+    <w:p>
+      <w:pPr>
+        <w:spacing w:after="0"/>
+        <w:ind w:firstLine="0"/>
+        <w:rPr>
+          <w:rFonts w:ascii="Times New Roman" w:eastAsia="Times New Roman" w:hAnsi="Times New Roman" w:cs="Times New Roman"/>
+          <w:kern w:val="0"/>
+          <w:sz w:val="24"/>
+          <w:szCs w:val="24"/>
+          <w:lang w:val="sv-SE"/>
+          <w14:ligatures w14:val="none"/>
+        </w:rPr>
+      </w:pPr>
+    </w:p>
+    <w:p>
+      <w:pPr>
+        <w:pStyle w:val="ListParagraph"/>
+        <w:numPr>
+          <w:ilvl w:val="0"/>
+          <w:numId w:val="16"/>
+        </w:numPr>
+        <w:spacing w:after="0"/>
+        <w:rPr>
+          <w:rFonts w:ascii="Times New Roman" w:eastAsia="Times New Roman" w:hAnsi="Times New Roman" w:cs="Times New Roman"/>
+          <w:kern w:val="0"/>
+          <w:sz w:val="24"/>
+          <w:szCs w:val="24"/>
+          <w:lang w:val="sv-SE"/>
+          <w14:ligatures w14:val="none"/>
+        </w:rPr>
+      </w:pPr>
+      <w:r>
+        <w:rPr>
+          <w:rFonts w:ascii="Times New Roman" w:eastAsia="Times New Roman" w:hAnsi="Times New Roman" w:cs="Times New Roman"/>
+          <w:b/>
+          <w:bCs/>
+          <w:kern w:val="0"/>
+          <w:sz w:val="24"/>
+          <w:szCs w:val="24"/>
+          <w:lang w:val="sv-SE"/>
+          <w14:ligatures w14:val="none"/>
+        </w:rPr>
+        <w:t>Teori-Teori Dasar/Umum</w:t>
+      </w:r>
+    </w:p>
+    <w:p>
+      <w:pPr>
+        <w:pStyle w:val="ListParagraph"/>
+        <w:numPr>
+          <w:ilvl w:val="0"/>
+          <w:numId w:val="9"/>
+        </w:numPr>
+        <w:spacing w:before="360"/>
+        <w:rPr>
+          <w:rFonts w:ascii="Times New Roman" w:eastAsia="Times New Roman" w:hAnsi="Times New Roman" w:cs="Times New Roman"/>
+          <w:b/>
+          <w:bCs/>
+          <w:vanish/>
+          <w:sz w:val="24"/>
+          <w:szCs w:val="24"/>
+          <w:lang w:val="sv-SE"/>
+        </w:rPr>
+      </w:pPr>
+    </w:p>
+    <w:p>
+      <w:pPr>
+        <w:pStyle w:val="ListParagraph"/>
+        <w:numPr>
+          <w:ilvl w:val="1"/>
+          <w:numId w:val="9"/>
+        </w:numPr>
+        <w:spacing w:before="360"/>
+        <w:rPr>
+          <w:rFonts w:ascii="Times New Roman" w:eastAsia="Times New Roman" w:hAnsi="Times New Roman" w:cs="Times New Roman"/>
+          <w:b/>
+          <w:bCs/>
+          <w:vanish/>
+          <w:sz w:val="24"/>
+          <w:szCs w:val="24"/>
+          <w:lang w:val="sv-SE"/>
+        </w:rPr>
+      </w:pPr>
+    </w:p>
+    <w:p>
+      <w:pPr>
+        <w:pStyle w:val="ListParagraph"/>
+        <w:numPr>
+          <w:ilvl w:val="2"/>
+          <w:numId w:val="9"/>
+        </w:numPr>
+        <w:spacing w:before="360"/>
+        <w:rPr>
+          <w:rFonts w:ascii="Times New Roman" w:eastAsia="Times New Roman" w:hAnsi="Times New Roman" w:cs="Times New Roman"/>
+          <w:b/>
+          <w:bCs/>
+          <w:sz w:val="24"/>
+          <w:szCs w:val="24"/>
+          <w:lang w:val="sv-SE"/>
+        </w:rPr>
+      </w:pPr>
+      <w:r>
+        <w:rPr>
+          <w:rFonts w:ascii="Times New Roman" w:eastAsia="Times New Roman" w:hAnsi="Times New Roman" w:cs="Times New Roman"/>
+          <w:b/>
+          <w:bCs/>
+          <w:sz w:val="24"/>
+          <w:szCs w:val="24"/>
+          <w:lang w:val="sv-SE"/>
+        </w:rPr>
+        <w:t>Sistem Informasi</w:t>
+      </w:r>
+    </w:p>
+    <w:p>
+      <w:pPr>
+        <w:spacing w:after="0"/>
+        <w:jc w:val="both"/>
+        <w:rPr>
+          <w:rFonts w:ascii="Times New Roman" w:eastAsia="Times New Roman" w:hAnsi="Times New Roman" w:cs="Times New Roman"/>
+          <w:kern w:val="0"/>
+          <w:sz w:val="24"/>
+          <w:szCs w:val="24"/>
+          <w:lang w:val="sv-SE"/>
+          <w14:ligatures w14:val="none"/>
+        </w:rPr>
+      </w:pPr>
+      <w:r>
+        <w:rPr>
+          <w:rFonts w:ascii="Times New Roman" w:eastAsia="Times New Roman" w:hAnsi="Times New Roman" w:cs="Times New Roman"/>
+          <w:kern w:val="0"/>
+          <w:sz w:val="24"/>
+          <w:szCs w:val="24"/>
+          <w:lang w:val="sv-SE"/>
+          <w14:ligatures w14:val="none"/>
+        </w:rPr>
+        <w:t>Sistem informasi merupakan sekumpulan komponen yang saling berhubungan dan bekerja bersama untuk mengumpulkan, memproses, menyimpan, serta mendistribusikan informasi guna mendukung pengambilan keputusan dan pengendalian dalam suatu organisasi. Sistem informasi menjadi fondasi utama dalam mendukung efisiensi operasional sebuah usaha, termasuk dalam pengelolaan data transaksi, stok barang, dan keuangan (Fatich dkk., 2023:27).</w:t>
+      </w:r>
+    </w:p>
+    <w:p>
+      <w:pPr>
+        <w:spacing w:after="0"/>
+        <w:ind w:firstLine="0"/>
+        <w:rPr>
+          <w:rFonts w:ascii="Times New Roman" w:eastAsia="Times New Roman" w:hAnsi="Times New Roman" w:cs="Times New Roman"/>
+          <w:kern w:val="0"/>
+          <w:sz w:val="24"/>
+          <w:szCs w:val="24"/>
+          <w:lang w:val="sv-SE"/>
+          <w14:ligatures w14:val="none"/>
+        </w:rPr>
+      </w:pPr>
+    </w:p>
+    <w:p>
+      <w:pPr>
+        <w:spacing w:after="0"/>
+        <w:ind w:firstLine="0"/>
+        <w:jc w:val="both"/>
+        <w:rPr>
+          <w:rFonts w:ascii="Times New Roman" w:eastAsia="Times New Roman" w:hAnsi="Times New Roman" w:cs="Times New Roman"/>
+          <w:kern w:val="0"/>
+          <w:sz w:val="24"/>
+          <w:szCs w:val="24"/>
+          <w:lang w:val="sv-SE"/>
+          <w14:ligatures w14:val="none"/>
+        </w:rPr>
+      </w:pPr>
+      <w:r>
+        <w:rPr>
+          <w:rFonts w:ascii="Times New Roman" w:eastAsia="Times New Roman" w:hAnsi="Times New Roman" w:cs="Times New Roman"/>
+          <w:kern w:val="0"/>
+          <w:sz w:val="24"/>
+          <w:szCs w:val="24"/>
+          <w:lang w:val="sv-SE"/>
+          <w14:ligatures w14:val="none"/>
+        </w:rPr>
+        <w:t>Penerapan sistem informasi pada usaha kecil seperti warung toserba membawa manfaat nyata berupa pengurangan kesalahan pencatatan, percepatan proses pelayanan pelanggan, serta kemudahan dalam membuat laporan keuangan secara akurat. Hal ini sejalan dengan hasil penelitian Analisis Transaksi Penjualan dalam Sistem Informasi Kasir yang menunjukkan bahwa penggunaan perangkat lunak kasir berbasis sistem informasi mampu mempercepat transaksi sekaligus meminimalkan human error dibandingkan pencatatan manual (Fatich dkk., 2023:28).</w:t>
+      </w:r>
+    </w:p>
+    <w:p>
+      <w:pPr>
+        <w:pStyle w:val="ListParagraph"/>
+        <w:numPr>
+          <w:ilvl w:val="2"/>
+          <w:numId w:val="9"/>
+        </w:numPr>
+        <w:spacing w:before="360"/>
+        <w:rPr>
+          <w:rFonts w:ascii="Times New Roman" w:eastAsia="Times New Roman" w:hAnsi="Times New Roman" w:cs="Times New Roman"/>
+          <w:b/>
+          <w:bCs/>
+          <w:sz w:val="24"/>
+          <w:szCs w:val="24"/>
+          <w:lang w:val="sv-SE"/>
+        </w:rPr>
+      </w:pPr>
+      <w:r>
+        <w:rPr>
+          <w:rFonts w:ascii="Times New Roman" w:eastAsia="Times New Roman" w:hAnsi="Times New Roman" w:cs="Times New Roman"/>
+          <w:b/>
+          <w:bCs/>
+          <w:sz w:val="24"/>
+          <w:szCs w:val="24"/>
+          <w:lang w:val="sv-SE"/>
+        </w:rPr>
+        <w:t>Point of Sale (POS)</w:t>
+      </w:r>
+    </w:p>
+    <w:p>
+      <w:pPr>
+        <w:spacing w:after="0"/>
+        <w:jc w:val="both"/>
+        <w:rPr>
+          <w:rFonts w:ascii="Times New Roman" w:eastAsia="Times New Roman" w:hAnsi="Times New Roman" w:cs="Times New Roman"/>
+          <w:kern w:val="0"/>
+          <w:sz w:val="24"/>
+          <w:szCs w:val="24"/>
+          <w:lang w:val="sv-SE"/>
+          <w14:ligatures w14:val="none"/>
+        </w:rPr>
+      </w:pPr>
+      <w:r>
+        <w:rPr>
+          <w:rFonts w:ascii="Times New Roman" w:eastAsia="Times New Roman" w:hAnsi="Times New Roman" w:cs="Times New Roman"/>
+          <w:kern w:val="0"/>
+          <w:sz w:val="24"/>
+          <w:szCs w:val="24"/>
+          <w:lang w:val="sv-SE"/>
+          <w14:ligatures w14:val="none"/>
+        </w:rPr>
+        <w:t>Point of Sale (POS) adalah sistem yang digunakan untuk mencatat dan memproses transaksi penjualan pada titik di mana pelanggan melakukan pembayaran. Sistem POS modern tidak hanya berfungsi sebagai alat pencatat transaksi, melainkan telah berkembang menjadi sistem terintegrasi yang mencakup manajemen inventori, pelaporan keuangan, pengelolaan pelanggan, dan analitik bisnis secara menyeluruh (Sumarto, 2023:17).</w:t>
+      </w:r>
+    </w:p>
+    <w:p>
+      <w:pPr>
+        <w:spacing w:after="0"/>
+        <w:ind w:firstLine="0"/>
+        <w:rPr>
+          <w:rFonts w:ascii="Times New Roman" w:eastAsia="Times New Roman" w:hAnsi="Times New Roman" w:cs="Times New Roman"/>
+          <w:kern w:val="0"/>
+          <w:sz w:val="24"/>
+          <w:szCs w:val="24"/>
+          <w:lang w:val="sv-SE"/>
+          <w14:ligatures w14:val="none"/>
+        </w:rPr>
+      </w:pPr>
+    </w:p>
+    <w:p>
+      <w:pPr>
+        <w:spacing w:after="0"/>
+        <w:ind w:firstLine="0"/>
+        <w:jc w:val="both"/>
+        <w:rPr>
+          <w:rFonts w:ascii="Times New Roman" w:eastAsia="Times New Roman" w:hAnsi="Times New Roman" w:cs="Times New Roman"/>
+          <w:kern w:val="0"/>
+          <w:sz w:val="24"/>
+          <w:szCs w:val="24"/>
+          <w:lang w:val="sv-SE"/>
+          <w14:ligatures w14:val="none"/>
+        </w:rPr>
+      </w:pPr>
+      <w:r>
+        <w:rPr>
+          <w:rFonts w:ascii="Times New Roman" w:eastAsia="Times New Roman" w:hAnsi="Times New Roman" w:cs="Times New Roman"/>
+          <w:kern w:val="0"/>
+          <w:sz w:val="24"/>
+          <w:szCs w:val="24"/>
+          <w:lang w:val="sv-SE"/>
+          <w14:ligatures w14:val="none"/>
+        </w:rPr>
+        <w:t>Menurut Sumarto (2023:19), sistem POS untuk UMKM memiliki beberapa komponen utama yang diperlukan, antara lain:</w:t>
+      </w:r>
+    </w:p>
+    <w:p>
+      <w:pPr>
+        <w:spacing w:after="0"/>
+        <w:ind w:left="720" w:hanging="360"/>
+        <w:jc w:val="both"/>
+        <w:rPr>
+          <w:rFonts w:ascii="Times New Roman" w:eastAsia="Times New Roman" w:hAnsi="Times New Roman" w:cs="Times New Roman"/>
+          <w:kern w:val="0"/>
+          <w:sz w:val="24"/>
+          <w:szCs w:val="24"/>
+          <w:lang w:val="sv-SE"/>
+          <w14:ligatures w14:val="none"/>
+        </w:rPr>
+      </w:pPr>
+      <w:r>
+        <w:rPr>
+          <w:rFonts w:ascii="Times New Roman" w:eastAsia="Times New Roman" w:hAnsi="Times New Roman" w:cs="Times New Roman"/>
+          <w:kern w:val="0"/>
+          <w:sz w:val="24"/>
+          <w:szCs w:val="24"/>
+          <w:lang w:val="sv-SE"/>
+          <w14:ligatures w14:val="none"/>
+        </w:rPr>
+        <w:t>1. Modul kasir (checkout), yaitu antarmuka utama untuk memproses transaksi penjualan secara cepat dan akurat.</w:t>
+      </w:r>
+    </w:p>
+    <w:p>
+      <w:pPr>
+        <w:spacing w:after="0"/>
+        <w:ind w:left="720" w:hanging="360"/>
+        <w:jc w:val="both"/>
+        <w:rPr>
+          <w:rFonts w:ascii="Times New Roman" w:eastAsia="Times New Roman" w:hAnsi="Times New Roman" w:cs="Times New Roman"/>
+          <w:kern w:val="0"/>
+          <w:sz w:val="24"/>
+          <w:szCs w:val="24"/>
+          <w:lang w:val="sv-SE"/>
+          <w14:ligatures w14:val="none"/>
+        </w:rPr>
+      </w:pPr>
+      <w:r>
+        <w:rPr>
+          <w:rFonts w:ascii="Times New Roman" w:eastAsia="Times New Roman" w:hAnsi="Times New Roman" w:cs="Times New Roman"/>
+          <w:kern w:val="0"/>
+          <w:sz w:val="24"/>
+          <w:szCs w:val="24"/>
+          <w:lang w:val="sv-SE"/>
+          <w14:ligatures w14:val="none"/>
+        </w:rPr>
+        <w:lastRenderedPageBreak/>
+        <w:t>2. Manajemen produk, untuk mengelola data barang, harga, kategori, dan status ketersediaan.</w:t>
+      </w:r>
+    </w:p>
+    <w:p>
+      <w:pPr>
+        <w:spacing w:after="0"/>
+        <w:ind w:left="720" w:hanging="360"/>
+        <w:jc w:val="both"/>
+        <w:rPr>
+          <w:rFonts w:ascii="Times New Roman" w:eastAsia="Times New Roman" w:hAnsi="Times New Roman" w:cs="Times New Roman"/>
+          <w:kern w:val="0"/>
+          <w:sz w:val="24"/>
+          <w:szCs w:val="24"/>
+          <w:lang w:val="sv-SE"/>
+          <w14:ligatures w14:val="none"/>
+        </w:rPr>
+      </w:pPr>
+      <w:r>
+        <w:rPr>
+          <w:rFonts w:ascii="Times New Roman" w:eastAsia="Times New Roman" w:hAnsi="Times New Roman" w:cs="Times New Roman"/>
+          <w:kern w:val="0"/>
+          <w:sz w:val="24"/>
+          <w:szCs w:val="24"/>
+          <w:lang w:val="sv-SE"/>
+          <w14:ligatures w14:val="none"/>
+        </w:rPr>
+        <w:t>3. Manajemen inventori, untuk memantau dan memperbarui stok barang secara otomatis setiap kali transaksi terjadi.</w:t>
+      </w:r>
+    </w:p>
+    <w:p>
+      <w:pPr>
+        <w:spacing w:after="0"/>
+        <w:ind w:left="720" w:hanging="360"/>
+        <w:jc w:val="both"/>
+        <w:rPr>
+          <w:rFonts w:ascii="Times New Roman" w:eastAsia="Times New Roman" w:hAnsi="Times New Roman" w:cs="Times New Roman"/>
+          <w:kern w:val="0"/>
+          <w:sz w:val="24"/>
+          <w:szCs w:val="24"/>
+          <w:lang w:val="sv-SE"/>
+          <w14:ligatures w14:val="none"/>
+        </w:rPr>
+      </w:pPr>
+      <w:r>
+        <w:rPr>
+          <w:rFonts w:ascii="Times New Roman" w:eastAsia="Times New Roman" w:hAnsi="Times New Roman" w:cs="Times New Roman"/>
+          <w:kern w:val="0"/>
+          <w:sz w:val="24"/>
+          <w:szCs w:val="24"/>
+          <w:lang w:val="sv-SE"/>
+          <w14:ligatures w14:val="none"/>
+        </w:rPr>
+        <w:t>4. Pelaporan dan analitik, untuk menyajikan ringkasan keuangan dan kinerja penjualan harian maupun bulanan.</w:t>
+      </w:r>
+    </w:p>
+    <w:p>
+      <w:pPr>
+        <w:spacing w:after="0"/>
+        <w:ind w:left="720" w:hanging="360"/>
+        <w:jc w:val="both"/>
+        <w:rPr>
+          <w:rFonts w:ascii="Times New Roman" w:eastAsia="Times New Roman" w:hAnsi="Times New Roman" w:cs="Times New Roman"/>
+          <w:kern w:val="0"/>
+          <w:sz w:val="24"/>
+          <w:szCs w:val="24"/>
+          <w:lang w:val="sv-SE"/>
+          <w14:ligatures w14:val="none"/>
+        </w:rPr>
+      </w:pPr>
+      <w:r>
+        <w:rPr>
+          <w:rFonts w:ascii="Times New Roman" w:eastAsia="Times New Roman" w:hAnsi="Times New Roman" w:cs="Times New Roman"/>
+          <w:kern w:val="0"/>
+          <w:sz w:val="24"/>
+          <w:szCs w:val="24"/>
+          <w:lang w:val="sv-SE"/>
+          <w14:ligatures w14:val="none"/>
+        </w:rPr>
+        <w:t>5. Manajemen pelanggan, untuk menyimpan data pelanggan beserta riwayat transaksinya.</w:t>
+      </w:r>
+    </w:p>
+    <w:p>
+      <w:pPr>
+        <w:pStyle w:val="ListParagraph"/>
+        <w:numPr>
+          <w:ilvl w:val="2"/>
+          <w:numId w:val="9"/>
+        </w:numPr>
+        <w:spacing w:before="360"/>
+        <w:rPr>
+          <w:rFonts w:ascii="Times New Roman" w:eastAsia="Times New Roman" w:hAnsi="Times New Roman" w:cs="Times New Roman"/>
+          <w:b/>
+          <w:bCs/>
+          <w:sz w:val="24"/>
+          <w:szCs w:val="24"/>
+          <w:lang w:val="sv-SE"/>
+        </w:rPr>
+      </w:pPr>
+      <w:r>
+        <w:rPr>
+          <w:rFonts w:ascii="Times New Roman" w:eastAsia="Times New Roman" w:hAnsi="Times New Roman" w:cs="Times New Roman"/>
+          <w:b/>
+          <w:bCs/>
+          <w:sz w:val="24"/>
+          <w:szCs w:val="24"/>
+          <w:lang w:val="sv-SE"/>
+        </w:rPr>
+        <w:t>Aplikasi Mobile</w:t>
+      </w:r>
+    </w:p>
+    <w:p>
+      <w:pPr>
+        <w:spacing w:after="0"/>
+        <w:jc w:val="both"/>
+        <w:rPr>
+          <w:rFonts w:ascii="Times New Roman" w:eastAsia="Times New Roman" w:hAnsi="Times New Roman" w:cs="Times New Roman"/>
+          <w:kern w:val="0"/>
+          <w:sz w:val="24"/>
+          <w:szCs w:val="24"/>
+          <w:lang w:val="sv-SE"/>
+          <w14:ligatures w14:val="none"/>
+        </w:rPr>
+      </w:pPr>
+      <w:r>
+        <w:rPr>
+          <w:rFonts w:ascii="Times New Roman" w:eastAsia="Times New Roman" w:hAnsi="Times New Roman" w:cs="Times New Roman"/>
+          <w:kern w:val="0"/>
+          <w:sz w:val="24"/>
+          <w:szCs w:val="24"/>
+          <w:lang w:val="sv-SE"/>
+          <w14:ligatures w14:val="none"/>
+        </w:rPr>
+        <w:t>Aplikasi mobile adalah perangkat lunak yang dirancang khusus untuk berjalan pada perangkat bergerak seperti smartphone dan tablet. Pengembangan aplikasi mobile saat ini semakin diminati karena kemampuannya menjangkau pengguna secara langsung melalui perangkat yang selalu dibawa ke mana pun. Aplikasi mobile dapat dikembangkan dalam tiga pendekatan utama, yaitu native, hybrid, dan cross-platform (Putra dan Sancoko, 2024:195).</w:t>
+      </w:r>
+    </w:p>
+    <w:p>
+      <w:pPr>
+        <w:spacing w:after="0"/>
+        <w:ind w:firstLine="0"/>
+        <w:rPr>
+          <w:rFonts w:ascii="Times New Roman" w:eastAsia="Times New Roman" w:hAnsi="Times New Roman" w:cs="Times New Roman"/>
+          <w:kern w:val="0"/>
+          <w:sz w:val="24"/>
+          <w:szCs w:val="24"/>
+          <w:lang w:val="sv-SE"/>
+          <w14:ligatures w14:val="none"/>
+        </w:rPr>
+      </w:pPr>
+    </w:p>
+    <w:p>
+      <w:pPr>
+        <w:spacing w:after="0"/>
+        <w:ind w:firstLine="0"/>
+        <w:jc w:val="both"/>
+        <w:rPr>
+          <w:rFonts w:ascii="Times New Roman" w:eastAsia="Times New Roman" w:hAnsi="Times New Roman" w:cs="Times New Roman"/>
+          <w:kern w:val="0"/>
+          <w:sz w:val="24"/>
+          <w:szCs w:val="24"/>
+          <w:lang w:val="sv-SE"/>
+          <w14:ligatures w14:val="none"/>
+        </w:rPr>
+      </w:pPr>
+      <w:r>
+        <w:rPr>
+          <w:rFonts w:ascii="Times New Roman" w:eastAsia="Times New Roman" w:hAnsi="Times New Roman" w:cs="Times New Roman"/>
+          <w:kern w:val="0"/>
+          <w:sz w:val="24"/>
+          <w:szCs w:val="24"/>
+          <w:lang w:val="sv-SE"/>
+          <w14:ligatures w14:val="none"/>
+        </w:rPr>
+        <w:t>Pendekatan cross-platform seperti Flutter memungkinkan pengembang menghasilkan aplikasi yang dapat berjalan di Android maupun iOS dari satu basis kode yang sama. Menurut Putra dan Sancoko (2024:196), pendekatan ini memberikan efisiensi signifikan dalam proses pengembangan dan pemeliharaan aplikasi sehingga sangat cocok untuk proyek dengan sumber daya pengembang yang terbatas seperti pada sistem kasir UMKM.</w:t>
+      </w:r>
+    </w:p>
+    <w:p>
+      <w:pPr>
+        <w:spacing w:after="0"/>
+        <w:ind w:firstLine="0"/>
+        <w:rPr>
+          <w:rFonts w:ascii="Times New Roman" w:eastAsia="Times New Roman" w:hAnsi="Times New Roman" w:cs="Times New Roman"/>
+          <w:kern w:val="0"/>
+          <w:sz w:val="24"/>
+          <w:szCs w:val="24"/>
+          <w:lang w:val="sv-SE"/>
+          <w14:ligatures w14:val="none"/>
+        </w:rPr>
+      </w:pPr>
+    </w:p>
+    <w:p>
+      <w:pPr>
+        <w:pStyle w:val="ListParagraph"/>
+        <w:numPr>
+          <w:ilvl w:val="2"/>
+          <w:numId w:val="9"/>
+        </w:numPr>
+        <w:spacing w:before="360"/>
+        <w:rPr>
+          <w:rFonts w:ascii="Times New Roman" w:eastAsia="Times New Roman" w:hAnsi="Times New Roman" w:cs="Times New Roman"/>
+          <w:b/>
+          <w:bCs/>
+          <w:sz w:val="24"/>
+          <w:szCs w:val="24"/>
+          <w:lang w:val="sv-SE"/>
+        </w:rPr>
+      </w:pPr>
+      <w:r>
+        <w:rPr>
+          <w:rFonts w:ascii="Times New Roman" w:eastAsia="Times New Roman" w:hAnsi="Times New Roman" w:cs="Times New Roman"/>
+          <w:b/>
+          <w:bCs/>
+          <w:sz w:val="24"/>
+          <w:szCs w:val="24"/>
+          <w:lang w:val="sv-SE"/>
+        </w:rPr>
+        <w:t>Basis Data Relasional</w:t>
+      </w:r>
+    </w:p>
+    <w:p>
+      <w:pPr>
+        <w:spacing w:after="0"/>
+        <w:jc w:val="both"/>
+        <w:rPr>
+          <w:rFonts w:ascii="Times New Roman" w:eastAsia="Times New Roman" w:hAnsi="Times New Roman" w:cs="Times New Roman"/>
+          <w:kern w:val="0"/>
+          <w:sz w:val="24"/>
+          <w:szCs w:val="24"/>
+          <w:lang w:val="sv-SE"/>
+          <w14:ligatures w14:val="none"/>
+        </w:rPr>
+      </w:pPr>
+      <w:r>
+        <w:rPr>
+          <w:rFonts w:ascii="Times New Roman" w:eastAsia="Times New Roman" w:hAnsi="Times New Roman" w:cs="Times New Roman"/>
+          <w:kern w:val="0"/>
+          <w:sz w:val="24"/>
+          <w:szCs w:val="24"/>
+          <w:lang w:val="sv-SE"/>
+          <w14:ligatures w14:val="none"/>
+        </w:rPr>
+        <w:t>Basis data (database) adalah kumpulan data yang terorganisir secara terstruktur sehingga dapat diakses, dikelola, dan diperbarui dengan mudah. Basis data relasional menggunakan tabel sebagai unit penyimpanan data utama, di mana setiap tabel terdiri dari baris dan kolom yang mewakili entitas dan atributnya. Sistem kasir memerlukan basis data yang handal untuk menyimpan data produk, pelanggan, transaksi, dan histori stok (Fatich dkk., 2023:30).</w:t>
+      </w:r>
+    </w:p>
+    <w:p>
+      <w:pPr>
+        <w:spacing w:after="0"/>
+        <w:ind w:firstLine="0"/>
+        <w:rPr>
+          <w:rFonts w:ascii="Times New Roman" w:eastAsia="Times New Roman" w:hAnsi="Times New Roman" w:cs="Times New Roman"/>
+          <w:kern w:val="0"/>
+          <w:sz w:val="24"/>
+          <w:szCs w:val="24"/>
+          <w:lang w:val="sv-SE"/>
+          <w14:ligatures w14:val="none"/>
+        </w:rPr>
+      </w:pPr>
+    </w:p>
+    <w:p>
+      <w:pPr>
+        <w:spacing w:after="0"/>
+        <w:ind w:firstLine="0"/>
+        <w:jc w:val="both"/>
+        <w:rPr>
+          <w:rFonts w:ascii="Times New Roman" w:eastAsia="Times New Roman" w:hAnsi="Times New Roman" w:cs="Times New Roman"/>
+          <w:kern w:val="0"/>
+          <w:sz w:val="24"/>
+          <w:szCs w:val="24"/>
+          <w:lang w:val="sv-SE"/>
+          <w14:ligatures w14:val="none"/>
+        </w:rPr>
+      </w:pPr>
+      <w:r>
+        <w:rPr>
+          <w:rFonts w:ascii="Times New Roman" w:eastAsia="Times New Roman" w:hAnsi="Times New Roman" w:cs="Times New Roman"/>
+          <w:kern w:val="0"/>
+          <w:sz w:val="24"/>
+          <w:szCs w:val="24"/>
+          <w:lang w:val="sv-SE"/>
+          <w14:ligatures w14:val="none"/>
+        </w:rPr>
+        <w:t xml:space="preserve">PostgreSQL adalah salah satu sistem manajemen basis data relasional sumber terbuka yang paling banyak digunakan karena keandalannya dan dukungan terhadap berbagai fitur </w:t>
+      </w:r>
+      <w:r>
+        <w:rPr>
+          <w:rFonts w:ascii="Times New Roman" w:eastAsia="Times New Roman" w:hAnsi="Times New Roman" w:cs="Times New Roman"/>
+          <w:kern w:val="0"/>
+          <w:sz w:val="24"/>
+          <w:szCs w:val="24"/>
+          <w:lang w:val="sv-SE"/>
+          <w14:ligatures w14:val="none"/>
+        </w:rPr>
+        <w:lastRenderedPageBreak/>
+        <w:t>canggih. PostgreSQL mendukung Row Level Security (RLS) yang memungkinkan pembatasan akses data pada tingkat baris, menjadikannya sangat cocok untuk aplikasi multi-pengguna seperti sistem kasir digital yang diakses oleh banyak pemilik warung berbeda dalam satu platform.</w:t>
+      </w:r>
+    </w:p>
+    <w:p>
+      <w:pPr>
+        <w:spacing w:after="0"/>
+        <w:ind w:firstLine="0"/>
+        <w:rPr>
+          <w:rFonts w:ascii="Times New Roman" w:eastAsia="Times New Roman" w:hAnsi="Times New Roman" w:cs="Times New Roman"/>
+          <w:kern w:val="0"/>
+          <w:sz w:val="24"/>
+          <w:szCs w:val="24"/>
+          <w:lang w:val="sv-SE"/>
+          <w14:ligatures w14:val="none"/>
+        </w:rPr>
+      </w:pPr>
+    </w:p>
+    <w:p>
+      <w:pPr>
+        <w:pStyle w:val="ListParagraph"/>
+        <w:numPr>
+          <w:ilvl w:val="0"/>
+          <w:numId w:val="16"/>
+        </w:numPr>
+        <w:spacing w:after="0"/>
+        <w:rPr>
+          <w:rFonts w:ascii="Times New Roman" w:eastAsia="Times New Roman" w:hAnsi="Times New Roman" w:cs="Times New Roman"/>
+          <w:b/>
+          <w:bCs/>
+          <w:kern w:val="0"/>
+          <w:sz w:val="24"/>
+          <w:szCs w:val="24"/>
+          <w:lang w:val="sv-SE"/>
+          <w14:ligatures w14:val="none"/>
+        </w:rPr>
+      </w:pPr>
+      <w:r>
+        <w:rPr>
+          <w:rFonts w:ascii="Times New Roman" w:eastAsia="Times New Roman" w:hAnsi="Times New Roman" w:cs="Times New Roman"/>
+          <w:b/>
+          <w:bCs/>
+          <w:kern w:val="0"/>
+          <w:sz w:val="24"/>
+          <w:szCs w:val="24"/>
+          <w:lang w:val="sv-SE"/>
+          <w14:ligatures w14:val="none"/>
+        </w:rPr>
+        <w:t xml:space="preserve"> </w:t>
+      </w:r>
+      <w:r>
+        <w:rPr>
+          <w:rFonts w:ascii="Times New Roman" w:eastAsia="Times New Roman" w:hAnsi="Times New Roman" w:cs="Times New Roman"/>
+          <w:b/>
+          <w:bCs/>
+          <w:kern w:val="0"/>
+          <w:sz w:val="24"/>
+          <w:szCs w:val="24"/>
+          <w:lang w:val="sv-SE"/>
+          <w14:ligatures w14:val="none"/>
+        </w:rPr>
+        <w:t>Teori-Teori yang Berhubungan dengan Topik yang Dibahas</w:t>
+      </w:r>
+    </w:p>
+    <w:p>
+      <w:pPr>
+        <w:pStyle w:val="ListParagraph"/>
+        <w:numPr>
+          <w:ilvl w:val="0"/>
+          <w:numId w:val="17"/>
+        </w:numPr>
+        <w:spacing w:before="360"/>
+        <w:rPr>
+          <w:rFonts w:ascii="Times New Roman" w:eastAsia="Times New Roman" w:hAnsi="Times New Roman" w:cs="Times New Roman"/>
+          <w:b/>
+          <w:bCs/>
+          <w:vanish/>
+          <w:sz w:val="24"/>
+          <w:szCs w:val="24"/>
+          <w:lang w:val="sv-SE"/>
+        </w:rPr>
+      </w:pPr>
+    </w:p>
+    <w:p>
+      <w:pPr>
+        <w:pStyle w:val="ListParagraph"/>
+        <w:numPr>
+          <w:ilvl w:val="1"/>
+          <w:numId w:val="17"/>
+        </w:numPr>
+        <w:spacing w:before="360"/>
+        <w:rPr>
+          <w:rFonts w:ascii="Times New Roman" w:eastAsia="Times New Roman" w:hAnsi="Times New Roman" w:cs="Times New Roman"/>
+          <w:b/>
+          <w:bCs/>
+          <w:vanish/>
+          <w:sz w:val="24"/>
+          <w:szCs w:val="24"/>
+          <w:lang w:val="sv-SE"/>
+        </w:rPr>
+      </w:pPr>
+    </w:p>
+    <w:p>
+      <w:pPr>
+        <w:pStyle w:val="ListParagraph"/>
+        <w:numPr>
+          <w:ilvl w:val="1"/>
+          <w:numId w:val="17"/>
+        </w:numPr>
+        <w:spacing w:before="360"/>
+        <w:rPr>
+          <w:rFonts w:ascii="Times New Roman" w:eastAsia="Times New Roman" w:hAnsi="Times New Roman" w:cs="Times New Roman"/>
+          <w:b/>
+          <w:bCs/>
+          <w:vanish/>
+          <w:sz w:val="24"/>
+          <w:szCs w:val="24"/>
+          <w:lang w:val="sv-SE"/>
+        </w:rPr>
+      </w:pPr>
+    </w:p>
+    <w:p>
+      <w:pPr>
+        <w:pStyle w:val="ListParagraph"/>
+        <w:numPr>
+          <w:ilvl w:val="2"/>
+          <w:numId w:val="17"/>
+        </w:numPr>
+        <w:spacing w:before="360"/>
+        <w:rPr>
+          <w:rFonts w:ascii="Times New Roman" w:eastAsia="Times New Roman" w:hAnsi="Times New Roman" w:cs="Times New Roman"/>
+          <w:b/>
+          <w:bCs/>
+          <w:sz w:val="24"/>
+          <w:szCs w:val="24"/>
+          <w:lang w:val="sv-SE"/>
+        </w:rPr>
+      </w:pPr>
+      <w:r>
+        <w:rPr>
+          <w:rFonts w:ascii="Times New Roman" w:eastAsia="Times New Roman" w:hAnsi="Times New Roman" w:cs="Times New Roman"/>
+          <w:b/>
+          <w:bCs/>
+          <w:sz w:val="24"/>
+          <w:szCs w:val="24"/>
+          <w:lang w:val="sv-SE"/>
+        </w:rPr>
+        <w:t>Flutter</w:t>
+      </w:r>
+    </w:p>
+    <w:p>
+      <w:pPr>
+        <w:spacing w:after="0"/>
+        <w:jc w:val="both"/>
+        <w:rPr>
+          <w:rFonts w:ascii="Times New Roman" w:eastAsia="Times New Roman" w:hAnsi="Times New Roman" w:cs="Times New Roman"/>
+          <w:kern w:val="0"/>
+          <w:sz w:val="24"/>
+          <w:szCs w:val="24"/>
+          <w:lang w:val="sv-SE"/>
+          <w14:ligatures w14:val="none"/>
+        </w:rPr>
+      </w:pPr>
+      <w:r>
+        <w:rPr>
+          <w:rFonts w:ascii="Times New Roman" w:eastAsia="Times New Roman" w:hAnsi="Times New Roman" w:cs="Times New Roman"/>
+          <w:kern w:val="0"/>
+          <w:sz w:val="24"/>
+          <w:szCs w:val="24"/>
+          <w:lang w:val="sv-SE"/>
+          <w14:ligatures w14:val="none"/>
+        </w:rPr>
+        <w:t>Flutter adalah kerangka kerja (framework) pengembangan aplikasi lintas platform yang dikembangkan oleh Google menggunakan bahasa pemrograman Dart. Flutter menyediakan widget bawaan yang kaya untuk membangun antarmuka pengguna yang modern, responsif, dan konsisten di berbagai platform termasuk Android, iOS, web, dan desktop dari satu basis kode yang sama. Flutter menggunakan mesin grafis Skia/Impeller untuk merender antarmuka secara langsung tanpa bergantung pada komponen UI bawaan sistem operasi (Dharmalau dkk., 2023:7).</w:t>
+      </w:r>
+    </w:p>
+    <w:p>
+      <w:pPr>
+        <w:spacing w:after="0"/>
+        <w:ind w:firstLine="0"/>
+        <w:rPr>
+          <w:rFonts w:ascii="Times New Roman" w:eastAsia="Times New Roman" w:hAnsi="Times New Roman" w:cs="Times New Roman"/>
+          <w:kern w:val="0"/>
+          <w:sz w:val="24"/>
+          <w:szCs w:val="24"/>
+          <w:lang w:val="sv-SE"/>
+          <w14:ligatures w14:val="none"/>
+        </w:rPr>
+      </w:pPr>
+    </w:p>
+    <w:p>
+      <w:pPr>
+        <w:spacing w:after="0"/>
+        <w:ind w:firstLine="0"/>
+        <w:jc w:val="both"/>
+        <w:rPr>
+          <w:rFonts w:ascii="Times New Roman" w:eastAsia="Times New Roman" w:hAnsi="Times New Roman" w:cs="Times New Roman"/>
+          <w:kern w:val="0"/>
+          <w:sz w:val="24"/>
+          <w:szCs w:val="24"/>
+          <w:lang w:val="sv-SE"/>
+          <w14:ligatures w14:val="none"/>
+        </w:rPr>
+      </w:pPr>
+      <w:r>
+        <w:rPr>
+          <w:rFonts w:ascii="Times New Roman" w:eastAsia="Times New Roman" w:hAnsi="Times New Roman" w:cs="Times New Roman"/>
+          <w:kern w:val="0"/>
+          <w:sz w:val="24"/>
+          <w:szCs w:val="24"/>
+          <w:lang w:val="sv-SE"/>
+          <w14:ligatures w14:val="none"/>
+        </w:rPr>
+        <w:t>Menurut penelitian Salsabil dkk. (2024) yang membangun aplikasi Point of Sale berbasis Android menggunakan Flutter pada Rumah Makan Harapan Bundo, aplikasi yang dikembangkan dengan Flutter mampu menampilkan laporan transaksi penjualan, menghitung stok makanan, mencetak struk transaksi, serta mengekspor catatan penjualan dalam format Excel. Hasil penelitian tersebut membuktikan bahwa Flutter merupakan framework yang efektif dan fungsional untuk membangun sistem kasir berbasis mobile.</w:t>
+      </w:r>
+    </w:p>
+    <w:p>
+      <w:pPr>
+        <w:spacing w:after="0"/>
+        <w:ind w:firstLine="0"/>
+        <w:rPr>
+          <w:rFonts w:ascii="Times New Roman" w:eastAsia="Times New Roman" w:hAnsi="Times New Roman" w:cs="Times New Roman"/>
+          <w:kern w:val="0"/>
+          <w:sz w:val="24"/>
+          <w:szCs w:val="24"/>
+          <w:lang w:val="sv-SE"/>
+          <w14:ligatures w14:val="none"/>
+        </w:rPr>
+      </w:pPr>
+    </w:p>
+    <w:p>
+      <w:pPr>
+        <w:spacing w:after="0"/>
+        <w:ind w:firstLine="0"/>
+        <w:jc w:val="both"/>
+        <w:rPr>
+          <w:rFonts w:ascii="Times New Roman" w:eastAsia="Times New Roman" w:hAnsi="Times New Roman" w:cs="Times New Roman"/>
+          <w:kern w:val="0"/>
+          <w:sz w:val="24"/>
+          <w:szCs w:val="24"/>
+          <w:lang w:val="sv-SE"/>
+          <w14:ligatures w14:val="none"/>
+        </w:rPr>
+      </w:pPr>
+      <w:r>
+        <w:rPr>
+          <w:rFonts w:ascii="Times New Roman" w:eastAsia="Times New Roman" w:hAnsi="Times New Roman" w:cs="Times New Roman"/>
+          <w:kern w:val="0"/>
+          <w:sz w:val="24"/>
+          <w:szCs w:val="24"/>
+          <w:lang w:val="sv-SE"/>
+          <w14:ligatures w14:val="none"/>
+        </w:rPr>
+        <w:t>Beberapa keunggulan Flutter yang relevan dalam pengembangan sistem kasir digital warung toserba ini meliputi:</w:t>
+      </w:r>
+    </w:p>
+    <w:p>
+      <w:pPr>
+        <w:spacing w:after="0"/>
+        <w:ind w:left="720" w:hanging="360"/>
+        <w:jc w:val="both"/>
+        <w:rPr>
+          <w:rFonts w:ascii="Times New Roman" w:eastAsia="Times New Roman" w:hAnsi="Times New Roman" w:cs="Times New Roman"/>
+          <w:kern w:val="0"/>
+          <w:sz w:val="24"/>
+          <w:szCs w:val="24"/>
+          <w:lang w:val="sv-SE"/>
+          <w14:ligatures w14:val="none"/>
+        </w:rPr>
+      </w:pPr>
+      <w:r>
+        <w:rPr>
+          <w:rFonts w:ascii="Times New Roman" w:eastAsia="Times New Roman" w:hAnsi="Times New Roman" w:cs="Times New Roman"/>
+          <w:kern w:val="0"/>
+          <w:sz w:val="24"/>
+          <w:szCs w:val="24"/>
+          <w:lang w:val="sv-SE"/>
+          <w14:ligatures w14:val="none"/>
+        </w:rPr>
+        <w:t>1. Hot reload yang mempercepat siklus pengembangan tanpa kehilangan state aplikasi.</w:t>
+      </w:r>
+    </w:p>
+    <w:p>
+      <w:pPr>
+        <w:spacing w:after="0"/>
+        <w:ind w:left="720" w:hanging="360"/>
+        <w:jc w:val="both"/>
+        <w:rPr>
+          <w:rFonts w:ascii="Times New Roman" w:eastAsia="Times New Roman" w:hAnsi="Times New Roman" w:cs="Times New Roman"/>
+          <w:kern w:val="0"/>
+          <w:sz w:val="24"/>
+          <w:szCs w:val="24"/>
+          <w:lang w:val="sv-SE"/>
+          <w14:ligatures w14:val="none"/>
+        </w:rPr>
+      </w:pPr>
+      <w:r>
+        <w:rPr>
+          <w:rFonts w:ascii="Times New Roman" w:eastAsia="Times New Roman" w:hAnsi="Times New Roman" w:cs="Times New Roman"/>
+          <w:kern w:val="0"/>
+          <w:sz w:val="24"/>
+          <w:szCs w:val="24"/>
+          <w:lang w:val="sv-SE"/>
+          <w14:ligatures w14:val="none"/>
+        </w:rPr>
+        <w:t>2. Ekosistem paket yang luas melalui pub.dev untuk berbagai kebutuhan fungsional seperti charting, PDF, dan koneksi database.</w:t>
+      </w:r>
+    </w:p>
+    <w:p>
+      <w:pPr>
+        <w:spacing w:after="0"/>
+        <w:ind w:left="720" w:hanging="360"/>
+        <w:jc w:val="both"/>
+        <w:rPr>
+          <w:rFonts w:ascii="Times New Roman" w:eastAsia="Times New Roman" w:hAnsi="Times New Roman" w:cs="Times New Roman"/>
+          <w:kern w:val="0"/>
+          <w:sz w:val="24"/>
+          <w:szCs w:val="24"/>
+          <w:lang w:val="sv-SE"/>
+          <w14:ligatures w14:val="none"/>
+        </w:rPr>
+      </w:pPr>
+      <w:r>
+        <w:rPr>
+          <w:rFonts w:ascii="Times New Roman" w:eastAsia="Times New Roman" w:hAnsi="Times New Roman" w:cs="Times New Roman"/>
+          <w:kern w:val="0"/>
+          <w:sz w:val="24"/>
+          <w:szCs w:val="24"/>
+          <w:lang w:val="sv-SE"/>
+          <w14:ligatures w14:val="none"/>
+        </w:rPr>
+        <w:t>3. Performa mendekati aplikasi native berkat kompilasi ahead-of-time (AOT) ke kode mesin.</w:t>
+      </w:r>
+    </w:p>
+    <w:p>
+      <w:pPr>
+        <w:spacing w:after="0"/>
+        <w:ind w:left="720" w:hanging="360"/>
+        <w:jc w:val="both"/>
+        <w:rPr>
+          <w:rFonts w:ascii="Times New Roman" w:eastAsia="Times New Roman" w:hAnsi="Times New Roman" w:cs="Times New Roman"/>
+          <w:kern w:val="0"/>
+          <w:sz w:val="24"/>
+          <w:szCs w:val="24"/>
+          <w:lang w:val="sv-SE"/>
+          <w14:ligatures w14:val="none"/>
+        </w:rPr>
+      </w:pPr>
+      <w:r>
+        <w:rPr>
+          <w:rFonts w:ascii="Times New Roman" w:eastAsia="Times New Roman" w:hAnsi="Times New Roman" w:cs="Times New Roman"/>
+          <w:kern w:val="0"/>
+          <w:sz w:val="24"/>
+          <w:szCs w:val="24"/>
+          <w:lang w:val="sv-SE"/>
+          <w14:ligatures w14:val="none"/>
+        </w:rPr>
+        <w:t>4. Dukungan state management yang fleksibel melalui berbagai solusi seperti Riverpod, Provider, dan Bloc.</w:t>
+      </w:r>
+    </w:p>
+    <w:p>
+      <w:pPr>
+        <w:spacing w:after="0"/>
+        <w:ind w:firstLine="0"/>
+        <w:rPr>
+          <w:rFonts w:ascii="Times New Roman" w:eastAsia="Times New Roman" w:hAnsi="Times New Roman" w:cs="Times New Roman"/>
+          <w:kern w:val="0"/>
+          <w:sz w:val="24"/>
+          <w:szCs w:val="24"/>
+          <w:lang w:val="sv-SE"/>
+          <w14:ligatures w14:val="none"/>
+        </w:rPr>
+      </w:pPr>
+    </w:p>
+    <w:p>
+      <w:pPr>
+        <w:pStyle w:val="ListParagraph"/>
+        <w:numPr>
+          <w:ilvl w:val="2"/>
+          <w:numId w:val="17"/>
+        </w:numPr>
+        <w:spacing w:before="360"/>
+        <w:rPr>
+          <w:rFonts w:ascii="Times New Roman" w:eastAsia="Times New Roman" w:hAnsi="Times New Roman" w:cs="Times New Roman"/>
+          <w:b/>
+          <w:bCs/>
+          <w:sz w:val="24"/>
+          <w:szCs w:val="24"/>
+          <w:lang w:val="sv-SE"/>
+        </w:rPr>
+      </w:pPr>
+      <w:r>
+        <w:rPr>
+          <w:rFonts w:ascii="Times New Roman" w:eastAsia="Times New Roman" w:hAnsi="Times New Roman" w:cs="Times New Roman"/>
+          <w:b/>
+          <w:bCs/>
+          <w:sz w:val="24"/>
+          <w:szCs w:val="24"/>
+          <w:lang w:val="sv-SE"/>
+        </w:rPr>
+        <w:lastRenderedPageBreak/>
+        <w:t>Dart</w:t>
+      </w:r>
+    </w:p>
+    <w:p>
+      <w:pPr>
+        <w:spacing w:after="0"/>
+        <w:jc w:val="both"/>
+        <w:rPr>
+          <w:rFonts w:ascii="Times New Roman" w:eastAsia="Times New Roman" w:hAnsi="Times New Roman" w:cs="Times New Roman"/>
+          <w:kern w:val="0"/>
+          <w:sz w:val="24"/>
+          <w:szCs w:val="24"/>
+          <w:lang w:val="sv-SE"/>
+          <w14:ligatures w14:val="none"/>
+        </w:rPr>
+      </w:pPr>
+      <w:r>
+        <w:rPr>
+          <w:rFonts w:ascii="Times New Roman" w:eastAsia="Times New Roman" w:hAnsi="Times New Roman" w:cs="Times New Roman"/>
+          <w:kern w:val="0"/>
+          <w:sz w:val="24"/>
+          <w:szCs w:val="24"/>
+          <w:lang w:val="sv-SE"/>
+          <w14:ligatures w14:val="none"/>
+        </w:rPr>
+        <w:t>Dart adalah bahasa pemrograman yang dikembangkan oleh Google dan digunakan sebagai bahasa utama Flutter. Dart merupakan bahasa berorientasi objek yang mendukung pemrograman asinkron melalui mekanisme async/await sehingga sangat cocok untuk menangani operasi jaringan dan basis data tanpa membekukan antarmuka pengguna. Dart juga memiliki sistem tipe yang kuat (strongly typed) dengan fitur null safety yang mencegah kesalahan null reference sejak tahap kompilasi (Dharmalau dkk., 2023:8).</w:t>
+      </w:r>
+    </w:p>
+    <w:p>
+      <w:pPr>
+        <w:spacing w:after="0"/>
+        <w:ind w:firstLine="0"/>
+        <w:rPr>
+          <w:rFonts w:ascii="Times New Roman" w:eastAsia="Times New Roman" w:hAnsi="Times New Roman" w:cs="Times New Roman"/>
+          <w:kern w:val="0"/>
+          <w:sz w:val="24"/>
+          <w:szCs w:val="24"/>
+          <w:lang w:val="sv-SE"/>
+          <w14:ligatures w14:val="none"/>
+        </w:rPr>
+      </w:pPr>
+    </w:p>
+    <w:p>
+      <w:pPr>
+        <w:spacing w:after="0"/>
+        <w:ind w:firstLine="0"/>
+        <w:jc w:val="both"/>
+        <w:rPr>
+          <w:rFonts w:ascii="Times New Roman" w:eastAsia="Times New Roman" w:hAnsi="Times New Roman" w:cs="Times New Roman"/>
+          <w:kern w:val="0"/>
+          <w:sz w:val="24"/>
+          <w:szCs w:val="24"/>
+          <w:lang w:val="sv-SE"/>
+          <w14:ligatures w14:val="none"/>
+        </w:rPr>
+      </w:pPr>
+      <w:r>
+        <w:rPr>
+          <w:rFonts w:ascii="Times New Roman" w:eastAsia="Times New Roman" w:hAnsi="Times New Roman" w:cs="Times New Roman"/>
+          <w:kern w:val="0"/>
+          <w:sz w:val="24"/>
+          <w:szCs w:val="24"/>
+          <w:lang w:val="sv-SE"/>
+          <w14:ligatures w14:val="none"/>
+        </w:rPr>
+        <w:t>Fitur null safety pada Dart membantu pengembang menghindari kesalahan yang umum terjadi pada pengembangan perangkat lunak. Dalam pengembangan sistem kasir digital, Dart digunakan untuk seluruh logika bisnis mulai dari penghitungan total transaksi, kalkulasi kembalian uang, pembaruan stok, hingga pengelolaan status pembayaran BON secara real-time melalui koneksi ke Supabase.</w:t>
+      </w:r>
+    </w:p>
+    <w:p>
+      <w:pPr>
+        <w:pStyle w:val="ListParagraph"/>
+        <w:numPr>
+          <w:ilvl w:val="2"/>
+          <w:numId w:val="17"/>
+        </w:numPr>
+        <w:spacing w:before="360"/>
+        <w:rPr>
+          <w:rFonts w:ascii="Times New Roman" w:eastAsia="Times New Roman" w:hAnsi="Times New Roman" w:cs="Times New Roman"/>
+          <w:b/>
+          <w:bCs/>
+          <w:sz w:val="24"/>
+          <w:szCs w:val="24"/>
+          <w:lang w:val="sv-SE"/>
+        </w:rPr>
+      </w:pPr>
+      <w:r>
+        <w:rPr>
+          <w:rFonts w:ascii="Times New Roman" w:eastAsia="Times New Roman" w:hAnsi="Times New Roman" w:cs="Times New Roman"/>
+          <w:b/>
+          <w:bCs/>
+          <w:sz w:val="24"/>
+          <w:szCs w:val="24"/>
+          <w:lang w:val="sv-SE"/>
+        </w:rPr>
+        <w:t>Supabase</w:t>
+      </w:r>
+    </w:p>
+    <w:p>
+      <w:pPr>
+        <w:spacing w:after="0"/>
+        <w:jc w:val="both"/>
+        <w:rPr>
+          <w:rFonts w:ascii="Times New Roman" w:eastAsia="Times New Roman" w:hAnsi="Times New Roman" w:cs="Times New Roman"/>
+          <w:kern w:val="0"/>
+          <w:sz w:val="24"/>
+          <w:szCs w:val="24"/>
+          <w:lang w:val="en-US"/>
+          <w14:ligatures w14:val="none"/>
+        </w:rPr>
+      </w:pPr>
+      <w:proofErr w:type="spellStart"/>
+      <w:r>
+        <w:rPr>
+          <w:rFonts w:ascii="Times New Roman" w:eastAsia="Times New Roman" w:hAnsi="Times New Roman" w:cs="Times New Roman"/>
+          <w:kern w:val="0"/>
+          <w:sz w:val="24"/>
+          <w:szCs w:val="24"/>
+          <w:lang w:val="en-US"/>
+          <w14:ligatures w14:val="none"/>
+        </w:rPr>
+        <w:t>Supabase</w:t>
+      </w:r>
+      <w:proofErr w:type="spellEnd"/>
+      <w:r>
+        <w:rPr>
+          <w:rFonts w:ascii="Times New Roman" w:eastAsia="Times New Roman" w:hAnsi="Times New Roman" w:cs="Times New Roman"/>
+          <w:kern w:val="0"/>
+          <w:sz w:val="24"/>
+          <w:szCs w:val="24"/>
+          <w:lang w:val="en-US"/>
+          <w14:ligatures w14:val="none"/>
+        </w:rPr>
+        <w:t xml:space="preserve"> </w:t>
+      </w:r>
+      <w:proofErr w:type="spellStart"/>
+      <w:r>
+        <w:rPr>
+          <w:rFonts w:ascii="Times New Roman" w:eastAsia="Times New Roman" w:hAnsi="Times New Roman" w:cs="Times New Roman"/>
+          <w:kern w:val="0"/>
+          <w:sz w:val="24"/>
+          <w:szCs w:val="24"/>
+          <w:lang w:val="en-US"/>
+          <w14:ligatures w14:val="none"/>
+        </w:rPr>
+        <w:t>adalah</w:t>
+      </w:r>
+      <w:proofErr w:type="spellEnd"/>
+      <w:r>
+        <w:rPr>
+          <w:rFonts w:ascii="Times New Roman" w:eastAsia="Times New Roman" w:hAnsi="Times New Roman" w:cs="Times New Roman"/>
+          <w:kern w:val="0"/>
+          <w:sz w:val="24"/>
+          <w:szCs w:val="24"/>
+          <w:lang w:val="en-US"/>
+          <w14:ligatures w14:val="none"/>
+        </w:rPr>
+        <w:t xml:space="preserve"> platform Backend-as-a-Service (BaaS) </w:t>
+      </w:r>
+      <w:proofErr w:type="spellStart"/>
+      <w:r>
+        <w:rPr>
+          <w:rFonts w:ascii="Times New Roman" w:eastAsia="Times New Roman" w:hAnsi="Times New Roman" w:cs="Times New Roman"/>
+          <w:kern w:val="0"/>
+          <w:sz w:val="24"/>
+          <w:szCs w:val="24"/>
+          <w:lang w:val="en-US"/>
+          <w14:ligatures w14:val="none"/>
+        </w:rPr>
+        <w:t>sumber</w:t>
+      </w:r>
+      <w:proofErr w:type="spellEnd"/>
+      <w:r>
+        <w:rPr>
+          <w:rFonts w:ascii="Times New Roman" w:eastAsia="Times New Roman" w:hAnsi="Times New Roman" w:cs="Times New Roman"/>
+          <w:kern w:val="0"/>
+          <w:sz w:val="24"/>
+          <w:szCs w:val="24"/>
+          <w:lang w:val="en-US"/>
+          <w14:ligatures w14:val="none"/>
+        </w:rPr>
+        <w:t xml:space="preserve"> </w:t>
+      </w:r>
+      <w:proofErr w:type="spellStart"/>
+      <w:r>
+        <w:rPr>
+          <w:rFonts w:ascii="Times New Roman" w:eastAsia="Times New Roman" w:hAnsi="Times New Roman" w:cs="Times New Roman"/>
+          <w:kern w:val="0"/>
+          <w:sz w:val="24"/>
+          <w:szCs w:val="24"/>
+          <w:lang w:val="en-US"/>
+          <w14:ligatures w14:val="none"/>
+        </w:rPr>
+        <w:t>terbuka</w:t>
+      </w:r>
+      <w:proofErr w:type="spellEnd"/>
+      <w:r>
+        <w:rPr>
+          <w:rFonts w:ascii="Times New Roman" w:eastAsia="Times New Roman" w:hAnsi="Times New Roman" w:cs="Times New Roman"/>
+          <w:kern w:val="0"/>
+          <w:sz w:val="24"/>
+          <w:szCs w:val="24"/>
+          <w:lang w:val="en-US"/>
+          <w14:ligatures w14:val="none"/>
+        </w:rPr>
+        <w:t xml:space="preserve"> yang </w:t>
+      </w:r>
+      <w:proofErr w:type="spellStart"/>
+      <w:r>
+        <w:rPr>
+          <w:rFonts w:ascii="Times New Roman" w:eastAsia="Times New Roman" w:hAnsi="Times New Roman" w:cs="Times New Roman"/>
+          <w:kern w:val="0"/>
+          <w:sz w:val="24"/>
+          <w:szCs w:val="24"/>
+          <w:lang w:val="en-US"/>
+          <w14:ligatures w14:val="none"/>
+        </w:rPr>
+        <w:t>dibangun</w:t>
+      </w:r>
+      <w:proofErr w:type="spellEnd"/>
+      <w:r>
+        <w:rPr>
+          <w:rFonts w:ascii="Times New Roman" w:eastAsia="Times New Roman" w:hAnsi="Times New Roman" w:cs="Times New Roman"/>
+          <w:kern w:val="0"/>
+          <w:sz w:val="24"/>
+          <w:szCs w:val="24"/>
+          <w:lang w:val="en-US"/>
+          <w14:ligatures w14:val="none"/>
+        </w:rPr>
+        <w:t xml:space="preserve"> di </w:t>
+      </w:r>
+      <w:proofErr w:type="spellStart"/>
+      <w:r>
+        <w:rPr>
+          <w:rFonts w:ascii="Times New Roman" w:eastAsia="Times New Roman" w:hAnsi="Times New Roman" w:cs="Times New Roman"/>
+          <w:kern w:val="0"/>
+          <w:sz w:val="24"/>
+          <w:szCs w:val="24"/>
+          <w:lang w:val="en-US"/>
+          <w14:ligatures w14:val="none"/>
+        </w:rPr>
+        <w:t>atas</w:t>
+      </w:r>
+      <w:proofErr w:type="spellEnd"/>
+      <w:r>
+        <w:rPr>
+          <w:rFonts w:ascii="Times New Roman" w:eastAsia="Times New Roman" w:hAnsi="Times New Roman" w:cs="Times New Roman"/>
+          <w:kern w:val="0"/>
+          <w:sz w:val="24"/>
+          <w:szCs w:val="24"/>
+          <w:lang w:val="en-US"/>
+          <w14:ligatures w14:val="none"/>
+        </w:rPr>
+        <w:t xml:space="preserve"> PostgreSQL. </w:t>
+      </w:r>
+      <w:proofErr w:type="spellStart"/>
+      <w:r>
+        <w:rPr>
+          <w:rFonts w:ascii="Times New Roman" w:eastAsia="Times New Roman" w:hAnsi="Times New Roman" w:cs="Times New Roman"/>
+          <w:kern w:val="0"/>
+          <w:sz w:val="24"/>
+          <w:szCs w:val="24"/>
+          <w:lang w:val="en-US"/>
+          <w14:ligatures w14:val="none"/>
+        </w:rPr>
+        <w:t>Supabase</w:t>
+      </w:r>
+      <w:proofErr w:type="spellEnd"/>
+      <w:r>
+        <w:rPr>
+          <w:rFonts w:ascii="Times New Roman" w:eastAsia="Times New Roman" w:hAnsi="Times New Roman" w:cs="Times New Roman"/>
+          <w:kern w:val="0"/>
+          <w:sz w:val="24"/>
+          <w:szCs w:val="24"/>
+          <w:lang w:val="en-US"/>
+          <w14:ligatures w14:val="none"/>
+        </w:rPr>
+        <w:t xml:space="preserve"> </w:t>
+      </w:r>
+      <w:proofErr w:type="spellStart"/>
+      <w:r>
+        <w:rPr>
+          <w:rFonts w:ascii="Times New Roman" w:eastAsia="Times New Roman" w:hAnsi="Times New Roman" w:cs="Times New Roman"/>
+          <w:kern w:val="0"/>
+          <w:sz w:val="24"/>
+          <w:szCs w:val="24"/>
+          <w:lang w:val="en-US"/>
+          <w14:ligatures w14:val="none"/>
+        </w:rPr>
+        <w:t>menyediakan</w:t>
+      </w:r>
+      <w:proofErr w:type="spellEnd"/>
+      <w:r>
+        <w:rPr>
+          <w:rFonts w:ascii="Times New Roman" w:eastAsia="Times New Roman" w:hAnsi="Times New Roman" w:cs="Times New Roman"/>
+          <w:kern w:val="0"/>
+          <w:sz w:val="24"/>
+          <w:szCs w:val="24"/>
+          <w:lang w:val="en-US"/>
+          <w14:ligatures w14:val="none"/>
+        </w:rPr>
+        <w:t xml:space="preserve"> </w:t>
+      </w:r>
+      <w:proofErr w:type="spellStart"/>
+      <w:r>
+        <w:rPr>
+          <w:rFonts w:ascii="Times New Roman" w:eastAsia="Times New Roman" w:hAnsi="Times New Roman" w:cs="Times New Roman"/>
+          <w:kern w:val="0"/>
+          <w:sz w:val="24"/>
+          <w:szCs w:val="24"/>
+          <w:lang w:val="en-US"/>
+          <w14:ligatures w14:val="none"/>
+        </w:rPr>
+        <w:t>berbagai</w:t>
+      </w:r>
+      <w:proofErr w:type="spellEnd"/>
+      <w:r>
+        <w:rPr>
+          <w:rFonts w:ascii="Times New Roman" w:eastAsia="Times New Roman" w:hAnsi="Times New Roman" w:cs="Times New Roman"/>
+          <w:kern w:val="0"/>
+          <w:sz w:val="24"/>
+          <w:szCs w:val="24"/>
+          <w:lang w:val="en-US"/>
+          <w14:ligatures w14:val="none"/>
+        </w:rPr>
+        <w:t xml:space="preserve"> </w:t>
+      </w:r>
+      <w:proofErr w:type="spellStart"/>
+      <w:r>
+        <w:rPr>
+          <w:rFonts w:ascii="Times New Roman" w:eastAsia="Times New Roman" w:hAnsi="Times New Roman" w:cs="Times New Roman"/>
+          <w:kern w:val="0"/>
+          <w:sz w:val="24"/>
+          <w:szCs w:val="24"/>
+          <w:lang w:val="en-US"/>
+          <w14:ligatures w14:val="none"/>
+        </w:rPr>
+        <w:t>layanan</w:t>
+      </w:r>
+      <w:proofErr w:type="spellEnd"/>
+      <w:r>
+        <w:rPr>
+          <w:rFonts w:ascii="Times New Roman" w:eastAsia="Times New Roman" w:hAnsi="Times New Roman" w:cs="Times New Roman"/>
+          <w:kern w:val="0"/>
+          <w:sz w:val="24"/>
+          <w:szCs w:val="24"/>
+          <w:lang w:val="en-US"/>
+          <w14:ligatures w14:val="none"/>
+        </w:rPr>
+        <w:t xml:space="preserve"> </w:t>
+      </w:r>
+      <w:proofErr w:type="spellStart"/>
+      <w:r>
+        <w:rPr>
+          <w:rFonts w:ascii="Times New Roman" w:eastAsia="Times New Roman" w:hAnsi="Times New Roman" w:cs="Times New Roman"/>
+          <w:kern w:val="0"/>
+          <w:sz w:val="24"/>
+          <w:szCs w:val="24"/>
+          <w:lang w:val="en-US"/>
+          <w14:ligatures w14:val="none"/>
+        </w:rPr>
+        <w:t>siap</w:t>
+      </w:r>
+      <w:proofErr w:type="spellEnd"/>
+      <w:r>
+        <w:rPr>
+          <w:rFonts w:ascii="Times New Roman" w:eastAsia="Times New Roman" w:hAnsi="Times New Roman" w:cs="Times New Roman"/>
+          <w:kern w:val="0"/>
+          <w:sz w:val="24"/>
+          <w:szCs w:val="24"/>
+          <w:lang w:val="en-US"/>
+          <w14:ligatures w14:val="none"/>
+        </w:rPr>
+        <w:t xml:space="preserve"> </w:t>
+      </w:r>
+      <w:proofErr w:type="spellStart"/>
+      <w:r>
+        <w:rPr>
+          <w:rFonts w:ascii="Times New Roman" w:eastAsia="Times New Roman" w:hAnsi="Times New Roman" w:cs="Times New Roman"/>
+          <w:kern w:val="0"/>
+          <w:sz w:val="24"/>
+          <w:szCs w:val="24"/>
+          <w:lang w:val="en-US"/>
+          <w14:ligatures w14:val="none"/>
+        </w:rPr>
+        <w:t>pakai</w:t>
+      </w:r>
+      <w:proofErr w:type="spellEnd"/>
+      <w:r>
+        <w:rPr>
+          <w:rFonts w:ascii="Times New Roman" w:eastAsia="Times New Roman" w:hAnsi="Times New Roman" w:cs="Times New Roman"/>
+          <w:kern w:val="0"/>
+          <w:sz w:val="24"/>
+          <w:szCs w:val="24"/>
+          <w:lang w:val="en-US"/>
+          <w14:ligatures w14:val="none"/>
+        </w:rPr>
+        <w:t xml:space="preserve"> yang </w:t>
+      </w:r>
+      <w:proofErr w:type="spellStart"/>
+      <w:r>
+        <w:rPr>
+          <w:rFonts w:ascii="Times New Roman" w:eastAsia="Times New Roman" w:hAnsi="Times New Roman" w:cs="Times New Roman"/>
+          <w:kern w:val="0"/>
+          <w:sz w:val="24"/>
+          <w:szCs w:val="24"/>
+          <w:lang w:val="en-US"/>
+          <w14:ligatures w14:val="none"/>
+        </w:rPr>
+        <w:t>diperlukan</w:t>
+      </w:r>
+      <w:proofErr w:type="spellEnd"/>
+      <w:r>
+        <w:rPr>
+          <w:rFonts w:ascii="Times New Roman" w:eastAsia="Times New Roman" w:hAnsi="Times New Roman" w:cs="Times New Roman"/>
+          <w:kern w:val="0"/>
+          <w:sz w:val="24"/>
+          <w:szCs w:val="24"/>
+          <w:lang w:val="en-US"/>
+          <w14:ligatures w14:val="none"/>
+        </w:rPr>
+        <w:t xml:space="preserve"> </w:t>
+      </w:r>
+      <w:proofErr w:type="spellStart"/>
+      <w:r>
+        <w:rPr>
+          <w:rFonts w:ascii="Times New Roman" w:eastAsia="Times New Roman" w:hAnsi="Times New Roman" w:cs="Times New Roman"/>
+          <w:kern w:val="0"/>
+          <w:sz w:val="24"/>
+          <w:szCs w:val="24"/>
+          <w:lang w:val="en-US"/>
+          <w14:ligatures w14:val="none"/>
+        </w:rPr>
+        <w:t>dalam</w:t>
+      </w:r>
+      <w:proofErr w:type="spellEnd"/>
+      <w:r>
+        <w:rPr>
+          <w:rFonts w:ascii="Times New Roman" w:eastAsia="Times New Roman" w:hAnsi="Times New Roman" w:cs="Times New Roman"/>
+          <w:kern w:val="0"/>
+          <w:sz w:val="24"/>
+          <w:szCs w:val="24"/>
+          <w:lang w:val="en-US"/>
+          <w14:ligatures w14:val="none"/>
+        </w:rPr>
+        <w:t xml:space="preserve"> </w:t>
+      </w:r>
+      <w:proofErr w:type="spellStart"/>
+      <w:r>
+        <w:rPr>
+          <w:rFonts w:ascii="Times New Roman" w:eastAsia="Times New Roman" w:hAnsi="Times New Roman" w:cs="Times New Roman"/>
+          <w:kern w:val="0"/>
+          <w:sz w:val="24"/>
+          <w:szCs w:val="24"/>
+          <w:lang w:val="en-US"/>
+          <w14:ligatures w14:val="none"/>
+        </w:rPr>
+        <w:t>pengembangan</w:t>
+      </w:r>
+      <w:proofErr w:type="spellEnd"/>
+      <w:r>
+        <w:rPr>
+          <w:rFonts w:ascii="Times New Roman" w:eastAsia="Times New Roman" w:hAnsi="Times New Roman" w:cs="Times New Roman"/>
+          <w:kern w:val="0"/>
+          <w:sz w:val="24"/>
+          <w:szCs w:val="24"/>
+          <w:lang w:val="en-US"/>
+          <w14:ligatures w14:val="none"/>
+        </w:rPr>
+        <w:t xml:space="preserve"> </w:t>
+      </w:r>
+      <w:proofErr w:type="spellStart"/>
+      <w:r>
+        <w:rPr>
+          <w:rFonts w:ascii="Times New Roman" w:eastAsia="Times New Roman" w:hAnsi="Times New Roman" w:cs="Times New Roman"/>
+          <w:kern w:val="0"/>
+          <w:sz w:val="24"/>
+          <w:szCs w:val="24"/>
+          <w:lang w:val="en-US"/>
+          <w14:ligatures w14:val="none"/>
+        </w:rPr>
+        <w:t>aplikasi</w:t>
+      </w:r>
+      <w:proofErr w:type="spellEnd"/>
+      <w:r>
+        <w:rPr>
+          <w:rFonts w:ascii="Times New Roman" w:eastAsia="Times New Roman" w:hAnsi="Times New Roman" w:cs="Times New Roman"/>
+          <w:kern w:val="0"/>
+          <w:sz w:val="24"/>
+          <w:szCs w:val="24"/>
+          <w:lang w:val="en-US"/>
+          <w14:ligatures w14:val="none"/>
+        </w:rPr>
+        <w:t xml:space="preserve"> modern, </w:t>
+      </w:r>
+      <w:proofErr w:type="spellStart"/>
+      <w:r>
+        <w:rPr>
+          <w:rFonts w:ascii="Times New Roman" w:eastAsia="Times New Roman" w:hAnsi="Times New Roman" w:cs="Times New Roman"/>
+          <w:kern w:val="0"/>
+          <w:sz w:val="24"/>
+          <w:szCs w:val="24"/>
+          <w:lang w:val="en-US"/>
+          <w14:ligatures w14:val="none"/>
+        </w:rPr>
+        <w:t>meliputi</w:t>
+      </w:r>
+      <w:proofErr w:type="spellEnd"/>
+      <w:r>
+        <w:rPr>
+          <w:rFonts w:ascii="Times New Roman" w:eastAsia="Times New Roman" w:hAnsi="Times New Roman" w:cs="Times New Roman"/>
+          <w:kern w:val="0"/>
+          <w:sz w:val="24"/>
+          <w:szCs w:val="24"/>
+          <w:lang w:val="en-US"/>
+          <w14:ligatures w14:val="none"/>
+        </w:rPr>
+        <w:t xml:space="preserve"> </w:t>
+      </w:r>
+      <w:proofErr w:type="spellStart"/>
+      <w:r>
+        <w:rPr>
+          <w:rFonts w:ascii="Times New Roman" w:eastAsia="Times New Roman" w:hAnsi="Times New Roman" w:cs="Times New Roman"/>
+          <w:kern w:val="0"/>
+          <w:sz w:val="24"/>
+          <w:szCs w:val="24"/>
+          <w:lang w:val="en-US"/>
+          <w14:ligatures w14:val="none"/>
+        </w:rPr>
+        <w:t>autentikasi</w:t>
+      </w:r>
+      <w:proofErr w:type="spellEnd"/>
+      <w:r>
+        <w:rPr>
+          <w:rFonts w:ascii="Times New Roman" w:eastAsia="Times New Roman" w:hAnsi="Times New Roman" w:cs="Times New Roman"/>
+          <w:kern w:val="0"/>
+          <w:sz w:val="24"/>
+          <w:szCs w:val="24"/>
+          <w:lang w:val="en-US"/>
+          <w14:ligatures w14:val="none"/>
+        </w:rPr>
+        <w:t xml:space="preserve"> </w:t>
+      </w:r>
+      <w:proofErr w:type="spellStart"/>
+      <w:r>
+        <w:rPr>
+          <w:rFonts w:ascii="Times New Roman" w:eastAsia="Times New Roman" w:hAnsi="Times New Roman" w:cs="Times New Roman"/>
+          <w:kern w:val="0"/>
+          <w:sz w:val="24"/>
+          <w:szCs w:val="24"/>
+          <w:lang w:val="en-US"/>
+          <w14:ligatures w14:val="none"/>
+        </w:rPr>
+        <w:t>pengguna</w:t>
+      </w:r>
+      <w:proofErr w:type="spellEnd"/>
+      <w:r>
+        <w:rPr>
+          <w:rFonts w:ascii="Times New Roman" w:eastAsia="Times New Roman" w:hAnsi="Times New Roman" w:cs="Times New Roman"/>
+          <w:kern w:val="0"/>
+          <w:sz w:val="24"/>
+          <w:szCs w:val="24"/>
+          <w:lang w:val="en-US"/>
+          <w14:ligatures w14:val="none"/>
+        </w:rPr>
+        <w:t xml:space="preserve"> (</w:t>
+      </w:r>
+      <w:proofErr w:type="spellStart"/>
+      <w:r>
+        <w:rPr>
+          <w:rFonts w:ascii="Times New Roman" w:eastAsia="Times New Roman" w:hAnsi="Times New Roman" w:cs="Times New Roman"/>
+          <w:kern w:val="0"/>
+          <w:sz w:val="24"/>
+          <w:szCs w:val="24"/>
+          <w:lang w:val="en-US"/>
+          <w14:ligatures w14:val="none"/>
+        </w:rPr>
+        <w:t>Supabase</w:t>
+      </w:r>
+      <w:proofErr w:type="spellEnd"/>
+      <w:r>
+        <w:rPr>
+          <w:rFonts w:ascii="Times New Roman" w:eastAsia="Times New Roman" w:hAnsi="Times New Roman" w:cs="Times New Roman"/>
+          <w:kern w:val="0"/>
+          <w:sz w:val="24"/>
+          <w:szCs w:val="24"/>
+          <w:lang w:val="en-US"/>
+          <w14:ligatures w14:val="none"/>
+        </w:rPr>
+        <w:t xml:space="preserve"> Auth), basis data </w:t>
+      </w:r>
+      <w:proofErr w:type="spellStart"/>
+      <w:r>
+        <w:rPr>
+          <w:rFonts w:ascii="Times New Roman" w:eastAsia="Times New Roman" w:hAnsi="Times New Roman" w:cs="Times New Roman"/>
+          <w:kern w:val="0"/>
+          <w:sz w:val="24"/>
+          <w:szCs w:val="24"/>
+          <w:lang w:val="en-US"/>
+          <w14:ligatures w14:val="none"/>
+        </w:rPr>
+        <w:t>relasional</w:t>
+      </w:r>
+      <w:proofErr w:type="spellEnd"/>
+      <w:r>
+        <w:rPr>
+          <w:rFonts w:ascii="Times New Roman" w:eastAsia="Times New Roman" w:hAnsi="Times New Roman" w:cs="Times New Roman"/>
+          <w:kern w:val="0"/>
+          <w:sz w:val="24"/>
+          <w:szCs w:val="24"/>
+          <w:lang w:val="en-US"/>
+          <w14:ligatures w14:val="none"/>
+        </w:rPr>
+        <w:t xml:space="preserve"> PostgreSQL, </w:t>
+      </w:r>
+      <w:proofErr w:type="spellStart"/>
+      <w:r>
+        <w:rPr>
+          <w:rFonts w:ascii="Times New Roman" w:eastAsia="Times New Roman" w:hAnsi="Times New Roman" w:cs="Times New Roman"/>
+          <w:kern w:val="0"/>
+          <w:sz w:val="24"/>
+          <w:szCs w:val="24"/>
+          <w:lang w:val="en-US"/>
+          <w14:ligatures w14:val="none"/>
+        </w:rPr>
+        <w:t>penyimpanan</w:t>
+      </w:r>
+      <w:proofErr w:type="spellEnd"/>
+      <w:r>
+        <w:rPr>
+          <w:rFonts w:ascii="Times New Roman" w:eastAsia="Times New Roman" w:hAnsi="Times New Roman" w:cs="Times New Roman"/>
+          <w:kern w:val="0"/>
+          <w:sz w:val="24"/>
+          <w:szCs w:val="24"/>
+          <w:lang w:val="en-US"/>
+          <w14:ligatures w14:val="none"/>
+        </w:rPr>
+        <w:t xml:space="preserve"> file (</w:t>
+      </w:r>
+      <w:proofErr w:type="spellStart"/>
+      <w:r>
+        <w:rPr>
+          <w:rFonts w:ascii="Times New Roman" w:eastAsia="Times New Roman" w:hAnsi="Times New Roman" w:cs="Times New Roman"/>
+          <w:kern w:val="0"/>
+          <w:sz w:val="24"/>
+          <w:szCs w:val="24"/>
+          <w:lang w:val="en-US"/>
+          <w14:ligatures w14:val="none"/>
+        </w:rPr>
+        <w:t>Supabase</w:t>
+      </w:r>
+      <w:proofErr w:type="spellEnd"/>
+      <w:r>
+        <w:rPr>
+          <w:rFonts w:ascii="Times New Roman" w:eastAsia="Times New Roman" w:hAnsi="Times New Roman" w:cs="Times New Roman"/>
+          <w:kern w:val="0"/>
+          <w:sz w:val="24"/>
+          <w:szCs w:val="24"/>
+          <w:lang w:val="en-US"/>
+          <w14:ligatures w14:val="none"/>
+        </w:rPr>
+        <w:t xml:space="preserve"> Storage), </w:t>
+      </w:r>
+      <w:proofErr w:type="spellStart"/>
+      <w:r>
+        <w:rPr>
+          <w:rFonts w:ascii="Times New Roman" w:eastAsia="Times New Roman" w:hAnsi="Times New Roman" w:cs="Times New Roman"/>
+          <w:kern w:val="0"/>
+          <w:sz w:val="24"/>
+          <w:szCs w:val="24"/>
+          <w:lang w:val="en-US"/>
+          <w14:ligatures w14:val="none"/>
+        </w:rPr>
+        <w:t>fungsi</w:t>
+      </w:r>
+      <w:proofErr w:type="spellEnd"/>
+      <w:r>
+        <w:rPr>
+          <w:rFonts w:ascii="Times New Roman" w:eastAsia="Times New Roman" w:hAnsi="Times New Roman" w:cs="Times New Roman"/>
+          <w:kern w:val="0"/>
+          <w:sz w:val="24"/>
+          <w:szCs w:val="24"/>
+          <w:lang w:val="en-US"/>
+          <w14:ligatures w14:val="none"/>
+        </w:rPr>
+        <w:t xml:space="preserve"> serverless (Edge Functions), dan RESTful API yang </w:t>
+      </w:r>
+      <w:proofErr w:type="spellStart"/>
+      <w:r>
+        <w:rPr>
+          <w:rFonts w:ascii="Times New Roman" w:eastAsia="Times New Roman" w:hAnsi="Times New Roman" w:cs="Times New Roman"/>
+          <w:kern w:val="0"/>
+          <w:sz w:val="24"/>
+          <w:szCs w:val="24"/>
+          <w:lang w:val="en-US"/>
+          <w14:ligatures w14:val="none"/>
+        </w:rPr>
+        <w:t>dibuat</w:t>
+      </w:r>
+      <w:proofErr w:type="spellEnd"/>
+      <w:r>
+        <w:rPr>
+          <w:rFonts w:ascii="Times New Roman" w:eastAsia="Times New Roman" w:hAnsi="Times New Roman" w:cs="Times New Roman"/>
+          <w:kern w:val="0"/>
+          <w:sz w:val="24"/>
+          <w:szCs w:val="24"/>
+          <w:lang w:val="en-US"/>
+          <w14:ligatures w14:val="none"/>
+        </w:rPr>
+        <w:t xml:space="preserve"> </w:t>
+      </w:r>
+      <w:proofErr w:type="spellStart"/>
+      <w:r>
+        <w:rPr>
+          <w:rFonts w:ascii="Times New Roman" w:eastAsia="Times New Roman" w:hAnsi="Times New Roman" w:cs="Times New Roman"/>
+          <w:kern w:val="0"/>
+          <w:sz w:val="24"/>
+          <w:szCs w:val="24"/>
+          <w:lang w:val="en-US"/>
+          <w14:ligatures w14:val="none"/>
+        </w:rPr>
+        <w:t>secara</w:t>
+      </w:r>
+      <w:proofErr w:type="spellEnd"/>
+      <w:r>
+        <w:rPr>
+          <w:rFonts w:ascii="Times New Roman" w:eastAsia="Times New Roman" w:hAnsi="Times New Roman" w:cs="Times New Roman"/>
+          <w:kern w:val="0"/>
+          <w:sz w:val="24"/>
+          <w:szCs w:val="24"/>
+          <w:lang w:val="en-US"/>
+          <w14:ligatures w14:val="none"/>
+        </w:rPr>
+        <w:t xml:space="preserve"> </w:t>
+      </w:r>
+      <w:proofErr w:type="spellStart"/>
+      <w:r>
+        <w:rPr>
+          <w:rFonts w:ascii="Times New Roman" w:eastAsia="Times New Roman" w:hAnsi="Times New Roman" w:cs="Times New Roman"/>
+          <w:kern w:val="0"/>
+          <w:sz w:val="24"/>
+          <w:szCs w:val="24"/>
+          <w:lang w:val="en-US"/>
+          <w14:ligatures w14:val="none"/>
+        </w:rPr>
+        <w:t>otomatis</w:t>
+      </w:r>
+      <w:proofErr w:type="spellEnd"/>
+      <w:r>
+        <w:rPr>
+          <w:rFonts w:ascii="Times New Roman" w:eastAsia="Times New Roman" w:hAnsi="Times New Roman" w:cs="Times New Roman"/>
+          <w:kern w:val="0"/>
+          <w:sz w:val="24"/>
+          <w:szCs w:val="24"/>
+          <w:lang w:val="en-US"/>
+          <w14:ligatures w14:val="none"/>
+        </w:rPr>
+        <w:t xml:space="preserve"> </w:t>
+      </w:r>
+      <w:proofErr w:type="spellStart"/>
+      <w:r>
+        <w:rPr>
+          <w:rFonts w:ascii="Times New Roman" w:eastAsia="Times New Roman" w:hAnsi="Times New Roman" w:cs="Times New Roman"/>
+          <w:kern w:val="0"/>
+          <w:sz w:val="24"/>
+          <w:szCs w:val="24"/>
+          <w:lang w:val="en-US"/>
+          <w14:ligatures w14:val="none"/>
+        </w:rPr>
+        <w:t>dari</w:t>
+      </w:r>
+      <w:proofErr w:type="spellEnd"/>
+      <w:r>
+        <w:rPr>
+          <w:rFonts w:ascii="Times New Roman" w:eastAsia="Times New Roman" w:hAnsi="Times New Roman" w:cs="Times New Roman"/>
+          <w:kern w:val="0"/>
+          <w:sz w:val="24"/>
+          <w:szCs w:val="24"/>
+          <w:lang w:val="en-US"/>
+          <w14:ligatures w14:val="none"/>
+        </w:rPr>
+        <w:t xml:space="preserve"> </w:t>
+      </w:r>
+      <w:proofErr w:type="spellStart"/>
+      <w:r>
+        <w:rPr>
+          <w:rFonts w:ascii="Times New Roman" w:eastAsia="Times New Roman" w:hAnsi="Times New Roman" w:cs="Times New Roman"/>
+          <w:kern w:val="0"/>
+          <w:sz w:val="24"/>
+          <w:szCs w:val="24"/>
+          <w:lang w:val="en-US"/>
+          <w14:ligatures w14:val="none"/>
+        </w:rPr>
+        <w:t>skema</w:t>
+      </w:r>
+      <w:proofErr w:type="spellEnd"/>
+      <w:r>
+        <w:rPr>
+          <w:rFonts w:ascii="Times New Roman" w:eastAsia="Times New Roman" w:hAnsi="Times New Roman" w:cs="Times New Roman"/>
+          <w:kern w:val="0"/>
+          <w:sz w:val="24"/>
+          <w:szCs w:val="24"/>
+          <w:lang w:val="en-US"/>
+          <w14:ligatures w14:val="none"/>
+        </w:rPr>
+        <w:t xml:space="preserve"> basis data. </w:t>
+      </w:r>
+      <w:proofErr w:type="spellStart"/>
+      <w:r>
+        <w:rPr>
+          <w:rFonts w:ascii="Times New Roman" w:eastAsia="Times New Roman" w:hAnsi="Times New Roman" w:cs="Times New Roman"/>
+          <w:kern w:val="0"/>
+          <w:sz w:val="24"/>
+          <w:szCs w:val="24"/>
+          <w:lang w:val="en-US"/>
+          <w14:ligatures w14:val="none"/>
+        </w:rPr>
+        <w:t>Supabase</w:t>
+      </w:r>
+      <w:proofErr w:type="spellEnd"/>
+      <w:r>
+        <w:rPr>
+          <w:rFonts w:ascii="Times New Roman" w:eastAsia="Times New Roman" w:hAnsi="Times New Roman" w:cs="Times New Roman"/>
+          <w:kern w:val="0"/>
+          <w:sz w:val="24"/>
+          <w:szCs w:val="24"/>
+          <w:lang w:val="en-US"/>
+          <w14:ligatures w14:val="none"/>
+        </w:rPr>
+        <w:t xml:space="preserve"> </w:t>
+      </w:r>
+      <w:proofErr w:type="spellStart"/>
+      <w:r>
+        <w:rPr>
+          <w:rFonts w:ascii="Times New Roman" w:eastAsia="Times New Roman" w:hAnsi="Times New Roman" w:cs="Times New Roman"/>
+          <w:kern w:val="0"/>
+          <w:sz w:val="24"/>
+          <w:szCs w:val="24"/>
+          <w:lang w:val="en-US"/>
+          <w14:ligatures w14:val="none"/>
+        </w:rPr>
+        <w:t>sering</w:t>
+      </w:r>
+      <w:proofErr w:type="spellEnd"/>
+      <w:r>
+        <w:rPr>
+          <w:rFonts w:ascii="Times New Roman" w:eastAsia="Times New Roman" w:hAnsi="Times New Roman" w:cs="Times New Roman"/>
+          <w:kern w:val="0"/>
+          <w:sz w:val="24"/>
+          <w:szCs w:val="24"/>
+          <w:lang w:val="en-US"/>
+          <w14:ligatures w14:val="none"/>
+        </w:rPr>
+        <w:t xml:space="preserve"> </w:t>
+      </w:r>
+      <w:proofErr w:type="spellStart"/>
+      <w:r>
+        <w:rPr>
+          <w:rFonts w:ascii="Times New Roman" w:eastAsia="Times New Roman" w:hAnsi="Times New Roman" w:cs="Times New Roman"/>
+          <w:kern w:val="0"/>
+          <w:sz w:val="24"/>
+          <w:szCs w:val="24"/>
+          <w:lang w:val="en-US"/>
+          <w14:ligatures w14:val="none"/>
+        </w:rPr>
+        <w:t>disebut</w:t>
+      </w:r>
+      <w:proofErr w:type="spellEnd"/>
+      <w:r>
+        <w:rPr>
+          <w:rFonts w:ascii="Times New Roman" w:eastAsia="Times New Roman" w:hAnsi="Times New Roman" w:cs="Times New Roman"/>
+          <w:kern w:val="0"/>
+          <w:sz w:val="24"/>
+          <w:szCs w:val="24"/>
+          <w:lang w:val="en-US"/>
+          <w14:ligatures w14:val="none"/>
+        </w:rPr>
+        <w:t xml:space="preserve"> </w:t>
+      </w:r>
+      <w:proofErr w:type="spellStart"/>
+      <w:r>
+        <w:rPr>
+          <w:rFonts w:ascii="Times New Roman" w:eastAsia="Times New Roman" w:hAnsi="Times New Roman" w:cs="Times New Roman"/>
+          <w:kern w:val="0"/>
+          <w:sz w:val="24"/>
+          <w:szCs w:val="24"/>
+          <w:lang w:val="en-US"/>
+          <w14:ligatures w14:val="none"/>
+        </w:rPr>
+        <w:t>sebagai</w:t>
+      </w:r>
+      <w:proofErr w:type="spellEnd"/>
+      <w:r>
+        <w:rPr>
+          <w:rFonts w:ascii="Times New Roman" w:eastAsia="Times New Roman" w:hAnsi="Times New Roman" w:cs="Times New Roman"/>
+          <w:kern w:val="0"/>
+          <w:sz w:val="24"/>
+          <w:szCs w:val="24"/>
+          <w:lang w:val="en-US"/>
+          <w14:ligatures w14:val="none"/>
+        </w:rPr>
+        <w:t xml:space="preserve"> </w:t>
+      </w:r>
+      <w:proofErr w:type="spellStart"/>
+      <w:r>
+        <w:rPr>
+          <w:rFonts w:ascii="Times New Roman" w:eastAsia="Times New Roman" w:hAnsi="Times New Roman" w:cs="Times New Roman"/>
+          <w:kern w:val="0"/>
+          <w:sz w:val="24"/>
+          <w:szCs w:val="24"/>
+          <w:lang w:val="en-US"/>
+          <w14:ligatures w14:val="none"/>
+        </w:rPr>
+        <w:t>alternatif</w:t>
+      </w:r>
+      <w:proofErr w:type="spellEnd"/>
+      <w:r>
+        <w:rPr>
+          <w:rFonts w:ascii="Times New Roman" w:eastAsia="Times New Roman" w:hAnsi="Times New Roman" w:cs="Times New Roman"/>
+          <w:kern w:val="0"/>
+          <w:sz w:val="24"/>
+          <w:szCs w:val="24"/>
+          <w:lang w:val="en-US"/>
+          <w14:ligatures w14:val="none"/>
+        </w:rPr>
+        <w:t xml:space="preserve"> </w:t>
+      </w:r>
+      <w:proofErr w:type="spellStart"/>
+      <w:r>
+        <w:rPr>
+          <w:rFonts w:ascii="Times New Roman" w:eastAsia="Times New Roman" w:hAnsi="Times New Roman" w:cs="Times New Roman"/>
+          <w:kern w:val="0"/>
+          <w:sz w:val="24"/>
+          <w:szCs w:val="24"/>
+          <w:lang w:val="en-US"/>
+          <w14:ligatures w14:val="none"/>
+        </w:rPr>
+        <w:t>sumber</w:t>
+      </w:r>
+      <w:proofErr w:type="spellEnd"/>
+      <w:r>
+        <w:rPr>
+          <w:rFonts w:ascii="Times New Roman" w:eastAsia="Times New Roman" w:hAnsi="Times New Roman" w:cs="Times New Roman"/>
+          <w:kern w:val="0"/>
+          <w:sz w:val="24"/>
+          <w:szCs w:val="24"/>
+          <w:lang w:val="en-US"/>
+          <w14:ligatures w14:val="none"/>
+        </w:rPr>
+        <w:t xml:space="preserve"> </w:t>
+      </w:r>
+      <w:proofErr w:type="spellStart"/>
+      <w:r>
+        <w:rPr>
+          <w:rFonts w:ascii="Times New Roman" w:eastAsia="Times New Roman" w:hAnsi="Times New Roman" w:cs="Times New Roman"/>
+          <w:kern w:val="0"/>
+          <w:sz w:val="24"/>
+          <w:szCs w:val="24"/>
+          <w:lang w:val="en-US"/>
+          <w14:ligatures w14:val="none"/>
+        </w:rPr>
+        <w:t>terbuka</w:t>
+      </w:r>
+      <w:proofErr w:type="spellEnd"/>
+      <w:r>
+        <w:rPr>
+          <w:rFonts w:ascii="Times New Roman" w:eastAsia="Times New Roman" w:hAnsi="Times New Roman" w:cs="Times New Roman"/>
+          <w:kern w:val="0"/>
+          <w:sz w:val="24"/>
+          <w:szCs w:val="24"/>
+          <w:lang w:val="en-US"/>
+          <w14:ligatures w14:val="none"/>
+        </w:rPr>
+        <w:t xml:space="preserve"> </w:t>
+      </w:r>
+      <w:proofErr w:type="spellStart"/>
+      <w:r>
+        <w:rPr>
+          <w:rFonts w:ascii="Times New Roman" w:eastAsia="Times New Roman" w:hAnsi="Times New Roman" w:cs="Times New Roman"/>
+          <w:kern w:val="0"/>
+          <w:sz w:val="24"/>
+          <w:szCs w:val="24"/>
+          <w:lang w:val="en-US"/>
+          <w14:ligatures w14:val="none"/>
+        </w:rPr>
+        <w:t>dari</w:t>
+      </w:r>
+      <w:proofErr w:type="spellEnd"/>
+      <w:r>
+        <w:rPr>
+          <w:rFonts w:ascii="Times New Roman" w:eastAsia="Times New Roman" w:hAnsi="Times New Roman" w:cs="Times New Roman"/>
+          <w:kern w:val="0"/>
+          <w:sz w:val="24"/>
+          <w:szCs w:val="24"/>
+          <w:lang w:val="en-US"/>
+          <w14:ligatures w14:val="none"/>
+        </w:rPr>
+        <w:t xml:space="preserve"> Firebase yang </w:t>
+      </w:r>
+      <w:proofErr w:type="spellStart"/>
+      <w:r>
+        <w:rPr>
+          <w:rFonts w:ascii="Times New Roman" w:eastAsia="Times New Roman" w:hAnsi="Times New Roman" w:cs="Times New Roman"/>
+          <w:kern w:val="0"/>
+          <w:sz w:val="24"/>
+          <w:szCs w:val="24"/>
+          <w:lang w:val="en-US"/>
+          <w14:ligatures w14:val="none"/>
+        </w:rPr>
+        <w:t>menggunakan</w:t>
+      </w:r>
+      <w:proofErr w:type="spellEnd"/>
+      <w:r>
+        <w:rPr>
+          <w:rFonts w:ascii="Times New Roman" w:eastAsia="Times New Roman" w:hAnsi="Times New Roman" w:cs="Times New Roman"/>
+          <w:kern w:val="0"/>
+          <w:sz w:val="24"/>
+          <w:szCs w:val="24"/>
+          <w:lang w:val="en-US"/>
+          <w14:ligatures w14:val="none"/>
+        </w:rPr>
+        <w:t xml:space="preserve"> SQL (</w:t>
+      </w:r>
+      <w:proofErr w:type="spellStart"/>
+      <w:r>
+        <w:rPr>
+          <w:rFonts w:ascii="Times New Roman" w:eastAsia="Times New Roman" w:hAnsi="Times New Roman" w:cs="Times New Roman"/>
+          <w:kern w:val="0"/>
+          <w:sz w:val="24"/>
+          <w:szCs w:val="24"/>
+          <w:lang w:val="en-US"/>
+          <w14:ligatures w14:val="none"/>
+        </w:rPr>
+        <w:t>Supabase</w:t>
+      </w:r>
+      <w:proofErr w:type="spellEnd"/>
+      <w:r>
+        <w:rPr>
+          <w:rFonts w:ascii="Times New Roman" w:eastAsia="Times New Roman" w:hAnsi="Times New Roman" w:cs="Times New Roman"/>
+          <w:kern w:val="0"/>
+          <w:sz w:val="24"/>
+          <w:szCs w:val="24"/>
+          <w:lang w:val="en-US"/>
+          <w14:ligatures w14:val="none"/>
+        </w:rPr>
+        <w:t xml:space="preserve"> Documentation, 2024).</w:t>
+      </w:r>
+    </w:p>
+    <w:p>
+      <w:pPr>
+        <w:spacing w:after="0"/>
+        <w:ind w:firstLine="0"/>
+        <w:rPr>
+          <w:rFonts w:ascii="Times New Roman" w:eastAsia="Times New Roman" w:hAnsi="Times New Roman" w:cs="Times New Roman"/>
+          <w:kern w:val="0"/>
+          <w:sz w:val="24"/>
+          <w:szCs w:val="24"/>
+          <w:lang w:val="en-US"/>
+          <w14:ligatures w14:val="none"/>
+        </w:rPr>
+      </w:pPr>
+    </w:p>
+    <w:p>
+      <w:pPr>
+        <w:spacing w:after="0"/>
+        <w:ind w:firstLine="0"/>
+        <w:jc w:val="both"/>
+        <w:rPr>
+          <w:rFonts w:ascii="Times New Roman" w:eastAsia="Times New Roman" w:hAnsi="Times New Roman" w:cs="Times New Roman"/>
+          <w:kern w:val="0"/>
+          <w:sz w:val="24"/>
+          <w:szCs w:val="24"/>
+          <w:lang w:val="en-US"/>
+          <w14:ligatures w14:val="none"/>
+        </w:rPr>
+      </w:pPr>
+      <w:r>
+        <w:rPr>
+          <w:rFonts w:ascii="Times New Roman" w:eastAsia="Times New Roman" w:hAnsi="Times New Roman" w:cs="Times New Roman"/>
+          <w:kern w:val="0"/>
+          <w:sz w:val="24"/>
+          <w:szCs w:val="24"/>
+          <w:lang w:val="en-US"/>
+          <w14:ligatures w14:val="none"/>
+        </w:rPr>
+        <w:t xml:space="preserve">Dalam </w:t>
+      </w:r>
+      <w:proofErr w:type="spellStart"/>
+      <w:r>
+        <w:rPr>
+          <w:rFonts w:ascii="Times New Roman" w:eastAsia="Times New Roman" w:hAnsi="Times New Roman" w:cs="Times New Roman"/>
+          <w:kern w:val="0"/>
+          <w:sz w:val="24"/>
+          <w:szCs w:val="24"/>
+          <w:lang w:val="en-US"/>
+          <w14:ligatures w14:val="none"/>
+        </w:rPr>
+        <w:t>pengembangan</w:t>
+      </w:r>
+      <w:proofErr w:type="spellEnd"/>
+      <w:r>
+        <w:rPr>
+          <w:rFonts w:ascii="Times New Roman" w:eastAsia="Times New Roman" w:hAnsi="Times New Roman" w:cs="Times New Roman"/>
+          <w:kern w:val="0"/>
+          <w:sz w:val="24"/>
+          <w:szCs w:val="24"/>
+          <w:lang w:val="en-US"/>
+          <w14:ligatures w14:val="none"/>
+        </w:rPr>
+        <w:t xml:space="preserve"> </w:t>
+      </w:r>
+      <w:proofErr w:type="spellStart"/>
+      <w:r>
+        <w:rPr>
+          <w:rFonts w:ascii="Times New Roman" w:eastAsia="Times New Roman" w:hAnsi="Times New Roman" w:cs="Times New Roman"/>
+          <w:kern w:val="0"/>
+          <w:sz w:val="24"/>
+          <w:szCs w:val="24"/>
+          <w:lang w:val="en-US"/>
+          <w14:ligatures w14:val="none"/>
+        </w:rPr>
+        <w:t>aplikasi</w:t>
+      </w:r>
+      <w:proofErr w:type="spellEnd"/>
+      <w:r>
+        <w:rPr>
+          <w:rFonts w:ascii="Times New Roman" w:eastAsia="Times New Roman" w:hAnsi="Times New Roman" w:cs="Times New Roman"/>
+          <w:kern w:val="0"/>
+          <w:sz w:val="24"/>
+          <w:szCs w:val="24"/>
+          <w:lang w:val="en-US"/>
+          <w14:ligatures w14:val="none"/>
+        </w:rPr>
+        <w:t xml:space="preserve"> mobile </w:t>
+      </w:r>
+      <w:proofErr w:type="spellStart"/>
+      <w:r>
+        <w:rPr>
+          <w:rFonts w:ascii="Times New Roman" w:eastAsia="Times New Roman" w:hAnsi="Times New Roman" w:cs="Times New Roman"/>
+          <w:kern w:val="0"/>
+          <w:sz w:val="24"/>
+          <w:szCs w:val="24"/>
+          <w:lang w:val="en-US"/>
+          <w14:ligatures w14:val="none"/>
+        </w:rPr>
+        <w:t>dengan</w:t>
+      </w:r>
+      <w:proofErr w:type="spellEnd"/>
+      <w:r>
+        <w:rPr>
+          <w:rFonts w:ascii="Times New Roman" w:eastAsia="Times New Roman" w:hAnsi="Times New Roman" w:cs="Times New Roman"/>
+          <w:kern w:val="0"/>
+          <w:sz w:val="24"/>
+          <w:szCs w:val="24"/>
+          <w:lang w:val="en-US"/>
+          <w14:ligatures w14:val="none"/>
+        </w:rPr>
+        <w:t xml:space="preserve"> Flutter, </w:t>
+      </w:r>
+      <w:proofErr w:type="spellStart"/>
+      <w:r>
+        <w:rPr>
+          <w:rFonts w:ascii="Times New Roman" w:eastAsia="Times New Roman" w:hAnsi="Times New Roman" w:cs="Times New Roman"/>
+          <w:kern w:val="0"/>
+          <w:sz w:val="24"/>
+          <w:szCs w:val="24"/>
+          <w:lang w:val="en-US"/>
+          <w14:ligatures w14:val="none"/>
+        </w:rPr>
+        <w:t>Supabase</w:t>
+      </w:r>
+      <w:proofErr w:type="spellEnd"/>
+      <w:r>
+        <w:rPr>
+          <w:rFonts w:ascii="Times New Roman" w:eastAsia="Times New Roman" w:hAnsi="Times New Roman" w:cs="Times New Roman"/>
+          <w:kern w:val="0"/>
+          <w:sz w:val="24"/>
+          <w:szCs w:val="24"/>
+          <w:lang w:val="en-US"/>
+          <w14:ligatures w14:val="none"/>
+        </w:rPr>
+        <w:t xml:space="preserve"> </w:t>
+      </w:r>
+      <w:proofErr w:type="spellStart"/>
+      <w:r>
+        <w:rPr>
+          <w:rFonts w:ascii="Times New Roman" w:eastAsia="Times New Roman" w:hAnsi="Times New Roman" w:cs="Times New Roman"/>
+          <w:kern w:val="0"/>
+          <w:sz w:val="24"/>
+          <w:szCs w:val="24"/>
+          <w:lang w:val="en-US"/>
+          <w14:ligatures w14:val="none"/>
+        </w:rPr>
+        <w:t>menyediakan</w:t>
+      </w:r>
+      <w:proofErr w:type="spellEnd"/>
+      <w:r>
+        <w:rPr>
+          <w:rFonts w:ascii="Times New Roman" w:eastAsia="Times New Roman" w:hAnsi="Times New Roman" w:cs="Times New Roman"/>
+          <w:kern w:val="0"/>
+          <w:sz w:val="24"/>
+          <w:szCs w:val="24"/>
+          <w:lang w:val="en-US"/>
+          <w14:ligatures w14:val="none"/>
+        </w:rPr>
+        <w:t xml:space="preserve"> SDK </w:t>
+      </w:r>
+      <w:proofErr w:type="spellStart"/>
+      <w:r>
+        <w:rPr>
+          <w:rFonts w:ascii="Times New Roman" w:eastAsia="Times New Roman" w:hAnsi="Times New Roman" w:cs="Times New Roman"/>
+          <w:kern w:val="0"/>
+          <w:sz w:val="24"/>
+          <w:szCs w:val="24"/>
+          <w:lang w:val="en-US"/>
+          <w14:ligatures w14:val="none"/>
+        </w:rPr>
+        <w:t>resmi</w:t>
+      </w:r>
+      <w:proofErr w:type="spellEnd"/>
+      <w:r>
+        <w:rPr>
+          <w:rFonts w:ascii="Times New Roman" w:eastAsia="Times New Roman" w:hAnsi="Times New Roman" w:cs="Times New Roman"/>
+          <w:kern w:val="0"/>
+          <w:sz w:val="24"/>
+          <w:szCs w:val="24"/>
+          <w:lang w:val="en-US"/>
+          <w14:ligatures w14:val="none"/>
+        </w:rPr>
+        <w:t xml:space="preserve"> </w:t>
+      </w:r>
+      <w:proofErr w:type="spellStart"/>
+      <w:r>
+        <w:rPr>
+          <w:rFonts w:ascii="Times New Roman" w:eastAsia="Times New Roman" w:hAnsi="Times New Roman" w:cs="Times New Roman"/>
+          <w:kern w:val="0"/>
+          <w:sz w:val="24"/>
+          <w:szCs w:val="24"/>
+          <w:lang w:val="en-US"/>
+          <w14:ligatures w14:val="none"/>
+        </w:rPr>
+        <w:t>bernama</w:t>
+      </w:r>
+      <w:proofErr w:type="spellEnd"/>
+      <w:r>
+        <w:rPr>
+          <w:rFonts w:ascii="Times New Roman" w:eastAsia="Times New Roman" w:hAnsi="Times New Roman" w:cs="Times New Roman"/>
+          <w:kern w:val="0"/>
+          <w:sz w:val="24"/>
+          <w:szCs w:val="24"/>
+          <w:lang w:val="en-US"/>
+          <w14:ligatures w14:val="none"/>
+        </w:rPr>
+        <w:t xml:space="preserve"> </w:t>
+      </w:r>
+      <w:proofErr w:type="spellStart"/>
+      <w:r>
+        <w:rPr>
+          <w:rFonts w:ascii="Times New Roman" w:eastAsia="Times New Roman" w:hAnsi="Times New Roman" w:cs="Times New Roman"/>
+          <w:kern w:val="0"/>
+          <w:sz w:val="24"/>
+          <w:szCs w:val="24"/>
+          <w:lang w:val="en-US"/>
+          <w14:ligatures w14:val="none"/>
+        </w:rPr>
+        <w:t>supabase_flutter</w:t>
+      </w:r>
+      <w:proofErr w:type="spellEnd"/>
+      <w:r>
+        <w:rPr>
+          <w:rFonts w:ascii="Times New Roman" w:eastAsia="Times New Roman" w:hAnsi="Times New Roman" w:cs="Times New Roman"/>
+          <w:kern w:val="0"/>
+          <w:sz w:val="24"/>
+          <w:szCs w:val="24"/>
+          <w:lang w:val="en-US"/>
+          <w14:ligatures w14:val="none"/>
+        </w:rPr>
+        <w:t xml:space="preserve"> yang </w:t>
+      </w:r>
+      <w:proofErr w:type="spellStart"/>
+      <w:r>
+        <w:rPr>
+          <w:rFonts w:ascii="Times New Roman" w:eastAsia="Times New Roman" w:hAnsi="Times New Roman" w:cs="Times New Roman"/>
+          <w:kern w:val="0"/>
+          <w:sz w:val="24"/>
+          <w:szCs w:val="24"/>
+          <w:lang w:val="en-US"/>
+          <w14:ligatures w14:val="none"/>
+        </w:rPr>
+        <w:t>memudahkan</w:t>
+      </w:r>
+      <w:proofErr w:type="spellEnd"/>
+      <w:r>
+        <w:rPr>
+          <w:rFonts w:ascii="Times New Roman" w:eastAsia="Times New Roman" w:hAnsi="Times New Roman" w:cs="Times New Roman"/>
+          <w:kern w:val="0"/>
+          <w:sz w:val="24"/>
+          <w:szCs w:val="24"/>
+          <w:lang w:val="en-US"/>
+          <w14:ligatures w14:val="none"/>
+        </w:rPr>
+        <w:t xml:space="preserve"> </w:t>
+      </w:r>
+      <w:proofErr w:type="spellStart"/>
+      <w:r>
+        <w:rPr>
+          <w:rFonts w:ascii="Times New Roman" w:eastAsia="Times New Roman" w:hAnsi="Times New Roman" w:cs="Times New Roman"/>
+          <w:kern w:val="0"/>
+          <w:sz w:val="24"/>
+          <w:szCs w:val="24"/>
+          <w:lang w:val="en-US"/>
+          <w14:ligatures w14:val="none"/>
+        </w:rPr>
+        <w:t>integrasi</w:t>
+      </w:r>
+      <w:proofErr w:type="spellEnd"/>
+      <w:r>
+        <w:rPr>
+          <w:rFonts w:ascii="Times New Roman" w:eastAsia="Times New Roman" w:hAnsi="Times New Roman" w:cs="Times New Roman"/>
+          <w:kern w:val="0"/>
+          <w:sz w:val="24"/>
+          <w:szCs w:val="24"/>
+          <w:lang w:val="en-US"/>
+          <w14:ligatures w14:val="none"/>
+        </w:rPr>
+        <w:t xml:space="preserve"> </w:t>
+      </w:r>
+      <w:proofErr w:type="spellStart"/>
+      <w:r>
+        <w:rPr>
+          <w:rFonts w:ascii="Times New Roman" w:eastAsia="Times New Roman" w:hAnsi="Times New Roman" w:cs="Times New Roman"/>
+          <w:kern w:val="0"/>
+          <w:sz w:val="24"/>
+          <w:szCs w:val="24"/>
+          <w:lang w:val="en-US"/>
+          <w14:ligatures w14:val="none"/>
+        </w:rPr>
+        <w:t>autentikasi</w:t>
+      </w:r>
+      <w:proofErr w:type="spellEnd"/>
+      <w:r>
+        <w:rPr>
+          <w:rFonts w:ascii="Times New Roman" w:eastAsia="Times New Roman" w:hAnsi="Times New Roman" w:cs="Times New Roman"/>
+          <w:kern w:val="0"/>
+          <w:sz w:val="24"/>
+          <w:szCs w:val="24"/>
+          <w:lang w:val="en-US"/>
+          <w14:ligatures w14:val="none"/>
+        </w:rPr>
+        <w:t xml:space="preserve">, </w:t>
+      </w:r>
+      <w:proofErr w:type="spellStart"/>
+      <w:r>
+        <w:rPr>
+          <w:rFonts w:ascii="Times New Roman" w:eastAsia="Times New Roman" w:hAnsi="Times New Roman" w:cs="Times New Roman"/>
+          <w:kern w:val="0"/>
+          <w:sz w:val="24"/>
+          <w:szCs w:val="24"/>
+          <w:lang w:val="en-US"/>
+          <w14:ligatures w14:val="none"/>
+        </w:rPr>
+        <w:t>operasi</w:t>
+      </w:r>
+      <w:proofErr w:type="spellEnd"/>
+      <w:r>
+        <w:rPr>
+          <w:rFonts w:ascii="Times New Roman" w:eastAsia="Times New Roman" w:hAnsi="Times New Roman" w:cs="Times New Roman"/>
+          <w:kern w:val="0"/>
+          <w:sz w:val="24"/>
+          <w:szCs w:val="24"/>
+          <w:lang w:val="en-US"/>
+          <w14:ligatures w14:val="none"/>
+        </w:rPr>
+        <w:t xml:space="preserve"> basis data, dan </w:t>
+      </w:r>
+      <w:proofErr w:type="spellStart"/>
+      <w:r>
+        <w:rPr>
+          <w:rFonts w:ascii="Times New Roman" w:eastAsia="Times New Roman" w:hAnsi="Times New Roman" w:cs="Times New Roman"/>
+          <w:kern w:val="0"/>
+          <w:sz w:val="24"/>
+          <w:szCs w:val="24"/>
+          <w:lang w:val="en-US"/>
+          <w14:ligatures w14:val="none"/>
+        </w:rPr>
+        <w:t>keamanan</w:t>
+      </w:r>
+      <w:proofErr w:type="spellEnd"/>
+      <w:r>
+        <w:rPr>
+          <w:rFonts w:ascii="Times New Roman" w:eastAsia="Times New Roman" w:hAnsi="Times New Roman" w:cs="Times New Roman"/>
+          <w:kern w:val="0"/>
+          <w:sz w:val="24"/>
+          <w:szCs w:val="24"/>
+          <w:lang w:val="en-US"/>
+          <w14:ligatures w14:val="none"/>
+        </w:rPr>
+        <w:t xml:space="preserve"> data </w:t>
+      </w:r>
+      <w:proofErr w:type="spellStart"/>
+      <w:r>
+        <w:rPr>
+          <w:rFonts w:ascii="Times New Roman" w:eastAsia="Times New Roman" w:hAnsi="Times New Roman" w:cs="Times New Roman"/>
+          <w:kern w:val="0"/>
+          <w:sz w:val="24"/>
+          <w:szCs w:val="24"/>
+          <w:lang w:val="en-US"/>
+          <w14:ligatures w14:val="none"/>
+        </w:rPr>
+        <w:t>melalui</w:t>
+      </w:r>
+      <w:proofErr w:type="spellEnd"/>
+      <w:r>
+        <w:rPr>
+          <w:rFonts w:ascii="Times New Roman" w:eastAsia="Times New Roman" w:hAnsi="Times New Roman" w:cs="Times New Roman"/>
+          <w:kern w:val="0"/>
+          <w:sz w:val="24"/>
+          <w:szCs w:val="24"/>
+          <w:lang w:val="en-US"/>
+          <w14:ligatures w14:val="none"/>
+        </w:rPr>
+        <w:t xml:space="preserve"> Row Level Security. </w:t>
+      </w:r>
+      <w:proofErr w:type="spellStart"/>
+      <w:r>
+        <w:rPr>
+          <w:rFonts w:ascii="Times New Roman" w:eastAsia="Times New Roman" w:hAnsi="Times New Roman" w:cs="Times New Roman"/>
+          <w:kern w:val="0"/>
+          <w:sz w:val="24"/>
+          <w:szCs w:val="24"/>
+          <w:lang w:val="en-US"/>
+          <w14:ligatures w14:val="none"/>
+        </w:rPr>
+        <w:t>Seperti</w:t>
+      </w:r>
+      <w:proofErr w:type="spellEnd"/>
+      <w:r>
+        <w:rPr>
+          <w:rFonts w:ascii="Times New Roman" w:eastAsia="Times New Roman" w:hAnsi="Times New Roman" w:cs="Times New Roman"/>
+          <w:kern w:val="0"/>
+          <w:sz w:val="24"/>
+          <w:szCs w:val="24"/>
+          <w:lang w:val="en-US"/>
+          <w14:ligatures w14:val="none"/>
+        </w:rPr>
+        <w:t xml:space="preserve"> yang </w:t>
+      </w:r>
+      <w:proofErr w:type="spellStart"/>
+      <w:r>
+        <w:rPr>
+          <w:rFonts w:ascii="Times New Roman" w:eastAsia="Times New Roman" w:hAnsi="Times New Roman" w:cs="Times New Roman"/>
+          <w:kern w:val="0"/>
+          <w:sz w:val="24"/>
+          <w:szCs w:val="24"/>
+          <w:lang w:val="en-US"/>
+          <w14:ligatures w14:val="none"/>
+        </w:rPr>
+        <w:t>dipaparkan</w:t>
+      </w:r>
+      <w:proofErr w:type="spellEnd"/>
+      <w:r>
+        <w:rPr>
+          <w:rFonts w:ascii="Times New Roman" w:eastAsia="Times New Roman" w:hAnsi="Times New Roman" w:cs="Times New Roman"/>
+          <w:kern w:val="0"/>
+          <w:sz w:val="24"/>
+          <w:szCs w:val="24"/>
+          <w:lang w:val="en-US"/>
+          <w14:ligatures w14:val="none"/>
+        </w:rPr>
+        <w:t xml:space="preserve"> </w:t>
+      </w:r>
+      <w:proofErr w:type="spellStart"/>
+      <w:r>
+        <w:rPr>
+          <w:rFonts w:ascii="Times New Roman" w:eastAsia="Times New Roman" w:hAnsi="Times New Roman" w:cs="Times New Roman"/>
+          <w:kern w:val="0"/>
+          <w:sz w:val="24"/>
+          <w:szCs w:val="24"/>
+          <w:lang w:val="en-US"/>
+          <w14:ligatures w14:val="none"/>
+        </w:rPr>
+        <w:t>dalam</w:t>
+      </w:r>
+      <w:proofErr w:type="spellEnd"/>
+      <w:r>
+        <w:rPr>
+          <w:rFonts w:ascii="Times New Roman" w:eastAsia="Times New Roman" w:hAnsi="Times New Roman" w:cs="Times New Roman"/>
+          <w:kern w:val="0"/>
+          <w:sz w:val="24"/>
+          <w:szCs w:val="24"/>
+          <w:lang w:val="en-US"/>
+          <w14:ligatures w14:val="none"/>
+        </w:rPr>
+        <w:t xml:space="preserve"> </w:t>
+      </w:r>
+      <w:proofErr w:type="spellStart"/>
+      <w:r>
+        <w:rPr>
+          <w:rFonts w:ascii="Times New Roman" w:eastAsia="Times New Roman" w:hAnsi="Times New Roman" w:cs="Times New Roman"/>
+          <w:kern w:val="0"/>
+          <w:sz w:val="24"/>
+          <w:szCs w:val="24"/>
+          <w:lang w:val="en-US"/>
+          <w14:ligatures w14:val="none"/>
+        </w:rPr>
+        <w:t>dokumentasi</w:t>
+      </w:r>
+      <w:proofErr w:type="spellEnd"/>
+      <w:r>
+        <w:rPr>
+          <w:rFonts w:ascii="Times New Roman" w:eastAsia="Times New Roman" w:hAnsi="Times New Roman" w:cs="Times New Roman"/>
+          <w:kern w:val="0"/>
+          <w:sz w:val="24"/>
+          <w:szCs w:val="24"/>
+          <w:lang w:val="en-US"/>
+          <w14:ligatures w14:val="none"/>
+        </w:rPr>
+        <w:t xml:space="preserve"> </w:t>
+      </w:r>
+      <w:proofErr w:type="spellStart"/>
+      <w:r>
+        <w:rPr>
+          <w:rFonts w:ascii="Times New Roman" w:eastAsia="Times New Roman" w:hAnsi="Times New Roman" w:cs="Times New Roman"/>
+          <w:kern w:val="0"/>
+          <w:sz w:val="24"/>
+          <w:szCs w:val="24"/>
+          <w:lang w:val="en-US"/>
+          <w14:ligatures w14:val="none"/>
+        </w:rPr>
+        <w:t>resmi</w:t>
+      </w:r>
+      <w:proofErr w:type="spellEnd"/>
+      <w:r>
+        <w:rPr>
+          <w:rFonts w:ascii="Times New Roman" w:eastAsia="Times New Roman" w:hAnsi="Times New Roman" w:cs="Times New Roman"/>
+          <w:kern w:val="0"/>
+          <w:sz w:val="24"/>
+          <w:szCs w:val="24"/>
+          <w:lang w:val="en-US"/>
+          <w14:ligatures w14:val="none"/>
+        </w:rPr>
+        <w:t xml:space="preserve"> </w:t>
+      </w:r>
+      <w:proofErr w:type="spellStart"/>
+      <w:r>
+        <w:rPr>
+          <w:rFonts w:ascii="Times New Roman" w:eastAsia="Times New Roman" w:hAnsi="Times New Roman" w:cs="Times New Roman"/>
+          <w:kern w:val="0"/>
+          <w:sz w:val="24"/>
+          <w:szCs w:val="24"/>
+          <w:lang w:val="en-US"/>
+          <w14:ligatures w14:val="none"/>
+        </w:rPr>
+        <w:t>Supabase</w:t>
+      </w:r>
+      <w:proofErr w:type="spellEnd"/>
+      <w:r>
+        <w:rPr>
+          <w:rFonts w:ascii="Times New Roman" w:eastAsia="Times New Roman" w:hAnsi="Times New Roman" w:cs="Times New Roman"/>
+          <w:kern w:val="0"/>
+          <w:sz w:val="24"/>
+          <w:szCs w:val="24"/>
+          <w:lang w:val="en-US"/>
+          <w14:ligatures w14:val="none"/>
+        </w:rPr>
+        <w:t xml:space="preserve"> (2024), </w:t>
+      </w:r>
+      <w:proofErr w:type="spellStart"/>
+      <w:r>
+        <w:rPr>
+          <w:rFonts w:ascii="Times New Roman" w:eastAsia="Times New Roman" w:hAnsi="Times New Roman" w:cs="Times New Roman"/>
+          <w:kern w:val="0"/>
+          <w:sz w:val="24"/>
+          <w:szCs w:val="24"/>
+          <w:lang w:val="en-US"/>
+          <w14:ligatures w14:val="none"/>
+        </w:rPr>
+        <w:t>setiap</w:t>
+      </w:r>
+      <w:proofErr w:type="spellEnd"/>
+      <w:r>
+        <w:rPr>
+          <w:rFonts w:ascii="Times New Roman" w:eastAsia="Times New Roman" w:hAnsi="Times New Roman" w:cs="Times New Roman"/>
+          <w:kern w:val="0"/>
+          <w:sz w:val="24"/>
+          <w:szCs w:val="24"/>
+          <w:lang w:val="en-US"/>
+          <w14:ligatures w14:val="none"/>
+        </w:rPr>
+        <w:t xml:space="preserve"> </w:t>
+      </w:r>
+      <w:proofErr w:type="spellStart"/>
+      <w:r>
+        <w:rPr>
+          <w:rFonts w:ascii="Times New Roman" w:eastAsia="Times New Roman" w:hAnsi="Times New Roman" w:cs="Times New Roman"/>
+          <w:kern w:val="0"/>
+          <w:sz w:val="24"/>
+          <w:szCs w:val="24"/>
+          <w:lang w:val="en-US"/>
+          <w14:ligatures w14:val="none"/>
+        </w:rPr>
+        <w:t>tabel</w:t>
+      </w:r>
+      <w:proofErr w:type="spellEnd"/>
+      <w:r>
+        <w:rPr>
+          <w:rFonts w:ascii="Times New Roman" w:eastAsia="Times New Roman" w:hAnsi="Times New Roman" w:cs="Times New Roman"/>
+          <w:kern w:val="0"/>
+          <w:sz w:val="24"/>
+          <w:szCs w:val="24"/>
+          <w:lang w:val="en-US"/>
+          <w14:ligatures w14:val="none"/>
+        </w:rPr>
+        <w:t xml:space="preserve"> yang </w:t>
+      </w:r>
+      <w:proofErr w:type="spellStart"/>
+      <w:r>
+        <w:rPr>
+          <w:rFonts w:ascii="Times New Roman" w:eastAsia="Times New Roman" w:hAnsi="Times New Roman" w:cs="Times New Roman"/>
+          <w:kern w:val="0"/>
+          <w:sz w:val="24"/>
+          <w:szCs w:val="24"/>
+          <w:lang w:val="en-US"/>
+          <w14:ligatures w14:val="none"/>
+        </w:rPr>
+        <w:t>dibuat</w:t>
+      </w:r>
+      <w:proofErr w:type="spellEnd"/>
+      <w:r>
+        <w:rPr>
+          <w:rFonts w:ascii="Times New Roman" w:eastAsia="Times New Roman" w:hAnsi="Times New Roman" w:cs="Times New Roman"/>
+          <w:kern w:val="0"/>
+          <w:sz w:val="24"/>
+          <w:szCs w:val="24"/>
+          <w:lang w:val="en-US"/>
+          <w14:ligatures w14:val="none"/>
+        </w:rPr>
+        <w:t xml:space="preserve"> di PostgreSQL </w:t>
+      </w:r>
+      <w:proofErr w:type="spellStart"/>
+      <w:r>
+        <w:rPr>
+          <w:rFonts w:ascii="Times New Roman" w:eastAsia="Times New Roman" w:hAnsi="Times New Roman" w:cs="Times New Roman"/>
+          <w:kern w:val="0"/>
+          <w:sz w:val="24"/>
+          <w:szCs w:val="24"/>
+          <w:lang w:val="en-US"/>
+          <w14:ligatures w14:val="none"/>
+        </w:rPr>
+        <w:t>secara</w:t>
+      </w:r>
+      <w:proofErr w:type="spellEnd"/>
+      <w:r>
+        <w:rPr>
+          <w:rFonts w:ascii="Times New Roman" w:eastAsia="Times New Roman" w:hAnsi="Times New Roman" w:cs="Times New Roman"/>
+          <w:kern w:val="0"/>
+          <w:sz w:val="24"/>
+          <w:szCs w:val="24"/>
+          <w:lang w:val="en-US"/>
+          <w14:ligatures w14:val="none"/>
+        </w:rPr>
+        <w:t xml:space="preserve"> </w:t>
+      </w:r>
+      <w:proofErr w:type="spellStart"/>
+      <w:r>
+        <w:rPr>
+          <w:rFonts w:ascii="Times New Roman" w:eastAsia="Times New Roman" w:hAnsi="Times New Roman" w:cs="Times New Roman"/>
+          <w:kern w:val="0"/>
+          <w:sz w:val="24"/>
+          <w:szCs w:val="24"/>
+          <w:lang w:val="en-US"/>
+          <w14:ligatures w14:val="none"/>
+        </w:rPr>
+        <w:t>otomatis</w:t>
+      </w:r>
+      <w:proofErr w:type="spellEnd"/>
+      <w:r>
+        <w:rPr>
+          <w:rFonts w:ascii="Times New Roman" w:eastAsia="Times New Roman" w:hAnsi="Times New Roman" w:cs="Times New Roman"/>
+          <w:kern w:val="0"/>
+          <w:sz w:val="24"/>
+          <w:szCs w:val="24"/>
+          <w:lang w:val="en-US"/>
+          <w14:ligatures w14:val="none"/>
+        </w:rPr>
+        <w:t xml:space="preserve"> </w:t>
+      </w:r>
+      <w:proofErr w:type="spellStart"/>
+      <w:r>
+        <w:rPr>
+          <w:rFonts w:ascii="Times New Roman" w:eastAsia="Times New Roman" w:hAnsi="Times New Roman" w:cs="Times New Roman"/>
+          <w:kern w:val="0"/>
+          <w:sz w:val="24"/>
+          <w:szCs w:val="24"/>
+          <w:lang w:val="en-US"/>
+          <w14:ligatures w14:val="none"/>
+        </w:rPr>
+        <w:t>menghasilkan</w:t>
+      </w:r>
+      <w:proofErr w:type="spellEnd"/>
+      <w:r>
+        <w:rPr>
+          <w:rFonts w:ascii="Times New Roman" w:eastAsia="Times New Roman" w:hAnsi="Times New Roman" w:cs="Times New Roman"/>
+          <w:kern w:val="0"/>
+          <w:sz w:val="24"/>
+          <w:szCs w:val="24"/>
+          <w:lang w:val="en-US"/>
+          <w14:ligatures w14:val="none"/>
+        </w:rPr>
+        <w:t xml:space="preserve"> REST API </w:t>
+      </w:r>
+      <w:proofErr w:type="spellStart"/>
+      <w:r>
+        <w:rPr>
+          <w:rFonts w:ascii="Times New Roman" w:eastAsia="Times New Roman" w:hAnsi="Times New Roman" w:cs="Times New Roman"/>
+          <w:kern w:val="0"/>
+          <w:sz w:val="24"/>
+          <w:szCs w:val="24"/>
+          <w:lang w:val="en-US"/>
+          <w14:ligatures w14:val="none"/>
+        </w:rPr>
+        <w:t>sehingga</w:t>
+      </w:r>
+      <w:proofErr w:type="spellEnd"/>
+      <w:r>
+        <w:rPr>
+          <w:rFonts w:ascii="Times New Roman" w:eastAsia="Times New Roman" w:hAnsi="Times New Roman" w:cs="Times New Roman"/>
+          <w:kern w:val="0"/>
+          <w:sz w:val="24"/>
+          <w:szCs w:val="24"/>
+          <w:lang w:val="en-US"/>
+          <w14:ligatures w14:val="none"/>
+        </w:rPr>
+        <w:t xml:space="preserve"> </w:t>
+      </w:r>
+      <w:proofErr w:type="spellStart"/>
+      <w:r>
+        <w:rPr>
+          <w:rFonts w:ascii="Times New Roman" w:eastAsia="Times New Roman" w:hAnsi="Times New Roman" w:cs="Times New Roman"/>
+          <w:kern w:val="0"/>
+          <w:sz w:val="24"/>
+          <w:szCs w:val="24"/>
+          <w:lang w:val="en-US"/>
+          <w14:ligatures w14:val="none"/>
+        </w:rPr>
+        <w:t>pengembang</w:t>
+      </w:r>
+      <w:proofErr w:type="spellEnd"/>
+      <w:r>
+        <w:rPr>
+          <w:rFonts w:ascii="Times New Roman" w:eastAsia="Times New Roman" w:hAnsi="Times New Roman" w:cs="Times New Roman"/>
+          <w:kern w:val="0"/>
+          <w:sz w:val="24"/>
+          <w:szCs w:val="24"/>
+          <w:lang w:val="en-US"/>
+          <w14:ligatures w14:val="none"/>
+        </w:rPr>
+        <w:t xml:space="preserve"> </w:t>
+      </w:r>
+      <w:proofErr w:type="spellStart"/>
+      <w:r>
+        <w:rPr>
+          <w:rFonts w:ascii="Times New Roman" w:eastAsia="Times New Roman" w:hAnsi="Times New Roman" w:cs="Times New Roman"/>
+          <w:kern w:val="0"/>
+          <w:sz w:val="24"/>
+          <w:szCs w:val="24"/>
+          <w:lang w:val="en-US"/>
+          <w14:ligatures w14:val="none"/>
+        </w:rPr>
+        <w:t>tidak</w:t>
+      </w:r>
+      <w:proofErr w:type="spellEnd"/>
+      <w:r>
+        <w:rPr>
+          <w:rFonts w:ascii="Times New Roman" w:eastAsia="Times New Roman" w:hAnsi="Times New Roman" w:cs="Times New Roman"/>
+          <w:kern w:val="0"/>
+          <w:sz w:val="24"/>
+          <w:szCs w:val="24"/>
+          <w:lang w:val="en-US"/>
+          <w14:ligatures w14:val="none"/>
+        </w:rPr>
+        <w:t xml:space="preserve"> </w:t>
+      </w:r>
+      <w:proofErr w:type="spellStart"/>
+      <w:r>
+        <w:rPr>
+          <w:rFonts w:ascii="Times New Roman" w:eastAsia="Times New Roman" w:hAnsi="Times New Roman" w:cs="Times New Roman"/>
+          <w:kern w:val="0"/>
+          <w:sz w:val="24"/>
+          <w:szCs w:val="24"/>
+          <w:lang w:val="en-US"/>
+          <w14:ligatures w14:val="none"/>
+        </w:rPr>
+        <w:t>perlu</w:t>
+      </w:r>
+      <w:proofErr w:type="spellEnd"/>
+      <w:r>
+        <w:rPr>
+          <w:rFonts w:ascii="Times New Roman" w:eastAsia="Times New Roman" w:hAnsi="Times New Roman" w:cs="Times New Roman"/>
+          <w:kern w:val="0"/>
+          <w:sz w:val="24"/>
+          <w:szCs w:val="24"/>
+          <w:lang w:val="en-US"/>
+          <w14:ligatures w14:val="none"/>
+        </w:rPr>
+        <w:t xml:space="preserve"> </w:t>
+      </w:r>
+      <w:proofErr w:type="spellStart"/>
+      <w:r>
+        <w:rPr>
+          <w:rFonts w:ascii="Times New Roman" w:eastAsia="Times New Roman" w:hAnsi="Times New Roman" w:cs="Times New Roman"/>
+          <w:kern w:val="0"/>
+          <w:sz w:val="24"/>
+          <w:szCs w:val="24"/>
+          <w:lang w:val="en-US"/>
+          <w14:ligatures w14:val="none"/>
+        </w:rPr>
+        <w:t>membangun</w:t>
+      </w:r>
+      <w:proofErr w:type="spellEnd"/>
+      <w:r>
+        <w:rPr>
+          <w:rFonts w:ascii="Times New Roman" w:eastAsia="Times New Roman" w:hAnsi="Times New Roman" w:cs="Times New Roman"/>
+          <w:kern w:val="0"/>
+          <w:sz w:val="24"/>
+          <w:szCs w:val="24"/>
+          <w:lang w:val="en-US"/>
+          <w14:ligatures w14:val="none"/>
+        </w:rPr>
+        <w:t xml:space="preserve"> API backend </w:t>
+      </w:r>
+      <w:proofErr w:type="spellStart"/>
+      <w:r>
+        <w:rPr>
+          <w:rFonts w:ascii="Times New Roman" w:eastAsia="Times New Roman" w:hAnsi="Times New Roman" w:cs="Times New Roman"/>
+          <w:kern w:val="0"/>
+          <w:sz w:val="24"/>
+          <w:szCs w:val="24"/>
+          <w:lang w:val="en-US"/>
+          <w14:ligatures w14:val="none"/>
+        </w:rPr>
+        <w:t>secara</w:t>
+      </w:r>
+      <w:proofErr w:type="spellEnd"/>
+      <w:r>
+        <w:rPr>
+          <w:rFonts w:ascii="Times New Roman" w:eastAsia="Times New Roman" w:hAnsi="Times New Roman" w:cs="Times New Roman"/>
+          <w:kern w:val="0"/>
+          <w:sz w:val="24"/>
+          <w:szCs w:val="24"/>
+          <w:lang w:val="en-US"/>
+          <w14:ligatures w14:val="none"/>
+        </w:rPr>
+        <w:t xml:space="preserve"> </w:t>
+      </w:r>
+      <w:proofErr w:type="spellStart"/>
+      <w:r>
+        <w:rPr>
+          <w:rFonts w:ascii="Times New Roman" w:eastAsia="Times New Roman" w:hAnsi="Times New Roman" w:cs="Times New Roman"/>
+          <w:kern w:val="0"/>
+          <w:sz w:val="24"/>
+          <w:szCs w:val="24"/>
+          <w:lang w:val="en-US"/>
+          <w14:ligatures w14:val="none"/>
+        </w:rPr>
+        <w:t>terpisah</w:t>
+      </w:r>
+      <w:proofErr w:type="spellEnd"/>
+      <w:r>
+        <w:rPr>
+          <w:rFonts w:ascii="Times New Roman" w:eastAsia="Times New Roman" w:hAnsi="Times New Roman" w:cs="Times New Roman"/>
+          <w:kern w:val="0"/>
+          <w:sz w:val="24"/>
+          <w:szCs w:val="24"/>
+          <w:lang w:val="en-US"/>
+          <w14:ligatures w14:val="none"/>
+        </w:rPr>
+        <w:t>.</w:t>
+      </w:r>
+    </w:p>
+    <w:p>
+      <w:pPr>
+        <w:spacing w:after="0"/>
+        <w:ind w:firstLine="0"/>
+        <w:rPr>
+          <w:rFonts w:ascii="Times New Roman" w:eastAsia="Times New Roman" w:hAnsi="Times New Roman" w:cs="Times New Roman"/>
+          <w:kern w:val="0"/>
+          <w:sz w:val="24"/>
+          <w:szCs w:val="24"/>
+          <w:lang w:val="en-US"/>
+          <w14:ligatures w14:val="none"/>
+        </w:rPr>
+      </w:pPr>
+    </w:p>
+    <w:p>
+      <w:pPr>
+        <w:spacing w:after="0"/>
+        <w:ind w:firstLine="0"/>
+        <w:jc w:val="both"/>
+        <w:rPr>
+          <w:rFonts w:ascii="Times New Roman" w:eastAsia="Times New Roman" w:hAnsi="Times New Roman" w:cs="Times New Roman"/>
+          <w:kern w:val="0"/>
+          <w:sz w:val="24"/>
+          <w:szCs w:val="24"/>
+          <w:lang w:val="sv-SE"/>
+          <w14:ligatures w14:val="none"/>
+        </w:rPr>
+      </w:pPr>
+      <w:r>
+        <w:rPr>
+          <w:rFonts w:ascii="Times New Roman" w:eastAsia="Times New Roman" w:hAnsi="Times New Roman" w:cs="Times New Roman"/>
+          <w:kern w:val="0"/>
+          <w:sz w:val="24"/>
+          <w:szCs w:val="24"/>
+          <w:lang w:val="sv-SE"/>
+          <w14:ligatures w14:val="none"/>
+        </w:rPr>
+        <w:t>Fitur-fitur utama Supabase yang dimanfaatkan dalam sistem kasir digital warung toserba ini meliputi:</w:t>
+      </w:r>
+    </w:p>
+    <w:p>
+      <w:pPr>
+        <w:spacing w:after="0"/>
+        <w:ind w:left="720" w:hanging="360"/>
+        <w:jc w:val="both"/>
+        <w:rPr>
+          <w:rFonts w:ascii="Times New Roman" w:eastAsia="Times New Roman" w:hAnsi="Times New Roman" w:cs="Times New Roman"/>
+          <w:kern w:val="0"/>
+          <w:sz w:val="24"/>
+          <w:szCs w:val="24"/>
+          <w:lang w:val="sv-SE"/>
+          <w14:ligatures w14:val="none"/>
+        </w:rPr>
+      </w:pPr>
+      <w:r>
+        <w:rPr>
+          <w:rFonts w:ascii="Times New Roman" w:eastAsia="Times New Roman" w:hAnsi="Times New Roman" w:cs="Times New Roman"/>
+          <w:kern w:val="0"/>
+          <w:sz w:val="24"/>
+          <w:szCs w:val="24"/>
+          <w:lang w:val="sv-SE"/>
+          <w14:ligatures w14:val="none"/>
+        </w:rPr>
+        <w:lastRenderedPageBreak/>
+        <w:t>1. Supabase Auth, menyediakan autentikasi berbasis email/password dan OAuth Google beserta manajemen sesi dan token JWT.</w:t>
+      </w:r>
+    </w:p>
+    <w:p>
+      <w:pPr>
+        <w:spacing w:after="0"/>
+        <w:ind w:left="720" w:hanging="360"/>
+        <w:jc w:val="both"/>
+        <w:rPr>
+          <w:rFonts w:ascii="Times New Roman" w:eastAsia="Times New Roman" w:hAnsi="Times New Roman" w:cs="Times New Roman"/>
+          <w:kern w:val="0"/>
+          <w:sz w:val="24"/>
+          <w:szCs w:val="24"/>
+          <w:lang w:val="sv-SE"/>
+          <w14:ligatures w14:val="none"/>
+        </w:rPr>
+      </w:pPr>
+      <w:r>
+        <w:rPr>
+          <w:rFonts w:ascii="Times New Roman" w:eastAsia="Times New Roman" w:hAnsi="Times New Roman" w:cs="Times New Roman"/>
+          <w:kern w:val="0"/>
+          <w:sz w:val="24"/>
+          <w:szCs w:val="24"/>
+          <w:lang w:val="sv-SE"/>
+          <w14:ligatures w14:val="none"/>
+        </w:rPr>
+        <w:t>2. Supabase PostgreSQL, basis data relasional yang mendukung kueri SQL kompleks dan relasi antar tabel operasional.</w:t>
+      </w:r>
+    </w:p>
+    <w:p>
+      <w:pPr>
+        <w:spacing w:after="0"/>
+        <w:ind w:left="720" w:hanging="360"/>
+        <w:jc w:val="both"/>
+        <w:rPr>
+          <w:rFonts w:ascii="Times New Roman" w:eastAsia="Times New Roman" w:hAnsi="Times New Roman" w:cs="Times New Roman"/>
+          <w:kern w:val="0"/>
+          <w:sz w:val="24"/>
+          <w:szCs w:val="24"/>
+          <w:lang w:val="sv-SE"/>
+          <w14:ligatures w14:val="none"/>
+        </w:rPr>
+      </w:pPr>
+      <w:r>
+        <w:rPr>
+          <w:rFonts w:ascii="Times New Roman" w:eastAsia="Times New Roman" w:hAnsi="Times New Roman" w:cs="Times New Roman"/>
+          <w:kern w:val="0"/>
+          <w:sz w:val="24"/>
+          <w:szCs w:val="24"/>
+          <w:lang w:val="sv-SE"/>
+          <w14:ligatures w14:val="none"/>
+        </w:rPr>
+        <w:t>3. Row Level Security (RLS), mekanisme keamanan tingkat baris yang membatasi akses data berdasarkan identitas pengguna aktif.</w:t>
+      </w:r>
+    </w:p>
+    <w:p>
+      <w:pPr>
+        <w:spacing w:after="0"/>
+        <w:ind w:left="720" w:hanging="360"/>
+        <w:jc w:val="both"/>
+        <w:rPr>
+          <w:rFonts w:ascii="Times New Roman" w:eastAsia="Times New Roman" w:hAnsi="Times New Roman" w:cs="Times New Roman"/>
+          <w:kern w:val="0"/>
+          <w:sz w:val="24"/>
+          <w:szCs w:val="24"/>
+          <w:lang w:val="sv-SE"/>
+          <w14:ligatures w14:val="none"/>
+        </w:rPr>
+      </w:pPr>
+      <w:r>
+        <w:rPr>
+          <w:rFonts w:ascii="Times New Roman" w:eastAsia="Times New Roman" w:hAnsi="Times New Roman" w:cs="Times New Roman"/>
+          <w:kern w:val="0"/>
+          <w:sz w:val="24"/>
+          <w:szCs w:val="24"/>
+          <w:lang w:val="sv-SE"/>
+          <w14:ligatures w14:val="none"/>
+        </w:rPr>
+        <w:t>4. supabase_flutter SDK, pustaka klien resmi untuk Flutter yang memudahkan integrasi seluruh layanan Supabase dalam aplikasi mobile.</w:t>
+      </w:r>
+    </w:p>
+    <w:p>
+      <w:pPr>
+        <w:pStyle w:val="ListParagraph"/>
+        <w:numPr>
+          <w:ilvl w:val="2"/>
+          <w:numId w:val="17"/>
+        </w:numPr>
+        <w:spacing w:before="360"/>
+        <w:rPr>
+          <w:rFonts w:ascii="Times New Roman" w:eastAsia="Times New Roman" w:hAnsi="Times New Roman" w:cs="Times New Roman"/>
+          <w:kern w:val="0"/>
+          <w:sz w:val="24"/>
+          <w:szCs w:val="24"/>
+          <w:lang w:val="en-US"/>
+          <w14:ligatures w14:val="none"/>
+        </w:rPr>
+      </w:pPr>
+      <w:r>
+        <w:rPr>
+          <w:rFonts w:ascii="Times New Roman" w:eastAsia="Times New Roman" w:hAnsi="Times New Roman" w:cs="Times New Roman"/>
+          <w:b/>
+          <w:bCs/>
+          <w:sz w:val="24"/>
+          <w:szCs w:val="24"/>
+          <w:lang w:val="sv-SE"/>
+        </w:rPr>
+        <w:t>PostgreSQL dan Row Level Security</w:t>
+      </w:r>
+    </w:p>
+    <w:p>
+      <w:pPr>
+        <w:spacing w:after="0"/>
+        <w:jc w:val="both"/>
+        <w:rPr>
+          <w:rFonts w:ascii="Times New Roman" w:eastAsia="Times New Roman" w:hAnsi="Times New Roman" w:cs="Times New Roman"/>
+          <w:kern w:val="0"/>
+          <w:sz w:val="24"/>
+          <w:szCs w:val="24"/>
+          <w:lang w:val="en-US"/>
+          <w14:ligatures w14:val="none"/>
+        </w:rPr>
+      </w:pPr>
+      <w:r>
+        <w:rPr>
+          <w:rFonts w:ascii="Times New Roman" w:eastAsia="Times New Roman" w:hAnsi="Times New Roman" w:cs="Times New Roman"/>
+          <w:kern w:val="0"/>
+          <w:sz w:val="24"/>
+          <w:szCs w:val="24"/>
+          <w:lang w:val="en-US"/>
+          <w14:ligatures w14:val="none"/>
+        </w:rPr>
+        <w:t xml:space="preserve">PostgreSQL </w:t>
+      </w:r>
+      <w:proofErr w:type="spellStart"/>
+      <w:r>
+        <w:rPr>
+          <w:rFonts w:ascii="Times New Roman" w:eastAsia="Times New Roman" w:hAnsi="Times New Roman" w:cs="Times New Roman"/>
+          <w:kern w:val="0"/>
+          <w:sz w:val="24"/>
+          <w:szCs w:val="24"/>
+          <w:lang w:val="en-US"/>
+          <w14:ligatures w14:val="none"/>
+        </w:rPr>
+        <w:t>adalah</w:t>
+      </w:r>
+      <w:proofErr w:type="spellEnd"/>
+      <w:r>
+        <w:rPr>
+          <w:rFonts w:ascii="Times New Roman" w:eastAsia="Times New Roman" w:hAnsi="Times New Roman" w:cs="Times New Roman"/>
+          <w:kern w:val="0"/>
+          <w:sz w:val="24"/>
+          <w:szCs w:val="24"/>
+          <w:lang w:val="en-US"/>
+          <w14:ligatures w14:val="none"/>
+        </w:rPr>
+        <w:t xml:space="preserve"> </w:t>
+      </w:r>
+      <w:proofErr w:type="spellStart"/>
+      <w:r>
+        <w:rPr>
+          <w:rFonts w:ascii="Times New Roman" w:eastAsia="Times New Roman" w:hAnsi="Times New Roman" w:cs="Times New Roman"/>
+          <w:kern w:val="0"/>
+          <w:sz w:val="24"/>
+          <w:szCs w:val="24"/>
+          <w:lang w:val="en-US"/>
+          <w14:ligatures w14:val="none"/>
+        </w:rPr>
+        <w:t>sistem</w:t>
+      </w:r>
+      <w:proofErr w:type="spellEnd"/>
+      <w:r>
+        <w:rPr>
+          <w:rFonts w:ascii="Times New Roman" w:eastAsia="Times New Roman" w:hAnsi="Times New Roman" w:cs="Times New Roman"/>
+          <w:kern w:val="0"/>
+          <w:sz w:val="24"/>
+          <w:szCs w:val="24"/>
+          <w:lang w:val="en-US"/>
+          <w14:ligatures w14:val="none"/>
+        </w:rPr>
+        <w:t xml:space="preserve"> </w:t>
+      </w:r>
+      <w:proofErr w:type="spellStart"/>
+      <w:r>
+        <w:rPr>
+          <w:rFonts w:ascii="Times New Roman" w:eastAsia="Times New Roman" w:hAnsi="Times New Roman" w:cs="Times New Roman"/>
+          <w:kern w:val="0"/>
+          <w:sz w:val="24"/>
+          <w:szCs w:val="24"/>
+          <w:lang w:val="en-US"/>
+          <w14:ligatures w14:val="none"/>
+        </w:rPr>
+        <w:t>manajemen</w:t>
+      </w:r>
+      <w:proofErr w:type="spellEnd"/>
+      <w:r>
+        <w:rPr>
+          <w:rFonts w:ascii="Times New Roman" w:eastAsia="Times New Roman" w:hAnsi="Times New Roman" w:cs="Times New Roman"/>
+          <w:kern w:val="0"/>
+          <w:sz w:val="24"/>
+          <w:szCs w:val="24"/>
+          <w:lang w:val="en-US"/>
+          <w14:ligatures w14:val="none"/>
+        </w:rPr>
+        <w:t xml:space="preserve"> basis data </w:t>
+      </w:r>
+      <w:proofErr w:type="spellStart"/>
+      <w:r>
+        <w:rPr>
+          <w:rFonts w:ascii="Times New Roman" w:eastAsia="Times New Roman" w:hAnsi="Times New Roman" w:cs="Times New Roman"/>
+          <w:kern w:val="0"/>
+          <w:sz w:val="24"/>
+          <w:szCs w:val="24"/>
+          <w:lang w:val="en-US"/>
+          <w14:ligatures w14:val="none"/>
+        </w:rPr>
+        <w:t>relasional</w:t>
+      </w:r>
+      <w:proofErr w:type="spellEnd"/>
+      <w:r>
+        <w:rPr>
+          <w:rFonts w:ascii="Times New Roman" w:eastAsia="Times New Roman" w:hAnsi="Times New Roman" w:cs="Times New Roman"/>
+          <w:kern w:val="0"/>
+          <w:sz w:val="24"/>
+          <w:szCs w:val="24"/>
+          <w:lang w:val="en-US"/>
+          <w14:ligatures w14:val="none"/>
+        </w:rPr>
+        <w:t xml:space="preserve"> </w:t>
+      </w:r>
+      <w:proofErr w:type="spellStart"/>
+      <w:r>
+        <w:rPr>
+          <w:rFonts w:ascii="Times New Roman" w:eastAsia="Times New Roman" w:hAnsi="Times New Roman" w:cs="Times New Roman"/>
+          <w:kern w:val="0"/>
+          <w:sz w:val="24"/>
+          <w:szCs w:val="24"/>
+          <w:lang w:val="en-US"/>
+          <w14:ligatures w14:val="none"/>
+        </w:rPr>
+        <w:t>sumber</w:t>
+      </w:r>
+      <w:proofErr w:type="spellEnd"/>
+      <w:r>
+        <w:rPr>
+          <w:rFonts w:ascii="Times New Roman" w:eastAsia="Times New Roman" w:hAnsi="Times New Roman" w:cs="Times New Roman"/>
+          <w:kern w:val="0"/>
+          <w:sz w:val="24"/>
+          <w:szCs w:val="24"/>
+          <w:lang w:val="en-US"/>
+          <w14:ligatures w14:val="none"/>
+        </w:rPr>
+        <w:t xml:space="preserve"> </w:t>
+      </w:r>
+      <w:proofErr w:type="spellStart"/>
+      <w:r>
+        <w:rPr>
+          <w:rFonts w:ascii="Times New Roman" w:eastAsia="Times New Roman" w:hAnsi="Times New Roman" w:cs="Times New Roman"/>
+          <w:kern w:val="0"/>
+          <w:sz w:val="24"/>
+          <w:szCs w:val="24"/>
+          <w:lang w:val="en-US"/>
+          <w14:ligatures w14:val="none"/>
+        </w:rPr>
+        <w:t>terbuka</w:t>
+      </w:r>
+      <w:proofErr w:type="spellEnd"/>
+      <w:r>
+        <w:rPr>
+          <w:rFonts w:ascii="Times New Roman" w:eastAsia="Times New Roman" w:hAnsi="Times New Roman" w:cs="Times New Roman"/>
+          <w:kern w:val="0"/>
+          <w:sz w:val="24"/>
+          <w:szCs w:val="24"/>
+          <w:lang w:val="en-US"/>
+          <w14:ligatures w14:val="none"/>
+        </w:rPr>
+        <w:t xml:space="preserve"> yang </w:t>
+      </w:r>
+      <w:proofErr w:type="spellStart"/>
+      <w:r>
+        <w:rPr>
+          <w:rFonts w:ascii="Times New Roman" w:eastAsia="Times New Roman" w:hAnsi="Times New Roman" w:cs="Times New Roman"/>
+          <w:kern w:val="0"/>
+          <w:sz w:val="24"/>
+          <w:szCs w:val="24"/>
+          <w:lang w:val="en-US"/>
+          <w14:ligatures w14:val="none"/>
+        </w:rPr>
+        <w:t>terkenal</w:t>
+      </w:r>
+      <w:proofErr w:type="spellEnd"/>
+      <w:r>
+        <w:rPr>
+          <w:rFonts w:ascii="Times New Roman" w:eastAsia="Times New Roman" w:hAnsi="Times New Roman" w:cs="Times New Roman"/>
+          <w:kern w:val="0"/>
+          <w:sz w:val="24"/>
+          <w:szCs w:val="24"/>
+          <w:lang w:val="en-US"/>
+          <w14:ligatures w14:val="none"/>
+        </w:rPr>
+        <w:t xml:space="preserve"> </w:t>
+      </w:r>
+      <w:proofErr w:type="spellStart"/>
+      <w:r>
+        <w:rPr>
+          <w:rFonts w:ascii="Times New Roman" w:eastAsia="Times New Roman" w:hAnsi="Times New Roman" w:cs="Times New Roman"/>
+          <w:kern w:val="0"/>
+          <w:sz w:val="24"/>
+          <w:szCs w:val="24"/>
+          <w:lang w:val="en-US"/>
+          <w14:ligatures w14:val="none"/>
+        </w:rPr>
+        <w:t>karena</w:t>
+      </w:r>
+      <w:proofErr w:type="spellEnd"/>
+      <w:r>
+        <w:rPr>
+          <w:rFonts w:ascii="Times New Roman" w:eastAsia="Times New Roman" w:hAnsi="Times New Roman" w:cs="Times New Roman"/>
+          <w:kern w:val="0"/>
+          <w:sz w:val="24"/>
+          <w:szCs w:val="24"/>
+          <w:lang w:val="en-US"/>
+          <w14:ligatures w14:val="none"/>
+        </w:rPr>
+        <w:t xml:space="preserve"> </w:t>
+      </w:r>
+      <w:proofErr w:type="spellStart"/>
+      <w:r>
+        <w:rPr>
+          <w:rFonts w:ascii="Times New Roman" w:eastAsia="Times New Roman" w:hAnsi="Times New Roman" w:cs="Times New Roman"/>
+          <w:kern w:val="0"/>
+          <w:sz w:val="24"/>
+          <w:szCs w:val="24"/>
+          <w:lang w:val="en-US"/>
+          <w14:ligatures w14:val="none"/>
+        </w:rPr>
+        <w:t>keandalannya</w:t>
+      </w:r>
+      <w:proofErr w:type="spellEnd"/>
+      <w:r>
+        <w:rPr>
+          <w:rFonts w:ascii="Times New Roman" w:eastAsia="Times New Roman" w:hAnsi="Times New Roman" w:cs="Times New Roman"/>
+          <w:kern w:val="0"/>
+          <w:sz w:val="24"/>
+          <w:szCs w:val="24"/>
+          <w:lang w:val="en-US"/>
+          <w14:ligatures w14:val="none"/>
+        </w:rPr>
+        <w:t xml:space="preserve">, </w:t>
+      </w:r>
+      <w:proofErr w:type="spellStart"/>
+      <w:r>
+        <w:rPr>
+          <w:rFonts w:ascii="Times New Roman" w:eastAsia="Times New Roman" w:hAnsi="Times New Roman" w:cs="Times New Roman"/>
+          <w:kern w:val="0"/>
+          <w:sz w:val="24"/>
+          <w:szCs w:val="24"/>
+          <w:lang w:val="en-US"/>
+          <w14:ligatures w14:val="none"/>
+        </w:rPr>
+        <w:t>dukungan</w:t>
+      </w:r>
+      <w:proofErr w:type="spellEnd"/>
+      <w:r>
+        <w:rPr>
+          <w:rFonts w:ascii="Times New Roman" w:eastAsia="Times New Roman" w:hAnsi="Times New Roman" w:cs="Times New Roman"/>
+          <w:kern w:val="0"/>
+          <w:sz w:val="24"/>
+          <w:szCs w:val="24"/>
+          <w:lang w:val="en-US"/>
+          <w14:ligatures w14:val="none"/>
+        </w:rPr>
+        <w:t xml:space="preserve"> </w:t>
+      </w:r>
+      <w:proofErr w:type="spellStart"/>
+      <w:r>
+        <w:rPr>
+          <w:rFonts w:ascii="Times New Roman" w:eastAsia="Times New Roman" w:hAnsi="Times New Roman" w:cs="Times New Roman"/>
+          <w:kern w:val="0"/>
+          <w:sz w:val="24"/>
+          <w:szCs w:val="24"/>
+          <w:lang w:val="en-US"/>
+          <w14:ligatures w14:val="none"/>
+        </w:rPr>
+        <w:t>terhadap</w:t>
+      </w:r>
+      <w:proofErr w:type="spellEnd"/>
+      <w:r>
+        <w:rPr>
+          <w:rFonts w:ascii="Times New Roman" w:eastAsia="Times New Roman" w:hAnsi="Times New Roman" w:cs="Times New Roman"/>
+          <w:kern w:val="0"/>
+          <w:sz w:val="24"/>
+          <w:szCs w:val="24"/>
+          <w:lang w:val="en-US"/>
+          <w14:ligatures w14:val="none"/>
+        </w:rPr>
+        <w:t xml:space="preserve"> </w:t>
+      </w:r>
+      <w:proofErr w:type="spellStart"/>
+      <w:r>
+        <w:rPr>
+          <w:rFonts w:ascii="Times New Roman" w:eastAsia="Times New Roman" w:hAnsi="Times New Roman" w:cs="Times New Roman"/>
+          <w:kern w:val="0"/>
+          <w:sz w:val="24"/>
+          <w:szCs w:val="24"/>
+          <w:lang w:val="en-US"/>
+          <w14:ligatures w14:val="none"/>
+        </w:rPr>
+        <w:t>standar</w:t>
+      </w:r>
+      <w:proofErr w:type="spellEnd"/>
+      <w:r>
+        <w:rPr>
+          <w:rFonts w:ascii="Times New Roman" w:eastAsia="Times New Roman" w:hAnsi="Times New Roman" w:cs="Times New Roman"/>
+          <w:kern w:val="0"/>
+          <w:sz w:val="24"/>
+          <w:szCs w:val="24"/>
+          <w:lang w:val="en-US"/>
+          <w14:ligatures w14:val="none"/>
+        </w:rPr>
+        <w:t xml:space="preserve"> SQL yang </w:t>
+      </w:r>
+      <w:proofErr w:type="spellStart"/>
+      <w:r>
+        <w:rPr>
+          <w:rFonts w:ascii="Times New Roman" w:eastAsia="Times New Roman" w:hAnsi="Times New Roman" w:cs="Times New Roman"/>
+          <w:kern w:val="0"/>
+          <w:sz w:val="24"/>
+          <w:szCs w:val="24"/>
+          <w:lang w:val="en-US"/>
+          <w14:ligatures w14:val="none"/>
+        </w:rPr>
+        <w:t>lengkap</w:t>
+      </w:r>
+      <w:proofErr w:type="spellEnd"/>
+      <w:r>
+        <w:rPr>
+          <w:rFonts w:ascii="Times New Roman" w:eastAsia="Times New Roman" w:hAnsi="Times New Roman" w:cs="Times New Roman"/>
+          <w:kern w:val="0"/>
+          <w:sz w:val="24"/>
+          <w:szCs w:val="24"/>
+          <w:lang w:val="en-US"/>
+          <w14:ligatures w14:val="none"/>
+        </w:rPr>
+        <w:t xml:space="preserve">, </w:t>
+      </w:r>
+      <w:proofErr w:type="spellStart"/>
+      <w:r>
+        <w:rPr>
+          <w:rFonts w:ascii="Times New Roman" w:eastAsia="Times New Roman" w:hAnsi="Times New Roman" w:cs="Times New Roman"/>
+          <w:kern w:val="0"/>
+          <w:sz w:val="24"/>
+          <w:szCs w:val="24"/>
+          <w:lang w:val="en-US"/>
+          <w14:ligatures w14:val="none"/>
+        </w:rPr>
+        <w:t>serta</w:t>
+      </w:r>
+      <w:proofErr w:type="spellEnd"/>
+      <w:r>
+        <w:rPr>
+          <w:rFonts w:ascii="Times New Roman" w:eastAsia="Times New Roman" w:hAnsi="Times New Roman" w:cs="Times New Roman"/>
+          <w:kern w:val="0"/>
+          <w:sz w:val="24"/>
+          <w:szCs w:val="24"/>
+          <w:lang w:val="en-US"/>
+          <w14:ligatures w14:val="none"/>
+        </w:rPr>
+        <w:t xml:space="preserve"> </w:t>
+      </w:r>
+      <w:proofErr w:type="spellStart"/>
+      <w:r>
+        <w:rPr>
+          <w:rFonts w:ascii="Times New Roman" w:eastAsia="Times New Roman" w:hAnsi="Times New Roman" w:cs="Times New Roman"/>
+          <w:kern w:val="0"/>
+          <w:sz w:val="24"/>
+          <w:szCs w:val="24"/>
+          <w:lang w:val="en-US"/>
+          <w14:ligatures w14:val="none"/>
+        </w:rPr>
+        <w:t>kemampuan</w:t>
+      </w:r>
+      <w:proofErr w:type="spellEnd"/>
+      <w:r>
+        <w:rPr>
+          <w:rFonts w:ascii="Times New Roman" w:eastAsia="Times New Roman" w:hAnsi="Times New Roman" w:cs="Times New Roman"/>
+          <w:kern w:val="0"/>
+          <w:sz w:val="24"/>
+          <w:szCs w:val="24"/>
+          <w:lang w:val="en-US"/>
+          <w14:ligatures w14:val="none"/>
+        </w:rPr>
+        <w:t xml:space="preserve"> </w:t>
+      </w:r>
+      <w:proofErr w:type="spellStart"/>
+      <w:r>
+        <w:rPr>
+          <w:rFonts w:ascii="Times New Roman" w:eastAsia="Times New Roman" w:hAnsi="Times New Roman" w:cs="Times New Roman"/>
+          <w:kern w:val="0"/>
+          <w:sz w:val="24"/>
+          <w:szCs w:val="24"/>
+          <w:lang w:val="en-US"/>
+          <w14:ligatures w14:val="none"/>
+        </w:rPr>
+        <w:t>ekstensi</w:t>
+      </w:r>
+      <w:proofErr w:type="spellEnd"/>
+      <w:r>
+        <w:rPr>
+          <w:rFonts w:ascii="Times New Roman" w:eastAsia="Times New Roman" w:hAnsi="Times New Roman" w:cs="Times New Roman"/>
+          <w:kern w:val="0"/>
+          <w:sz w:val="24"/>
+          <w:szCs w:val="24"/>
+          <w:lang w:val="en-US"/>
+          <w14:ligatures w14:val="none"/>
+        </w:rPr>
+        <w:t xml:space="preserve"> yang </w:t>
+      </w:r>
+      <w:proofErr w:type="spellStart"/>
+      <w:r>
+        <w:rPr>
+          <w:rFonts w:ascii="Times New Roman" w:eastAsia="Times New Roman" w:hAnsi="Times New Roman" w:cs="Times New Roman"/>
+          <w:kern w:val="0"/>
+          <w:sz w:val="24"/>
+          <w:szCs w:val="24"/>
+          <w:lang w:val="en-US"/>
+          <w14:ligatures w14:val="none"/>
+        </w:rPr>
+        <w:t>luas</w:t>
+      </w:r>
+      <w:proofErr w:type="spellEnd"/>
+      <w:r>
+        <w:rPr>
+          <w:rFonts w:ascii="Times New Roman" w:eastAsia="Times New Roman" w:hAnsi="Times New Roman" w:cs="Times New Roman"/>
+          <w:kern w:val="0"/>
+          <w:sz w:val="24"/>
+          <w:szCs w:val="24"/>
+          <w:lang w:val="en-US"/>
+          <w14:ligatures w14:val="none"/>
+        </w:rPr>
+        <w:t xml:space="preserve">. </w:t>
+      </w:r>
+      <w:r>
+        <w:rPr>
+          <w:rFonts w:ascii="Times New Roman" w:eastAsia="Times New Roman" w:hAnsi="Times New Roman" w:cs="Times New Roman"/>
+          <w:kern w:val="0"/>
+          <w:sz w:val="24"/>
+          <w:szCs w:val="24"/>
+          <w:lang w:val="en-US"/>
+          <w14:ligatures w14:val="none"/>
+        </w:rPr>
+        <w:t xml:space="preserve">PostgreSQL </w:t>
+      </w:r>
+      <w:proofErr w:type="spellStart"/>
+      <w:r>
+        <w:rPr>
+          <w:rFonts w:ascii="Times New Roman" w:eastAsia="Times New Roman" w:hAnsi="Times New Roman" w:cs="Times New Roman"/>
+          <w:kern w:val="0"/>
+          <w:sz w:val="24"/>
+          <w:szCs w:val="24"/>
+          <w:lang w:val="en-US"/>
+          <w14:ligatures w14:val="none"/>
+        </w:rPr>
+        <w:t>mendukung</w:t>
+      </w:r>
+      <w:proofErr w:type="spellEnd"/>
+      <w:r>
+        <w:rPr>
+          <w:rFonts w:ascii="Times New Roman" w:eastAsia="Times New Roman" w:hAnsi="Times New Roman" w:cs="Times New Roman"/>
+          <w:kern w:val="0"/>
+          <w:sz w:val="24"/>
+          <w:szCs w:val="24"/>
+          <w:lang w:val="en-US"/>
+          <w14:ligatures w14:val="none"/>
+        </w:rPr>
+        <w:t xml:space="preserve"> </w:t>
+      </w:r>
+      <w:proofErr w:type="spellStart"/>
+      <w:r>
+        <w:rPr>
+          <w:rFonts w:ascii="Times New Roman" w:eastAsia="Times New Roman" w:hAnsi="Times New Roman" w:cs="Times New Roman"/>
+          <w:kern w:val="0"/>
+          <w:sz w:val="24"/>
+          <w:szCs w:val="24"/>
+          <w:lang w:val="en-US"/>
+          <w14:ligatures w14:val="none"/>
+        </w:rPr>
+        <w:t>berbagai</w:t>
+      </w:r>
+      <w:proofErr w:type="spellEnd"/>
+      <w:r>
+        <w:rPr>
+          <w:rFonts w:ascii="Times New Roman" w:eastAsia="Times New Roman" w:hAnsi="Times New Roman" w:cs="Times New Roman"/>
+          <w:kern w:val="0"/>
+          <w:sz w:val="24"/>
+          <w:szCs w:val="24"/>
+          <w:lang w:val="en-US"/>
+          <w14:ligatures w14:val="none"/>
+        </w:rPr>
+        <w:t xml:space="preserve"> </w:t>
+      </w:r>
+      <w:proofErr w:type="spellStart"/>
+      <w:r>
+        <w:rPr>
+          <w:rFonts w:ascii="Times New Roman" w:eastAsia="Times New Roman" w:hAnsi="Times New Roman" w:cs="Times New Roman"/>
+          <w:kern w:val="0"/>
+          <w:sz w:val="24"/>
+          <w:szCs w:val="24"/>
+          <w:lang w:val="en-US"/>
+          <w14:ligatures w14:val="none"/>
+        </w:rPr>
+        <w:t>tipe</w:t>
+      </w:r>
+      <w:proofErr w:type="spellEnd"/>
+      <w:r>
+        <w:rPr>
+          <w:rFonts w:ascii="Times New Roman" w:eastAsia="Times New Roman" w:hAnsi="Times New Roman" w:cs="Times New Roman"/>
+          <w:kern w:val="0"/>
+          <w:sz w:val="24"/>
+          <w:szCs w:val="24"/>
+          <w:lang w:val="en-US"/>
+          <w14:ligatures w14:val="none"/>
+        </w:rPr>
+        <w:t xml:space="preserve"> data </w:t>
+      </w:r>
+      <w:proofErr w:type="spellStart"/>
+      <w:r>
+        <w:rPr>
+          <w:rFonts w:ascii="Times New Roman" w:eastAsia="Times New Roman" w:hAnsi="Times New Roman" w:cs="Times New Roman"/>
+          <w:kern w:val="0"/>
+          <w:sz w:val="24"/>
+          <w:szCs w:val="24"/>
+          <w:lang w:val="en-US"/>
+          <w14:ligatures w14:val="none"/>
+        </w:rPr>
+        <w:t>seperti</w:t>
+      </w:r>
+      <w:proofErr w:type="spellEnd"/>
+      <w:r>
+        <w:rPr>
+          <w:rFonts w:ascii="Times New Roman" w:eastAsia="Times New Roman" w:hAnsi="Times New Roman" w:cs="Times New Roman"/>
+          <w:kern w:val="0"/>
+          <w:sz w:val="24"/>
+          <w:szCs w:val="24"/>
+          <w:lang w:val="en-US"/>
+          <w14:ligatures w14:val="none"/>
+        </w:rPr>
+        <w:t xml:space="preserve"> JSON/JSONB, UUID, array, dan </w:t>
+      </w:r>
+      <w:proofErr w:type="spellStart"/>
+      <w:r>
+        <w:rPr>
+          <w:rFonts w:ascii="Times New Roman" w:eastAsia="Times New Roman" w:hAnsi="Times New Roman" w:cs="Times New Roman"/>
+          <w:kern w:val="0"/>
+          <w:sz w:val="24"/>
+          <w:szCs w:val="24"/>
+          <w:lang w:val="en-US"/>
+          <w14:ligatures w14:val="none"/>
+        </w:rPr>
+        <w:t>tipe</w:t>
+      </w:r>
+      <w:proofErr w:type="spellEnd"/>
+      <w:r>
+        <w:rPr>
+          <w:rFonts w:ascii="Times New Roman" w:eastAsia="Times New Roman" w:hAnsi="Times New Roman" w:cs="Times New Roman"/>
+          <w:kern w:val="0"/>
+          <w:sz w:val="24"/>
+          <w:szCs w:val="24"/>
+          <w:lang w:val="en-US"/>
+          <w14:ligatures w14:val="none"/>
+        </w:rPr>
+        <w:t xml:space="preserve"> </w:t>
+      </w:r>
+      <w:proofErr w:type="spellStart"/>
+      <w:r>
+        <w:rPr>
+          <w:rFonts w:ascii="Times New Roman" w:eastAsia="Times New Roman" w:hAnsi="Times New Roman" w:cs="Times New Roman"/>
+          <w:kern w:val="0"/>
+          <w:sz w:val="24"/>
+          <w:szCs w:val="24"/>
+          <w:lang w:val="en-US"/>
+          <w14:ligatures w14:val="none"/>
+        </w:rPr>
+        <w:t>geografis</w:t>
+      </w:r>
+      <w:proofErr w:type="spellEnd"/>
+      <w:r>
+        <w:rPr>
+          <w:rFonts w:ascii="Times New Roman" w:eastAsia="Times New Roman" w:hAnsi="Times New Roman" w:cs="Times New Roman"/>
+          <w:kern w:val="0"/>
+          <w:sz w:val="24"/>
+          <w:szCs w:val="24"/>
+          <w:lang w:val="en-US"/>
+          <w14:ligatures w14:val="none"/>
+        </w:rPr>
+        <w:t xml:space="preserve">, </w:t>
+      </w:r>
+      <w:proofErr w:type="spellStart"/>
+      <w:r>
+        <w:rPr>
+          <w:rFonts w:ascii="Times New Roman" w:eastAsia="Times New Roman" w:hAnsi="Times New Roman" w:cs="Times New Roman"/>
+          <w:kern w:val="0"/>
+          <w:sz w:val="24"/>
+          <w:szCs w:val="24"/>
+          <w:lang w:val="en-US"/>
+          <w14:ligatures w14:val="none"/>
+        </w:rPr>
+        <w:t>menjadikannya</w:t>
+      </w:r>
+      <w:proofErr w:type="spellEnd"/>
+      <w:r>
+        <w:rPr>
+          <w:rFonts w:ascii="Times New Roman" w:eastAsia="Times New Roman" w:hAnsi="Times New Roman" w:cs="Times New Roman"/>
+          <w:kern w:val="0"/>
+          <w:sz w:val="24"/>
+          <w:szCs w:val="24"/>
+          <w:lang w:val="en-US"/>
+          <w14:ligatures w14:val="none"/>
+        </w:rPr>
+        <w:t xml:space="preserve"> </w:t>
+      </w:r>
+      <w:proofErr w:type="spellStart"/>
+      <w:r>
+        <w:rPr>
+          <w:rFonts w:ascii="Times New Roman" w:eastAsia="Times New Roman" w:hAnsi="Times New Roman" w:cs="Times New Roman"/>
+          <w:kern w:val="0"/>
+          <w:sz w:val="24"/>
+          <w:szCs w:val="24"/>
+          <w:lang w:val="en-US"/>
+          <w14:ligatures w14:val="none"/>
+        </w:rPr>
+        <w:t>pilihan</w:t>
+      </w:r>
+      <w:proofErr w:type="spellEnd"/>
+      <w:r>
+        <w:rPr>
+          <w:rFonts w:ascii="Times New Roman" w:eastAsia="Times New Roman" w:hAnsi="Times New Roman" w:cs="Times New Roman"/>
+          <w:kern w:val="0"/>
+          <w:sz w:val="24"/>
+          <w:szCs w:val="24"/>
+          <w:lang w:val="en-US"/>
+          <w14:ligatures w14:val="none"/>
+        </w:rPr>
+        <w:t xml:space="preserve"> yang sangat </w:t>
+      </w:r>
+      <w:proofErr w:type="spellStart"/>
+      <w:r>
+        <w:rPr>
+          <w:rFonts w:ascii="Times New Roman" w:eastAsia="Times New Roman" w:hAnsi="Times New Roman" w:cs="Times New Roman"/>
+          <w:kern w:val="0"/>
+          <w:sz w:val="24"/>
+          <w:szCs w:val="24"/>
+          <w:lang w:val="en-US"/>
+          <w14:ligatures w14:val="none"/>
+        </w:rPr>
+        <w:t>fleksibel</w:t>
+      </w:r>
+      <w:proofErr w:type="spellEnd"/>
+      <w:r>
+        <w:rPr>
+          <w:rFonts w:ascii="Times New Roman" w:eastAsia="Times New Roman" w:hAnsi="Times New Roman" w:cs="Times New Roman"/>
+          <w:kern w:val="0"/>
+          <w:sz w:val="24"/>
+          <w:szCs w:val="24"/>
+          <w:lang w:val="en-US"/>
+          <w14:ligatures w14:val="none"/>
+        </w:rPr>
+        <w:t xml:space="preserve"> </w:t>
+      </w:r>
+      <w:proofErr w:type="spellStart"/>
+      <w:r>
+        <w:rPr>
+          <w:rFonts w:ascii="Times New Roman" w:eastAsia="Times New Roman" w:hAnsi="Times New Roman" w:cs="Times New Roman"/>
+          <w:kern w:val="0"/>
+          <w:sz w:val="24"/>
+          <w:szCs w:val="24"/>
+          <w:lang w:val="en-US"/>
+          <w14:ligatures w14:val="none"/>
+        </w:rPr>
+        <w:t>untuk</w:t>
+      </w:r>
+      <w:proofErr w:type="spellEnd"/>
+      <w:r>
+        <w:rPr>
+          <w:rFonts w:ascii="Times New Roman" w:eastAsia="Times New Roman" w:hAnsi="Times New Roman" w:cs="Times New Roman"/>
+          <w:kern w:val="0"/>
+          <w:sz w:val="24"/>
+          <w:szCs w:val="24"/>
+          <w:lang w:val="en-US"/>
+          <w14:ligatures w14:val="none"/>
+        </w:rPr>
+        <w:t xml:space="preserve"> </w:t>
+      </w:r>
+      <w:proofErr w:type="spellStart"/>
+      <w:r>
+        <w:rPr>
+          <w:rFonts w:ascii="Times New Roman" w:eastAsia="Times New Roman" w:hAnsi="Times New Roman" w:cs="Times New Roman"/>
+          <w:kern w:val="0"/>
+          <w:sz w:val="24"/>
+          <w:szCs w:val="24"/>
+          <w:lang w:val="en-US"/>
+          <w14:ligatures w14:val="none"/>
+        </w:rPr>
+        <w:t>berbagai</w:t>
+      </w:r>
+      <w:proofErr w:type="spellEnd"/>
+      <w:r>
+        <w:rPr>
+          <w:rFonts w:ascii="Times New Roman" w:eastAsia="Times New Roman" w:hAnsi="Times New Roman" w:cs="Times New Roman"/>
+          <w:kern w:val="0"/>
+          <w:sz w:val="24"/>
+          <w:szCs w:val="24"/>
+          <w:lang w:val="en-US"/>
+          <w14:ligatures w14:val="none"/>
+        </w:rPr>
+        <w:t xml:space="preserve"> </w:t>
+      </w:r>
+      <w:proofErr w:type="spellStart"/>
+      <w:r>
+        <w:rPr>
+          <w:rFonts w:ascii="Times New Roman" w:eastAsia="Times New Roman" w:hAnsi="Times New Roman" w:cs="Times New Roman"/>
+          <w:kern w:val="0"/>
+          <w:sz w:val="24"/>
+          <w:szCs w:val="24"/>
+          <w:lang w:val="en-US"/>
+          <w14:ligatures w14:val="none"/>
+        </w:rPr>
+        <w:t>jenis</w:t>
+      </w:r>
+      <w:proofErr w:type="spellEnd"/>
+      <w:r>
+        <w:rPr>
+          <w:rFonts w:ascii="Times New Roman" w:eastAsia="Times New Roman" w:hAnsi="Times New Roman" w:cs="Times New Roman"/>
+          <w:kern w:val="0"/>
+          <w:sz w:val="24"/>
+          <w:szCs w:val="24"/>
+          <w:lang w:val="en-US"/>
+          <w14:ligatures w14:val="none"/>
+        </w:rPr>
+        <w:t xml:space="preserve"> </w:t>
+      </w:r>
+      <w:proofErr w:type="spellStart"/>
+      <w:r>
+        <w:rPr>
+          <w:rFonts w:ascii="Times New Roman" w:eastAsia="Times New Roman" w:hAnsi="Times New Roman" w:cs="Times New Roman"/>
+          <w:kern w:val="0"/>
+          <w:sz w:val="24"/>
+          <w:szCs w:val="24"/>
+          <w:lang w:val="en-US"/>
+          <w14:ligatures w14:val="none"/>
+        </w:rPr>
+        <w:t>aplikasi</w:t>
+      </w:r>
+      <w:proofErr w:type="spellEnd"/>
+      <w:r>
+        <w:rPr>
+          <w:rFonts w:ascii="Times New Roman" w:eastAsia="Times New Roman" w:hAnsi="Times New Roman" w:cs="Times New Roman"/>
+          <w:kern w:val="0"/>
+          <w:sz w:val="24"/>
+          <w:szCs w:val="24"/>
+          <w:lang w:val="en-US"/>
+          <w14:ligatures w14:val="none"/>
+        </w:rPr>
+        <w:t xml:space="preserve"> </w:t>
+      </w:r>
+      <w:proofErr w:type="spellStart"/>
+      <w:r>
+        <w:rPr>
+          <w:rFonts w:ascii="Times New Roman" w:eastAsia="Times New Roman" w:hAnsi="Times New Roman" w:cs="Times New Roman"/>
+          <w:kern w:val="0"/>
+          <w:sz w:val="24"/>
+          <w:szCs w:val="24"/>
+          <w:lang w:val="en-US"/>
+          <w14:ligatures w14:val="none"/>
+        </w:rPr>
+        <w:t>termasuk</w:t>
+      </w:r>
+      <w:proofErr w:type="spellEnd"/>
+      <w:r>
+        <w:rPr>
+          <w:rFonts w:ascii="Times New Roman" w:eastAsia="Times New Roman" w:hAnsi="Times New Roman" w:cs="Times New Roman"/>
+          <w:kern w:val="0"/>
+          <w:sz w:val="24"/>
+          <w:szCs w:val="24"/>
+          <w:lang w:val="en-US"/>
+          <w14:ligatures w14:val="none"/>
+        </w:rPr>
+        <w:t xml:space="preserve"> </w:t>
+      </w:r>
+      <w:proofErr w:type="spellStart"/>
+      <w:r>
+        <w:rPr>
+          <w:rFonts w:ascii="Times New Roman" w:eastAsia="Times New Roman" w:hAnsi="Times New Roman" w:cs="Times New Roman"/>
+          <w:kern w:val="0"/>
+          <w:sz w:val="24"/>
+          <w:szCs w:val="24"/>
+          <w:lang w:val="en-US"/>
+          <w14:ligatures w14:val="none"/>
+        </w:rPr>
+        <w:t>sistem</w:t>
+      </w:r>
+      <w:proofErr w:type="spellEnd"/>
+      <w:r>
+        <w:rPr>
+          <w:rFonts w:ascii="Times New Roman" w:eastAsia="Times New Roman" w:hAnsi="Times New Roman" w:cs="Times New Roman"/>
+          <w:kern w:val="0"/>
+          <w:sz w:val="24"/>
+          <w:szCs w:val="24"/>
+          <w:lang w:val="en-US"/>
+          <w14:ligatures w14:val="none"/>
+        </w:rPr>
+        <w:t xml:space="preserve"> POS multi-</w:t>
+      </w:r>
+      <w:proofErr w:type="spellStart"/>
+      <w:r>
+        <w:rPr>
+          <w:rFonts w:ascii="Times New Roman" w:eastAsia="Times New Roman" w:hAnsi="Times New Roman" w:cs="Times New Roman"/>
+          <w:kern w:val="0"/>
+          <w:sz w:val="24"/>
+          <w:szCs w:val="24"/>
+          <w:lang w:val="en-US"/>
+          <w14:ligatures w14:val="none"/>
+        </w:rPr>
+        <w:t>pengguna</w:t>
+      </w:r>
+      <w:proofErr w:type="spellEnd"/>
+      <w:r>
+        <w:rPr>
+          <w:rFonts w:ascii="Times New Roman" w:eastAsia="Times New Roman" w:hAnsi="Times New Roman" w:cs="Times New Roman"/>
+          <w:kern w:val="0"/>
+          <w:sz w:val="24"/>
+          <w:szCs w:val="24"/>
+          <w:lang w:val="en-US"/>
+          <w14:ligatures w14:val="none"/>
+        </w:rPr>
+        <w:t xml:space="preserve"> (</w:t>
+      </w:r>
+      <w:proofErr w:type="spellStart"/>
+      <w:r>
+        <w:rPr>
+          <w:rFonts w:ascii="Times New Roman" w:eastAsia="Times New Roman" w:hAnsi="Times New Roman" w:cs="Times New Roman"/>
+          <w:kern w:val="0"/>
+          <w:sz w:val="24"/>
+          <w:szCs w:val="24"/>
+          <w:lang w:val="en-US"/>
+          <w14:ligatures w14:val="none"/>
+        </w:rPr>
+        <w:t>Fatich</w:t>
+      </w:r>
+      <w:proofErr w:type="spellEnd"/>
+      <w:r>
+        <w:rPr>
+          <w:rFonts w:ascii="Times New Roman" w:eastAsia="Times New Roman" w:hAnsi="Times New Roman" w:cs="Times New Roman"/>
+          <w:kern w:val="0"/>
+          <w:sz w:val="24"/>
+          <w:szCs w:val="24"/>
+          <w:lang w:val="en-US"/>
+          <w14:ligatures w14:val="none"/>
+        </w:rPr>
+        <w:t xml:space="preserve"> </w:t>
+      </w:r>
+      <w:proofErr w:type="spellStart"/>
+      <w:r>
+        <w:rPr>
+          <w:rFonts w:ascii="Times New Roman" w:eastAsia="Times New Roman" w:hAnsi="Times New Roman" w:cs="Times New Roman"/>
+          <w:kern w:val="0"/>
+          <w:sz w:val="24"/>
+          <w:szCs w:val="24"/>
+          <w:lang w:val="en-US"/>
+          <w14:ligatures w14:val="none"/>
+        </w:rPr>
+        <w:t>dkk</w:t>
+      </w:r>
+      <w:proofErr w:type="spellEnd"/>
+      <w:r>
+        <w:rPr>
+          <w:rFonts w:ascii="Times New Roman" w:eastAsia="Times New Roman" w:hAnsi="Times New Roman" w:cs="Times New Roman"/>
+          <w:kern w:val="0"/>
+          <w:sz w:val="24"/>
+          <w:szCs w:val="24"/>
+          <w:lang w:val="en-US"/>
+          <w14:ligatures w14:val="none"/>
+        </w:rPr>
+        <w:t>., 2023:32).</w:t>
+      </w:r>
+    </w:p>
+    <w:p>
+      <w:pPr>
+        <w:spacing w:after="0"/>
+        <w:ind w:firstLine="0"/>
+        <w:rPr>
+          <w:rFonts w:ascii="Times New Roman" w:eastAsia="Times New Roman" w:hAnsi="Times New Roman" w:cs="Times New Roman"/>
+          <w:kern w:val="0"/>
+          <w:sz w:val="24"/>
+          <w:szCs w:val="24"/>
+          <w:lang w:val="en-US"/>
+          <w14:ligatures w14:val="none"/>
+        </w:rPr>
+      </w:pPr>
+    </w:p>
+    <w:p>
+      <w:pPr>
+        <w:spacing w:after="0"/>
+        <w:ind w:firstLine="0"/>
+        <w:jc w:val="both"/>
+        <w:rPr>
+          <w:rFonts w:ascii="Times New Roman" w:eastAsia="Times New Roman" w:hAnsi="Times New Roman" w:cs="Times New Roman"/>
+          <w:kern w:val="0"/>
+          <w:sz w:val="24"/>
+          <w:szCs w:val="24"/>
+          <w:lang w:val="sv-SE"/>
+          <w14:ligatures w14:val="none"/>
+        </w:rPr>
+      </w:pPr>
+      <w:r>
+        <w:rPr>
+          <w:rFonts w:ascii="Times New Roman" w:eastAsia="Times New Roman" w:hAnsi="Times New Roman" w:cs="Times New Roman"/>
+          <w:kern w:val="0"/>
+          <w:sz w:val="24"/>
+          <w:szCs w:val="24"/>
+          <w:lang w:val="en-US"/>
+          <w14:ligatures w14:val="none"/>
+        </w:rPr>
+        <w:t xml:space="preserve">Row Level Security (RLS) </w:t>
+      </w:r>
+      <w:proofErr w:type="spellStart"/>
+      <w:r>
+        <w:rPr>
+          <w:rFonts w:ascii="Times New Roman" w:eastAsia="Times New Roman" w:hAnsi="Times New Roman" w:cs="Times New Roman"/>
+          <w:kern w:val="0"/>
+          <w:sz w:val="24"/>
+          <w:szCs w:val="24"/>
+          <w:lang w:val="en-US"/>
+          <w14:ligatures w14:val="none"/>
+        </w:rPr>
+        <w:t>adalah</w:t>
+      </w:r>
+      <w:proofErr w:type="spellEnd"/>
+      <w:r>
+        <w:rPr>
+          <w:rFonts w:ascii="Times New Roman" w:eastAsia="Times New Roman" w:hAnsi="Times New Roman" w:cs="Times New Roman"/>
+          <w:kern w:val="0"/>
+          <w:sz w:val="24"/>
+          <w:szCs w:val="24"/>
+          <w:lang w:val="en-US"/>
+          <w14:ligatures w14:val="none"/>
+        </w:rPr>
+        <w:t xml:space="preserve"> </w:t>
+      </w:r>
+      <w:proofErr w:type="spellStart"/>
+      <w:r>
+        <w:rPr>
+          <w:rFonts w:ascii="Times New Roman" w:eastAsia="Times New Roman" w:hAnsi="Times New Roman" w:cs="Times New Roman"/>
+          <w:kern w:val="0"/>
+          <w:sz w:val="24"/>
+          <w:szCs w:val="24"/>
+          <w:lang w:val="en-US"/>
+          <w14:ligatures w14:val="none"/>
+        </w:rPr>
+        <w:t>fitur</w:t>
+      </w:r>
+      <w:proofErr w:type="spellEnd"/>
+      <w:r>
+        <w:rPr>
+          <w:rFonts w:ascii="Times New Roman" w:eastAsia="Times New Roman" w:hAnsi="Times New Roman" w:cs="Times New Roman"/>
+          <w:kern w:val="0"/>
+          <w:sz w:val="24"/>
+          <w:szCs w:val="24"/>
+          <w:lang w:val="en-US"/>
+          <w14:ligatures w14:val="none"/>
+        </w:rPr>
+        <w:t xml:space="preserve"> </w:t>
+      </w:r>
+      <w:proofErr w:type="spellStart"/>
+      <w:r>
+        <w:rPr>
+          <w:rFonts w:ascii="Times New Roman" w:eastAsia="Times New Roman" w:hAnsi="Times New Roman" w:cs="Times New Roman"/>
+          <w:kern w:val="0"/>
+          <w:sz w:val="24"/>
+          <w:szCs w:val="24"/>
+          <w:lang w:val="en-US"/>
+          <w14:ligatures w14:val="none"/>
+        </w:rPr>
+        <w:t>keamanan</w:t>
+      </w:r>
+      <w:proofErr w:type="spellEnd"/>
+      <w:r>
+        <w:rPr>
+          <w:rFonts w:ascii="Times New Roman" w:eastAsia="Times New Roman" w:hAnsi="Times New Roman" w:cs="Times New Roman"/>
+          <w:kern w:val="0"/>
+          <w:sz w:val="24"/>
+          <w:szCs w:val="24"/>
+          <w:lang w:val="en-US"/>
+          <w14:ligatures w14:val="none"/>
+        </w:rPr>
+        <w:t xml:space="preserve"> pada PostgreSQL yang </w:t>
+      </w:r>
+      <w:proofErr w:type="spellStart"/>
+      <w:r>
+        <w:rPr>
+          <w:rFonts w:ascii="Times New Roman" w:eastAsia="Times New Roman" w:hAnsi="Times New Roman" w:cs="Times New Roman"/>
+          <w:kern w:val="0"/>
+          <w:sz w:val="24"/>
+          <w:szCs w:val="24"/>
+          <w:lang w:val="en-US"/>
+          <w14:ligatures w14:val="none"/>
+        </w:rPr>
+        <w:t>memungkinkan</w:t>
+      </w:r>
+      <w:proofErr w:type="spellEnd"/>
+      <w:r>
+        <w:rPr>
+          <w:rFonts w:ascii="Times New Roman" w:eastAsia="Times New Roman" w:hAnsi="Times New Roman" w:cs="Times New Roman"/>
+          <w:kern w:val="0"/>
+          <w:sz w:val="24"/>
+          <w:szCs w:val="24"/>
+          <w:lang w:val="en-US"/>
+          <w14:ligatures w14:val="none"/>
+        </w:rPr>
+        <w:t xml:space="preserve"> administrator basis data </w:t>
+      </w:r>
+      <w:proofErr w:type="spellStart"/>
+      <w:r>
+        <w:rPr>
+          <w:rFonts w:ascii="Times New Roman" w:eastAsia="Times New Roman" w:hAnsi="Times New Roman" w:cs="Times New Roman"/>
+          <w:kern w:val="0"/>
+          <w:sz w:val="24"/>
+          <w:szCs w:val="24"/>
+          <w:lang w:val="en-US"/>
+          <w14:ligatures w14:val="none"/>
+        </w:rPr>
+        <w:t>mendefinisikan</w:t>
+      </w:r>
+      <w:proofErr w:type="spellEnd"/>
+      <w:r>
+        <w:rPr>
+          <w:rFonts w:ascii="Times New Roman" w:eastAsia="Times New Roman" w:hAnsi="Times New Roman" w:cs="Times New Roman"/>
+          <w:kern w:val="0"/>
+          <w:sz w:val="24"/>
+          <w:szCs w:val="24"/>
+          <w:lang w:val="en-US"/>
+          <w14:ligatures w14:val="none"/>
+        </w:rPr>
+        <w:t xml:space="preserve"> </w:t>
+      </w:r>
+      <w:proofErr w:type="spellStart"/>
+      <w:r>
+        <w:rPr>
+          <w:rFonts w:ascii="Times New Roman" w:eastAsia="Times New Roman" w:hAnsi="Times New Roman" w:cs="Times New Roman"/>
+          <w:kern w:val="0"/>
+          <w:sz w:val="24"/>
+          <w:szCs w:val="24"/>
+          <w:lang w:val="en-US"/>
+          <w14:ligatures w14:val="none"/>
+        </w:rPr>
+        <w:t>kebijakan</w:t>
+      </w:r>
+      <w:proofErr w:type="spellEnd"/>
+      <w:r>
+        <w:rPr>
+          <w:rFonts w:ascii="Times New Roman" w:eastAsia="Times New Roman" w:hAnsi="Times New Roman" w:cs="Times New Roman"/>
+          <w:kern w:val="0"/>
+          <w:sz w:val="24"/>
+          <w:szCs w:val="24"/>
+          <w:lang w:val="en-US"/>
+          <w14:ligatures w14:val="none"/>
+        </w:rPr>
+        <w:t xml:space="preserve"> </w:t>
+      </w:r>
+      <w:proofErr w:type="spellStart"/>
+      <w:r>
+        <w:rPr>
+          <w:rFonts w:ascii="Times New Roman" w:eastAsia="Times New Roman" w:hAnsi="Times New Roman" w:cs="Times New Roman"/>
+          <w:kern w:val="0"/>
+          <w:sz w:val="24"/>
+          <w:szCs w:val="24"/>
+          <w:lang w:val="en-US"/>
+          <w14:ligatures w14:val="none"/>
+        </w:rPr>
+        <w:t>untuk</w:t>
+      </w:r>
+      <w:proofErr w:type="spellEnd"/>
+      <w:r>
+        <w:rPr>
+          <w:rFonts w:ascii="Times New Roman" w:eastAsia="Times New Roman" w:hAnsi="Times New Roman" w:cs="Times New Roman"/>
+          <w:kern w:val="0"/>
+          <w:sz w:val="24"/>
+          <w:szCs w:val="24"/>
+          <w:lang w:val="en-US"/>
+          <w14:ligatures w14:val="none"/>
+        </w:rPr>
+        <w:t xml:space="preserve"> </w:t>
+      </w:r>
+      <w:proofErr w:type="spellStart"/>
+      <w:r>
+        <w:rPr>
+          <w:rFonts w:ascii="Times New Roman" w:eastAsia="Times New Roman" w:hAnsi="Times New Roman" w:cs="Times New Roman"/>
+          <w:kern w:val="0"/>
+          <w:sz w:val="24"/>
+          <w:szCs w:val="24"/>
+          <w:lang w:val="en-US"/>
+          <w14:ligatures w14:val="none"/>
+        </w:rPr>
+        <w:t>mengontrol</w:t>
+      </w:r>
+      <w:proofErr w:type="spellEnd"/>
+      <w:r>
+        <w:rPr>
+          <w:rFonts w:ascii="Times New Roman" w:eastAsia="Times New Roman" w:hAnsi="Times New Roman" w:cs="Times New Roman"/>
+          <w:kern w:val="0"/>
+          <w:sz w:val="24"/>
+          <w:szCs w:val="24"/>
+          <w:lang w:val="en-US"/>
+          <w14:ligatures w14:val="none"/>
+        </w:rPr>
+        <w:t xml:space="preserve"> baris data mana </w:t>
+      </w:r>
+      <w:proofErr w:type="spellStart"/>
+      <w:r>
+        <w:rPr>
+          <w:rFonts w:ascii="Times New Roman" w:eastAsia="Times New Roman" w:hAnsi="Times New Roman" w:cs="Times New Roman"/>
+          <w:kern w:val="0"/>
+          <w:sz w:val="24"/>
+          <w:szCs w:val="24"/>
+          <w:lang w:val="en-US"/>
+          <w14:ligatures w14:val="none"/>
+        </w:rPr>
+        <w:t>saja</w:t>
+      </w:r>
+      <w:proofErr w:type="spellEnd"/>
+      <w:r>
+        <w:rPr>
+          <w:rFonts w:ascii="Times New Roman" w:eastAsia="Times New Roman" w:hAnsi="Times New Roman" w:cs="Times New Roman"/>
+          <w:kern w:val="0"/>
+          <w:sz w:val="24"/>
+          <w:szCs w:val="24"/>
+          <w:lang w:val="en-US"/>
+          <w14:ligatures w14:val="none"/>
+        </w:rPr>
+        <w:t xml:space="preserve"> yang </w:t>
+      </w:r>
+      <w:proofErr w:type="spellStart"/>
+      <w:r>
+        <w:rPr>
+          <w:rFonts w:ascii="Times New Roman" w:eastAsia="Times New Roman" w:hAnsi="Times New Roman" w:cs="Times New Roman"/>
+          <w:kern w:val="0"/>
+          <w:sz w:val="24"/>
+          <w:szCs w:val="24"/>
+          <w:lang w:val="en-US"/>
+          <w14:ligatures w14:val="none"/>
+        </w:rPr>
+        <w:t>dapat</w:t>
+      </w:r>
+      <w:proofErr w:type="spellEnd"/>
+      <w:r>
+        <w:rPr>
+          <w:rFonts w:ascii="Times New Roman" w:eastAsia="Times New Roman" w:hAnsi="Times New Roman" w:cs="Times New Roman"/>
+          <w:kern w:val="0"/>
+          <w:sz w:val="24"/>
+          <w:szCs w:val="24"/>
+          <w:lang w:val="en-US"/>
+          <w14:ligatures w14:val="none"/>
+        </w:rPr>
+        <w:t xml:space="preserve"> </w:t>
+      </w:r>
+      <w:proofErr w:type="spellStart"/>
+      <w:r>
+        <w:rPr>
+          <w:rFonts w:ascii="Times New Roman" w:eastAsia="Times New Roman" w:hAnsi="Times New Roman" w:cs="Times New Roman"/>
+          <w:kern w:val="0"/>
+          <w:sz w:val="24"/>
+          <w:szCs w:val="24"/>
+          <w:lang w:val="en-US"/>
+          <w14:ligatures w14:val="none"/>
+        </w:rPr>
+        <w:t>diakses</w:t>
+      </w:r>
+      <w:proofErr w:type="spellEnd"/>
+      <w:r>
+        <w:rPr>
+          <w:rFonts w:ascii="Times New Roman" w:eastAsia="Times New Roman" w:hAnsi="Times New Roman" w:cs="Times New Roman"/>
+          <w:kern w:val="0"/>
+          <w:sz w:val="24"/>
+          <w:szCs w:val="24"/>
+          <w:lang w:val="en-US"/>
+          <w14:ligatures w14:val="none"/>
+        </w:rPr>
+        <w:t xml:space="preserve"> oleh </w:t>
+      </w:r>
+      <w:proofErr w:type="spellStart"/>
+      <w:r>
+        <w:rPr>
+          <w:rFonts w:ascii="Times New Roman" w:eastAsia="Times New Roman" w:hAnsi="Times New Roman" w:cs="Times New Roman"/>
+          <w:kern w:val="0"/>
+          <w:sz w:val="24"/>
+          <w:szCs w:val="24"/>
+          <w:lang w:val="en-US"/>
+          <w14:ligatures w14:val="none"/>
+        </w:rPr>
+        <w:t>pengguna</w:t>
+      </w:r>
+      <w:proofErr w:type="spellEnd"/>
+      <w:r>
+        <w:rPr>
+          <w:rFonts w:ascii="Times New Roman" w:eastAsia="Times New Roman" w:hAnsi="Times New Roman" w:cs="Times New Roman"/>
+          <w:kern w:val="0"/>
+          <w:sz w:val="24"/>
+          <w:szCs w:val="24"/>
+          <w:lang w:val="en-US"/>
+          <w14:ligatures w14:val="none"/>
+        </w:rPr>
+        <w:t xml:space="preserve"> </w:t>
+      </w:r>
+      <w:proofErr w:type="spellStart"/>
+      <w:r>
+        <w:rPr>
+          <w:rFonts w:ascii="Times New Roman" w:eastAsia="Times New Roman" w:hAnsi="Times New Roman" w:cs="Times New Roman"/>
+          <w:kern w:val="0"/>
+          <w:sz w:val="24"/>
+          <w:szCs w:val="24"/>
+          <w:lang w:val="en-US"/>
+          <w14:ligatures w14:val="none"/>
+        </w:rPr>
+        <w:t>tertentu</w:t>
+      </w:r>
+      <w:proofErr w:type="spellEnd"/>
+      <w:r>
+        <w:rPr>
+          <w:rFonts w:ascii="Times New Roman" w:eastAsia="Times New Roman" w:hAnsi="Times New Roman" w:cs="Times New Roman"/>
+          <w:kern w:val="0"/>
+          <w:sz w:val="24"/>
+          <w:szCs w:val="24"/>
+          <w:lang w:val="en-US"/>
+          <w14:ligatures w14:val="none"/>
+        </w:rPr>
+        <w:t xml:space="preserve">. Dalam </w:t>
+      </w:r>
+      <w:proofErr w:type="spellStart"/>
+      <w:r>
+        <w:rPr>
+          <w:rFonts w:ascii="Times New Roman" w:eastAsia="Times New Roman" w:hAnsi="Times New Roman" w:cs="Times New Roman"/>
+          <w:kern w:val="0"/>
+          <w:sz w:val="24"/>
+          <w:szCs w:val="24"/>
+          <w:lang w:val="en-US"/>
+          <w14:ligatures w14:val="none"/>
+        </w:rPr>
+        <w:t>aplikasi</w:t>
+      </w:r>
+      <w:proofErr w:type="spellEnd"/>
+      <w:r>
+        <w:rPr>
+          <w:rFonts w:ascii="Times New Roman" w:eastAsia="Times New Roman" w:hAnsi="Times New Roman" w:cs="Times New Roman"/>
+          <w:kern w:val="0"/>
+          <w:sz w:val="24"/>
+          <w:szCs w:val="24"/>
+          <w:lang w:val="en-US"/>
+          <w14:ligatures w14:val="none"/>
+        </w:rPr>
+        <w:t xml:space="preserve"> multi-tenant </w:t>
+      </w:r>
+      <w:proofErr w:type="spellStart"/>
+      <w:r>
+        <w:rPr>
+          <w:rFonts w:ascii="Times New Roman" w:eastAsia="Times New Roman" w:hAnsi="Times New Roman" w:cs="Times New Roman"/>
+          <w:kern w:val="0"/>
+          <w:sz w:val="24"/>
+          <w:szCs w:val="24"/>
+          <w:lang w:val="en-US"/>
+          <w14:ligatures w14:val="none"/>
+        </w:rPr>
+        <w:t>seperti</w:t>
+      </w:r>
+      <w:proofErr w:type="spellEnd"/>
+      <w:r>
+        <w:rPr>
+          <w:rFonts w:ascii="Times New Roman" w:eastAsia="Times New Roman" w:hAnsi="Times New Roman" w:cs="Times New Roman"/>
+          <w:kern w:val="0"/>
+          <w:sz w:val="24"/>
+          <w:szCs w:val="24"/>
+          <w:lang w:val="en-US"/>
+          <w14:ligatures w14:val="none"/>
+        </w:rPr>
+        <w:t xml:space="preserve"> </w:t>
+      </w:r>
+      <w:proofErr w:type="spellStart"/>
+      <w:r>
+        <w:rPr>
+          <w:rFonts w:ascii="Times New Roman" w:eastAsia="Times New Roman" w:hAnsi="Times New Roman" w:cs="Times New Roman"/>
+          <w:kern w:val="0"/>
+          <w:sz w:val="24"/>
+          <w:szCs w:val="24"/>
+          <w:lang w:val="en-US"/>
+          <w14:ligatures w14:val="none"/>
+        </w:rPr>
+        <w:t>sistem</w:t>
+      </w:r>
+      <w:proofErr w:type="spellEnd"/>
+      <w:r>
+        <w:rPr>
+          <w:rFonts w:ascii="Times New Roman" w:eastAsia="Times New Roman" w:hAnsi="Times New Roman" w:cs="Times New Roman"/>
+          <w:kern w:val="0"/>
+          <w:sz w:val="24"/>
+          <w:szCs w:val="24"/>
+          <w:lang w:val="en-US"/>
+          <w14:ligatures w14:val="none"/>
+        </w:rPr>
+        <w:t xml:space="preserve"> </w:t>
+      </w:r>
+      <w:proofErr w:type="spellStart"/>
+      <w:r>
+        <w:rPr>
+          <w:rFonts w:ascii="Times New Roman" w:eastAsia="Times New Roman" w:hAnsi="Times New Roman" w:cs="Times New Roman"/>
+          <w:kern w:val="0"/>
+          <w:sz w:val="24"/>
+          <w:szCs w:val="24"/>
+          <w:lang w:val="en-US"/>
+          <w14:ligatures w14:val="none"/>
+        </w:rPr>
+        <w:t>kasir</w:t>
+      </w:r>
+      <w:proofErr w:type="spellEnd"/>
+      <w:r>
+        <w:rPr>
+          <w:rFonts w:ascii="Times New Roman" w:eastAsia="Times New Roman" w:hAnsi="Times New Roman" w:cs="Times New Roman"/>
+          <w:kern w:val="0"/>
+          <w:sz w:val="24"/>
+          <w:szCs w:val="24"/>
+          <w:lang w:val="en-US"/>
+          <w14:ligatures w14:val="none"/>
+        </w:rPr>
+        <w:t xml:space="preserve"> digital </w:t>
+      </w:r>
+      <w:proofErr w:type="spellStart"/>
+      <w:r>
+        <w:rPr>
+          <w:rFonts w:ascii="Times New Roman" w:eastAsia="Times New Roman" w:hAnsi="Times New Roman" w:cs="Times New Roman"/>
+          <w:kern w:val="0"/>
+          <w:sz w:val="24"/>
+          <w:szCs w:val="24"/>
+          <w:lang w:val="en-US"/>
+          <w14:ligatures w14:val="none"/>
+        </w:rPr>
+        <w:t>ini</w:t>
+      </w:r>
+      <w:proofErr w:type="spellEnd"/>
+      <w:r>
+        <w:rPr>
+          <w:rFonts w:ascii="Times New Roman" w:eastAsia="Times New Roman" w:hAnsi="Times New Roman" w:cs="Times New Roman"/>
+          <w:kern w:val="0"/>
+          <w:sz w:val="24"/>
+          <w:szCs w:val="24"/>
+          <w:lang w:val="en-US"/>
+          <w14:ligatures w14:val="none"/>
+        </w:rPr>
+        <w:t xml:space="preserve">, RLS </w:t>
+      </w:r>
+      <w:proofErr w:type="spellStart"/>
+      <w:r>
+        <w:rPr>
+          <w:rFonts w:ascii="Times New Roman" w:eastAsia="Times New Roman" w:hAnsi="Times New Roman" w:cs="Times New Roman"/>
+          <w:kern w:val="0"/>
+          <w:sz w:val="24"/>
+          <w:szCs w:val="24"/>
+          <w:lang w:val="en-US"/>
+          <w14:ligatures w14:val="none"/>
+        </w:rPr>
+        <w:t>memastikan</w:t>
+      </w:r>
+      <w:proofErr w:type="spellEnd"/>
+      <w:r>
+        <w:rPr>
+          <w:rFonts w:ascii="Times New Roman" w:eastAsia="Times New Roman" w:hAnsi="Times New Roman" w:cs="Times New Roman"/>
+          <w:kern w:val="0"/>
+          <w:sz w:val="24"/>
+          <w:szCs w:val="24"/>
+          <w:lang w:val="en-US"/>
+          <w14:ligatures w14:val="none"/>
+        </w:rPr>
+        <w:t xml:space="preserve"> </w:t>
+      </w:r>
+      <w:proofErr w:type="spellStart"/>
+      <w:r>
+        <w:rPr>
+          <w:rFonts w:ascii="Times New Roman" w:eastAsia="Times New Roman" w:hAnsi="Times New Roman" w:cs="Times New Roman"/>
+          <w:kern w:val="0"/>
+          <w:sz w:val="24"/>
+          <w:szCs w:val="24"/>
+          <w:lang w:val="en-US"/>
+          <w14:ligatures w14:val="none"/>
+        </w:rPr>
+        <w:t>bahwa</w:t>
+      </w:r>
+      <w:proofErr w:type="spellEnd"/>
+      <w:r>
+        <w:rPr>
+          <w:rFonts w:ascii="Times New Roman" w:eastAsia="Times New Roman" w:hAnsi="Times New Roman" w:cs="Times New Roman"/>
+          <w:kern w:val="0"/>
+          <w:sz w:val="24"/>
+          <w:szCs w:val="24"/>
+          <w:lang w:val="en-US"/>
+          <w14:ligatures w14:val="none"/>
+        </w:rPr>
+        <w:t xml:space="preserve"> </w:t>
+      </w:r>
+      <w:proofErr w:type="spellStart"/>
+      <w:r>
+        <w:rPr>
+          <w:rFonts w:ascii="Times New Roman" w:eastAsia="Times New Roman" w:hAnsi="Times New Roman" w:cs="Times New Roman"/>
+          <w:kern w:val="0"/>
+          <w:sz w:val="24"/>
+          <w:szCs w:val="24"/>
+          <w:lang w:val="en-US"/>
+          <w14:ligatures w14:val="none"/>
+        </w:rPr>
+        <w:t>setiap</w:t>
+      </w:r>
+      <w:proofErr w:type="spellEnd"/>
+      <w:r>
+        <w:rPr>
+          <w:rFonts w:ascii="Times New Roman" w:eastAsia="Times New Roman" w:hAnsi="Times New Roman" w:cs="Times New Roman"/>
+          <w:kern w:val="0"/>
+          <w:sz w:val="24"/>
+          <w:szCs w:val="24"/>
+          <w:lang w:val="en-US"/>
+          <w14:ligatures w14:val="none"/>
+        </w:rPr>
+        <w:t xml:space="preserve"> </w:t>
+      </w:r>
+      <w:proofErr w:type="spellStart"/>
+      <w:r>
+        <w:rPr>
+          <w:rFonts w:ascii="Times New Roman" w:eastAsia="Times New Roman" w:hAnsi="Times New Roman" w:cs="Times New Roman"/>
+          <w:kern w:val="0"/>
+          <w:sz w:val="24"/>
+          <w:szCs w:val="24"/>
+          <w:lang w:val="en-US"/>
+          <w14:ligatures w14:val="none"/>
+        </w:rPr>
+        <w:t>pemilik</w:t>
+      </w:r>
+      <w:proofErr w:type="spellEnd"/>
+      <w:r>
+        <w:rPr>
+          <w:rFonts w:ascii="Times New Roman" w:eastAsia="Times New Roman" w:hAnsi="Times New Roman" w:cs="Times New Roman"/>
+          <w:kern w:val="0"/>
+          <w:sz w:val="24"/>
+          <w:szCs w:val="24"/>
+          <w:lang w:val="en-US"/>
+          <w14:ligatures w14:val="none"/>
+        </w:rPr>
+        <w:t xml:space="preserve"> </w:t>
+      </w:r>
+      <w:proofErr w:type="spellStart"/>
+      <w:r>
+        <w:rPr>
+          <w:rFonts w:ascii="Times New Roman" w:eastAsia="Times New Roman" w:hAnsi="Times New Roman" w:cs="Times New Roman"/>
+          <w:kern w:val="0"/>
+          <w:sz w:val="24"/>
+          <w:szCs w:val="24"/>
+          <w:lang w:val="en-US"/>
+          <w14:ligatures w14:val="none"/>
+        </w:rPr>
+        <w:t>warung</w:t>
+      </w:r>
+      <w:proofErr w:type="spellEnd"/>
+      <w:r>
+        <w:rPr>
+          <w:rFonts w:ascii="Times New Roman" w:eastAsia="Times New Roman" w:hAnsi="Times New Roman" w:cs="Times New Roman"/>
+          <w:kern w:val="0"/>
+          <w:sz w:val="24"/>
+          <w:szCs w:val="24"/>
+          <w:lang w:val="en-US"/>
+          <w14:ligatures w14:val="none"/>
+        </w:rPr>
+        <w:t xml:space="preserve"> </w:t>
+      </w:r>
+      <w:proofErr w:type="spellStart"/>
+      <w:r>
+        <w:rPr>
+          <w:rFonts w:ascii="Times New Roman" w:eastAsia="Times New Roman" w:hAnsi="Times New Roman" w:cs="Times New Roman"/>
+          <w:kern w:val="0"/>
+          <w:sz w:val="24"/>
+          <w:szCs w:val="24"/>
+          <w:lang w:val="en-US"/>
+          <w14:ligatures w14:val="none"/>
+        </w:rPr>
+        <w:t>hanya</w:t>
+      </w:r>
+      <w:proofErr w:type="spellEnd"/>
+      <w:r>
+        <w:rPr>
+          <w:rFonts w:ascii="Times New Roman" w:eastAsia="Times New Roman" w:hAnsi="Times New Roman" w:cs="Times New Roman"/>
+          <w:kern w:val="0"/>
+          <w:sz w:val="24"/>
+          <w:szCs w:val="24"/>
+          <w:lang w:val="en-US"/>
+          <w14:ligatures w14:val="none"/>
+        </w:rPr>
+        <w:t xml:space="preserve"> </w:t>
+      </w:r>
+      <w:proofErr w:type="spellStart"/>
+      <w:r>
+        <w:rPr>
+          <w:rFonts w:ascii="Times New Roman" w:eastAsia="Times New Roman" w:hAnsi="Times New Roman" w:cs="Times New Roman"/>
+          <w:kern w:val="0"/>
+          <w:sz w:val="24"/>
+          <w:szCs w:val="24"/>
+          <w:lang w:val="en-US"/>
+          <w14:ligatures w14:val="none"/>
+        </w:rPr>
+        <w:t>dapat</w:t>
+      </w:r>
+      <w:proofErr w:type="spellEnd"/>
+      <w:r>
+        <w:rPr>
+          <w:rFonts w:ascii="Times New Roman" w:eastAsia="Times New Roman" w:hAnsi="Times New Roman" w:cs="Times New Roman"/>
+          <w:kern w:val="0"/>
+          <w:sz w:val="24"/>
+          <w:szCs w:val="24"/>
+          <w:lang w:val="en-US"/>
+          <w14:ligatures w14:val="none"/>
+        </w:rPr>
+        <w:t xml:space="preserve"> </w:t>
+      </w:r>
+      <w:proofErr w:type="spellStart"/>
+      <w:r>
+        <w:rPr>
+          <w:rFonts w:ascii="Times New Roman" w:eastAsia="Times New Roman" w:hAnsi="Times New Roman" w:cs="Times New Roman"/>
+          <w:kern w:val="0"/>
+          <w:sz w:val="24"/>
+          <w:szCs w:val="24"/>
+          <w:lang w:val="en-US"/>
+          <w14:ligatures w14:val="none"/>
+        </w:rPr>
+        <w:t>melihat</w:t>
+      </w:r>
+      <w:proofErr w:type="spellEnd"/>
+      <w:r>
+        <w:rPr>
+          <w:rFonts w:ascii="Times New Roman" w:eastAsia="Times New Roman" w:hAnsi="Times New Roman" w:cs="Times New Roman"/>
+          <w:kern w:val="0"/>
+          <w:sz w:val="24"/>
+          <w:szCs w:val="24"/>
+          <w:lang w:val="en-US"/>
+          <w14:ligatures w14:val="none"/>
+        </w:rPr>
+        <w:t xml:space="preserve"> dan </w:t>
+      </w:r>
+      <w:proofErr w:type="spellStart"/>
+      <w:r>
+        <w:rPr>
+          <w:rFonts w:ascii="Times New Roman" w:eastAsia="Times New Roman" w:hAnsi="Times New Roman" w:cs="Times New Roman"/>
+          <w:kern w:val="0"/>
+          <w:sz w:val="24"/>
+          <w:szCs w:val="24"/>
+          <w:lang w:val="en-US"/>
+          <w14:ligatures w14:val="none"/>
+        </w:rPr>
+        <w:t>memodifikasi</w:t>
+      </w:r>
+      <w:proofErr w:type="spellEnd"/>
+      <w:r>
+        <w:rPr>
+          <w:rFonts w:ascii="Times New Roman" w:eastAsia="Times New Roman" w:hAnsi="Times New Roman" w:cs="Times New Roman"/>
+          <w:kern w:val="0"/>
+          <w:sz w:val="24"/>
+          <w:szCs w:val="24"/>
+          <w:lang w:val="en-US"/>
+          <w14:ligatures w14:val="none"/>
+        </w:rPr>
+        <w:t xml:space="preserve"> data </w:t>
+      </w:r>
+      <w:proofErr w:type="spellStart"/>
+      <w:r>
+        <w:rPr>
+          <w:rFonts w:ascii="Times New Roman" w:eastAsia="Times New Roman" w:hAnsi="Times New Roman" w:cs="Times New Roman"/>
+          <w:kern w:val="0"/>
+          <w:sz w:val="24"/>
+          <w:szCs w:val="24"/>
+          <w:lang w:val="en-US"/>
+          <w14:ligatures w14:val="none"/>
+        </w:rPr>
+        <w:t>miliknya</w:t>
+      </w:r>
+      <w:proofErr w:type="spellEnd"/>
+      <w:r>
+        <w:rPr>
+          <w:rFonts w:ascii="Times New Roman" w:eastAsia="Times New Roman" w:hAnsi="Times New Roman" w:cs="Times New Roman"/>
+          <w:kern w:val="0"/>
+          <w:sz w:val="24"/>
+          <w:szCs w:val="24"/>
+          <w:lang w:val="en-US"/>
+          <w14:ligatures w14:val="none"/>
+        </w:rPr>
+        <w:t xml:space="preserve"> </w:t>
+      </w:r>
+      <w:proofErr w:type="spellStart"/>
+      <w:r>
+        <w:rPr>
+          <w:rFonts w:ascii="Times New Roman" w:eastAsia="Times New Roman" w:hAnsi="Times New Roman" w:cs="Times New Roman"/>
+          <w:kern w:val="0"/>
+          <w:sz w:val="24"/>
+          <w:szCs w:val="24"/>
+          <w:lang w:val="en-US"/>
+          <w14:ligatures w14:val="none"/>
+        </w:rPr>
+        <w:t>sendiri</w:t>
+      </w:r>
+      <w:proofErr w:type="spellEnd"/>
+      <w:r>
+        <w:rPr>
+          <w:rFonts w:ascii="Times New Roman" w:eastAsia="Times New Roman" w:hAnsi="Times New Roman" w:cs="Times New Roman"/>
+          <w:kern w:val="0"/>
+          <w:sz w:val="24"/>
+          <w:szCs w:val="24"/>
+          <w:lang w:val="en-US"/>
+          <w14:ligatures w14:val="none"/>
+        </w:rPr>
+        <w:t xml:space="preserve"> </w:t>
+      </w:r>
+      <w:proofErr w:type="spellStart"/>
+      <w:r>
+        <w:rPr>
+          <w:rFonts w:ascii="Times New Roman" w:eastAsia="Times New Roman" w:hAnsi="Times New Roman" w:cs="Times New Roman"/>
+          <w:kern w:val="0"/>
+          <w:sz w:val="24"/>
+          <w:szCs w:val="24"/>
+          <w:lang w:val="en-US"/>
+          <w14:ligatures w14:val="none"/>
+        </w:rPr>
+        <w:t>melalui</w:t>
+      </w:r>
+      <w:proofErr w:type="spellEnd"/>
+      <w:r>
+        <w:rPr>
+          <w:rFonts w:ascii="Times New Roman" w:eastAsia="Times New Roman" w:hAnsi="Times New Roman" w:cs="Times New Roman"/>
+          <w:kern w:val="0"/>
+          <w:sz w:val="24"/>
+          <w:szCs w:val="24"/>
+          <w:lang w:val="en-US"/>
+          <w14:ligatures w14:val="none"/>
+        </w:rPr>
+        <w:t xml:space="preserve"> </w:t>
+      </w:r>
+      <w:proofErr w:type="spellStart"/>
+      <w:r>
+        <w:rPr>
+          <w:rFonts w:ascii="Times New Roman" w:eastAsia="Times New Roman" w:hAnsi="Times New Roman" w:cs="Times New Roman"/>
+          <w:kern w:val="0"/>
+          <w:sz w:val="24"/>
+          <w:szCs w:val="24"/>
+          <w:lang w:val="en-US"/>
+          <w14:ligatures w14:val="none"/>
+        </w:rPr>
+        <w:t>kolom</w:t>
+      </w:r>
+      <w:proofErr w:type="spellEnd"/>
+      <w:r>
+        <w:rPr>
+          <w:rFonts w:ascii="Times New Roman" w:eastAsia="Times New Roman" w:hAnsi="Times New Roman" w:cs="Times New Roman"/>
+          <w:kern w:val="0"/>
+          <w:sz w:val="24"/>
+          <w:szCs w:val="24"/>
+          <w:lang w:val="en-US"/>
+          <w14:ligatures w14:val="none"/>
+        </w:rPr>
+        <w:t xml:space="preserve"> </w:t>
+      </w:r>
+      <w:proofErr w:type="spellStart"/>
+      <w:r>
+        <w:rPr>
+          <w:rFonts w:ascii="Times New Roman" w:eastAsia="Times New Roman" w:hAnsi="Times New Roman" w:cs="Times New Roman"/>
+          <w:kern w:val="0"/>
+          <w:sz w:val="24"/>
+          <w:szCs w:val="24"/>
+          <w:lang w:val="en-US"/>
+          <w14:ligatures w14:val="none"/>
+        </w:rPr>
+        <w:t>owner_user_id</w:t>
+      </w:r>
+      <w:proofErr w:type="spellEnd"/>
+      <w:r>
+        <w:rPr>
+          <w:rFonts w:ascii="Times New Roman" w:eastAsia="Times New Roman" w:hAnsi="Times New Roman" w:cs="Times New Roman"/>
+          <w:kern w:val="0"/>
+          <w:sz w:val="24"/>
+          <w:szCs w:val="24"/>
+          <w:lang w:val="en-US"/>
+          <w14:ligatures w14:val="none"/>
+        </w:rPr>
+        <w:t xml:space="preserve"> yang </w:t>
+      </w:r>
+      <w:proofErr w:type="spellStart"/>
+      <w:r>
+        <w:rPr>
+          <w:rFonts w:ascii="Times New Roman" w:eastAsia="Times New Roman" w:hAnsi="Times New Roman" w:cs="Times New Roman"/>
+          <w:kern w:val="0"/>
+          <w:sz w:val="24"/>
+          <w:szCs w:val="24"/>
+          <w:lang w:val="en-US"/>
+          <w14:ligatures w14:val="none"/>
+        </w:rPr>
+        <w:t>terdapat</w:t>
+      </w:r>
+      <w:proofErr w:type="spellEnd"/>
+      <w:r>
+        <w:rPr>
+          <w:rFonts w:ascii="Times New Roman" w:eastAsia="Times New Roman" w:hAnsi="Times New Roman" w:cs="Times New Roman"/>
+          <w:kern w:val="0"/>
+          <w:sz w:val="24"/>
+          <w:szCs w:val="24"/>
+          <w:lang w:val="en-US"/>
+          <w14:ligatures w14:val="none"/>
+        </w:rPr>
+        <w:t xml:space="preserve"> pada </w:t>
+      </w:r>
+      <w:proofErr w:type="spellStart"/>
+      <w:r>
+        <w:rPr>
+          <w:rFonts w:ascii="Times New Roman" w:eastAsia="Times New Roman" w:hAnsi="Times New Roman" w:cs="Times New Roman"/>
+          <w:kern w:val="0"/>
+          <w:sz w:val="24"/>
+          <w:szCs w:val="24"/>
+          <w:lang w:val="en-US"/>
+          <w14:ligatures w14:val="none"/>
+        </w:rPr>
+        <w:t>seluruh</w:t>
+      </w:r>
+      <w:proofErr w:type="spellEnd"/>
+      <w:r>
+        <w:rPr>
+          <w:rFonts w:ascii="Times New Roman" w:eastAsia="Times New Roman" w:hAnsi="Times New Roman" w:cs="Times New Roman"/>
+          <w:kern w:val="0"/>
+          <w:sz w:val="24"/>
+          <w:szCs w:val="24"/>
+          <w:lang w:val="en-US"/>
+          <w14:ligatures w14:val="none"/>
+        </w:rPr>
+        <w:t xml:space="preserve"> </w:t>
+      </w:r>
+      <w:proofErr w:type="spellStart"/>
+      <w:r>
+        <w:rPr>
+          <w:rFonts w:ascii="Times New Roman" w:eastAsia="Times New Roman" w:hAnsi="Times New Roman" w:cs="Times New Roman"/>
+          <w:kern w:val="0"/>
+          <w:sz w:val="24"/>
+          <w:szCs w:val="24"/>
+          <w:lang w:val="en-US"/>
+          <w14:ligatures w14:val="none"/>
+        </w:rPr>
+        <w:t>tabel</w:t>
+      </w:r>
+      <w:proofErr w:type="spellEnd"/>
+      <w:r>
+        <w:rPr>
+          <w:rFonts w:ascii="Times New Roman" w:eastAsia="Times New Roman" w:hAnsi="Times New Roman" w:cs="Times New Roman"/>
+          <w:kern w:val="0"/>
+          <w:sz w:val="24"/>
+          <w:szCs w:val="24"/>
+          <w:lang w:val="en-US"/>
+          <w14:ligatures w14:val="none"/>
+        </w:rPr>
+        <w:t xml:space="preserve"> </w:t>
+      </w:r>
+      <w:proofErr w:type="spellStart"/>
+      <w:r>
+        <w:rPr>
+          <w:rFonts w:ascii="Times New Roman" w:eastAsia="Times New Roman" w:hAnsi="Times New Roman" w:cs="Times New Roman"/>
+          <w:kern w:val="0"/>
+          <w:sz w:val="24"/>
+          <w:szCs w:val="24"/>
+          <w:lang w:val="en-US"/>
+          <w14:ligatures w14:val="none"/>
+        </w:rPr>
+        <w:t>operasional</w:t>
+      </w:r>
+      <w:proofErr w:type="spellEnd"/>
+      <w:r>
+        <w:rPr>
+          <w:rFonts w:ascii="Times New Roman" w:eastAsia="Times New Roman" w:hAnsi="Times New Roman" w:cs="Times New Roman"/>
+          <w:kern w:val="0"/>
+          <w:sz w:val="24"/>
+          <w:szCs w:val="24"/>
+          <w:lang w:val="en-US"/>
+          <w14:ligatures w14:val="none"/>
+        </w:rPr>
+        <w:t xml:space="preserve">. </w:t>
+      </w:r>
+      <w:r>
+        <w:rPr>
+          <w:rFonts w:ascii="Times New Roman" w:eastAsia="Times New Roman" w:hAnsi="Times New Roman" w:cs="Times New Roman"/>
+          <w:kern w:val="0"/>
+          <w:sz w:val="24"/>
+          <w:szCs w:val="24"/>
+          <w:lang w:val="sv-SE"/>
+          <w14:ligatures w14:val="none"/>
+        </w:rPr>
+        <w:t>Pendekatan ini terbukti memberikan isolasi data yang aman tanpa perlu memisahkan basis data untuk setiap pengguna (Supabase Documentation, 2024).</w:t>
+      </w:r>
+    </w:p>
+    <w:p>
+      <w:pPr>
+        <w:pStyle w:val="ListParagraph"/>
+        <w:numPr>
+          <w:ilvl w:val="2"/>
+          <w:numId w:val="17"/>
+        </w:numPr>
+        <w:spacing w:before="360"/>
+        <w:rPr>
+          <w:rFonts w:ascii="Times New Roman" w:eastAsia="Times New Roman" w:hAnsi="Times New Roman" w:cs="Times New Roman"/>
+          <w:b/>
+          <w:bCs/>
+          <w:sz w:val="24"/>
+          <w:szCs w:val="24"/>
+          <w:lang w:val="sv-SE"/>
+        </w:rPr>
+      </w:pPr>
+      <w:r>
+        <w:rPr>
+          <w:rFonts w:ascii="Times New Roman" w:eastAsia="Times New Roman" w:hAnsi="Times New Roman" w:cs="Times New Roman"/>
+          <w:b/>
+          <w:bCs/>
+          <w:sz w:val="24"/>
+          <w:szCs w:val="24"/>
+          <w:lang w:val="sv-SE"/>
+        </w:rPr>
+        <w:t>Riverpod</w:t>
+      </w:r>
+    </w:p>
+    <w:p>
+      <w:pPr>
+        <w:spacing w:after="0"/>
+        <w:jc w:val="both"/>
+        <w:rPr>
+          <w:rFonts w:ascii="Times New Roman" w:eastAsia="Times New Roman" w:hAnsi="Times New Roman" w:cs="Times New Roman"/>
+          <w:kern w:val="0"/>
+          <w:sz w:val="24"/>
+          <w:szCs w:val="24"/>
+          <w:lang w:val="sv-SE"/>
+          <w14:ligatures w14:val="none"/>
+        </w:rPr>
+      </w:pPr>
+      <w:r>
+        <w:rPr>
+          <w:rFonts w:ascii="Times New Roman" w:eastAsia="Times New Roman" w:hAnsi="Times New Roman" w:cs="Times New Roman"/>
+          <w:kern w:val="0"/>
+          <w:sz w:val="24"/>
+          <w:szCs w:val="24"/>
+          <w:lang w:val="sv-SE"/>
+          <w14:ligatures w14:val="none"/>
+        </w:rPr>
+        <w:t>Riverpod adalah solusi state management untuk Flutter yang dikembangkan sebagai evolusi dari package Provider. Riverpod menyediakan cara yang aman dari sisi tipe data (type-safe), dapat diuji (testable), dan skalabel untuk mengelola state aplikasi Flutter. Berbeda dengan Provider yang bergantung pada BuildContext, Riverpod tidak memerlukan BuildContext sehingga lebih fleksibel dan mudah digunakan dalam berbagai skenario termasuk di luar widget tree (Dharmalau dkk., 2023:9).</w:t>
+      </w:r>
+    </w:p>
+    <w:p>
+      <w:pPr>
+        <w:spacing w:after="0"/>
+        <w:ind w:firstLine="0"/>
+        <w:rPr>
+          <w:rFonts w:ascii="Times New Roman" w:eastAsia="Times New Roman" w:hAnsi="Times New Roman" w:cs="Times New Roman"/>
+          <w:kern w:val="0"/>
+          <w:sz w:val="24"/>
+          <w:szCs w:val="24"/>
+          <w:lang w:val="sv-SE"/>
+          <w14:ligatures w14:val="none"/>
+        </w:rPr>
+      </w:pPr>
+    </w:p>
+    <w:p>
+      <w:pPr>
+        <w:spacing w:after="0"/>
+        <w:ind w:firstLine="0"/>
+        <w:jc w:val="both"/>
+        <w:rPr>
+          <w:rFonts w:ascii="Times New Roman" w:eastAsia="Times New Roman" w:hAnsi="Times New Roman" w:cs="Times New Roman"/>
+          <w:kern w:val="0"/>
+          <w:sz w:val="24"/>
+          <w:szCs w:val="24"/>
+          <w:lang w:val="sv-SE"/>
+          <w14:ligatures w14:val="none"/>
+        </w:rPr>
+      </w:pPr>
+      <w:r>
+        <w:rPr>
+          <w:rFonts w:ascii="Times New Roman" w:eastAsia="Times New Roman" w:hAnsi="Times New Roman" w:cs="Times New Roman"/>
+          <w:kern w:val="0"/>
+          <w:sz w:val="24"/>
+          <w:szCs w:val="24"/>
+          <w:lang w:val="sv-SE"/>
+          <w14:ligatures w14:val="none"/>
+        </w:rPr>
+        <w:lastRenderedPageBreak/>
+        <w:t>Dalam arsitektur sistem kasir digital ini, Riverpod digunakan untuk mengelola state sesi autentikasi pengguna, data produk pada keranjang belanja kasir, daftar transaksi, daftar BON aktif, serta data laporan keuangan. Pola ini mendukung pemisahan tanggung jawab yang jelas antara lapisan data, logika bisnis, dan lapisan presentasi (UI).</w:t>
+      </w:r>
+    </w:p>
+    <w:p>
+      <w:pPr>
+        <w:pStyle w:val="ListParagraph"/>
+        <w:numPr>
+          <w:ilvl w:val="2"/>
+          <w:numId w:val="17"/>
+        </w:numPr>
+        <w:spacing w:before="360"/>
+        <w:rPr>
+          <w:rFonts w:ascii="Times New Roman" w:eastAsia="Times New Roman" w:hAnsi="Times New Roman" w:cs="Times New Roman"/>
+          <w:b/>
+          <w:bCs/>
+          <w:sz w:val="24"/>
+          <w:szCs w:val="24"/>
+          <w:lang w:val="sv-SE"/>
+        </w:rPr>
+      </w:pPr>
+      <w:r>
+        <w:rPr>
+          <w:rFonts w:ascii="Times New Roman" w:eastAsia="Times New Roman" w:hAnsi="Times New Roman" w:cs="Times New Roman"/>
+          <w:b/>
+          <w:bCs/>
+          <w:sz w:val="24"/>
+          <w:szCs w:val="24"/>
+          <w:lang w:val="sv-SE"/>
+        </w:rPr>
+        <w:t>GoRouter</w:t>
+      </w:r>
+    </w:p>
+    <w:p>
+      <w:pPr>
+        <w:spacing w:after="0"/>
+        <w:jc w:val="both"/>
+        <w:rPr>
+          <w:rFonts w:ascii="Times New Roman" w:eastAsia="Times New Roman" w:hAnsi="Times New Roman" w:cs="Times New Roman"/>
+          <w:kern w:val="0"/>
+          <w:sz w:val="24"/>
+          <w:szCs w:val="24"/>
+          <w:lang w:val="sv-SE"/>
+          <w14:ligatures w14:val="none"/>
+        </w:rPr>
+      </w:pPr>
+      <w:r>
+        <w:rPr>
+          <w:rFonts w:ascii="Times New Roman" w:eastAsia="Times New Roman" w:hAnsi="Times New Roman" w:cs="Times New Roman"/>
+          <w:kern w:val="0"/>
+          <w:sz w:val="24"/>
+          <w:szCs w:val="24"/>
+          <w:lang w:val="sv-SE"/>
+          <w14:ligatures w14:val="none"/>
+        </w:rPr>
+        <w:t>GoRouter adalah package routing deklaratif untuk Flutter yang dikembangkan oleh tim Flutter di Google. GoRouter menyederhanakan navigasi pada aplikasi Flutter melalui pendekatan berbasis URL, mendukung deep linking, redirect otomatis berdasarkan kondisi autentikasi, dan navigasi bertingkat (nested navigation). Dengan GoRouter, alur navigasi antar halaman dapat dikontrol secara terpusat dan terstruktur (Putra dan Sancoko, 2024:197).</w:t>
+      </w:r>
+    </w:p>
+    <w:p>
+      <w:pPr>
+        <w:spacing w:after="0"/>
+        <w:ind w:firstLine="0"/>
+        <w:rPr>
+          <w:rFonts w:ascii="Times New Roman" w:eastAsia="Times New Roman" w:hAnsi="Times New Roman" w:cs="Times New Roman"/>
+          <w:kern w:val="0"/>
+          <w:sz w:val="24"/>
+          <w:szCs w:val="24"/>
+          <w:lang w:val="sv-SE"/>
+          <w14:ligatures w14:val="none"/>
+        </w:rPr>
+      </w:pPr>
+    </w:p>
+    <w:p>
+      <w:pPr>
+        <w:spacing w:after="0"/>
+        <w:ind w:firstLine="0"/>
+        <w:jc w:val="both"/>
+        <w:rPr>
+          <w:rFonts w:ascii="Times New Roman" w:eastAsia="Times New Roman" w:hAnsi="Times New Roman" w:cs="Times New Roman"/>
+          <w:kern w:val="0"/>
+          <w:sz w:val="24"/>
+          <w:szCs w:val="24"/>
+          <w:lang w:val="sv-SE"/>
+          <w14:ligatures w14:val="none"/>
+        </w:rPr>
+      </w:pPr>
+      <w:r>
+        <w:rPr>
+          <w:rFonts w:ascii="Times New Roman" w:eastAsia="Times New Roman" w:hAnsi="Times New Roman" w:cs="Times New Roman"/>
+          <w:kern w:val="0"/>
+          <w:sz w:val="24"/>
+          <w:szCs w:val="24"/>
+          <w:lang w:val="sv-SE"/>
+          <w14:ligatures w14:val="none"/>
+        </w:rPr>
+        <w:t>Pada sistem kasir digital warung toserba, GoRouter digunakan untuk mengelola seluruh alur navigasi mulai dari halaman autentikasi, onboarding profil toko, dashboard utama, halaman kasir, manajemen produk dan kategori, manajemen pelanggan, detail BON, pembayaran BON, laporan penjualan, hingga pengaturan profil toko. Fitur redirect pada GoRouter secara otomatis mengarahkan pengguna yang belum login ke halaman autentikasi untuk menjaga keamanan akses.</w:t>
+      </w:r>
+    </w:p>
+    <w:p>
+      <w:pPr>
+        <w:pStyle w:val="ListParagraph"/>
+        <w:numPr>
+          <w:ilvl w:val="2"/>
+          <w:numId w:val="17"/>
+        </w:numPr>
+        <w:spacing w:before="360"/>
+        <w:rPr>
+          <w:rFonts w:ascii="Times New Roman" w:eastAsia="Times New Roman" w:hAnsi="Times New Roman" w:cs="Times New Roman"/>
+          <w:b/>
+          <w:bCs/>
+          <w:sz w:val="24"/>
+          <w:szCs w:val="24"/>
+          <w:lang w:val="sv-SE"/>
+        </w:rPr>
+      </w:pPr>
+      <w:r>
+        <w:rPr>
+          <w:rFonts w:ascii="Times New Roman" w:eastAsia="Times New Roman" w:hAnsi="Times New Roman" w:cs="Times New Roman"/>
+          <w:b/>
+          <w:bCs/>
+          <w:sz w:val="24"/>
+          <w:szCs w:val="24"/>
+          <w:lang w:val="sv-SE"/>
+        </w:rPr>
+        <w:t>Manajemen Stok dan Inventori</w:t>
+      </w:r>
+    </w:p>
+    <w:p>
+      <w:pPr>
+        <w:spacing w:after="0"/>
+        <w:jc w:val="both"/>
+        <w:rPr>
+          <w:rFonts w:ascii="Times New Roman" w:eastAsia="Times New Roman" w:hAnsi="Times New Roman" w:cs="Times New Roman"/>
+          <w:kern w:val="0"/>
+          <w:sz w:val="24"/>
+          <w:szCs w:val="24"/>
+          <w:lang w:val="sv-SE"/>
+          <w14:ligatures w14:val="none"/>
+        </w:rPr>
+      </w:pPr>
+      <w:r>
+        <w:rPr>
+          <w:rFonts w:ascii="Times New Roman" w:eastAsia="Times New Roman" w:hAnsi="Times New Roman" w:cs="Times New Roman"/>
+          <w:kern w:val="0"/>
+          <w:sz w:val="24"/>
+          <w:szCs w:val="24"/>
+          <w:lang w:val="sv-SE"/>
+          <w14:ligatures w14:val="none"/>
+        </w:rPr>
+        <w:t>Manajemen stok atau inventori adalah proses pengelolaan persediaan barang yang mencakup pencatatan jumlah barang masuk dan keluar, pemantauan tingkat stok minimal, serta pemberian peringatan dini ketika stok mencapai ambang batas tertentu. Manajemen inventori yang efektif berkontribusi langsung pada efisiensi operasional bisnis dengan mengurangi risiko kehabisan stok maupun penumpukan barang berlebih (Septiani dan Candwian, 2025:1).</w:t>
+      </w:r>
+    </w:p>
+    <w:p>
+      <w:pPr>
+        <w:spacing w:after="0"/>
+        <w:ind w:firstLine="0"/>
+        <w:rPr>
+          <w:rFonts w:ascii="Times New Roman" w:eastAsia="Times New Roman" w:hAnsi="Times New Roman" w:cs="Times New Roman"/>
+          <w:kern w:val="0"/>
+          <w:sz w:val="24"/>
+          <w:szCs w:val="24"/>
+          <w:lang w:val="sv-SE"/>
+          <w14:ligatures w14:val="none"/>
+        </w:rPr>
+      </w:pPr>
+    </w:p>
+    <w:p>
+      <w:pPr>
+        <w:spacing w:after="0"/>
+        <w:ind w:firstLine="0"/>
+        <w:jc w:val="both"/>
+        <w:rPr>
+          <w:rFonts w:ascii="Times New Roman" w:eastAsia="Times New Roman" w:hAnsi="Times New Roman" w:cs="Times New Roman"/>
+          <w:kern w:val="0"/>
+          <w:sz w:val="24"/>
+          <w:szCs w:val="24"/>
+          <w:lang w:val="sv-SE"/>
+          <w14:ligatures w14:val="none"/>
+        </w:rPr>
+      </w:pPr>
+      <w:r>
+        <w:rPr>
+          <w:rFonts w:ascii="Times New Roman" w:eastAsia="Times New Roman" w:hAnsi="Times New Roman" w:cs="Times New Roman"/>
+          <w:kern w:val="0"/>
+          <w:sz w:val="24"/>
+          <w:szCs w:val="24"/>
+          <w:lang w:val="sv-SE"/>
+          <w14:ligatures w14:val="none"/>
+        </w:rPr>
+        <w:t xml:space="preserve">Hasil penelitian Septiani dan Candwian (2025:4) yang membangun aplikasi POS mobile berbasis Flutter dengan fitur manajemen stok terintegrasi pada UMKM menunjukkan bahwa aplikasi tersebut mampu mengurangi kesalahan pencatatan, mempercepat proses transaksi, serta meningkatkan akurasi dan efisiensi dalam pengelolaan stok. Stok bahan baku berkurang secara otomatis setiap kali transaksi terjadi sehingga pemilik tidak perlu melakukan pembaruan stok secara manual. Prinsip inilah yang diterapkan dalam sistem kasir </w:t>
+      </w:r>
+      <w:r>
+        <w:rPr>
+          <w:rFonts w:ascii="Times New Roman" w:eastAsia="Times New Roman" w:hAnsi="Times New Roman" w:cs="Times New Roman"/>
+          <w:kern w:val="0"/>
+          <w:sz w:val="24"/>
+          <w:szCs w:val="24"/>
+          <w:lang w:val="sv-SE"/>
+          <w14:ligatures w14:val="none"/>
+        </w:rPr>
+        <w:lastRenderedPageBreak/>
+        <w:t>digital warung toserba ini melalui pencatatan pergerakan stok otomatis pada tabel stock_movements setiap kali proses checkout dilakukan.</w:t>
+      </w:r>
+    </w:p>
+    <w:p>
+      <w:pPr>
+        <w:pStyle w:val="ListParagraph"/>
+        <w:numPr>
+          <w:ilvl w:val="2"/>
+          <w:numId w:val="17"/>
+        </w:numPr>
+        <w:spacing w:before="360"/>
+        <w:rPr>
+          <w:rFonts w:ascii="Times New Roman" w:eastAsia="Times New Roman" w:hAnsi="Times New Roman" w:cs="Times New Roman"/>
+          <w:b/>
+          <w:bCs/>
+          <w:sz w:val="24"/>
+          <w:szCs w:val="24"/>
+          <w:lang w:val="sv-SE"/>
+        </w:rPr>
+      </w:pPr>
+      <w:r>
+        <w:rPr>
+          <w:rFonts w:ascii="Times New Roman" w:eastAsia="Times New Roman" w:hAnsi="Times New Roman" w:cs="Times New Roman"/>
+          <w:b/>
+          <w:bCs/>
+          <w:sz w:val="24"/>
+          <w:szCs w:val="24"/>
+          <w:lang w:val="sv-SE"/>
+        </w:rPr>
+        <w:t>Sistem Pencatatan BON (Piutang)</w:t>
+      </w:r>
+    </w:p>
+    <w:p>
+      <w:pPr>
+        <w:spacing w:after="0"/>
+        <w:ind w:firstLine="0"/>
+        <w:jc w:val="both"/>
+        <w:rPr>
+          <w:rFonts w:ascii="Times New Roman" w:eastAsia="Times New Roman" w:hAnsi="Times New Roman" w:cs="Times New Roman"/>
+          <w:kern w:val="0"/>
+          <w:sz w:val="24"/>
+          <w:szCs w:val="24"/>
+          <w:lang w:val="sv-SE"/>
+          <w14:ligatures w14:val="none"/>
+        </w:rPr>
+      </w:pPr>
+      <w:r>
+        <w:rPr>
+          <w:rFonts w:ascii="Times New Roman" w:eastAsia="Times New Roman" w:hAnsi="Times New Roman" w:cs="Times New Roman"/>
+          <w:kern w:val="0"/>
+          <w:sz w:val="24"/>
+          <w:szCs w:val="24"/>
+          <w:lang w:val="sv-SE"/>
+          <w14:ligatures w14:val="none"/>
+        </w:rPr>
+        <w:t>BON atau piutang dalam konteks usaha warung adalah mekanisme pembayaran di mana pelanggan mengambil barang terlebih dahulu dan membayarnya di kemudian hari. Pengelolaan piutang yang tidak terstruktur merupakan salah satu masalah umum yang dihadapi pemilik usaha kecil dan dapat berdampak negatif pada arus kas bisnis. Penjualan secara kredit memang lebih banyak diminati pembeli, namun di sisi lain meningkatkan risiko piutang tidak tertagih jika tidak dicatat dengan baik (Ratnasari dkk., 2023:30).</w:t>
+      </w:r>
+    </w:p>
+    <w:p>
+      <w:pPr>
+        <w:spacing w:after="0"/>
+        <w:ind w:firstLine="0"/>
+        <w:rPr>
+          <w:rFonts w:ascii="Times New Roman" w:eastAsia="Times New Roman" w:hAnsi="Times New Roman" w:cs="Times New Roman"/>
+          <w:kern w:val="0"/>
+          <w:sz w:val="24"/>
+          <w:szCs w:val="24"/>
+          <w:lang w:val="sv-SE"/>
+          <w14:ligatures w14:val="none"/>
+        </w:rPr>
+      </w:pPr>
+    </w:p>
+    <w:p>
+      <w:pPr>
+        <w:spacing w:after="0"/>
+        <w:ind w:firstLine="0"/>
+        <w:jc w:val="both"/>
+        <w:rPr>
+          <w:rFonts w:ascii="Times New Roman" w:eastAsia="Times New Roman" w:hAnsi="Times New Roman" w:cs="Times New Roman"/>
+          <w:kern w:val="0"/>
+          <w:sz w:val="24"/>
+          <w:szCs w:val="24"/>
+          <w:lang w:val="sv-SE"/>
+          <w14:ligatures w14:val="none"/>
+        </w:rPr>
+      </w:pPr>
+      <w:r>
+        <w:rPr>
+          <w:rFonts w:ascii="Times New Roman" w:eastAsia="Times New Roman" w:hAnsi="Times New Roman" w:cs="Times New Roman"/>
+          <w:kern w:val="0"/>
+          <w:sz w:val="24"/>
+          <w:szCs w:val="24"/>
+          <w:lang w:val="sv-SE"/>
+          <w14:ligatures w14:val="none"/>
+        </w:rPr>
+        <w:t>Penerapan sistem informasi akuntansi dalam pengelolaan penjualan kredit dapat menghindarkan terjadinya piutang yang tidak tertagih karena seluruh transaksi kredit tersimpan secara sistematis beserta informasi pelanggan, nominal utang, dan riwayat pembayaran cicilan. Menurut Ratnasari dkk. (2023:33), digitalisasi pencatatan piutang memberikan kemudahan bagi pemilik usaha dalam mengontrol dan menagih piutang secara tepat waktu. Sistem kasir digital ini mengimplementasikan pencatatan BON secara otomatis melalui tabel debts dan debt_payments yang terhubung langsung dengan data pelanggan dan transaksi.</w:t>
+      </w:r>
+    </w:p>
+    <w:p>
+      <w:pPr>
+        <w:pStyle w:val="ListParagraph"/>
+        <w:numPr>
+          <w:ilvl w:val="2"/>
+          <w:numId w:val="17"/>
+        </w:numPr>
+        <w:spacing w:before="360"/>
+        <w:rPr>
+          <w:rFonts w:ascii="Times New Roman" w:eastAsia="Times New Roman" w:hAnsi="Times New Roman" w:cs="Times New Roman"/>
+          <w:b/>
+          <w:bCs/>
+          <w:sz w:val="24"/>
+          <w:szCs w:val="24"/>
+          <w:lang w:val="sv-SE"/>
+        </w:rPr>
+      </w:pPr>
+      <w:r>
+        <w:rPr>
+          <w:rFonts w:ascii="Times New Roman" w:eastAsia="Times New Roman" w:hAnsi="Times New Roman" w:cs="Times New Roman"/>
+          <w:b/>
+          <w:bCs/>
+          <w:sz w:val="24"/>
+          <w:szCs w:val="24"/>
+          <w:lang w:val="sv-SE"/>
+        </w:rPr>
+        <w:t>Autentikasi Pengguna</w:t>
+      </w:r>
+    </w:p>
+    <w:p>
+      <w:pPr>
+        <w:spacing w:after="0"/>
+        <w:jc w:val="both"/>
+        <w:rPr>
+          <w:rFonts w:ascii="Times New Roman" w:eastAsia="Times New Roman" w:hAnsi="Times New Roman" w:cs="Times New Roman"/>
+          <w:kern w:val="0"/>
+          <w:sz w:val="24"/>
+          <w:szCs w:val="24"/>
+          <w:lang w:val="sv-SE"/>
+          <w14:ligatures w14:val="none"/>
+        </w:rPr>
+      </w:pPr>
+      <w:r>
+        <w:rPr>
+          <w:rFonts w:ascii="Times New Roman" w:eastAsia="Times New Roman" w:hAnsi="Times New Roman" w:cs="Times New Roman"/>
+          <w:kern w:val="0"/>
+          <w:sz w:val="24"/>
+          <w:szCs w:val="24"/>
+          <w:lang w:val="sv-SE"/>
+          <w14:ligatures w14:val="none"/>
+        </w:rPr>
+        <w:t>Autentikasi adalah proses verifikasi identitas pengguna sebelum memberikan akses ke sistem atau sumber daya tertentu. Dalam aplikasi berbasis cloud seperti sistem kasir digital ini, autentikasi menjadi komponen yang sangat kritis karena data setiap pemilik warung harus terlindungi dari akses pihak yang tidak berwenang (Supabase Documentation, 2024).</w:t>
+      </w:r>
+    </w:p>
+    <w:p>
+      <w:pPr>
+        <w:spacing w:after="0"/>
+        <w:ind w:firstLine="0"/>
+        <w:rPr>
+          <w:rFonts w:ascii="Times New Roman" w:eastAsia="Times New Roman" w:hAnsi="Times New Roman" w:cs="Times New Roman"/>
+          <w:kern w:val="0"/>
+          <w:sz w:val="24"/>
+          <w:szCs w:val="24"/>
+          <w:lang w:val="sv-SE"/>
+          <w14:ligatures w14:val="none"/>
+        </w:rPr>
+      </w:pPr>
+    </w:p>
+    <w:p>
+      <w:pPr>
+        <w:spacing w:after="0"/>
+        <w:ind w:firstLine="0"/>
+        <w:jc w:val="both"/>
+        <w:rPr>
+          <w:rFonts w:ascii="Times New Roman" w:eastAsia="Times New Roman" w:hAnsi="Times New Roman" w:cs="Times New Roman"/>
+          <w:kern w:val="0"/>
+          <w:sz w:val="24"/>
+          <w:szCs w:val="24"/>
+          <w:lang w:val="sv-SE"/>
+          <w14:ligatures w14:val="none"/>
+        </w:rPr>
+      </w:pPr>
+      <w:r>
+        <w:rPr>
+          <w:rFonts w:ascii="Times New Roman" w:eastAsia="Times New Roman" w:hAnsi="Times New Roman" w:cs="Times New Roman"/>
+          <w:kern w:val="0"/>
+          <w:sz w:val="24"/>
+          <w:szCs w:val="24"/>
+          <w:lang w:val="sv-SE"/>
+          <w14:ligatures w14:val="none"/>
+        </w:rPr>
+        <w:t xml:space="preserve">Supabase Auth menyediakan layanan autentikasi lengkap yang mencakup pendaftaran dengan email dan kata sandi, verifikasi email, login menggunakan akun Google melalui protokol OAuth 2.0, pengelolaan token JWT (JSON Web Token), serta manajemen sesi pengguna. Token JWT yang diterbitkan Supabase Auth secara otomatis digunakan oleh SDK klien untuk mengidentifikasi pengguna pada setiap permintaan ke basis data, yang kemudian </w:t>
+      </w:r>
+      <w:r>
+        <w:rPr>
+          <w:rFonts w:ascii="Times New Roman" w:eastAsia="Times New Roman" w:hAnsi="Times New Roman" w:cs="Times New Roman"/>
+          <w:kern w:val="0"/>
+          <w:sz w:val="24"/>
+          <w:szCs w:val="24"/>
+          <w:lang w:val="sv-SE"/>
+          <w14:ligatures w14:val="none"/>
+        </w:rPr>
+        <w:lastRenderedPageBreak/>
+        <w:t>divalidasi oleh kebijakan RLS untuk memastikan setiap pengguna hanya mengakses datanya sendiri (Supabase Documentation, 2024).</w:t>
+      </w:r>
+    </w:p>
+    <w:p>
+      <w:pPr>
+        <w:spacing w:after="0"/>
+        <w:ind w:firstLine="0"/>
+        <w:rPr>
+          <w:rFonts w:ascii="Times New Roman" w:eastAsia="Times New Roman" w:hAnsi="Times New Roman" w:cs="Times New Roman"/>
+          <w:kern w:val="0"/>
+          <w:sz w:val="24"/>
+          <w:szCs w:val="24"/>
+          <w:lang w:val="sv-SE"/>
+          <w14:ligatures w14:val="none"/>
+        </w:rPr>
+      </w:pPr>
+    </w:p>
+    <w:p>
+      <w:pPr>
+        <w:pStyle w:val="ListParagraph"/>
+        <w:numPr>
+          <w:ilvl w:val="0"/>
+          <w:numId w:val="16"/>
+        </w:numPr>
+        <w:spacing w:after="0"/>
+        <w:rPr>
+          <w:rFonts w:ascii="Times New Roman" w:eastAsia="Times New Roman" w:hAnsi="Times New Roman" w:cs="Times New Roman"/>
+          <w:b/>
+          <w:bCs/>
+          <w:kern w:val="0"/>
+          <w:sz w:val="24"/>
+          <w:szCs w:val="24"/>
+          <w:lang w:val="sv-SE"/>
+          <w14:ligatures w14:val="none"/>
+        </w:rPr>
+      </w:pPr>
+      <w:r>
+        <w:rPr>
+          <w:rFonts w:ascii="Times New Roman" w:eastAsia="Times New Roman" w:hAnsi="Times New Roman" w:cs="Times New Roman"/>
+          <w:b/>
+          <w:bCs/>
+          <w:kern w:val="0"/>
+          <w:sz w:val="24"/>
+          <w:szCs w:val="24"/>
+          <w:lang w:val="sv-SE"/>
+          <w14:ligatures w14:val="none"/>
+        </w:rPr>
+        <w:t xml:space="preserve"> </w:t>
+      </w:r>
+      <w:r>
+        <w:rPr>
+          <w:rFonts w:ascii="Times New Roman" w:eastAsia="Times New Roman" w:hAnsi="Times New Roman" w:cs="Times New Roman"/>
+          <w:b/>
+          <w:bCs/>
+          <w:kern w:val="0"/>
+          <w:sz w:val="24"/>
+          <w:szCs w:val="24"/>
+          <w:lang w:val="sv-SE"/>
+          <w14:ligatures w14:val="none"/>
+        </w:rPr>
+        <w:t>Literature Review</w:t>
+      </w:r>
+    </w:p>
+    <w:p>
+      <w:pPr>
+        <w:spacing w:after="0"/>
+        <w:jc w:val="both"/>
+        <w:rPr>
+          <w:rFonts w:ascii="Times New Roman" w:eastAsia="Times New Roman" w:hAnsi="Times New Roman" w:cs="Times New Roman"/>
+          <w:kern w:val="0"/>
+          <w:sz w:val="24"/>
+          <w:szCs w:val="24"/>
+          <w:lang w:val="sv-SE"/>
+          <w14:ligatures w14:val="none"/>
+        </w:rPr>
+      </w:pPr>
+      <w:r>
+        <w:rPr>
+          <w:rFonts w:ascii="Times New Roman" w:eastAsia="Times New Roman" w:hAnsi="Times New Roman" w:cs="Times New Roman"/>
+          <w:kern w:val="0"/>
+          <w:sz w:val="24"/>
+          <w:szCs w:val="24"/>
+          <w:lang w:val="sv-SE"/>
+          <w14:ligatures w14:val="none"/>
+        </w:rPr>
+        <w:t>Literature review dilakukan untuk mengetahui landasan awal penelitian dan sebagai pendukung kegiatan penelitian yang sedang dilakukan, sehingga dapat menghindari pengulangan penelitian yang sama dan dapat melakukan pengembangan ke tingkat yang lebih tinggi. Literature review dalam penelitian ini mengambil lima artikel yang terdiri dari dua jurnal internal (journal.global.ac.id), dua jurnal nasional terakreditasi, dan satu jurnal internasional, seluruhnya terbitan tiga tahun terakhir (2023-2025).</w:t>
+      </w:r>
+    </w:p>
+    <w:p>
+      <w:pPr>
+        <w:spacing w:after="0"/>
+        <w:ind w:firstLine="0"/>
+        <w:rPr>
+          <w:rFonts w:ascii="Times New Roman" w:eastAsia="Times New Roman" w:hAnsi="Times New Roman" w:cs="Times New Roman"/>
+          <w:kern w:val="0"/>
+          <w:sz w:val="24"/>
+          <w:szCs w:val="24"/>
+          <w:lang w:val="sv-SE"/>
+          <w14:ligatures w14:val="none"/>
+        </w:rPr>
+      </w:pPr>
+    </w:p>
+    <w:p>
+      <w:pPr>
+        <w:spacing w:after="0"/>
+        <w:ind w:firstLine="0"/>
+        <w:jc w:val="both"/>
+        <w:rPr>
+          <w:rFonts w:ascii="Times New Roman" w:eastAsia="Times New Roman" w:hAnsi="Times New Roman" w:cs="Times New Roman"/>
+          <w:kern w:val="0"/>
+          <w:sz w:val="24"/>
+          <w:szCs w:val="24"/>
+          <w:lang w:val="sv-SE"/>
+          <w14:ligatures w14:val="none"/>
+        </w:rPr>
+      </w:pPr>
+      <w:r>
+        <w:rPr>
+          <w:rFonts w:ascii="Times New Roman" w:eastAsia="Times New Roman" w:hAnsi="Times New Roman" w:cs="Times New Roman"/>
+          <w:kern w:val="0"/>
+          <w:sz w:val="24"/>
+          <w:szCs w:val="24"/>
+          <w:lang w:val="sv-SE"/>
+          <w14:ligatures w14:val="none"/>
+        </w:rPr>
+        <w:t>Berikut adalah hasil tinjauan pustaka yang relevan dengan penelitian ini:</w:t>
+      </w:r>
+    </w:p>
+    <w:p>
+      <w:pPr>
+        <w:pStyle w:val="ListParagraph"/>
+        <w:numPr>
+          <w:ilvl w:val="0"/>
+          <w:numId w:val="18"/>
+        </w:numPr>
+        <w:spacing w:after="0"/>
+        <w:jc w:val="both"/>
+        <w:rPr>
+          <w:rFonts w:ascii="Times New Roman" w:eastAsia="Times New Roman" w:hAnsi="Times New Roman" w:cs="Times New Roman"/>
+          <w:kern w:val="0"/>
+          <w:sz w:val="24"/>
+          <w:szCs w:val="24"/>
+          <w:lang w:val="sv-SE"/>
+          <w14:ligatures w14:val="none"/>
+        </w:rPr>
+      </w:pPr>
+      <w:proofErr w:type="spellStart"/>
+      <w:r>
+        <w:rPr>
+          <w:rFonts w:ascii="Times New Roman" w:eastAsia="Times New Roman" w:hAnsi="Times New Roman" w:cs="Times New Roman"/>
+          <w:b/>
+          <w:bCs/>
+          <w:kern w:val="0"/>
+          <w:sz w:val="24"/>
+          <w:szCs w:val="24"/>
+          <w:lang w:val="en-US"/>
+          <w14:ligatures w14:val="none"/>
+        </w:rPr>
+        <w:t>Fatich</w:t>
+      </w:r>
+      <w:proofErr w:type="spellEnd"/>
+      <w:r>
+        <w:rPr>
+          <w:rFonts w:ascii="Times New Roman" w:eastAsia="Times New Roman" w:hAnsi="Times New Roman" w:cs="Times New Roman"/>
+          <w:b/>
+          <w:bCs/>
+          <w:kern w:val="0"/>
+          <w:sz w:val="24"/>
+          <w:szCs w:val="24"/>
+          <w:lang w:val="en-US"/>
+          <w14:ligatures w14:val="none"/>
+        </w:rPr>
+        <w:t xml:space="preserve"> </w:t>
+      </w:r>
+      <w:proofErr w:type="spellStart"/>
+      <w:r>
+        <w:rPr>
+          <w:rFonts w:ascii="Times New Roman" w:eastAsia="Times New Roman" w:hAnsi="Times New Roman" w:cs="Times New Roman"/>
+          <w:b/>
+          <w:bCs/>
+          <w:kern w:val="0"/>
+          <w:sz w:val="24"/>
+          <w:szCs w:val="24"/>
+          <w:lang w:val="en-US"/>
+          <w14:ligatures w14:val="none"/>
+        </w:rPr>
+        <w:t>dkk</w:t>
+      </w:r>
+      <w:proofErr w:type="spellEnd"/>
+      <w:r>
+        <w:rPr>
+          <w:rFonts w:ascii="Times New Roman" w:eastAsia="Times New Roman" w:hAnsi="Times New Roman" w:cs="Times New Roman"/>
+          <w:b/>
+          <w:bCs/>
+          <w:kern w:val="0"/>
+          <w:sz w:val="24"/>
+          <w:szCs w:val="24"/>
+          <w:lang w:val="en-US"/>
+          <w14:ligatures w14:val="none"/>
+        </w:rPr>
+        <w:t>. (2023)</w:t>
+      </w:r>
+      <w:r>
+        <w:rPr>
+          <w:rFonts w:ascii="Times New Roman" w:eastAsia="Times New Roman" w:hAnsi="Times New Roman" w:cs="Times New Roman"/>
+          <w:kern w:val="0"/>
+          <w:sz w:val="24"/>
+          <w:szCs w:val="24"/>
+          <w:lang w:val="en-US"/>
+          <w14:ligatures w14:val="none"/>
+        </w:rPr>
+        <w:t xml:space="preserve"> </w:t>
+      </w:r>
+      <w:proofErr w:type="spellStart"/>
+      <w:r>
+        <w:rPr>
+          <w:rFonts w:ascii="Times New Roman" w:eastAsia="Times New Roman" w:hAnsi="Times New Roman" w:cs="Times New Roman"/>
+          <w:kern w:val="0"/>
+          <w:sz w:val="24"/>
+          <w:szCs w:val="24"/>
+          <w:lang w:val="en-US"/>
+          <w14:ligatures w14:val="none"/>
+        </w:rPr>
+        <w:t>dalam</w:t>
+      </w:r>
+      <w:proofErr w:type="spellEnd"/>
+      <w:r>
+        <w:rPr>
+          <w:rFonts w:ascii="Times New Roman" w:eastAsia="Times New Roman" w:hAnsi="Times New Roman" w:cs="Times New Roman"/>
+          <w:kern w:val="0"/>
+          <w:sz w:val="24"/>
+          <w:szCs w:val="24"/>
+          <w:lang w:val="en-US"/>
+          <w14:ligatures w14:val="none"/>
+        </w:rPr>
+        <w:t xml:space="preserve"> </w:t>
+      </w:r>
+      <w:proofErr w:type="spellStart"/>
+      <w:r>
+        <w:rPr>
+          <w:rFonts w:ascii="Times New Roman" w:eastAsia="Times New Roman" w:hAnsi="Times New Roman" w:cs="Times New Roman"/>
+          <w:kern w:val="0"/>
+          <w:sz w:val="24"/>
+          <w:szCs w:val="24"/>
+          <w:lang w:val="en-US"/>
+          <w14:ligatures w14:val="none"/>
+        </w:rPr>
+        <w:t>jurnal</w:t>
+      </w:r>
+      <w:proofErr w:type="spellEnd"/>
+      <w:r>
+        <w:rPr>
+          <w:rFonts w:ascii="Times New Roman" w:eastAsia="Times New Roman" w:hAnsi="Times New Roman" w:cs="Times New Roman"/>
+          <w:kern w:val="0"/>
+          <w:sz w:val="24"/>
+          <w:szCs w:val="24"/>
+          <w:lang w:val="en-US"/>
+          <w14:ligatures w14:val="none"/>
+        </w:rPr>
+        <w:t xml:space="preserve"> </w:t>
+      </w:r>
+      <w:proofErr w:type="spellStart"/>
+      <w:r>
+        <w:rPr>
+          <w:rFonts w:ascii="Times New Roman" w:eastAsia="Times New Roman" w:hAnsi="Times New Roman" w:cs="Times New Roman"/>
+          <w:kern w:val="0"/>
+          <w:sz w:val="24"/>
+          <w:szCs w:val="24"/>
+          <w:lang w:val="en-US"/>
+          <w14:ligatures w14:val="none"/>
+        </w:rPr>
+        <w:t>berjudul</w:t>
+      </w:r>
+      <w:proofErr w:type="spellEnd"/>
+      <w:r>
+        <w:rPr>
+          <w:rFonts w:ascii="Times New Roman" w:eastAsia="Times New Roman" w:hAnsi="Times New Roman" w:cs="Times New Roman"/>
+          <w:kern w:val="0"/>
+          <w:sz w:val="24"/>
+          <w:szCs w:val="24"/>
+          <w:lang w:val="en-US"/>
+          <w14:ligatures w14:val="none"/>
+        </w:rPr>
+        <w:t xml:space="preserve"> "</w:t>
+      </w:r>
+      <w:proofErr w:type="spellStart"/>
+      <w:r>
+        <w:rPr>
+          <w:rFonts w:ascii="Times New Roman" w:eastAsia="Times New Roman" w:hAnsi="Times New Roman" w:cs="Times New Roman"/>
+          <w:kern w:val="0"/>
+          <w:sz w:val="24"/>
+          <w:szCs w:val="24"/>
+          <w:lang w:val="en-US"/>
+          <w14:ligatures w14:val="none"/>
+        </w:rPr>
+        <w:t>Perancangan</w:t>
+      </w:r>
+      <w:proofErr w:type="spellEnd"/>
+      <w:r>
+        <w:rPr>
+          <w:rFonts w:ascii="Times New Roman" w:eastAsia="Times New Roman" w:hAnsi="Times New Roman" w:cs="Times New Roman"/>
+          <w:kern w:val="0"/>
+          <w:sz w:val="24"/>
+          <w:szCs w:val="24"/>
+          <w:lang w:val="en-US"/>
+          <w14:ligatures w14:val="none"/>
+        </w:rPr>
+        <w:t xml:space="preserve"> </w:t>
+      </w:r>
+      <w:proofErr w:type="spellStart"/>
+      <w:r>
+        <w:rPr>
+          <w:rFonts w:ascii="Times New Roman" w:eastAsia="Times New Roman" w:hAnsi="Times New Roman" w:cs="Times New Roman"/>
+          <w:kern w:val="0"/>
+          <w:sz w:val="24"/>
+          <w:szCs w:val="24"/>
+          <w:lang w:val="en-US"/>
+          <w14:ligatures w14:val="none"/>
+        </w:rPr>
+        <w:t>Sistem</w:t>
+      </w:r>
+      <w:proofErr w:type="spellEnd"/>
+      <w:r>
+        <w:rPr>
+          <w:rFonts w:ascii="Times New Roman" w:eastAsia="Times New Roman" w:hAnsi="Times New Roman" w:cs="Times New Roman"/>
+          <w:kern w:val="0"/>
+          <w:sz w:val="24"/>
+          <w:szCs w:val="24"/>
+          <w:lang w:val="en-US"/>
+          <w14:ligatures w14:val="none"/>
+        </w:rPr>
+        <w:t xml:space="preserve"> </w:t>
+      </w:r>
+      <w:proofErr w:type="spellStart"/>
+      <w:r>
+        <w:rPr>
+          <w:rFonts w:ascii="Times New Roman" w:eastAsia="Times New Roman" w:hAnsi="Times New Roman" w:cs="Times New Roman"/>
+          <w:kern w:val="0"/>
+          <w:sz w:val="24"/>
+          <w:szCs w:val="24"/>
+          <w:lang w:val="en-US"/>
+          <w14:ligatures w14:val="none"/>
+        </w:rPr>
+        <w:t>Informasi</w:t>
+      </w:r>
+      <w:proofErr w:type="spellEnd"/>
+      <w:r>
+        <w:rPr>
+          <w:rFonts w:ascii="Times New Roman" w:eastAsia="Times New Roman" w:hAnsi="Times New Roman" w:cs="Times New Roman"/>
+          <w:kern w:val="0"/>
+          <w:sz w:val="24"/>
+          <w:szCs w:val="24"/>
+          <w:lang w:val="en-US"/>
+          <w14:ligatures w14:val="none"/>
+        </w:rPr>
+        <w:t xml:space="preserve"> Kasir Toko Retail </w:t>
+      </w:r>
+      <w:proofErr w:type="spellStart"/>
+      <w:r>
+        <w:rPr>
+          <w:rFonts w:ascii="Times New Roman" w:eastAsia="Times New Roman" w:hAnsi="Times New Roman" w:cs="Times New Roman"/>
+          <w:kern w:val="0"/>
+          <w:sz w:val="24"/>
+          <w:szCs w:val="24"/>
+          <w:lang w:val="en-US"/>
+          <w14:ligatures w14:val="none"/>
+        </w:rPr>
+        <w:t>Berbasis</w:t>
+      </w:r>
+      <w:proofErr w:type="spellEnd"/>
+      <w:r>
+        <w:rPr>
+          <w:rFonts w:ascii="Times New Roman" w:eastAsia="Times New Roman" w:hAnsi="Times New Roman" w:cs="Times New Roman"/>
+          <w:kern w:val="0"/>
+          <w:sz w:val="24"/>
+          <w:szCs w:val="24"/>
+          <w:lang w:val="en-US"/>
+          <w14:ligatures w14:val="none"/>
+        </w:rPr>
+        <w:t xml:space="preserve"> Web </w:t>
+      </w:r>
+      <w:proofErr w:type="spellStart"/>
+      <w:r>
+        <w:rPr>
+          <w:rFonts w:ascii="Times New Roman" w:eastAsia="Times New Roman" w:hAnsi="Times New Roman" w:cs="Times New Roman"/>
+          <w:kern w:val="0"/>
+          <w:sz w:val="24"/>
+          <w:szCs w:val="24"/>
+          <w:lang w:val="en-US"/>
+          <w14:ligatures w14:val="none"/>
+        </w:rPr>
+        <w:t>Menggunakan</w:t>
+      </w:r>
+      <w:proofErr w:type="spellEnd"/>
+      <w:r>
+        <w:rPr>
+          <w:rFonts w:ascii="Times New Roman" w:eastAsia="Times New Roman" w:hAnsi="Times New Roman" w:cs="Times New Roman"/>
+          <w:kern w:val="0"/>
+          <w:sz w:val="24"/>
+          <w:szCs w:val="24"/>
+          <w:lang w:val="en-US"/>
+          <w14:ligatures w14:val="none"/>
+        </w:rPr>
+        <w:t xml:space="preserve"> Metode POS (Point of Sales)" yang </w:t>
+      </w:r>
+      <w:proofErr w:type="spellStart"/>
+      <w:r>
+        <w:rPr>
+          <w:rFonts w:ascii="Times New Roman" w:eastAsia="Times New Roman" w:hAnsi="Times New Roman" w:cs="Times New Roman"/>
+          <w:kern w:val="0"/>
+          <w:sz w:val="24"/>
+          <w:szCs w:val="24"/>
+          <w:lang w:val="en-US"/>
+          <w14:ligatures w14:val="none"/>
+        </w:rPr>
+        <w:t>diterbitkan</w:t>
+      </w:r>
+      <w:proofErr w:type="spellEnd"/>
+      <w:r>
+        <w:rPr>
+          <w:rFonts w:ascii="Times New Roman" w:eastAsia="Times New Roman" w:hAnsi="Times New Roman" w:cs="Times New Roman"/>
+          <w:kern w:val="0"/>
+          <w:sz w:val="24"/>
+          <w:szCs w:val="24"/>
+          <w:lang w:val="en-US"/>
+          <w14:ligatures w14:val="none"/>
+        </w:rPr>
+        <w:t xml:space="preserve"> pada JASATEC: Journal of Students Automotive, Electronic and Computer, Vol. 3, No. 1, 2023, </w:t>
+      </w:r>
+      <w:proofErr w:type="spellStart"/>
+      <w:r>
+        <w:rPr>
+          <w:rFonts w:ascii="Times New Roman" w:eastAsia="Times New Roman" w:hAnsi="Times New Roman" w:cs="Times New Roman"/>
+          <w:kern w:val="0"/>
+          <w:sz w:val="24"/>
+          <w:szCs w:val="24"/>
+          <w:lang w:val="en-US"/>
+          <w14:ligatures w14:val="none"/>
+        </w:rPr>
+        <w:t>halaman</w:t>
+      </w:r>
+      <w:proofErr w:type="spellEnd"/>
+      <w:r>
+        <w:rPr>
+          <w:rFonts w:ascii="Times New Roman" w:eastAsia="Times New Roman" w:hAnsi="Times New Roman" w:cs="Times New Roman"/>
+          <w:kern w:val="0"/>
+          <w:sz w:val="24"/>
+          <w:szCs w:val="24"/>
+          <w:lang w:val="en-US"/>
+          <w14:ligatures w14:val="none"/>
+        </w:rPr>
+        <w:t xml:space="preserve"> 27-36. </w:t>
+      </w:r>
+      <w:r>
+        <w:rPr>
+          <w:rFonts w:ascii="Times New Roman" w:eastAsia="Times New Roman" w:hAnsi="Times New Roman" w:cs="Times New Roman"/>
+          <w:kern w:val="0"/>
+          <w:sz w:val="24"/>
+          <w:szCs w:val="24"/>
+          <w:lang w:val="sv-SE"/>
+          <w14:ligatures w14:val="none"/>
+        </w:rPr>
+        <w:t>Penelitian ini merancang sistem informasi kasir berbasis web untuk toko retail menggunakan metode POS. Hasil penelitian menunjukkan bahwa sistem kasir yang dikembangkan mampu mencatat transaksi secara valid dan efisien, meminimalkan kesalahan pencatatan manual, serta mempercepat proses pelayanan pelanggan. Persamaan dengan penelitian ini adalah sama-sama membangun sistem kasir berbasis metode POS untuk usaha skala kecil. Perbedaannya adalah penelitian Fatich dkk. menggunakan platform web, sedangkan penelitian ini membangun aplikasi mobile berbasis Flutter dengan tambahan fitur manajemen BON dan backend cloud Supabase PostgreSQL.</w:t>
+      </w:r>
+    </w:p>
+    <w:p>
+      <w:pPr>
+        <w:spacing w:after="0"/>
+        <w:ind w:firstLine="0"/>
+        <w:rPr>
+          <w:rFonts w:ascii="Times New Roman" w:eastAsia="Times New Roman" w:hAnsi="Times New Roman" w:cs="Times New Roman"/>
+          <w:kern w:val="0"/>
+          <w:sz w:val="24"/>
+          <w:szCs w:val="24"/>
+          <w:lang w:val="sv-SE"/>
+          <w14:ligatures w14:val="none"/>
+        </w:rPr>
+      </w:pPr>
+    </w:p>
+    <w:p>
+      <w:pPr>
+        <w:pStyle w:val="ListParagraph"/>
+        <w:numPr>
+          <w:ilvl w:val="0"/>
+          <w:numId w:val="18"/>
+        </w:numPr>
+        <w:spacing w:after="0"/>
+        <w:jc w:val="both"/>
+        <w:rPr>
+          <w:rFonts w:ascii="Times New Roman" w:eastAsia="Times New Roman" w:hAnsi="Times New Roman" w:cs="Times New Roman"/>
+          <w:kern w:val="0"/>
+          <w:sz w:val="24"/>
+          <w:szCs w:val="24"/>
+          <w:lang w:val="sv-SE"/>
+          <w14:ligatures w14:val="none"/>
+        </w:rPr>
+      </w:pPr>
+      <w:r>
+        <w:rPr>
+          <w:rFonts w:ascii="Times New Roman" w:eastAsia="Times New Roman" w:hAnsi="Times New Roman" w:cs="Times New Roman"/>
+          <w:b/>
+          <w:bCs/>
+          <w:kern w:val="0"/>
+          <w:sz w:val="24"/>
+          <w:szCs w:val="24"/>
+          <w:lang w:val="sv-SE"/>
+          <w14:ligatures w14:val="none"/>
+        </w:rPr>
+        <w:t>Salsabil dkk. (2024)</w:t>
+      </w:r>
+      <w:r>
+        <w:rPr>
+          <w:rFonts w:ascii="Times New Roman" w:eastAsia="Times New Roman" w:hAnsi="Times New Roman" w:cs="Times New Roman"/>
+          <w:kern w:val="0"/>
+          <w:sz w:val="24"/>
+          <w:szCs w:val="24"/>
+          <w:lang w:val="sv-SE"/>
+          <w14:ligatures w14:val="none"/>
+        </w:rPr>
+        <w:t xml:space="preserve"> dalam jurnal berjudul "Rancang Bangun Aplikasi Point of Sales pada Rumah Makan Harapan Bundo Berbasis Android" yang diterbitkan pada JRIS: Jurnal Rekayasa Informasi Swadharma, Vol. 4, No. 1, 2024. Penelitian ini merancang dan membangun aplikasi Point of Sale berbasis Android menggunakan framework Flutter dengan metode pengembangan iterative waterfall untuk rumah makan. </w:t>
+      </w:r>
+      <w:r>
+        <w:rPr>
+          <w:rFonts w:ascii="Times New Roman" w:eastAsia="Times New Roman" w:hAnsi="Times New Roman" w:cs="Times New Roman"/>
+          <w:kern w:val="0"/>
+          <w:sz w:val="24"/>
+          <w:szCs w:val="24"/>
+          <w:lang w:val="sv-SE"/>
+          <w14:ligatures w14:val="none"/>
+        </w:rPr>
+        <w:t xml:space="preserve">Hasil penelitian menunjukkan aplikasi dapat menampilkan laporan transaksi penjualan, menghitung stok, mencetak struk transaksi, dan mengekspor catatan penjualan dalam format Excel. Persamaan dengan penelitian ini adalah sama-sama menggunakan Flutter sebagai framework pengembangan aplikasi POS mobile. Perbedaannya </w:t>
+      </w:r>
+      <w:r>
+        <w:rPr>
+          <w:rFonts w:ascii="Times New Roman" w:eastAsia="Times New Roman" w:hAnsi="Times New Roman" w:cs="Times New Roman"/>
+          <w:kern w:val="0"/>
+          <w:sz w:val="24"/>
+          <w:szCs w:val="24"/>
+          <w:lang w:val="sv-SE"/>
+          <w14:ligatures w14:val="none"/>
+        </w:rPr>
+        <w:lastRenderedPageBreak/>
+        <w:t>adalah penelitian ini menambahkan fitur pencatatan BON/piutang, manajemen pelanggan, dan backend berbasis cloud Supabase dengan keamanan RLS.</w:t>
+      </w:r>
+    </w:p>
+    <w:p>
+      <w:pPr>
+        <w:spacing w:after="0"/>
+        <w:ind w:firstLine="0"/>
+        <w:rPr>
+          <w:rFonts w:ascii="Times New Roman" w:eastAsia="Times New Roman" w:hAnsi="Times New Roman" w:cs="Times New Roman"/>
+          <w:kern w:val="0"/>
+          <w:sz w:val="24"/>
+          <w:szCs w:val="24"/>
+          <w:lang w:val="sv-SE"/>
+          <w14:ligatures w14:val="none"/>
+        </w:rPr>
+      </w:pPr>
+    </w:p>
+    <w:p>
+      <w:pPr>
+        <w:pStyle w:val="ListParagraph"/>
+        <w:numPr>
+          <w:ilvl w:val="0"/>
+          <w:numId w:val="18"/>
+        </w:numPr>
+        <w:spacing w:after="0"/>
+        <w:jc w:val="both"/>
+        <w:rPr>
+          <w:rFonts w:ascii="Times New Roman" w:eastAsia="Times New Roman" w:hAnsi="Times New Roman" w:cs="Times New Roman"/>
+          <w:kern w:val="0"/>
+          <w:sz w:val="24"/>
+          <w:szCs w:val="24"/>
+          <w:lang w:val="sv-SE"/>
+          <w14:ligatures w14:val="none"/>
+        </w:rPr>
+      </w:pPr>
+      <w:r>
+        <w:rPr>
+          <w:rFonts w:ascii="Times New Roman" w:eastAsia="Times New Roman" w:hAnsi="Times New Roman" w:cs="Times New Roman"/>
+          <w:b/>
+          <w:bCs/>
+          <w:kern w:val="0"/>
+          <w:sz w:val="24"/>
+          <w:szCs w:val="24"/>
+          <w:lang w:val="sv-SE"/>
+          <w14:ligatures w14:val="none"/>
+        </w:rPr>
+        <w:t>Sumarto (2023)</w:t>
+      </w:r>
+      <w:r>
+        <w:rPr>
+          <w:rFonts w:ascii="Times New Roman" w:eastAsia="Times New Roman" w:hAnsi="Times New Roman" w:cs="Times New Roman"/>
+          <w:kern w:val="0"/>
+          <w:sz w:val="24"/>
+          <w:szCs w:val="24"/>
+          <w:lang w:val="sv-SE"/>
+          <w14:ligatures w14:val="none"/>
+        </w:rPr>
+        <w:t xml:space="preserve"> dalam jurnal berjudul "Analisis dan Perancangan Aplikasi Point of Sale (POS) untuk Usaha Mikro, Kecil, dan Menengah (UMKM) dengan Metode Rapid Application Development (RAD)" yang diterbitkan pada Jurnal Studi Komunikasi dan Media, Vol. 27, No. 1, 2023, halaman 17-34, DOI: 10.17933/jskm.2023.5115. Penelitian ini menganalisis dan merancang aplikasi POS untuk UMKM menggunakan metode RAD. Hasilnya mengidentifikasi komponen-komponen utama sistem POS yang dibutuhkan UMKM meliputi modul kasir, manajemen produk, inventori, laporan, dan manajemen pelanggan. Persamaan dengan penelitian ini adalah sama-sama merancang sistem POS untuk segmen UMKM. Perbedaannya adalah penelitian Sumarto berfokus pada analisis kebutuhan dengan metode RAD, sedangkan penelitian ini mengimplementasikan secara penuh berbasis mobile Flutter dengan fitur tambahan BON dan cloud backend Supabase.</w:t>
+      </w:r>
+    </w:p>
+    <w:p>
+      <w:pPr>
+        <w:spacing w:after="0"/>
+        <w:ind w:firstLine="0"/>
+        <w:rPr>
+          <w:rFonts w:ascii="Times New Roman" w:eastAsia="Times New Roman" w:hAnsi="Times New Roman" w:cs="Times New Roman"/>
+          <w:kern w:val="0"/>
+          <w:sz w:val="24"/>
+          <w:szCs w:val="24"/>
+          <w:lang w:val="sv-SE"/>
+          <w14:ligatures w14:val="none"/>
+        </w:rPr>
+      </w:pPr>
+    </w:p>
+    <w:p>
+      <w:pPr>
+        <w:pStyle w:val="ListParagraph"/>
+        <w:numPr>
+          <w:ilvl w:val="0"/>
+          <w:numId w:val="18"/>
+        </w:numPr>
+        <w:spacing w:after="0"/>
+        <w:jc w:val="both"/>
+        <w:rPr>
+          <w:rFonts w:ascii="Times New Roman" w:eastAsia="Times New Roman" w:hAnsi="Times New Roman" w:cs="Times New Roman"/>
+          <w:kern w:val="0"/>
+          <w:sz w:val="24"/>
+          <w:szCs w:val="24"/>
+          <w:lang w:val="sv-SE"/>
+          <w14:ligatures w14:val="none"/>
+        </w:rPr>
+      </w:pPr>
+      <w:r>
+        <w:rPr>
+          <w:rFonts w:ascii="Times New Roman" w:eastAsia="Times New Roman" w:hAnsi="Times New Roman" w:cs="Times New Roman"/>
+          <w:b/>
+          <w:bCs/>
+          <w:kern w:val="0"/>
+          <w:sz w:val="24"/>
+          <w:szCs w:val="24"/>
+          <w:lang w:val="sv-SE"/>
+          <w14:ligatures w14:val="none"/>
+        </w:rPr>
+        <w:t>Septiani dan Candwian (2025)</w:t>
+      </w:r>
+      <w:r>
+        <w:rPr>
+          <w:rFonts w:ascii="Times New Roman" w:eastAsia="Times New Roman" w:hAnsi="Times New Roman" w:cs="Times New Roman"/>
+          <w:kern w:val="0"/>
+          <w:sz w:val="24"/>
+          <w:szCs w:val="24"/>
+          <w:lang w:val="sv-SE"/>
+          <w14:ligatures w14:val="none"/>
+        </w:rPr>
+        <w:t xml:space="preserve"> dalam jurnal berjudul "Aplikasi POS Kasir Mobile dengan Fitur Manajemen Stok Terintegrasi untuk Mendukung Kinerja UMKM" yang diterbitkan pada Bianglala Informatika: Jurnal Komputer dan Informatika (Universitas BSI), Vol. 13, No. 2, September 2025, DOI: 10.31294/bianglala.v13i2.11421. Penelitian ini merancang dan membangun aplikasi POS kasir mobile berbasis Flutter dengan fitur manajemen stok terintegrasi menggunakan metode prototyping. Hasil penelitian menunjukkan aplikasi mampu mengurangi kesalahan pencatatan, mempercepat proses transaksi, serta meningkatkan akurasi pengelolaan stok karena stok berkurang otomatis setiap kali transaksi terjadi. Persamaan dengan penelitian ini adalah sama-sama membangun aplikasi POS mobile berbasis Flutter dengan manajemen stok otomatis untuk UMKM. Perbedaannya adalah penelitian ini menambahkan fitur pencatatan BON/piutang beserta pembayarannya, serta menggunakan backend cloud Supabase PostgreSQL dengan keamanan Row Level Security.</w:t>
+      </w:r>
+    </w:p>
+    <w:p>
+      <w:pPr>
+        <w:spacing w:after="0"/>
+        <w:ind w:firstLine="0"/>
+        <w:rPr>
+          <w:rFonts w:ascii="Times New Roman" w:eastAsia="Times New Roman" w:hAnsi="Times New Roman" w:cs="Times New Roman"/>
+          <w:kern w:val="0"/>
+          <w:sz w:val="24"/>
+          <w:szCs w:val="24"/>
+          <w:lang w:val="sv-SE"/>
+          <w14:ligatures w14:val="none"/>
+        </w:rPr>
+      </w:pPr>
+    </w:p>
+    <w:p>
+      <w:pPr>
+        <w:pStyle w:val="ListParagraph"/>
+        <w:numPr>
+          <w:ilvl w:val="0"/>
+          <w:numId w:val="18"/>
+        </w:numPr>
+        <w:spacing w:after="0"/>
+        <w:jc w:val="both"/>
+        <w:rPr>
+          <w:rFonts w:ascii="Times New Roman" w:eastAsia="Times New Roman" w:hAnsi="Times New Roman" w:cs="Times New Roman"/>
+          <w:kern w:val="0"/>
+          <w:sz w:val="24"/>
+          <w:szCs w:val="24"/>
+          <w:lang w:val="sv-SE"/>
+          <w14:ligatures w14:val="none"/>
+        </w:rPr>
+      </w:pPr>
+      <w:r>
+        <w:rPr>
+          <w:rFonts w:ascii="Times New Roman" w:eastAsia="Times New Roman" w:hAnsi="Times New Roman" w:cs="Times New Roman"/>
+          <w:b/>
+          <w:bCs/>
+          <w:kern w:val="0"/>
+          <w:sz w:val="24"/>
+          <w:szCs w:val="24"/>
+          <w:lang w:val="sv-SE"/>
+          <w14:ligatures w14:val="none"/>
+        </w:rPr>
+        <w:t>Dharmalau dkk. (2023)</w:t>
+      </w:r>
+      <w:r>
+        <w:rPr>
+          <w:rFonts w:ascii="Times New Roman" w:eastAsia="Times New Roman" w:hAnsi="Times New Roman" w:cs="Times New Roman"/>
+          <w:kern w:val="0"/>
+          <w:sz w:val="24"/>
+          <w:szCs w:val="24"/>
+          <w:lang w:val="sv-SE"/>
+          <w14:ligatures w14:val="none"/>
+        </w:rPr>
+        <w:t xml:space="preserve"> dalam jurnal berjudul "Perancangan Aplikasi Point of Sales (POS) Berbasis Android Menggunakan Framework Flutter di Kafe Elangsta" yang diterbitkan pada JRIS: Jurnal Rekayasa Informasi Swadharma, Vol. 3, No. 2, 2023, </w:t>
+      </w:r>
+      <w:r>
+        <w:rPr>
+          <w:rFonts w:ascii="Times New Roman" w:eastAsia="Times New Roman" w:hAnsi="Times New Roman" w:cs="Times New Roman"/>
+          <w:kern w:val="0"/>
+          <w:sz w:val="24"/>
+          <w:szCs w:val="24"/>
+          <w:lang w:val="sv-SE"/>
+          <w14:ligatures w14:val="none"/>
+        </w:rPr>
+        <w:lastRenderedPageBreak/>
+        <w:t>halaman 6-13. Penelitian ini merancang aplikasi POS berbasis Android menggunakan Flutter untuk kafe, mencakup fitur manajemen menu, transaksi, dan laporan penjualan. Hasil penelitian membuktikan bahwa Flutter merupakan framework yang tepat untuk pengembangan aplikasi kasir mobile karena kemudahan pengembangan, konsistensi tampilan lintas platform, dan performa yang baik. Persamaan dengan penelitian ini adalah sama-sama menggunakan framework Flutter dalam pengembangan aplikasi POS mobile. Perbedaannya adalah penelitian ini mengembangkan sistem yang lebih lengkap dengan fitur manajemen BON, manajemen stok otomatis berbasis pergerakan, multi-metode pembayaran, dan keamanan data berbasis cloud Supabase dengan RLS.</w:t>
+      </w:r>
+    </w:p>
+    <w:p>
+      <w:pPr>
+        <w:spacing w:after="691"/>
+        <w:ind w:firstLine="0"/>
+        <w:jc w:val="center"/>
+        <w:rPr>
+          <w:lang w:val="sv-SE"/>
+        </w:rPr>
+      </w:pPr>
+    </w:p>
+    <w:p>
+      <w:pPr>
+        <w:spacing w:after="691"/>
+        <w:ind w:firstLine="0"/>
+        <w:jc w:val="center"/>
+        <w:rPr>
+          <w:rFonts w:ascii="Times New Roman" w:eastAsia="Times New Roman" w:hAnsi="Times New Roman" w:cs="Times New Roman"/>
+          <w:b/>
+          <w:sz w:val="28"/>
+          <w:lang w:val="sv-SE"/>
+        </w:rPr>
+      </w:pPr>
+    </w:p>
+    <w:p>
+      <w:pPr>
+        <w:spacing w:after="691"/>
+        <w:ind w:firstLine="0"/>
+        <w:jc w:val="center"/>
+        <w:rPr>
+          <w:rFonts w:ascii="Times New Roman" w:eastAsia="Times New Roman" w:hAnsi="Times New Roman" w:cs="Times New Roman"/>
+          <w:b/>
+          <w:sz w:val="28"/>
+          <w:lang w:val="sv-SE"/>
+        </w:rPr>
+      </w:pPr>
+    </w:p>
+    <w:p>
+      <w:pPr>
+        <w:spacing w:after="691"/>
+        <w:ind w:firstLine="0"/>
+        <w:jc w:val="center"/>
+        <w:rPr>
+          <w:rFonts w:ascii="Times New Roman" w:eastAsia="Times New Roman" w:hAnsi="Times New Roman" w:cs="Times New Roman"/>
+          <w:b/>
+          <w:sz w:val="28"/>
+          <w:lang w:val="sv-SE"/>
+        </w:rPr>
+      </w:pPr>
+    </w:p>
+    <w:p>
+      <w:pPr>
+        <w:spacing w:after="691"/>
+        <w:ind w:firstLine="0"/>
+        <w:jc w:val="center"/>
+        <w:rPr>
+          <w:rFonts w:ascii="Times New Roman" w:eastAsia="Times New Roman" w:hAnsi="Times New Roman" w:cs="Times New Roman"/>
+          <w:b/>
+          <w:sz w:val="28"/>
+          <w:lang w:val="sv-SE"/>
+        </w:rPr>
+      </w:pPr>
+    </w:p>
+    <w:p>
+      <w:pPr>
+        <w:spacing w:after="691"/>
+        <w:ind w:firstLine="0"/>
+        <w:jc w:val="center"/>
+        <w:rPr>
+          <w:rFonts w:ascii="Times New Roman" w:eastAsia="Times New Roman" w:hAnsi="Times New Roman" w:cs="Times New Roman"/>
+          <w:b/>
+          <w:sz w:val="28"/>
+          <w:lang w:val="sv-SE"/>
+        </w:rPr>
+      </w:pPr>
+    </w:p>
+    <w:p>
+      <w:pPr>
+        <w:spacing w:after="691"/>
+        <w:ind w:firstLine="0"/>
+        <w:jc w:val="center"/>
+        <w:rPr>
+          <w:rFonts w:ascii="Times New Roman" w:eastAsia="Times New Roman" w:hAnsi="Times New Roman" w:cs="Times New Roman"/>
+          <w:b/>
+          <w:sz w:val="28"/>
+          <w:lang w:val="sv-SE"/>
+        </w:rPr>
+      </w:pPr>
+    </w:p>
+    <w:p>
+      <w:pPr>
+        <w:spacing w:after="691"/>
+        <w:ind w:firstLine="0"/>
+        <w:jc w:val="center"/>
+        <w:rPr>
+          <w:rFonts w:ascii="Times New Roman" w:eastAsia="Times New Roman" w:hAnsi="Times New Roman" w:cs="Times New Roman"/>
+          <w:b/>
+          <w:sz w:val="28"/>
+          <w:lang w:val="sv-SE"/>
+        </w:rPr>
+      </w:pPr>
+    </w:p>
+    <w:p>
+      <w:pPr>
+        <w:spacing w:after="691"/>
+        <w:ind w:firstLine="0"/>
+        <w:jc w:val="center"/>
+        <w:rPr>
+          <w:rFonts w:ascii="Times New Roman" w:eastAsia="Times New Roman" w:hAnsi="Times New Roman" w:cs="Times New Roman"/>
+          <w:b/>
+          <w:sz w:val="28"/>
+          <w:lang w:val="sv-SE"/>
+        </w:rPr>
+      </w:pPr>
+    </w:p>
+    <w:p>
+      <w:pPr>
+        <w:spacing w:after="691"/>
+        <w:ind w:firstLine="0"/>
+        <w:jc w:val="center"/>
+        <w:rPr>
+          <w:rFonts w:ascii="Times New Roman" w:eastAsia="Times New Roman" w:hAnsi="Times New Roman" w:cs="Times New Roman"/>
+          <w:b/>
+          <w:sz w:val="28"/>
           <w:lang w:val="sv-SE"/>
         </w:rPr>
       </w:pPr>
@@ -12883,6 +18791,7 @@
                 <w:color w:val="000000"/>
                 <w:sz w:val="24"/>
               </w:rPr>
+              <w:lastRenderedPageBreak/>
               <w:t xml:space="preserve">6 </w:t>
             </w:r>
           </w:p>
@@ -13952,7 +19861,6 @@
           <w:sz w:val="24"/>
           <w:lang w:val="en-US"/>
         </w:rPr>
-        <w:lastRenderedPageBreak/>
         <w:t>3.5.2.</w:t>
       </w:r>
       <w:r>
@@ -16907,6 +22815,7 @@
           <w:sz w:val="24"/>
           <w:lang w:val="en-US"/>
         </w:rPr>
+        <w:lastRenderedPageBreak/>
         <w:t xml:space="preserve"> </w:t>
       </w:r>
     </w:p>
@@ -17568,7 +23477,6 @@
                 <w:color w:val="000000"/>
                 <w:sz w:val="24"/>
               </w:rPr>
-              <w:lastRenderedPageBreak/>
               <w:t>Analisis</w:t>
             </w:r>
             <w:proofErr w:type="spellEnd"/>
@@ -23308,6 +29216,7 @@
                 <w:color w:val="000000"/>
                 <w:sz w:val="24"/>
               </w:rPr>
+              <w:lastRenderedPageBreak/>
               <w:t>H (</w:t>
             </w:r>
             <w:r>
@@ -24586,7 +30495,6 @@
           <w:sz w:val="24"/>
           <w:lang w:val="en-US"/>
         </w:rPr>
-        <w:lastRenderedPageBreak/>
         <w:t xml:space="preserve"> </w:t>
       </w:r>
     </w:p>
@@ -26133,6 +32041,7 @@
                 <w:color w:val="000000"/>
                 <w:sz w:val="24"/>
               </w:rPr>
+              <w:lastRenderedPageBreak/>
               <w:t>Tangerang, ……………</w:t>
             </w:r>
             <w:proofErr w:type="gramStart"/>
@@ -26842,788 +32751,6 @@
       </w:pPr>
       <w:r>
         <w:continuationSeparator/>
-      </w:r>
-    </w:p>
-  </w:footnote>
-  <w:footnote w:id="1">
-    <w:p>
-      <w:pPr>
-        <w:pStyle w:val="FootnoteText"/>
-        <w:rPr>
-          <w:lang w:val="sv-SE"/>
-        </w:rPr>
-      </w:pPr>
-      <w:r>
-        <w:rPr>
-          <w:rStyle w:val="FootnoteReference"/>
-        </w:rPr>
-        <w:footnoteRef/>
-      </w:r>
-      <w:r>
-        <w:rPr>
-          <w:rFonts w:ascii="Times New Roman" w:hAnsi="Times New Roman" w:cs="Times New Roman"/>
-        </w:rPr>
-        <w:t xml:space="preserve"> </w:t>
-      </w:r>
-      <w:proofErr w:type="spellStart"/>
-      <w:r>
-        <w:rPr>
-          <w:rFonts w:ascii="Times New Roman" w:hAnsi="Times New Roman" w:cs="Times New Roman"/>
-        </w:rPr>
-        <w:t>Juventauricula</w:t>
-      </w:r>
-      <w:proofErr w:type="spellEnd"/>
-      <w:r>
-        <w:rPr>
-          <w:rFonts w:ascii="Times New Roman" w:hAnsi="Times New Roman" w:cs="Times New Roman"/>
-        </w:rPr>
-        <w:t xml:space="preserve">, P., </w:t>
-      </w:r>
-      <w:proofErr w:type="spellStart"/>
-      <w:r>
-        <w:rPr>
-          <w:rFonts w:ascii="Times New Roman" w:hAnsi="Times New Roman" w:cs="Times New Roman"/>
-        </w:rPr>
-        <w:t>Hanggara</w:t>
-      </w:r>
-      <w:proofErr w:type="spellEnd"/>
-      <w:r>
-        <w:rPr>
-          <w:rFonts w:ascii="Times New Roman" w:hAnsi="Times New Roman" w:cs="Times New Roman"/>
-        </w:rPr>
-        <w:t xml:space="preserve">, B. T., dan </w:t>
-      </w:r>
-      <w:proofErr w:type="spellStart"/>
-      <w:r>
-        <w:rPr>
-          <w:rFonts w:ascii="Times New Roman" w:hAnsi="Times New Roman" w:cs="Times New Roman"/>
-        </w:rPr>
-        <w:t>Pramono</w:t>
-      </w:r>
-      <w:proofErr w:type="spellEnd"/>
-      <w:r>
-        <w:rPr>
-          <w:rFonts w:ascii="Times New Roman" w:hAnsi="Times New Roman" w:cs="Times New Roman"/>
-        </w:rPr>
-        <w:t>, D. 2024. “</w:t>
-      </w:r>
-      <w:proofErr w:type="spellStart"/>
-      <w:r>
-        <w:rPr>
-          <w:rFonts w:ascii="Times New Roman" w:hAnsi="Times New Roman" w:cs="Times New Roman"/>
-        </w:rPr>
-        <w:t>Pengembangan</w:t>
-      </w:r>
-      <w:proofErr w:type="spellEnd"/>
-      <w:r>
-        <w:rPr>
-          <w:rFonts w:ascii="Times New Roman" w:hAnsi="Times New Roman" w:cs="Times New Roman"/>
-        </w:rPr>
-        <w:t xml:space="preserve"> </w:t>
-      </w:r>
-      <w:proofErr w:type="spellStart"/>
-      <w:r>
-        <w:rPr>
-          <w:rFonts w:ascii="Times New Roman" w:hAnsi="Times New Roman" w:cs="Times New Roman"/>
-        </w:rPr>
-        <w:t>Sistem</w:t>
-      </w:r>
-      <w:proofErr w:type="spellEnd"/>
-      <w:r>
-        <w:rPr>
-          <w:rFonts w:ascii="Times New Roman" w:hAnsi="Times New Roman" w:cs="Times New Roman"/>
-        </w:rPr>
-        <w:t xml:space="preserve"> </w:t>
-      </w:r>
-      <w:proofErr w:type="spellStart"/>
-      <w:r>
-        <w:rPr>
-          <w:rFonts w:ascii="Times New Roman" w:hAnsi="Times New Roman" w:cs="Times New Roman"/>
-        </w:rPr>
-        <w:t>Informasi</w:t>
-      </w:r>
-      <w:proofErr w:type="spellEnd"/>
-      <w:r>
-        <w:rPr>
-          <w:rFonts w:ascii="Times New Roman" w:hAnsi="Times New Roman" w:cs="Times New Roman"/>
-        </w:rPr>
-        <w:t xml:space="preserve"> Point of Sale (POS) </w:t>
-      </w:r>
-      <w:proofErr w:type="spellStart"/>
-      <w:r>
-        <w:rPr>
-          <w:rFonts w:ascii="Times New Roman" w:hAnsi="Times New Roman" w:cs="Times New Roman"/>
-        </w:rPr>
-        <w:t>Berbasis</w:t>
-      </w:r>
-      <w:proofErr w:type="spellEnd"/>
-      <w:r>
-        <w:rPr>
-          <w:rFonts w:ascii="Times New Roman" w:hAnsi="Times New Roman" w:cs="Times New Roman"/>
-        </w:rPr>
-        <w:t xml:space="preserve"> Web </w:t>
-      </w:r>
-      <w:proofErr w:type="spellStart"/>
-      <w:r>
-        <w:rPr>
-          <w:rFonts w:ascii="Times New Roman" w:hAnsi="Times New Roman" w:cs="Times New Roman"/>
-        </w:rPr>
-        <w:t>Menggunakan</w:t>
-      </w:r>
-      <w:proofErr w:type="spellEnd"/>
-      <w:r>
-        <w:rPr>
-          <w:rFonts w:ascii="Times New Roman" w:hAnsi="Times New Roman" w:cs="Times New Roman"/>
-        </w:rPr>
-        <w:t xml:space="preserve"> </w:t>
-      </w:r>
-      <w:proofErr w:type="spellStart"/>
-      <w:r>
-        <w:rPr>
-          <w:rFonts w:ascii="Times New Roman" w:hAnsi="Times New Roman" w:cs="Times New Roman"/>
-        </w:rPr>
-        <w:t>Pendekatan</w:t>
-      </w:r>
-      <w:proofErr w:type="spellEnd"/>
-      <w:r>
-        <w:rPr>
-          <w:rFonts w:ascii="Times New Roman" w:hAnsi="Times New Roman" w:cs="Times New Roman"/>
-        </w:rPr>
-        <w:t xml:space="preserve"> Metode Waterfall (Studi </w:t>
-      </w:r>
-      <w:proofErr w:type="spellStart"/>
-      <w:r>
-        <w:rPr>
-          <w:rFonts w:ascii="Times New Roman" w:hAnsi="Times New Roman" w:cs="Times New Roman"/>
-        </w:rPr>
-        <w:t>Kasus</w:t>
-      </w:r>
-      <w:proofErr w:type="spellEnd"/>
-      <w:r>
-        <w:rPr>
-          <w:rFonts w:ascii="Times New Roman" w:hAnsi="Times New Roman" w:cs="Times New Roman"/>
-        </w:rPr>
-        <w:t xml:space="preserve">: </w:t>
-      </w:r>
-      <w:proofErr w:type="spellStart"/>
-      <w:r>
-        <w:rPr>
-          <w:rFonts w:ascii="Times New Roman" w:hAnsi="Times New Roman" w:cs="Times New Roman"/>
-        </w:rPr>
-        <w:t>Restoran</w:t>
-      </w:r>
-      <w:proofErr w:type="spellEnd"/>
-      <w:r>
-        <w:rPr>
-          <w:rFonts w:ascii="Times New Roman" w:hAnsi="Times New Roman" w:cs="Times New Roman"/>
-        </w:rPr>
-        <w:t xml:space="preserve"> </w:t>
-      </w:r>
-      <w:proofErr w:type="spellStart"/>
-      <w:r>
-        <w:rPr>
-          <w:rFonts w:ascii="Times New Roman" w:hAnsi="Times New Roman" w:cs="Times New Roman"/>
-        </w:rPr>
-        <w:t>Altari</w:t>
-      </w:r>
-      <w:proofErr w:type="spellEnd"/>
-      <w:r>
-        <w:rPr>
-          <w:rFonts w:ascii="Times New Roman" w:hAnsi="Times New Roman" w:cs="Times New Roman"/>
-        </w:rPr>
-        <w:t xml:space="preserve">).” </w:t>
-      </w:r>
-      <w:r>
-        <w:rPr>
-          <w:rFonts w:ascii="Times New Roman" w:hAnsi="Times New Roman" w:cs="Times New Roman"/>
-          <w:lang w:val="sv-SE"/>
-        </w:rPr>
-        <w:t>Jurnal Pengembangan Teknologi Informasi dan Ilmu Komputer, Vol. 8, No. 1, hlm. 97–106.</w:t>
-      </w:r>
-    </w:p>
-  </w:footnote>
-  <w:footnote w:id="2">
-    <w:p>
-      <w:pPr>
-        <w:pStyle w:val="FootnoteText"/>
-        <w:rPr>
-          <w:rFonts w:ascii="Times New Roman" w:hAnsi="Times New Roman" w:cs="Times New Roman"/>
-        </w:rPr>
-      </w:pPr>
-      <w:r>
-        <w:rPr>
-          <w:rStyle w:val="FootnoteReference"/>
-        </w:rPr>
-        <w:footnoteRef/>
-      </w:r>
-      <w:r>
-        <w:t xml:space="preserve"> </w:t>
-      </w:r>
-      <w:proofErr w:type="spellStart"/>
-      <w:r>
-        <w:rPr>
-          <w:rFonts w:ascii="Times New Roman" w:hAnsi="Times New Roman" w:cs="Times New Roman"/>
-        </w:rPr>
-        <w:t>Ghiffari</w:t>
-      </w:r>
-      <w:proofErr w:type="spellEnd"/>
-      <w:r>
-        <w:rPr>
-          <w:rFonts w:ascii="Times New Roman" w:hAnsi="Times New Roman" w:cs="Times New Roman"/>
-        </w:rPr>
-        <w:t xml:space="preserve">, S. A. dan </w:t>
-      </w:r>
-      <w:proofErr w:type="spellStart"/>
-      <w:r>
-        <w:rPr>
-          <w:rFonts w:ascii="Times New Roman" w:hAnsi="Times New Roman" w:cs="Times New Roman"/>
-        </w:rPr>
-        <w:t>Aryanto</w:t>
-      </w:r>
-      <w:proofErr w:type="spellEnd"/>
-      <w:r>
-        <w:rPr>
-          <w:rFonts w:ascii="Times New Roman" w:hAnsi="Times New Roman" w:cs="Times New Roman"/>
-        </w:rPr>
-        <w:t>, J., “</w:t>
-      </w:r>
-      <w:proofErr w:type="spellStart"/>
-      <w:r>
-        <w:rPr>
-          <w:rFonts w:ascii="Times New Roman" w:hAnsi="Times New Roman" w:cs="Times New Roman"/>
-        </w:rPr>
-        <w:t>Transformasi</w:t>
-      </w:r>
-      <w:proofErr w:type="spellEnd"/>
-      <w:r>
-        <w:rPr>
-          <w:rFonts w:ascii="Times New Roman" w:hAnsi="Times New Roman" w:cs="Times New Roman"/>
-        </w:rPr>
-        <w:t xml:space="preserve"> Digital </w:t>
-      </w:r>
-      <w:proofErr w:type="spellStart"/>
-      <w:r>
-        <w:rPr>
-          <w:rFonts w:ascii="Times New Roman" w:hAnsi="Times New Roman" w:cs="Times New Roman"/>
-        </w:rPr>
-        <w:t>Manajemen</w:t>
-      </w:r>
-      <w:proofErr w:type="spellEnd"/>
-      <w:r>
-        <w:rPr>
-          <w:rFonts w:ascii="Times New Roman" w:hAnsi="Times New Roman" w:cs="Times New Roman"/>
-        </w:rPr>
-        <w:t xml:space="preserve"> Stok UMKM </w:t>
-      </w:r>
-      <w:proofErr w:type="spellStart"/>
-      <w:r>
-        <w:rPr>
-          <w:rFonts w:ascii="Times New Roman" w:hAnsi="Times New Roman" w:cs="Times New Roman"/>
-        </w:rPr>
-        <w:t>Melalui</w:t>
-      </w:r>
-      <w:proofErr w:type="spellEnd"/>
-      <w:r>
-        <w:rPr>
-          <w:rFonts w:ascii="Times New Roman" w:hAnsi="Times New Roman" w:cs="Times New Roman"/>
-        </w:rPr>
-        <w:t xml:space="preserve"> </w:t>
-      </w:r>
-      <w:proofErr w:type="spellStart"/>
-      <w:r>
-        <w:rPr>
-          <w:rFonts w:ascii="Times New Roman" w:hAnsi="Times New Roman" w:cs="Times New Roman"/>
-        </w:rPr>
-        <w:t>Implementasi</w:t>
-      </w:r>
-      <w:proofErr w:type="spellEnd"/>
-      <w:r>
-        <w:rPr>
-          <w:rFonts w:ascii="Times New Roman" w:hAnsi="Times New Roman" w:cs="Times New Roman"/>
-        </w:rPr>
-        <w:t xml:space="preserve"> </w:t>
-      </w:r>
-      <w:proofErr w:type="spellStart"/>
-      <w:r>
-        <w:rPr>
-          <w:rFonts w:ascii="Times New Roman" w:hAnsi="Times New Roman" w:cs="Times New Roman"/>
-        </w:rPr>
-        <w:t>Sistem</w:t>
-      </w:r>
-      <w:proofErr w:type="spellEnd"/>
-      <w:r>
-        <w:rPr>
-          <w:rFonts w:ascii="Times New Roman" w:hAnsi="Times New Roman" w:cs="Times New Roman"/>
-        </w:rPr>
-        <w:t xml:space="preserve"> E-Inventory Mobile Real-Time,” </w:t>
-      </w:r>
-      <w:r>
-        <w:rPr>
-          <w:rFonts w:ascii="Times New Roman" w:hAnsi="Times New Roman" w:cs="Times New Roman"/>
-          <w:i/>
-          <w:iCs/>
-        </w:rPr>
-        <w:t>MALCOM: Indonesian Journal of Machine Learning and Computer Science</w:t>
-      </w:r>
-      <w:r>
-        <w:rPr>
-          <w:rFonts w:ascii="Times New Roman" w:hAnsi="Times New Roman" w:cs="Times New Roman"/>
-        </w:rPr>
-        <w:t xml:space="preserve">, Vol. 6, No. 1, 2025, </w:t>
-      </w:r>
-      <w:proofErr w:type="spellStart"/>
-      <w:r>
-        <w:rPr>
-          <w:rFonts w:ascii="Times New Roman" w:hAnsi="Times New Roman" w:cs="Times New Roman"/>
-        </w:rPr>
-        <w:t>hlm</w:t>
-      </w:r>
-      <w:proofErr w:type="spellEnd"/>
-      <w:r>
-        <w:rPr>
-          <w:rFonts w:ascii="Times New Roman" w:hAnsi="Times New Roman" w:cs="Times New Roman"/>
-        </w:rPr>
-        <w:t>. 11.</w:t>
-      </w:r>
-    </w:p>
-  </w:footnote>
-  <w:footnote w:id="3">
-    <w:p>
-      <w:pPr>
-        <w:pStyle w:val="FootnoteText"/>
-        <w:rPr>
-          <w:lang w:val="en-US"/>
-        </w:rPr>
-      </w:pPr>
-      <w:r>
-        <w:rPr>
-          <w:rStyle w:val="FootnoteReference"/>
-        </w:rPr>
-        <w:footnoteRef/>
-      </w:r>
-      <w:r>
-        <w:t xml:space="preserve"> </w:t>
-      </w:r>
-      <w:r>
-        <w:rPr>
-          <w:rFonts w:ascii="Times New Roman" w:hAnsi="Times New Roman" w:cs="Times New Roman"/>
-        </w:rPr>
-        <w:t xml:space="preserve">Andy, F. A. M. dan </w:t>
-      </w:r>
-      <w:proofErr w:type="spellStart"/>
-      <w:r>
-        <w:rPr>
-          <w:rFonts w:ascii="Times New Roman" w:hAnsi="Times New Roman" w:cs="Times New Roman"/>
-        </w:rPr>
-        <w:t>Widiono</w:t>
-      </w:r>
-      <w:proofErr w:type="spellEnd"/>
-      <w:r>
-        <w:rPr>
-          <w:rFonts w:ascii="Times New Roman" w:hAnsi="Times New Roman" w:cs="Times New Roman"/>
-        </w:rPr>
-        <w:t>, S., “</w:t>
-      </w:r>
-      <w:proofErr w:type="spellStart"/>
-      <w:r>
-        <w:rPr>
-          <w:rFonts w:ascii="Times New Roman" w:hAnsi="Times New Roman" w:cs="Times New Roman"/>
-        </w:rPr>
-        <w:t>Inovasi</w:t>
-      </w:r>
-      <w:proofErr w:type="spellEnd"/>
-      <w:r>
-        <w:rPr>
-          <w:rFonts w:ascii="Times New Roman" w:hAnsi="Times New Roman" w:cs="Times New Roman"/>
-        </w:rPr>
-        <w:t xml:space="preserve"> </w:t>
-      </w:r>
-      <w:proofErr w:type="spellStart"/>
-      <w:r>
-        <w:rPr>
-          <w:rFonts w:ascii="Times New Roman" w:hAnsi="Times New Roman" w:cs="Times New Roman"/>
-        </w:rPr>
-        <w:t>Teknologi</w:t>
-      </w:r>
-      <w:proofErr w:type="spellEnd"/>
-      <w:r>
-        <w:rPr>
-          <w:rFonts w:ascii="Times New Roman" w:hAnsi="Times New Roman" w:cs="Times New Roman"/>
-        </w:rPr>
-        <w:t xml:space="preserve"> </w:t>
-      </w:r>
-      <w:proofErr w:type="spellStart"/>
-      <w:r>
-        <w:rPr>
-          <w:rFonts w:ascii="Times New Roman" w:hAnsi="Times New Roman" w:cs="Times New Roman"/>
-        </w:rPr>
-        <w:t>dalam</w:t>
-      </w:r>
-      <w:proofErr w:type="spellEnd"/>
-      <w:r>
-        <w:rPr>
-          <w:rFonts w:ascii="Times New Roman" w:hAnsi="Times New Roman" w:cs="Times New Roman"/>
-        </w:rPr>
-        <w:t xml:space="preserve"> </w:t>
-      </w:r>
-      <w:proofErr w:type="spellStart"/>
-      <w:r>
-        <w:rPr>
-          <w:rFonts w:ascii="Times New Roman" w:hAnsi="Times New Roman" w:cs="Times New Roman"/>
-        </w:rPr>
-        <w:t>Manajemen</w:t>
-      </w:r>
-      <w:proofErr w:type="spellEnd"/>
-      <w:r>
-        <w:rPr>
-          <w:rFonts w:ascii="Times New Roman" w:hAnsi="Times New Roman" w:cs="Times New Roman"/>
-        </w:rPr>
-        <w:t xml:space="preserve"> </w:t>
-      </w:r>
-      <w:proofErr w:type="spellStart"/>
-      <w:r>
-        <w:rPr>
-          <w:rFonts w:ascii="Times New Roman" w:hAnsi="Times New Roman" w:cs="Times New Roman"/>
-        </w:rPr>
-        <w:t>Penjualan</w:t>
-      </w:r>
-      <w:proofErr w:type="spellEnd"/>
-      <w:r>
-        <w:rPr>
-          <w:rFonts w:ascii="Times New Roman" w:hAnsi="Times New Roman" w:cs="Times New Roman"/>
-        </w:rPr>
-        <w:t xml:space="preserve">: </w:t>
-      </w:r>
-      <w:proofErr w:type="spellStart"/>
-      <w:r>
-        <w:rPr>
-          <w:rFonts w:ascii="Times New Roman" w:hAnsi="Times New Roman" w:cs="Times New Roman"/>
-        </w:rPr>
-        <w:t>Aplikasi</w:t>
-      </w:r>
-      <w:proofErr w:type="spellEnd"/>
-      <w:r>
-        <w:rPr>
-          <w:rFonts w:ascii="Times New Roman" w:hAnsi="Times New Roman" w:cs="Times New Roman"/>
-        </w:rPr>
-        <w:t xml:space="preserve"> Point of Sales </w:t>
-      </w:r>
-      <w:proofErr w:type="spellStart"/>
-      <w:r>
-        <w:rPr>
-          <w:rFonts w:ascii="Times New Roman" w:hAnsi="Times New Roman" w:cs="Times New Roman"/>
-        </w:rPr>
-        <w:t>Berbasis</w:t>
-      </w:r>
-      <w:proofErr w:type="spellEnd"/>
-      <w:r>
-        <w:rPr>
-          <w:rFonts w:ascii="Times New Roman" w:hAnsi="Times New Roman" w:cs="Times New Roman"/>
-        </w:rPr>
-        <w:t xml:space="preserve"> Web </w:t>
-      </w:r>
-      <w:proofErr w:type="spellStart"/>
-      <w:r>
-        <w:rPr>
-          <w:rFonts w:ascii="Times New Roman" w:hAnsi="Times New Roman" w:cs="Times New Roman"/>
-        </w:rPr>
-        <w:t>untuk</w:t>
-      </w:r>
-      <w:proofErr w:type="spellEnd"/>
-      <w:r>
-        <w:rPr>
-          <w:rFonts w:ascii="Times New Roman" w:hAnsi="Times New Roman" w:cs="Times New Roman"/>
-        </w:rPr>
-        <w:t xml:space="preserve"> UMKM,” </w:t>
-      </w:r>
-      <w:proofErr w:type="spellStart"/>
-      <w:r>
-        <w:rPr>
-          <w:rStyle w:val="Emphasis"/>
-          <w:rFonts w:ascii="Times New Roman" w:hAnsi="Times New Roman" w:cs="Times New Roman"/>
-        </w:rPr>
-        <w:t>Infomatek</w:t>
-      </w:r>
-      <w:proofErr w:type="spellEnd"/>
-      <w:r>
-        <w:rPr>
-          <w:rFonts w:ascii="Times New Roman" w:hAnsi="Times New Roman" w:cs="Times New Roman"/>
-        </w:rPr>
-        <w:t xml:space="preserve">, Vol. 26, No. 2, 2024, </w:t>
-      </w:r>
-      <w:proofErr w:type="spellStart"/>
-      <w:r>
-        <w:rPr>
-          <w:rFonts w:ascii="Times New Roman" w:hAnsi="Times New Roman" w:cs="Times New Roman"/>
-        </w:rPr>
-        <w:t>hlm</w:t>
-      </w:r>
-      <w:proofErr w:type="spellEnd"/>
-      <w:r>
-        <w:rPr>
-          <w:rFonts w:ascii="Times New Roman" w:hAnsi="Times New Roman" w:cs="Times New Roman"/>
-        </w:rPr>
-        <w:t>. 161.</w:t>
-      </w:r>
-    </w:p>
-  </w:footnote>
-  <w:footnote w:id="4">
-    <w:p>
-      <w:pPr>
-        <w:pStyle w:val="FootnoteText"/>
-        <w:rPr>
-          <w:lang w:val="en-US"/>
-        </w:rPr>
-      </w:pPr>
-      <w:r>
-        <w:rPr>
-          <w:rStyle w:val="FootnoteReference"/>
-        </w:rPr>
-        <w:footnoteRef/>
-      </w:r>
-      <w:r>
-        <w:t xml:space="preserve"> </w:t>
-      </w:r>
-      <w:r>
-        <w:rPr>
-          <w:rFonts w:ascii="Times New Roman" w:hAnsi="Times New Roman" w:cs="Times New Roman"/>
-        </w:rPr>
-        <w:t xml:space="preserve">Triyono, D. A. dan </w:t>
-      </w:r>
-      <w:proofErr w:type="spellStart"/>
-      <w:r>
-        <w:rPr>
-          <w:rFonts w:ascii="Times New Roman" w:hAnsi="Times New Roman" w:cs="Times New Roman"/>
-        </w:rPr>
-        <w:t>Aryanto</w:t>
-      </w:r>
-      <w:proofErr w:type="spellEnd"/>
-      <w:r>
-        <w:rPr>
-          <w:rFonts w:ascii="Times New Roman" w:hAnsi="Times New Roman" w:cs="Times New Roman"/>
-        </w:rPr>
-        <w:t>, J., “</w:t>
-      </w:r>
-      <w:proofErr w:type="spellStart"/>
-      <w:r>
-        <w:rPr>
-          <w:rFonts w:ascii="Times New Roman" w:hAnsi="Times New Roman" w:cs="Times New Roman"/>
-        </w:rPr>
-        <w:t>Pengembangan</w:t>
-      </w:r>
-      <w:proofErr w:type="spellEnd"/>
-      <w:r>
-        <w:rPr>
-          <w:rFonts w:ascii="Times New Roman" w:hAnsi="Times New Roman" w:cs="Times New Roman"/>
-        </w:rPr>
-        <w:t xml:space="preserve"> </w:t>
-      </w:r>
-      <w:proofErr w:type="spellStart"/>
-      <w:r>
-        <w:rPr>
-          <w:rFonts w:ascii="Times New Roman" w:hAnsi="Times New Roman" w:cs="Times New Roman"/>
-        </w:rPr>
-        <w:t>Sistem</w:t>
-      </w:r>
-      <w:proofErr w:type="spellEnd"/>
-      <w:r>
-        <w:rPr>
-          <w:rFonts w:ascii="Times New Roman" w:hAnsi="Times New Roman" w:cs="Times New Roman"/>
-        </w:rPr>
-        <w:t xml:space="preserve"> Inventory </w:t>
-      </w:r>
-      <w:proofErr w:type="spellStart"/>
-      <w:r>
-        <w:rPr>
-          <w:rFonts w:ascii="Times New Roman" w:hAnsi="Times New Roman" w:cs="Times New Roman"/>
-        </w:rPr>
-        <w:t>Berbasis</w:t>
-      </w:r>
-      <w:proofErr w:type="spellEnd"/>
-      <w:r>
-        <w:rPr>
-          <w:rFonts w:ascii="Times New Roman" w:hAnsi="Times New Roman" w:cs="Times New Roman"/>
-        </w:rPr>
-        <w:t xml:space="preserve"> Flutter UMKM </w:t>
-      </w:r>
-      <w:proofErr w:type="spellStart"/>
-      <w:r>
-        <w:rPr>
-          <w:rFonts w:ascii="Times New Roman" w:hAnsi="Times New Roman" w:cs="Times New Roman"/>
-        </w:rPr>
-        <w:t>Warung</w:t>
-      </w:r>
-      <w:proofErr w:type="spellEnd"/>
-      <w:r>
-        <w:rPr>
-          <w:rFonts w:ascii="Times New Roman" w:hAnsi="Times New Roman" w:cs="Times New Roman"/>
-        </w:rPr>
-        <w:t xml:space="preserve"> </w:t>
-      </w:r>
-      <w:proofErr w:type="spellStart"/>
-      <w:r>
-        <w:rPr>
-          <w:rFonts w:ascii="Times New Roman" w:hAnsi="Times New Roman" w:cs="Times New Roman"/>
-        </w:rPr>
-        <w:t>Hj</w:t>
-      </w:r>
-      <w:proofErr w:type="spellEnd"/>
-      <w:r>
-        <w:rPr>
-          <w:rFonts w:ascii="Times New Roman" w:hAnsi="Times New Roman" w:cs="Times New Roman"/>
-        </w:rPr>
-        <w:t xml:space="preserve"> </w:t>
-      </w:r>
-      <w:proofErr w:type="spellStart"/>
-      <w:r>
-        <w:rPr>
-          <w:rFonts w:ascii="Times New Roman" w:hAnsi="Times New Roman" w:cs="Times New Roman"/>
-        </w:rPr>
-        <w:t>Wiwin</w:t>
-      </w:r>
-      <w:proofErr w:type="spellEnd"/>
-      <w:r>
-        <w:rPr>
-          <w:rFonts w:ascii="Times New Roman" w:hAnsi="Times New Roman" w:cs="Times New Roman"/>
-        </w:rPr>
-        <w:t xml:space="preserve">,” </w:t>
-      </w:r>
-      <w:proofErr w:type="spellStart"/>
-      <w:r>
-        <w:rPr>
-          <w:rStyle w:val="Emphasis"/>
-          <w:rFonts w:ascii="Times New Roman" w:hAnsi="Times New Roman" w:cs="Times New Roman"/>
-        </w:rPr>
-        <w:t>Jurnal</w:t>
-      </w:r>
-      <w:proofErr w:type="spellEnd"/>
-      <w:r>
-        <w:rPr>
-          <w:rStyle w:val="Emphasis"/>
-          <w:rFonts w:ascii="Times New Roman" w:hAnsi="Times New Roman" w:cs="Times New Roman"/>
-        </w:rPr>
-        <w:t xml:space="preserve"> Janitra </w:t>
-      </w:r>
-      <w:proofErr w:type="spellStart"/>
-      <w:r>
-        <w:rPr>
-          <w:rStyle w:val="Emphasis"/>
-          <w:rFonts w:ascii="Times New Roman" w:hAnsi="Times New Roman" w:cs="Times New Roman"/>
-        </w:rPr>
-        <w:t>Informatika</w:t>
-      </w:r>
-      <w:proofErr w:type="spellEnd"/>
-      <w:r>
-        <w:rPr>
-          <w:rStyle w:val="Emphasis"/>
-          <w:rFonts w:ascii="Times New Roman" w:hAnsi="Times New Roman" w:cs="Times New Roman"/>
-        </w:rPr>
-        <w:t xml:space="preserve"> dan </w:t>
-      </w:r>
-      <w:proofErr w:type="spellStart"/>
-      <w:r>
-        <w:rPr>
-          <w:rStyle w:val="Emphasis"/>
-          <w:rFonts w:ascii="Times New Roman" w:hAnsi="Times New Roman" w:cs="Times New Roman"/>
-        </w:rPr>
-        <w:t>Sistem</w:t>
-      </w:r>
-      <w:proofErr w:type="spellEnd"/>
-      <w:r>
-        <w:rPr>
-          <w:rStyle w:val="Emphasis"/>
-          <w:rFonts w:ascii="Times New Roman" w:hAnsi="Times New Roman" w:cs="Times New Roman"/>
-        </w:rPr>
-        <w:t xml:space="preserve"> </w:t>
-      </w:r>
-      <w:proofErr w:type="spellStart"/>
-      <w:r>
-        <w:rPr>
-          <w:rStyle w:val="Emphasis"/>
-          <w:rFonts w:ascii="Times New Roman" w:hAnsi="Times New Roman" w:cs="Times New Roman"/>
-        </w:rPr>
-        <w:t>Informasi</w:t>
-      </w:r>
-      <w:proofErr w:type="spellEnd"/>
-      <w:r>
-        <w:rPr>
-          <w:rFonts w:ascii="Times New Roman" w:hAnsi="Times New Roman" w:cs="Times New Roman"/>
-        </w:rPr>
-        <w:t xml:space="preserve">, Vol. 5, No. 1, 2025, </w:t>
-      </w:r>
-      <w:proofErr w:type="spellStart"/>
-      <w:r>
-        <w:rPr>
-          <w:rFonts w:ascii="Times New Roman" w:hAnsi="Times New Roman" w:cs="Times New Roman"/>
-        </w:rPr>
-        <w:t>hlm</w:t>
-      </w:r>
-      <w:proofErr w:type="spellEnd"/>
-      <w:r>
-        <w:rPr>
-          <w:rFonts w:ascii="Times New Roman" w:hAnsi="Times New Roman" w:cs="Times New Roman"/>
-        </w:rPr>
-        <w:t>. 1.</w:t>
-      </w:r>
-    </w:p>
-  </w:footnote>
-  <w:footnote w:id="5">
-    <w:p>
-      <w:pPr>
-        <w:pStyle w:val="FootnoteText"/>
-        <w:rPr>
-          <w:lang w:val="en-US"/>
-        </w:rPr>
-      </w:pPr>
-      <w:r>
-        <w:rPr>
-          <w:rStyle w:val="FootnoteReference"/>
-        </w:rPr>
-        <w:footnoteRef/>
-      </w:r>
-      <w:r>
-        <w:t xml:space="preserve"> </w:t>
-      </w:r>
-      <w:proofErr w:type="spellStart"/>
-      <w:r>
-        <w:rPr>
-          <w:rFonts w:ascii="Times New Roman" w:hAnsi="Times New Roman" w:cs="Times New Roman"/>
-        </w:rPr>
-        <w:t>Khasanah</w:t>
-      </w:r>
-      <w:proofErr w:type="spellEnd"/>
-      <w:r>
-        <w:rPr>
-          <w:rFonts w:ascii="Times New Roman" w:hAnsi="Times New Roman" w:cs="Times New Roman"/>
-        </w:rPr>
-        <w:t xml:space="preserve">, F. dan Sarmini, “Implementation of Scrum Method for Keep Wallet Application Design,” </w:t>
-      </w:r>
-      <w:r>
-        <w:rPr>
-          <w:rStyle w:val="Emphasis"/>
-          <w:rFonts w:ascii="Times New Roman" w:hAnsi="Times New Roman" w:cs="Times New Roman"/>
-        </w:rPr>
-        <w:t>International Journal of Informatics and Information Systems</w:t>
-      </w:r>
-      <w:r>
-        <w:rPr>
-          <w:rFonts w:ascii="Times New Roman" w:hAnsi="Times New Roman" w:cs="Times New Roman"/>
-        </w:rPr>
-        <w:t xml:space="preserve">, Vol. 6, No. 3, 2023, </w:t>
-      </w:r>
-      <w:proofErr w:type="spellStart"/>
-      <w:r>
-        <w:rPr>
-          <w:rFonts w:ascii="Times New Roman" w:hAnsi="Times New Roman" w:cs="Times New Roman"/>
-        </w:rPr>
-        <w:t>hlm</w:t>
-      </w:r>
-      <w:proofErr w:type="spellEnd"/>
-      <w:r>
-        <w:rPr>
-          <w:rFonts w:ascii="Times New Roman" w:hAnsi="Times New Roman" w:cs="Times New Roman"/>
-        </w:rPr>
-        <w:t>. 103.</w:t>
       </w:r>
     </w:p>
   </w:footnote>
@@ -28211,6 +33338,363 @@
     </w:lvl>
   </w:abstractNum>
   <w:abstractNum w:abstractNumId="4" w15:restartNumberingAfterBreak="0">
+    <w:nsid w:val="32867F23"/>
+    <w:multiLevelType w:val="hybridMultilevel"/>
+    <w:tmpl w:val="BA12F052"/>
+    <w:lvl w:ilvl="0" w:tplc="0409000F">
+      <w:start w:val="1"/>
+      <w:numFmt w:val="decimal"/>
+      <w:lvlText w:val="%1."/>
+      <w:lvlJc w:val="left"/>
+      <w:pPr>
+        <w:ind w:left="720" w:hanging="360"/>
+      </w:pPr>
+      <w:rPr>
+        <w:rFonts w:hint="default"/>
+      </w:rPr>
+    </w:lvl>
+    <w:lvl w:ilvl="1" w:tplc="04090019" w:tentative="1">
+      <w:start w:val="1"/>
+      <w:numFmt w:val="lowerLetter"/>
+      <w:lvlText w:val="%2."/>
+      <w:lvlJc w:val="left"/>
+      <w:pPr>
+        <w:ind w:left="1440" w:hanging="360"/>
+      </w:pPr>
+    </w:lvl>
+    <w:lvl w:ilvl="2" w:tplc="0409001B" w:tentative="1">
+      <w:start w:val="1"/>
+      <w:numFmt w:val="lowerRoman"/>
+      <w:lvlText w:val="%3."/>
+      <w:lvlJc w:val="right"/>
+      <w:pPr>
+        <w:ind w:left="2160" w:hanging="180"/>
+      </w:pPr>
+    </w:lvl>
+    <w:lvl w:ilvl="3" w:tplc="0409000F" w:tentative="1">
+      <w:start w:val="1"/>
+      <w:numFmt w:val="decimal"/>
+      <w:lvlText w:val="%4."/>
+      <w:lvlJc w:val="left"/>
+      <w:pPr>
+        <w:ind w:left="2880" w:hanging="360"/>
+      </w:pPr>
+    </w:lvl>
+    <w:lvl w:ilvl="4" w:tplc="04090019" w:tentative="1">
+      <w:start w:val="1"/>
+      <w:numFmt w:val="lowerLetter"/>
+      <w:lvlText w:val="%5."/>
+      <w:lvlJc w:val="left"/>
+      <w:pPr>
+        <w:ind w:left="3600" w:hanging="360"/>
+      </w:pPr>
+    </w:lvl>
+    <w:lvl w:ilvl="5" w:tplc="0409001B" w:tentative="1">
+      <w:start w:val="1"/>
+      <w:numFmt w:val="lowerRoman"/>
+      <w:lvlText w:val="%6."/>
+      <w:lvlJc w:val="right"/>
+      <w:pPr>
+        <w:ind w:left="4320" w:hanging="180"/>
+      </w:pPr>
+    </w:lvl>
+    <w:lvl w:ilvl="6" w:tplc="0409000F" w:tentative="1">
+      <w:start w:val="1"/>
+      <w:numFmt w:val="decimal"/>
+      <w:lvlText w:val="%7."/>
+      <w:lvlJc w:val="left"/>
+      <w:pPr>
+        <w:ind w:left="5040" w:hanging="360"/>
+      </w:pPr>
+    </w:lvl>
+    <w:lvl w:ilvl="7" w:tplc="04090019" w:tentative="1">
+      <w:start w:val="1"/>
+      <w:numFmt w:val="lowerLetter"/>
+      <w:lvlText w:val="%8."/>
+      <w:lvlJc w:val="left"/>
+      <w:pPr>
+        <w:ind w:left="5760" w:hanging="360"/>
+      </w:pPr>
+    </w:lvl>
+    <w:lvl w:ilvl="8" w:tplc="0409001B" w:tentative="1">
+      <w:start w:val="1"/>
+      <w:numFmt w:val="lowerRoman"/>
+      <w:lvlText w:val="%9."/>
+      <w:lvlJc w:val="right"/>
+      <w:pPr>
+        <w:ind w:left="6480" w:hanging="180"/>
+      </w:pPr>
+    </w:lvl>
+  </w:abstractNum>
+  <w:abstractNum w:abstractNumId="5" w15:restartNumberingAfterBreak="0">
+    <w:nsid w:val="417314B9"/>
+    <w:multiLevelType w:val="hybridMultilevel"/>
+    <w:tmpl w:val="009E25B8"/>
+    <w:lvl w:ilvl="0" w:tplc="A8323798">
+      <w:start w:val="1"/>
+      <w:numFmt w:val="decimal"/>
+      <w:lvlText w:val="2.%1."/>
+      <w:lvlJc w:val="left"/>
+      <w:pPr>
+        <w:ind w:left="720" w:hanging="360"/>
+      </w:pPr>
+      <w:rPr>
+        <w:rFonts w:hint="default"/>
+        <w:b/>
+        <w:bCs/>
+      </w:rPr>
+    </w:lvl>
+    <w:lvl w:ilvl="1" w:tplc="FFFFFFFF" w:tentative="1">
+      <w:start w:val="1"/>
+      <w:numFmt w:val="lowerLetter"/>
+      <w:lvlText w:val="%2."/>
+      <w:lvlJc w:val="left"/>
+      <w:pPr>
+        <w:ind w:left="1440" w:hanging="360"/>
+      </w:pPr>
+    </w:lvl>
+    <w:lvl w:ilvl="2" w:tplc="FFFFFFFF" w:tentative="1">
+      <w:start w:val="1"/>
+      <w:numFmt w:val="lowerRoman"/>
+      <w:lvlText w:val="%3."/>
+      <w:lvlJc w:val="right"/>
+      <w:pPr>
+        <w:ind w:left="2160" w:hanging="180"/>
+      </w:pPr>
+    </w:lvl>
+    <w:lvl w:ilvl="3" w:tplc="FFFFFFFF" w:tentative="1">
+      <w:start w:val="1"/>
+      <w:numFmt w:val="decimal"/>
+      <w:lvlText w:val="%4."/>
+      <w:lvlJc w:val="left"/>
+      <w:pPr>
+        <w:ind w:left="2880" w:hanging="360"/>
+      </w:pPr>
+    </w:lvl>
+    <w:lvl w:ilvl="4" w:tplc="FFFFFFFF" w:tentative="1">
+      <w:start w:val="1"/>
+      <w:numFmt w:val="lowerLetter"/>
+      <w:lvlText w:val="%5."/>
+      <w:lvlJc w:val="left"/>
+      <w:pPr>
+        <w:ind w:left="3600" w:hanging="360"/>
+      </w:pPr>
+    </w:lvl>
+    <w:lvl w:ilvl="5" w:tplc="FFFFFFFF" w:tentative="1">
+      <w:start w:val="1"/>
+      <w:numFmt w:val="lowerRoman"/>
+      <w:lvlText w:val="%6."/>
+      <w:lvlJc w:val="right"/>
+      <w:pPr>
+        <w:ind w:left="4320" w:hanging="180"/>
+      </w:pPr>
+    </w:lvl>
+    <w:lvl w:ilvl="6" w:tplc="FFFFFFFF" w:tentative="1">
+      <w:start w:val="1"/>
+      <w:numFmt w:val="decimal"/>
+      <w:lvlText w:val="%7."/>
+      <w:lvlJc w:val="left"/>
+      <w:pPr>
+        <w:ind w:left="5040" w:hanging="360"/>
+      </w:pPr>
+    </w:lvl>
+    <w:lvl w:ilvl="7" w:tplc="FFFFFFFF" w:tentative="1">
+      <w:start w:val="1"/>
+      <w:numFmt w:val="lowerLetter"/>
+      <w:lvlText w:val="%8."/>
+      <w:lvlJc w:val="left"/>
+      <w:pPr>
+        <w:ind w:left="5760" w:hanging="360"/>
+      </w:pPr>
+    </w:lvl>
+    <w:lvl w:ilvl="8" w:tplc="FFFFFFFF" w:tentative="1">
+      <w:start w:val="1"/>
+      <w:numFmt w:val="lowerRoman"/>
+      <w:lvlText w:val="%9."/>
+      <w:lvlJc w:val="right"/>
+      <w:pPr>
+        <w:ind w:left="6480" w:hanging="180"/>
+      </w:pPr>
+    </w:lvl>
+  </w:abstractNum>
+  <w:abstractNum w:abstractNumId="6" w15:restartNumberingAfterBreak="0">
+    <w:nsid w:val="4C0233AA"/>
+    <w:multiLevelType w:val="multilevel"/>
+    <w:tmpl w:val="0409001F"/>
+    <w:lvl w:ilvl="0">
+      <w:start w:val="1"/>
+      <w:numFmt w:val="decimal"/>
+      <w:lvlText w:val="%1."/>
+      <w:lvlJc w:val="left"/>
+      <w:pPr>
+        <w:ind w:left="360" w:hanging="360"/>
+      </w:pPr>
+    </w:lvl>
+    <w:lvl w:ilvl="1">
+      <w:start w:val="1"/>
+      <w:numFmt w:val="decimal"/>
+      <w:lvlText w:val="%1.%2."/>
+      <w:lvlJc w:val="left"/>
+      <w:pPr>
+        <w:ind w:left="792" w:hanging="432"/>
+      </w:pPr>
+    </w:lvl>
+    <w:lvl w:ilvl="2">
+      <w:start w:val="1"/>
+      <w:numFmt w:val="decimal"/>
+      <w:lvlText w:val="%1.%2.%3."/>
+      <w:lvlJc w:val="left"/>
+      <w:pPr>
+        <w:ind w:left="1224" w:hanging="504"/>
+      </w:pPr>
+    </w:lvl>
+    <w:lvl w:ilvl="3">
+      <w:start w:val="1"/>
+      <w:numFmt w:val="decimal"/>
+      <w:lvlText w:val="%1.%2.%3.%4."/>
+      <w:lvlJc w:val="left"/>
+      <w:pPr>
+        <w:ind w:left="1728" w:hanging="648"/>
+      </w:pPr>
+    </w:lvl>
+    <w:lvl w:ilvl="4">
+      <w:start w:val="1"/>
+      <w:numFmt w:val="decimal"/>
+      <w:lvlText w:val="%1.%2.%3.%4.%5."/>
+      <w:lvlJc w:val="left"/>
+      <w:pPr>
+        <w:ind w:left="2232" w:hanging="792"/>
+      </w:pPr>
+    </w:lvl>
+    <w:lvl w:ilvl="5">
+      <w:start w:val="1"/>
+      <w:numFmt w:val="decimal"/>
+      <w:lvlText w:val="%1.%2.%3.%4.%5.%6."/>
+      <w:lvlJc w:val="left"/>
+      <w:pPr>
+        <w:ind w:left="2736" w:hanging="936"/>
+      </w:pPr>
+    </w:lvl>
+    <w:lvl w:ilvl="6">
+      <w:start w:val="1"/>
+      <w:numFmt w:val="decimal"/>
+      <w:lvlText w:val="%1.%2.%3.%4.%5.%6.%7."/>
+      <w:lvlJc w:val="left"/>
+      <w:pPr>
+        <w:ind w:left="3240" w:hanging="1080"/>
+      </w:pPr>
+    </w:lvl>
+    <w:lvl w:ilvl="7">
+      <w:start w:val="1"/>
+      <w:numFmt w:val="decimal"/>
+      <w:lvlText w:val="%1.%2.%3.%4.%5.%6.%7.%8."/>
+      <w:lvlJc w:val="left"/>
+      <w:pPr>
+        <w:ind w:left="3744" w:hanging="1224"/>
+      </w:pPr>
+    </w:lvl>
+    <w:lvl w:ilvl="8">
+      <w:start w:val="1"/>
+      <w:numFmt w:val="decimal"/>
+      <w:lvlText w:val="%1.%2.%3.%4.%5.%6.%7.%8.%9."/>
+      <w:lvlJc w:val="left"/>
+      <w:pPr>
+        <w:ind w:left="4320" w:hanging="1440"/>
+      </w:pPr>
+    </w:lvl>
+  </w:abstractNum>
+  <w:abstractNum w:abstractNumId="7" w15:restartNumberingAfterBreak="0">
+    <w:nsid w:val="4C7037EE"/>
+    <w:multiLevelType w:val="multilevel"/>
+    <w:tmpl w:val="6D98F026"/>
+    <w:lvl w:ilvl="0">
+      <w:start w:val="1"/>
+      <w:numFmt w:val="decimal"/>
+      <w:lvlText w:val="2.%1."/>
+      <w:lvlJc w:val="left"/>
+      <w:pPr>
+        <w:ind w:left="360" w:hanging="360"/>
+      </w:pPr>
+      <w:rPr>
+        <w:rFonts w:hint="default"/>
+        <w:b/>
+        <w:bCs/>
+      </w:rPr>
+    </w:lvl>
+    <w:lvl w:ilvl="1">
+      <w:start w:val="1"/>
+      <w:numFmt w:val="decimal"/>
+      <w:lvlText w:val="%1.%2."/>
+      <w:lvlJc w:val="left"/>
+      <w:pPr>
+        <w:ind w:left="792" w:hanging="432"/>
+      </w:pPr>
+    </w:lvl>
+    <w:lvl w:ilvl="2">
+      <w:start w:val="1"/>
+      <w:numFmt w:val="decimal"/>
+      <w:lvlText w:val="%1.%2.%3."/>
+      <w:lvlJc w:val="left"/>
+      <w:pPr>
+        <w:ind w:left="1224" w:hanging="504"/>
+      </w:pPr>
+    </w:lvl>
+    <w:lvl w:ilvl="3">
+      <w:start w:val="1"/>
+      <w:numFmt w:val="decimal"/>
+      <w:lvlText w:val="%1.%2.%3.%4."/>
+      <w:lvlJc w:val="left"/>
+      <w:pPr>
+        <w:ind w:left="1728" w:hanging="648"/>
+      </w:pPr>
+    </w:lvl>
+    <w:lvl w:ilvl="4">
+      <w:start w:val="1"/>
+      <w:numFmt w:val="decimal"/>
+      <w:lvlText w:val="%1.%2.%3.%4.%5."/>
+      <w:lvlJc w:val="left"/>
+      <w:pPr>
+        <w:ind w:left="2232" w:hanging="792"/>
+      </w:pPr>
+    </w:lvl>
+    <w:lvl w:ilvl="5">
+      <w:start w:val="1"/>
+      <w:numFmt w:val="decimal"/>
+      <w:lvlText w:val="%1.%2.%3.%4.%5.%6."/>
+      <w:lvlJc w:val="left"/>
+      <w:pPr>
+        <w:ind w:left="2736" w:hanging="936"/>
+      </w:pPr>
+    </w:lvl>
+    <w:lvl w:ilvl="6">
+      <w:start w:val="1"/>
+      <w:numFmt w:val="decimal"/>
+      <w:lvlText w:val="%1.%2.%3.%4.%5.%6.%7."/>
+      <w:lvlJc w:val="left"/>
+      <w:pPr>
+        <w:ind w:left="3240" w:hanging="1080"/>
+      </w:pPr>
+    </w:lvl>
+    <w:lvl w:ilvl="7">
+      <w:start w:val="1"/>
+      <w:numFmt w:val="decimal"/>
+      <w:lvlText w:val="%1.%2.%3.%4.%5.%6.%7.%8."/>
+      <w:lvlJc w:val="left"/>
+      <w:pPr>
+        <w:ind w:left="3744" w:hanging="1224"/>
+      </w:pPr>
+    </w:lvl>
+    <w:lvl w:ilvl="8">
+      <w:start w:val="1"/>
+      <w:numFmt w:val="decimal"/>
+      <w:lvlText w:val="%1.%2.%3.%4.%5.%6.%7.%8.%9."/>
+      <w:lvlJc w:val="left"/>
+      <w:pPr>
+        <w:ind w:left="4320" w:hanging="1440"/>
+      </w:pPr>
+    </w:lvl>
+  </w:abstractNum>
+  <w:abstractNum w:abstractNumId="8" w15:restartNumberingAfterBreak="0">
     <w:nsid w:val="4E6E25C2"/>
     <w:multiLevelType w:val="multilevel"/>
     <w:tmpl w:val="84A081BA"/>
@@ -28323,7 +33807,93 @@
       </w:pPr>
     </w:lvl>
   </w:abstractNum>
-  <w:abstractNum w:abstractNumId="5" w15:restartNumberingAfterBreak="0">
+  <w:abstractNum w:abstractNumId="9" w15:restartNumberingAfterBreak="0">
+    <w:nsid w:val="4F552BC5"/>
+    <w:multiLevelType w:val="hybridMultilevel"/>
+    <w:tmpl w:val="D4020E16"/>
+    <w:lvl w:ilvl="0" w:tplc="0409000F">
+      <w:start w:val="1"/>
+      <w:numFmt w:val="decimal"/>
+      <w:lvlText w:val="%1."/>
+      <w:lvlJc w:val="left"/>
+      <w:pPr>
+        <w:ind w:left="720" w:hanging="360"/>
+      </w:pPr>
+    </w:lvl>
+    <w:lvl w:ilvl="1" w:tplc="04090019" w:tentative="1">
+      <w:start w:val="1"/>
+      <w:numFmt w:val="lowerLetter"/>
+      <w:lvlText w:val="%2."/>
+      <w:lvlJc w:val="left"/>
+      <w:pPr>
+        <w:ind w:left="1440" w:hanging="360"/>
+      </w:pPr>
+    </w:lvl>
+    <w:lvl w:ilvl="2" w:tplc="0409001B" w:tentative="1">
+      <w:start w:val="1"/>
+      <w:numFmt w:val="lowerRoman"/>
+      <w:lvlText w:val="%3."/>
+      <w:lvlJc w:val="right"/>
+      <w:pPr>
+        <w:ind w:left="2160" w:hanging="180"/>
+      </w:pPr>
+    </w:lvl>
+    <w:lvl w:ilvl="3" w:tplc="0409000F" w:tentative="1">
+      <w:start w:val="1"/>
+      <w:numFmt w:val="decimal"/>
+      <w:lvlText w:val="%4."/>
+      <w:lvlJc w:val="left"/>
+      <w:pPr>
+        <w:ind w:left="2880" w:hanging="360"/>
+      </w:pPr>
+    </w:lvl>
+    <w:lvl w:ilvl="4" w:tplc="04090019" w:tentative="1">
+      <w:start w:val="1"/>
+      <w:numFmt w:val="lowerLetter"/>
+      <w:lvlText w:val="%5."/>
+      <w:lvlJc w:val="left"/>
+      <w:pPr>
+        <w:ind w:left="3600" w:hanging="360"/>
+      </w:pPr>
+    </w:lvl>
+    <w:lvl w:ilvl="5" w:tplc="0409001B" w:tentative="1">
+      <w:start w:val="1"/>
+      <w:numFmt w:val="lowerRoman"/>
+      <w:lvlText w:val="%6."/>
+      <w:lvlJc w:val="right"/>
+      <w:pPr>
+        <w:ind w:left="4320" w:hanging="180"/>
+      </w:pPr>
+    </w:lvl>
+    <w:lvl w:ilvl="6" w:tplc="0409000F" w:tentative="1">
+      <w:start w:val="1"/>
+      <w:numFmt w:val="decimal"/>
+      <w:lvlText w:val="%7."/>
+      <w:lvlJc w:val="left"/>
+      <w:pPr>
+        <w:ind w:left="5040" w:hanging="360"/>
+      </w:pPr>
+    </w:lvl>
+    <w:lvl w:ilvl="7" w:tplc="04090019" w:tentative="1">
+      <w:start w:val="1"/>
+      <w:numFmt w:val="lowerLetter"/>
+      <w:lvlText w:val="%8."/>
+      <w:lvlJc w:val="left"/>
+      <w:pPr>
+        <w:ind w:left="5760" w:hanging="360"/>
+      </w:pPr>
+    </w:lvl>
+    <w:lvl w:ilvl="8" w:tplc="0409001B" w:tentative="1">
+      <w:start w:val="1"/>
+      <w:numFmt w:val="lowerRoman"/>
+      <w:lvlText w:val="%9."/>
+      <w:lvlJc w:val="right"/>
+      <w:pPr>
+        <w:ind w:left="6480" w:hanging="180"/>
+      </w:pPr>
+    </w:lvl>
+  </w:abstractNum>
+  <w:abstractNum w:abstractNumId="10" w15:restartNumberingAfterBreak="0">
     <w:nsid w:val="517D6C21"/>
     <w:multiLevelType w:val="hybridMultilevel"/>
     <w:tmpl w:val="00E84000"/>
@@ -28535,423 +34105,12 @@
       </w:rPr>
     </w:lvl>
   </w:abstractNum>
-  <w:abstractNum w:abstractNumId="6" w15:restartNumberingAfterBreak="0">
-    <w:nsid w:val="593F2006"/>
+  <w:abstractNum w:abstractNumId="11" w15:restartNumberingAfterBreak="0">
+    <w:nsid w:val="56332E73"/>
     <w:multiLevelType w:val="multilevel"/>
-    <w:tmpl w:val="605E7840"/>
+    <w:tmpl w:val="C5F0FEB6"/>
     <w:lvl w:ilvl="0">
-      <w:start w:val="1"/>
-      <w:numFmt w:val="decimal"/>
-      <w:lvlText w:val="%1."/>
-      <w:lvlJc w:val="left"/>
-      <w:pPr>
-        <w:tabs>
-          <w:tab w:val="num" w:pos="720"/>
-        </w:tabs>
-        <w:ind w:left="720" w:hanging="360"/>
-      </w:pPr>
-    </w:lvl>
-    <w:lvl w:ilvl="1" w:tentative="1">
-      <w:start w:val="1"/>
-      <w:numFmt w:val="decimal"/>
-      <w:lvlText w:val="%2."/>
-      <w:lvlJc w:val="left"/>
-      <w:pPr>
-        <w:tabs>
-          <w:tab w:val="num" w:pos="1440"/>
-        </w:tabs>
-        <w:ind w:left="1440" w:hanging="360"/>
-      </w:pPr>
-    </w:lvl>
-    <w:lvl w:ilvl="2" w:tentative="1">
-      <w:start w:val="1"/>
-      <w:numFmt w:val="decimal"/>
-      <w:lvlText w:val="%3."/>
-      <w:lvlJc w:val="left"/>
-      <w:pPr>
-        <w:tabs>
-          <w:tab w:val="num" w:pos="2160"/>
-        </w:tabs>
-        <w:ind w:left="2160" w:hanging="360"/>
-      </w:pPr>
-    </w:lvl>
-    <w:lvl w:ilvl="3" w:tentative="1">
-      <w:start w:val="1"/>
-      <w:numFmt w:val="decimal"/>
-      <w:lvlText w:val="%4."/>
-      <w:lvlJc w:val="left"/>
-      <w:pPr>
-        <w:tabs>
-          <w:tab w:val="num" w:pos="2880"/>
-        </w:tabs>
-        <w:ind w:left="2880" w:hanging="360"/>
-      </w:pPr>
-    </w:lvl>
-    <w:lvl w:ilvl="4" w:tentative="1">
-      <w:start w:val="1"/>
-      <w:numFmt w:val="decimal"/>
-      <w:lvlText w:val="%5."/>
-      <w:lvlJc w:val="left"/>
-      <w:pPr>
-        <w:tabs>
-          <w:tab w:val="num" w:pos="3600"/>
-        </w:tabs>
-        <w:ind w:left="3600" w:hanging="360"/>
-      </w:pPr>
-    </w:lvl>
-    <w:lvl w:ilvl="5" w:tentative="1">
-      <w:start w:val="1"/>
-      <w:numFmt w:val="decimal"/>
-      <w:lvlText w:val="%6."/>
-      <w:lvlJc w:val="left"/>
-      <w:pPr>
-        <w:tabs>
-          <w:tab w:val="num" w:pos="4320"/>
-        </w:tabs>
-        <w:ind w:left="4320" w:hanging="360"/>
-      </w:pPr>
-    </w:lvl>
-    <w:lvl w:ilvl="6" w:tentative="1">
-      <w:start w:val="1"/>
-      <w:numFmt w:val="decimal"/>
-      <w:lvlText w:val="%7."/>
-      <w:lvlJc w:val="left"/>
-      <w:pPr>
-        <w:tabs>
-          <w:tab w:val="num" w:pos="5040"/>
-        </w:tabs>
-        <w:ind w:left="5040" w:hanging="360"/>
-      </w:pPr>
-    </w:lvl>
-    <w:lvl w:ilvl="7" w:tentative="1">
-      <w:start w:val="1"/>
-      <w:numFmt w:val="decimal"/>
-      <w:lvlText w:val="%8."/>
-      <w:lvlJc w:val="left"/>
-      <w:pPr>
-        <w:tabs>
-          <w:tab w:val="num" w:pos="5760"/>
-        </w:tabs>
-        <w:ind w:left="5760" w:hanging="360"/>
-      </w:pPr>
-    </w:lvl>
-    <w:lvl w:ilvl="8" w:tentative="1">
-      <w:start w:val="1"/>
-      <w:numFmt w:val="decimal"/>
-      <w:lvlText w:val="%9."/>
-      <w:lvlJc w:val="left"/>
-      <w:pPr>
-        <w:tabs>
-          <w:tab w:val="num" w:pos="6480"/>
-        </w:tabs>
-        <w:ind w:left="6480" w:hanging="360"/>
-      </w:pPr>
-    </w:lvl>
-  </w:abstractNum>
-  <w:abstractNum w:abstractNumId="7" w15:restartNumberingAfterBreak="0">
-    <w:nsid w:val="59957C9A"/>
-    <w:multiLevelType w:val="multilevel"/>
-    <w:tmpl w:val="C59EF4A0"/>
-    <w:lvl w:ilvl="0">
-      <w:start w:val="1"/>
-      <w:numFmt w:val="bullet"/>
-      <w:lvlText w:val=""/>
-      <w:lvlJc w:val="left"/>
-      <w:pPr>
-        <w:tabs>
-          <w:tab w:val="num" w:pos="720"/>
-        </w:tabs>
-        <w:ind w:left="720" w:hanging="360"/>
-      </w:pPr>
-      <w:rPr>
-        <w:rFonts w:ascii="Symbol" w:hAnsi="Symbol" w:hint="default"/>
-        <w:sz w:val="20"/>
-      </w:rPr>
-    </w:lvl>
-    <w:lvl w:ilvl="1" w:tentative="1">
-      <w:start w:val="1"/>
-      <w:numFmt w:val="bullet"/>
-      <w:lvlText w:val="o"/>
-      <w:lvlJc w:val="left"/>
-      <w:pPr>
-        <w:tabs>
-          <w:tab w:val="num" w:pos="1440"/>
-        </w:tabs>
-        <w:ind w:left="1440" w:hanging="360"/>
-      </w:pPr>
-      <w:rPr>
-        <w:rFonts w:ascii="Courier New" w:hAnsi="Courier New" w:hint="default"/>
-        <w:sz w:val="20"/>
-      </w:rPr>
-    </w:lvl>
-    <w:lvl w:ilvl="2" w:tentative="1">
-      <w:start w:val="1"/>
-      <w:numFmt w:val="bullet"/>
-      <w:lvlText w:val=""/>
-      <w:lvlJc w:val="left"/>
-      <w:pPr>
-        <w:tabs>
-          <w:tab w:val="num" w:pos="2160"/>
-        </w:tabs>
-        <w:ind w:left="2160" w:hanging="360"/>
-      </w:pPr>
-      <w:rPr>
-        <w:rFonts w:ascii="Wingdings" w:hAnsi="Wingdings" w:hint="default"/>
-        <w:sz w:val="20"/>
-      </w:rPr>
-    </w:lvl>
-    <w:lvl w:ilvl="3" w:tentative="1">
-      <w:start w:val="1"/>
-      <w:numFmt w:val="bullet"/>
-      <w:lvlText w:val=""/>
-      <w:lvlJc w:val="left"/>
-      <w:pPr>
-        <w:tabs>
-          <w:tab w:val="num" w:pos="2880"/>
-        </w:tabs>
-        <w:ind w:left="2880" w:hanging="360"/>
-      </w:pPr>
-      <w:rPr>
-        <w:rFonts w:ascii="Wingdings" w:hAnsi="Wingdings" w:hint="default"/>
-        <w:sz w:val="20"/>
-      </w:rPr>
-    </w:lvl>
-    <w:lvl w:ilvl="4" w:tentative="1">
-      <w:start w:val="1"/>
-      <w:numFmt w:val="bullet"/>
-      <w:lvlText w:val=""/>
-      <w:lvlJc w:val="left"/>
-      <w:pPr>
-        <w:tabs>
-          <w:tab w:val="num" w:pos="3600"/>
-        </w:tabs>
-        <w:ind w:left="3600" w:hanging="360"/>
-      </w:pPr>
-      <w:rPr>
-        <w:rFonts w:ascii="Wingdings" w:hAnsi="Wingdings" w:hint="default"/>
-        <w:sz w:val="20"/>
-      </w:rPr>
-    </w:lvl>
-    <w:lvl w:ilvl="5" w:tentative="1">
-      <w:start w:val="1"/>
-      <w:numFmt w:val="bullet"/>
-      <w:lvlText w:val=""/>
-      <w:lvlJc w:val="left"/>
-      <w:pPr>
-        <w:tabs>
-          <w:tab w:val="num" w:pos="4320"/>
-        </w:tabs>
-        <w:ind w:left="4320" w:hanging="360"/>
-      </w:pPr>
-      <w:rPr>
-        <w:rFonts w:ascii="Wingdings" w:hAnsi="Wingdings" w:hint="default"/>
-        <w:sz w:val="20"/>
-      </w:rPr>
-    </w:lvl>
-    <w:lvl w:ilvl="6" w:tentative="1">
-      <w:start w:val="1"/>
-      <w:numFmt w:val="bullet"/>
-      <w:lvlText w:val=""/>
-      <w:lvlJc w:val="left"/>
-      <w:pPr>
-        <w:tabs>
-          <w:tab w:val="num" w:pos="5040"/>
-        </w:tabs>
-        <w:ind w:left="5040" w:hanging="360"/>
-      </w:pPr>
-      <w:rPr>
-        <w:rFonts w:ascii="Wingdings" w:hAnsi="Wingdings" w:hint="default"/>
-        <w:sz w:val="20"/>
-      </w:rPr>
-    </w:lvl>
-    <w:lvl w:ilvl="7" w:tentative="1">
-      <w:start w:val="1"/>
-      <w:numFmt w:val="bullet"/>
-      <w:lvlText w:val=""/>
-      <w:lvlJc w:val="left"/>
-      <w:pPr>
-        <w:tabs>
-          <w:tab w:val="num" w:pos="5760"/>
-        </w:tabs>
-        <w:ind w:left="5760" w:hanging="360"/>
-      </w:pPr>
-      <w:rPr>
-        <w:rFonts w:ascii="Wingdings" w:hAnsi="Wingdings" w:hint="default"/>
-        <w:sz w:val="20"/>
-      </w:rPr>
-    </w:lvl>
-    <w:lvl w:ilvl="8" w:tentative="1">
-      <w:start w:val="1"/>
-      <w:numFmt w:val="bullet"/>
-      <w:lvlText w:val=""/>
-      <w:lvlJc w:val="left"/>
-      <w:pPr>
-        <w:tabs>
-          <w:tab w:val="num" w:pos="6480"/>
-        </w:tabs>
-        <w:ind w:left="6480" w:hanging="360"/>
-      </w:pPr>
-      <w:rPr>
-        <w:rFonts w:ascii="Wingdings" w:hAnsi="Wingdings" w:hint="default"/>
-        <w:sz w:val="20"/>
-      </w:rPr>
-    </w:lvl>
-  </w:abstractNum>
-  <w:abstractNum w:abstractNumId="8" w15:restartNumberingAfterBreak="0">
-    <w:nsid w:val="610E2AF0"/>
-    <w:multiLevelType w:val="multilevel"/>
-    <w:tmpl w:val="0C0ECD54"/>
-    <w:lvl w:ilvl="0">
-      <w:start w:val="1"/>
-      <w:numFmt w:val="bullet"/>
-      <w:lvlText w:val=""/>
-      <w:lvlJc w:val="left"/>
-      <w:pPr>
-        <w:tabs>
-          <w:tab w:val="num" w:pos="720"/>
-        </w:tabs>
-        <w:ind w:left="720" w:hanging="360"/>
-      </w:pPr>
-      <w:rPr>
-        <w:rFonts w:ascii="Symbol" w:hAnsi="Symbol" w:hint="default"/>
-        <w:sz w:val="20"/>
-      </w:rPr>
-    </w:lvl>
-    <w:lvl w:ilvl="1" w:tentative="1">
-      <w:start w:val="1"/>
-      <w:numFmt w:val="bullet"/>
-      <w:lvlText w:val="o"/>
-      <w:lvlJc w:val="left"/>
-      <w:pPr>
-        <w:tabs>
-          <w:tab w:val="num" w:pos="1440"/>
-        </w:tabs>
-        <w:ind w:left="1440" w:hanging="360"/>
-      </w:pPr>
-      <w:rPr>
-        <w:rFonts w:ascii="Courier New" w:hAnsi="Courier New" w:hint="default"/>
-        <w:sz w:val="20"/>
-      </w:rPr>
-    </w:lvl>
-    <w:lvl w:ilvl="2" w:tentative="1">
-      <w:start w:val="1"/>
-      <w:numFmt w:val="bullet"/>
-      <w:lvlText w:val=""/>
-      <w:lvlJc w:val="left"/>
-      <w:pPr>
-        <w:tabs>
-          <w:tab w:val="num" w:pos="2160"/>
-        </w:tabs>
-        <w:ind w:left="2160" w:hanging="360"/>
-      </w:pPr>
-      <w:rPr>
-        <w:rFonts w:ascii="Wingdings" w:hAnsi="Wingdings" w:hint="default"/>
-        <w:sz w:val="20"/>
-      </w:rPr>
-    </w:lvl>
-    <w:lvl w:ilvl="3" w:tentative="1">
-      <w:start w:val="1"/>
-      <w:numFmt w:val="bullet"/>
-      <w:lvlText w:val=""/>
-      <w:lvlJc w:val="left"/>
-      <w:pPr>
-        <w:tabs>
-          <w:tab w:val="num" w:pos="2880"/>
-        </w:tabs>
-        <w:ind w:left="2880" w:hanging="360"/>
-      </w:pPr>
-      <w:rPr>
-        <w:rFonts w:ascii="Wingdings" w:hAnsi="Wingdings" w:hint="default"/>
-        <w:sz w:val="20"/>
-      </w:rPr>
-    </w:lvl>
-    <w:lvl w:ilvl="4" w:tentative="1">
-      <w:start w:val="1"/>
-      <w:numFmt w:val="bullet"/>
-      <w:lvlText w:val=""/>
-      <w:lvlJc w:val="left"/>
-      <w:pPr>
-        <w:tabs>
-          <w:tab w:val="num" w:pos="3600"/>
-        </w:tabs>
-        <w:ind w:left="3600" w:hanging="360"/>
-      </w:pPr>
-      <w:rPr>
-        <w:rFonts w:ascii="Wingdings" w:hAnsi="Wingdings" w:hint="default"/>
-        <w:sz w:val="20"/>
-      </w:rPr>
-    </w:lvl>
-    <w:lvl w:ilvl="5" w:tentative="1">
-      <w:start w:val="1"/>
-      <w:numFmt w:val="bullet"/>
-      <w:lvlText w:val=""/>
-      <w:lvlJc w:val="left"/>
-      <w:pPr>
-        <w:tabs>
-          <w:tab w:val="num" w:pos="4320"/>
-        </w:tabs>
-        <w:ind w:left="4320" w:hanging="360"/>
-      </w:pPr>
-      <w:rPr>
-        <w:rFonts w:ascii="Wingdings" w:hAnsi="Wingdings" w:hint="default"/>
-        <w:sz w:val="20"/>
-      </w:rPr>
-    </w:lvl>
-    <w:lvl w:ilvl="6" w:tentative="1">
-      <w:start w:val="1"/>
-      <w:numFmt w:val="bullet"/>
-      <w:lvlText w:val=""/>
-      <w:lvlJc w:val="left"/>
-      <w:pPr>
-        <w:tabs>
-          <w:tab w:val="num" w:pos="5040"/>
-        </w:tabs>
-        <w:ind w:left="5040" w:hanging="360"/>
-      </w:pPr>
-      <w:rPr>
-        <w:rFonts w:ascii="Wingdings" w:hAnsi="Wingdings" w:hint="default"/>
-        <w:sz w:val="20"/>
-      </w:rPr>
-    </w:lvl>
-    <w:lvl w:ilvl="7" w:tentative="1">
-      <w:start w:val="1"/>
-      <w:numFmt w:val="bullet"/>
-      <w:lvlText w:val=""/>
-      <w:lvlJc w:val="left"/>
-      <w:pPr>
-        <w:tabs>
-          <w:tab w:val="num" w:pos="5760"/>
-        </w:tabs>
-        <w:ind w:left="5760" w:hanging="360"/>
-      </w:pPr>
-      <w:rPr>
-        <w:rFonts w:ascii="Wingdings" w:hAnsi="Wingdings" w:hint="default"/>
-        <w:sz w:val="20"/>
-      </w:rPr>
-    </w:lvl>
-    <w:lvl w:ilvl="8" w:tentative="1">
-      <w:start w:val="1"/>
-      <w:numFmt w:val="bullet"/>
-      <w:lvlText w:val=""/>
-      <w:lvlJc w:val="left"/>
-      <w:pPr>
-        <w:tabs>
-          <w:tab w:val="num" w:pos="6480"/>
-        </w:tabs>
-        <w:ind w:left="6480" w:hanging="360"/>
-      </w:pPr>
-      <w:rPr>
-        <w:rFonts w:ascii="Wingdings" w:hAnsi="Wingdings" w:hint="default"/>
-        <w:sz w:val="20"/>
-      </w:rPr>
-    </w:lvl>
-  </w:abstractNum>
-  <w:abstractNum w:abstractNumId="9" w15:restartNumberingAfterBreak="0">
-    <w:nsid w:val="68D758E6"/>
-    <w:multiLevelType w:val="multilevel"/>
-    <w:tmpl w:val="73B8B896"/>
-    <w:lvl w:ilvl="0">
-      <w:start w:val="1"/>
+      <w:start w:val="2"/>
       <w:numFmt w:val="decimal"/>
       <w:lvlText w:val="%1."/>
       <w:lvlJc w:val="left"/>
@@ -28984,7 +34143,7 @@
       <w:lvlText w:val="%1.%2.%3."/>
       <w:lvlJc w:val="left"/>
       <w:pPr>
-        <w:ind w:left="840" w:hanging="720"/>
+        <w:ind w:left="1146" w:hanging="720"/>
       </w:pPr>
       <w:rPr>
         <w:rFonts w:ascii="Times New Roman" w:eastAsia="Times New Roman" w:hAnsi="Times New Roman" w:cs="Times New Roman" w:hint="default"/>
@@ -29077,7 +34236,549 @@
       </w:rPr>
     </w:lvl>
   </w:abstractNum>
-  <w:abstractNum w:abstractNumId="10" w15:restartNumberingAfterBreak="0">
+  <w:abstractNum w:abstractNumId="12" w15:restartNumberingAfterBreak="0">
+    <w:nsid w:val="593F2006"/>
+    <w:multiLevelType w:val="multilevel"/>
+    <w:tmpl w:val="605E7840"/>
+    <w:lvl w:ilvl="0">
+      <w:start w:val="1"/>
+      <w:numFmt w:val="decimal"/>
+      <w:lvlText w:val="%1."/>
+      <w:lvlJc w:val="left"/>
+      <w:pPr>
+        <w:tabs>
+          <w:tab w:val="num" w:pos="720"/>
+        </w:tabs>
+        <w:ind w:left="720" w:hanging="360"/>
+      </w:pPr>
+    </w:lvl>
+    <w:lvl w:ilvl="1" w:tentative="1">
+      <w:start w:val="1"/>
+      <w:numFmt w:val="decimal"/>
+      <w:lvlText w:val="%2."/>
+      <w:lvlJc w:val="left"/>
+      <w:pPr>
+        <w:tabs>
+          <w:tab w:val="num" w:pos="1440"/>
+        </w:tabs>
+        <w:ind w:left="1440" w:hanging="360"/>
+      </w:pPr>
+    </w:lvl>
+    <w:lvl w:ilvl="2" w:tentative="1">
+      <w:start w:val="1"/>
+      <w:numFmt w:val="decimal"/>
+      <w:lvlText w:val="%3."/>
+      <w:lvlJc w:val="left"/>
+      <w:pPr>
+        <w:tabs>
+          <w:tab w:val="num" w:pos="2160"/>
+        </w:tabs>
+        <w:ind w:left="2160" w:hanging="360"/>
+      </w:pPr>
+    </w:lvl>
+    <w:lvl w:ilvl="3" w:tentative="1">
+      <w:start w:val="1"/>
+      <w:numFmt w:val="decimal"/>
+      <w:lvlText w:val="%4."/>
+      <w:lvlJc w:val="left"/>
+      <w:pPr>
+        <w:tabs>
+          <w:tab w:val="num" w:pos="2880"/>
+        </w:tabs>
+        <w:ind w:left="2880" w:hanging="360"/>
+      </w:pPr>
+    </w:lvl>
+    <w:lvl w:ilvl="4" w:tentative="1">
+      <w:start w:val="1"/>
+      <w:numFmt w:val="decimal"/>
+      <w:lvlText w:val="%5."/>
+      <w:lvlJc w:val="left"/>
+      <w:pPr>
+        <w:tabs>
+          <w:tab w:val="num" w:pos="3600"/>
+        </w:tabs>
+        <w:ind w:left="3600" w:hanging="360"/>
+      </w:pPr>
+    </w:lvl>
+    <w:lvl w:ilvl="5" w:tentative="1">
+      <w:start w:val="1"/>
+      <w:numFmt w:val="decimal"/>
+      <w:lvlText w:val="%6."/>
+      <w:lvlJc w:val="left"/>
+      <w:pPr>
+        <w:tabs>
+          <w:tab w:val="num" w:pos="4320"/>
+        </w:tabs>
+        <w:ind w:left="4320" w:hanging="360"/>
+      </w:pPr>
+    </w:lvl>
+    <w:lvl w:ilvl="6" w:tentative="1">
+      <w:start w:val="1"/>
+      <w:numFmt w:val="decimal"/>
+      <w:lvlText w:val="%7."/>
+      <w:lvlJc w:val="left"/>
+      <w:pPr>
+        <w:tabs>
+          <w:tab w:val="num" w:pos="5040"/>
+        </w:tabs>
+        <w:ind w:left="5040" w:hanging="360"/>
+      </w:pPr>
+    </w:lvl>
+    <w:lvl w:ilvl="7" w:tentative="1">
+      <w:start w:val="1"/>
+      <w:numFmt w:val="decimal"/>
+      <w:lvlText w:val="%8."/>
+      <w:lvlJc w:val="left"/>
+      <w:pPr>
+        <w:tabs>
+          <w:tab w:val="num" w:pos="5760"/>
+        </w:tabs>
+        <w:ind w:left="5760" w:hanging="360"/>
+      </w:pPr>
+    </w:lvl>
+    <w:lvl w:ilvl="8" w:tentative="1">
+      <w:start w:val="1"/>
+      <w:numFmt w:val="decimal"/>
+      <w:lvlText w:val="%9."/>
+      <w:lvlJc w:val="left"/>
+      <w:pPr>
+        <w:tabs>
+          <w:tab w:val="num" w:pos="6480"/>
+        </w:tabs>
+        <w:ind w:left="6480" w:hanging="360"/>
+      </w:pPr>
+    </w:lvl>
+  </w:abstractNum>
+  <w:abstractNum w:abstractNumId="13" w15:restartNumberingAfterBreak="0">
+    <w:nsid w:val="59957C9A"/>
+    <w:multiLevelType w:val="multilevel"/>
+    <w:tmpl w:val="C59EF4A0"/>
+    <w:lvl w:ilvl="0">
+      <w:start w:val="1"/>
+      <w:numFmt w:val="bullet"/>
+      <w:lvlText w:val=""/>
+      <w:lvlJc w:val="left"/>
+      <w:pPr>
+        <w:tabs>
+          <w:tab w:val="num" w:pos="720"/>
+        </w:tabs>
+        <w:ind w:left="720" w:hanging="360"/>
+      </w:pPr>
+      <w:rPr>
+        <w:rFonts w:ascii="Symbol" w:hAnsi="Symbol" w:hint="default"/>
+        <w:sz w:val="20"/>
+      </w:rPr>
+    </w:lvl>
+    <w:lvl w:ilvl="1" w:tentative="1">
+      <w:start w:val="1"/>
+      <w:numFmt w:val="bullet"/>
+      <w:lvlText w:val="o"/>
+      <w:lvlJc w:val="left"/>
+      <w:pPr>
+        <w:tabs>
+          <w:tab w:val="num" w:pos="1440"/>
+        </w:tabs>
+        <w:ind w:left="1440" w:hanging="360"/>
+      </w:pPr>
+      <w:rPr>
+        <w:rFonts w:ascii="Courier New" w:hAnsi="Courier New" w:hint="default"/>
+        <w:sz w:val="20"/>
+      </w:rPr>
+    </w:lvl>
+    <w:lvl w:ilvl="2" w:tentative="1">
+      <w:start w:val="1"/>
+      <w:numFmt w:val="bullet"/>
+      <w:lvlText w:val=""/>
+      <w:lvlJc w:val="left"/>
+      <w:pPr>
+        <w:tabs>
+          <w:tab w:val="num" w:pos="2160"/>
+        </w:tabs>
+        <w:ind w:left="2160" w:hanging="360"/>
+      </w:pPr>
+      <w:rPr>
+        <w:rFonts w:ascii="Wingdings" w:hAnsi="Wingdings" w:hint="default"/>
+        <w:sz w:val="20"/>
+      </w:rPr>
+    </w:lvl>
+    <w:lvl w:ilvl="3" w:tentative="1">
+      <w:start w:val="1"/>
+      <w:numFmt w:val="bullet"/>
+      <w:lvlText w:val=""/>
+      <w:lvlJc w:val="left"/>
+      <w:pPr>
+        <w:tabs>
+          <w:tab w:val="num" w:pos="2880"/>
+        </w:tabs>
+        <w:ind w:left="2880" w:hanging="360"/>
+      </w:pPr>
+      <w:rPr>
+        <w:rFonts w:ascii="Wingdings" w:hAnsi="Wingdings" w:hint="default"/>
+        <w:sz w:val="20"/>
+      </w:rPr>
+    </w:lvl>
+    <w:lvl w:ilvl="4" w:tentative="1">
+      <w:start w:val="1"/>
+      <w:numFmt w:val="bullet"/>
+      <w:lvlText w:val=""/>
+      <w:lvlJc w:val="left"/>
+      <w:pPr>
+        <w:tabs>
+          <w:tab w:val="num" w:pos="3600"/>
+        </w:tabs>
+        <w:ind w:left="3600" w:hanging="360"/>
+      </w:pPr>
+      <w:rPr>
+        <w:rFonts w:ascii="Wingdings" w:hAnsi="Wingdings" w:hint="default"/>
+        <w:sz w:val="20"/>
+      </w:rPr>
+    </w:lvl>
+    <w:lvl w:ilvl="5" w:tentative="1">
+      <w:start w:val="1"/>
+      <w:numFmt w:val="bullet"/>
+      <w:lvlText w:val=""/>
+      <w:lvlJc w:val="left"/>
+      <w:pPr>
+        <w:tabs>
+          <w:tab w:val="num" w:pos="4320"/>
+        </w:tabs>
+        <w:ind w:left="4320" w:hanging="360"/>
+      </w:pPr>
+      <w:rPr>
+        <w:rFonts w:ascii="Wingdings" w:hAnsi="Wingdings" w:hint="default"/>
+        <w:sz w:val="20"/>
+      </w:rPr>
+    </w:lvl>
+    <w:lvl w:ilvl="6" w:tentative="1">
+      <w:start w:val="1"/>
+      <w:numFmt w:val="bullet"/>
+      <w:lvlText w:val=""/>
+      <w:lvlJc w:val="left"/>
+      <w:pPr>
+        <w:tabs>
+          <w:tab w:val="num" w:pos="5040"/>
+        </w:tabs>
+        <w:ind w:left="5040" w:hanging="360"/>
+      </w:pPr>
+      <w:rPr>
+        <w:rFonts w:ascii="Wingdings" w:hAnsi="Wingdings" w:hint="default"/>
+        <w:sz w:val="20"/>
+      </w:rPr>
+    </w:lvl>
+    <w:lvl w:ilvl="7" w:tentative="1">
+      <w:start w:val="1"/>
+      <w:numFmt w:val="bullet"/>
+      <w:lvlText w:val=""/>
+      <w:lvlJc w:val="left"/>
+      <w:pPr>
+        <w:tabs>
+          <w:tab w:val="num" w:pos="5760"/>
+        </w:tabs>
+        <w:ind w:left="5760" w:hanging="360"/>
+      </w:pPr>
+      <w:rPr>
+        <w:rFonts w:ascii="Wingdings" w:hAnsi="Wingdings" w:hint="default"/>
+        <w:sz w:val="20"/>
+      </w:rPr>
+    </w:lvl>
+    <w:lvl w:ilvl="8" w:tentative="1">
+      <w:start w:val="1"/>
+      <w:numFmt w:val="bullet"/>
+      <w:lvlText w:val=""/>
+      <w:lvlJc w:val="left"/>
+      <w:pPr>
+        <w:tabs>
+          <w:tab w:val="num" w:pos="6480"/>
+        </w:tabs>
+        <w:ind w:left="6480" w:hanging="360"/>
+      </w:pPr>
+      <w:rPr>
+        <w:rFonts w:ascii="Wingdings" w:hAnsi="Wingdings" w:hint="default"/>
+        <w:sz w:val="20"/>
+      </w:rPr>
+    </w:lvl>
+  </w:abstractNum>
+  <w:abstractNum w:abstractNumId="14" w15:restartNumberingAfterBreak="0">
+    <w:nsid w:val="610E2AF0"/>
+    <w:multiLevelType w:val="multilevel"/>
+    <w:tmpl w:val="0C0ECD54"/>
+    <w:lvl w:ilvl="0">
+      <w:start w:val="1"/>
+      <w:numFmt w:val="bullet"/>
+      <w:lvlText w:val=""/>
+      <w:lvlJc w:val="left"/>
+      <w:pPr>
+        <w:tabs>
+          <w:tab w:val="num" w:pos="720"/>
+        </w:tabs>
+        <w:ind w:left="720" w:hanging="360"/>
+      </w:pPr>
+      <w:rPr>
+        <w:rFonts w:ascii="Symbol" w:hAnsi="Symbol" w:hint="default"/>
+        <w:sz w:val="20"/>
+      </w:rPr>
+    </w:lvl>
+    <w:lvl w:ilvl="1" w:tentative="1">
+      <w:start w:val="1"/>
+      <w:numFmt w:val="bullet"/>
+      <w:lvlText w:val="o"/>
+      <w:lvlJc w:val="left"/>
+      <w:pPr>
+        <w:tabs>
+          <w:tab w:val="num" w:pos="1440"/>
+        </w:tabs>
+        <w:ind w:left="1440" w:hanging="360"/>
+      </w:pPr>
+      <w:rPr>
+        <w:rFonts w:ascii="Courier New" w:hAnsi="Courier New" w:hint="default"/>
+        <w:sz w:val="20"/>
+      </w:rPr>
+    </w:lvl>
+    <w:lvl w:ilvl="2" w:tentative="1">
+      <w:start w:val="1"/>
+      <w:numFmt w:val="bullet"/>
+      <w:lvlText w:val=""/>
+      <w:lvlJc w:val="left"/>
+      <w:pPr>
+        <w:tabs>
+          <w:tab w:val="num" w:pos="2160"/>
+        </w:tabs>
+        <w:ind w:left="2160" w:hanging="360"/>
+      </w:pPr>
+      <w:rPr>
+        <w:rFonts w:ascii="Wingdings" w:hAnsi="Wingdings" w:hint="default"/>
+        <w:sz w:val="20"/>
+      </w:rPr>
+    </w:lvl>
+    <w:lvl w:ilvl="3" w:tentative="1">
+      <w:start w:val="1"/>
+      <w:numFmt w:val="bullet"/>
+      <w:lvlText w:val=""/>
+      <w:lvlJc w:val="left"/>
+      <w:pPr>
+        <w:tabs>
+          <w:tab w:val="num" w:pos="2880"/>
+        </w:tabs>
+        <w:ind w:left="2880" w:hanging="360"/>
+      </w:pPr>
+      <w:rPr>
+        <w:rFonts w:ascii="Wingdings" w:hAnsi="Wingdings" w:hint="default"/>
+        <w:sz w:val="20"/>
+      </w:rPr>
+    </w:lvl>
+    <w:lvl w:ilvl="4" w:tentative="1">
+      <w:start w:val="1"/>
+      <w:numFmt w:val="bullet"/>
+      <w:lvlText w:val=""/>
+      <w:lvlJc w:val="left"/>
+      <w:pPr>
+        <w:tabs>
+          <w:tab w:val="num" w:pos="3600"/>
+        </w:tabs>
+        <w:ind w:left="3600" w:hanging="360"/>
+      </w:pPr>
+      <w:rPr>
+        <w:rFonts w:ascii="Wingdings" w:hAnsi="Wingdings" w:hint="default"/>
+        <w:sz w:val="20"/>
+      </w:rPr>
+    </w:lvl>
+    <w:lvl w:ilvl="5" w:tentative="1">
+      <w:start w:val="1"/>
+      <w:numFmt w:val="bullet"/>
+      <w:lvlText w:val=""/>
+      <w:lvlJc w:val="left"/>
+      <w:pPr>
+        <w:tabs>
+          <w:tab w:val="num" w:pos="4320"/>
+        </w:tabs>
+        <w:ind w:left="4320" w:hanging="360"/>
+      </w:pPr>
+      <w:rPr>
+        <w:rFonts w:ascii="Wingdings" w:hAnsi="Wingdings" w:hint="default"/>
+        <w:sz w:val="20"/>
+      </w:rPr>
+    </w:lvl>
+    <w:lvl w:ilvl="6" w:tentative="1">
+      <w:start w:val="1"/>
+      <w:numFmt w:val="bullet"/>
+      <w:lvlText w:val=""/>
+      <w:lvlJc w:val="left"/>
+      <w:pPr>
+        <w:tabs>
+          <w:tab w:val="num" w:pos="5040"/>
+        </w:tabs>
+        <w:ind w:left="5040" w:hanging="360"/>
+      </w:pPr>
+      <w:rPr>
+        <w:rFonts w:ascii="Wingdings" w:hAnsi="Wingdings" w:hint="default"/>
+        <w:sz w:val="20"/>
+      </w:rPr>
+    </w:lvl>
+    <w:lvl w:ilvl="7" w:tentative="1">
+      <w:start w:val="1"/>
+      <w:numFmt w:val="bullet"/>
+      <w:lvlText w:val=""/>
+      <w:lvlJc w:val="left"/>
+      <w:pPr>
+        <w:tabs>
+          <w:tab w:val="num" w:pos="5760"/>
+        </w:tabs>
+        <w:ind w:left="5760" w:hanging="360"/>
+      </w:pPr>
+      <w:rPr>
+        <w:rFonts w:ascii="Wingdings" w:hAnsi="Wingdings" w:hint="default"/>
+        <w:sz w:val="20"/>
+      </w:rPr>
+    </w:lvl>
+    <w:lvl w:ilvl="8" w:tentative="1">
+      <w:start w:val="1"/>
+      <w:numFmt w:val="bullet"/>
+      <w:lvlText w:val=""/>
+      <w:lvlJc w:val="left"/>
+      <w:pPr>
+        <w:tabs>
+          <w:tab w:val="num" w:pos="6480"/>
+        </w:tabs>
+        <w:ind w:left="6480" w:hanging="360"/>
+      </w:pPr>
+      <w:rPr>
+        <w:rFonts w:ascii="Wingdings" w:hAnsi="Wingdings" w:hint="default"/>
+        <w:sz w:val="20"/>
+      </w:rPr>
+    </w:lvl>
+  </w:abstractNum>
+  <w:abstractNum w:abstractNumId="15" w15:restartNumberingAfterBreak="0">
+    <w:nsid w:val="68D758E6"/>
+    <w:multiLevelType w:val="multilevel"/>
+    <w:tmpl w:val="73B8B896"/>
+    <w:lvl w:ilvl="0">
+      <w:start w:val="1"/>
+      <w:numFmt w:val="decimal"/>
+      <w:lvlText w:val="%1."/>
+      <w:lvlJc w:val="left"/>
+      <w:pPr>
+        <w:ind w:left="420" w:hanging="420"/>
+      </w:pPr>
+      <w:rPr>
+        <w:rFonts w:ascii="Times New Roman" w:eastAsia="Times New Roman" w:hAnsi="Times New Roman" w:cs="Times New Roman" w:hint="default"/>
+        <w:b/>
+        <w:sz w:val="24"/>
+      </w:rPr>
+    </w:lvl>
+    <w:lvl w:ilvl="1">
+      <w:start w:val="1"/>
+      <w:numFmt w:val="decimal"/>
+      <w:lvlText w:val="%1.%2."/>
+      <w:lvlJc w:val="left"/>
+      <w:pPr>
+        <w:ind w:left="780" w:hanging="720"/>
+      </w:pPr>
+      <w:rPr>
+        <w:rFonts w:ascii="Times New Roman" w:eastAsia="Times New Roman" w:hAnsi="Times New Roman" w:cs="Times New Roman" w:hint="default"/>
+        <w:b/>
+        <w:sz w:val="24"/>
+      </w:rPr>
+    </w:lvl>
+    <w:lvl w:ilvl="2">
+      <w:start w:val="1"/>
+      <w:numFmt w:val="decimal"/>
+      <w:lvlText w:val="%1.%2.%3."/>
+      <w:lvlJc w:val="left"/>
+      <w:pPr>
+        <w:ind w:left="1146" w:hanging="720"/>
+      </w:pPr>
+      <w:rPr>
+        <w:rFonts w:ascii="Times New Roman" w:eastAsia="Times New Roman" w:hAnsi="Times New Roman" w:cs="Times New Roman" w:hint="default"/>
+        <w:b/>
+        <w:sz w:val="24"/>
+      </w:rPr>
+    </w:lvl>
+    <w:lvl w:ilvl="3">
+      <w:start w:val="1"/>
+      <w:numFmt w:val="decimal"/>
+      <w:lvlText w:val="%1.%2.%3.%4."/>
+      <w:lvlJc w:val="left"/>
+      <w:pPr>
+        <w:ind w:left="1260" w:hanging="1080"/>
+      </w:pPr>
+      <w:rPr>
+        <w:rFonts w:ascii="Times New Roman" w:eastAsia="Times New Roman" w:hAnsi="Times New Roman" w:cs="Times New Roman" w:hint="default"/>
+        <w:b/>
+        <w:sz w:val="24"/>
+      </w:rPr>
+    </w:lvl>
+    <w:lvl w:ilvl="4">
+      <w:start w:val="1"/>
+      <w:numFmt w:val="decimal"/>
+      <w:lvlText w:val="%1.%2.%3.%4.%5."/>
+      <w:lvlJc w:val="left"/>
+      <w:pPr>
+        <w:ind w:left="1320" w:hanging="1080"/>
+      </w:pPr>
+      <w:rPr>
+        <w:rFonts w:ascii="Times New Roman" w:eastAsia="Times New Roman" w:hAnsi="Times New Roman" w:cs="Times New Roman" w:hint="default"/>
+        <w:b/>
+        <w:sz w:val="24"/>
+      </w:rPr>
+    </w:lvl>
+    <w:lvl w:ilvl="5">
+      <w:start w:val="1"/>
+      <w:numFmt w:val="decimal"/>
+      <w:lvlText w:val="%1.%2.%3.%4.%5.%6."/>
+      <w:lvlJc w:val="left"/>
+      <w:pPr>
+        <w:ind w:left="1740" w:hanging="1440"/>
+      </w:pPr>
+      <w:rPr>
+        <w:rFonts w:ascii="Times New Roman" w:eastAsia="Times New Roman" w:hAnsi="Times New Roman" w:cs="Times New Roman" w:hint="default"/>
+        <w:b/>
+        <w:sz w:val="24"/>
+      </w:rPr>
+    </w:lvl>
+    <w:lvl w:ilvl="6">
+      <w:start w:val="1"/>
+      <w:numFmt w:val="decimal"/>
+      <w:lvlText w:val="%1.%2.%3.%4.%5.%6.%7."/>
+      <w:lvlJc w:val="left"/>
+      <w:pPr>
+        <w:ind w:left="1800" w:hanging="1440"/>
+      </w:pPr>
+      <w:rPr>
+        <w:rFonts w:ascii="Times New Roman" w:eastAsia="Times New Roman" w:hAnsi="Times New Roman" w:cs="Times New Roman" w:hint="default"/>
+        <w:b/>
+        <w:sz w:val="24"/>
+      </w:rPr>
+    </w:lvl>
+    <w:lvl w:ilvl="7">
+      <w:start w:val="1"/>
+      <w:numFmt w:val="decimal"/>
+      <w:lvlText w:val="%1.%2.%3.%4.%5.%6.%7.%8."/>
+      <w:lvlJc w:val="left"/>
+      <w:pPr>
+        <w:ind w:left="2220" w:hanging="1800"/>
+      </w:pPr>
+      <w:rPr>
+        <w:rFonts w:ascii="Times New Roman" w:eastAsia="Times New Roman" w:hAnsi="Times New Roman" w:cs="Times New Roman" w:hint="default"/>
+        <w:b/>
+        <w:sz w:val="24"/>
+      </w:rPr>
+    </w:lvl>
+    <w:lvl w:ilvl="8">
+      <w:start w:val="1"/>
+      <w:numFmt w:val="decimal"/>
+      <w:lvlText w:val="%1.%2.%3.%4.%5.%6.%7.%8.%9."/>
+      <w:lvlJc w:val="left"/>
+      <w:pPr>
+        <w:ind w:left="2280" w:hanging="1800"/>
+      </w:pPr>
+      <w:rPr>
+        <w:rFonts w:ascii="Times New Roman" w:eastAsia="Times New Roman" w:hAnsi="Times New Roman" w:cs="Times New Roman" w:hint="default"/>
+        <w:b/>
+        <w:sz w:val="24"/>
+      </w:rPr>
+    </w:lvl>
+  </w:abstractNum>
+  <w:abstractNum w:abstractNumId="16" w15:restartNumberingAfterBreak="0">
     <w:nsid w:val="743D1106"/>
     <w:multiLevelType w:val="hybridMultilevel"/>
     <w:tmpl w:val="7ADAA304"/>
@@ -29163,38 +34864,145 @@
       </w:pPr>
     </w:lvl>
   </w:abstractNum>
+  <w:abstractNum w:abstractNumId="17" w15:restartNumberingAfterBreak="0">
+    <w:nsid w:val="7E1826DC"/>
+    <w:multiLevelType w:val="multilevel"/>
+    <w:tmpl w:val="0409001F"/>
+    <w:lvl w:ilvl="0">
+      <w:start w:val="1"/>
+      <w:numFmt w:val="decimal"/>
+      <w:lvlText w:val="%1."/>
+      <w:lvlJc w:val="left"/>
+      <w:pPr>
+        <w:ind w:left="360" w:hanging="360"/>
+      </w:pPr>
+    </w:lvl>
+    <w:lvl w:ilvl="1">
+      <w:start w:val="1"/>
+      <w:numFmt w:val="decimal"/>
+      <w:lvlText w:val="%1.%2."/>
+      <w:lvlJc w:val="left"/>
+      <w:pPr>
+        <w:ind w:left="792" w:hanging="432"/>
+      </w:pPr>
+    </w:lvl>
+    <w:lvl w:ilvl="2">
+      <w:start w:val="1"/>
+      <w:numFmt w:val="decimal"/>
+      <w:lvlText w:val="%1.%2.%3."/>
+      <w:lvlJc w:val="left"/>
+      <w:pPr>
+        <w:ind w:left="1224" w:hanging="504"/>
+      </w:pPr>
+    </w:lvl>
+    <w:lvl w:ilvl="3">
+      <w:start w:val="1"/>
+      <w:numFmt w:val="decimal"/>
+      <w:lvlText w:val="%1.%2.%3.%4."/>
+      <w:lvlJc w:val="left"/>
+      <w:pPr>
+        <w:ind w:left="1728" w:hanging="648"/>
+      </w:pPr>
+    </w:lvl>
+    <w:lvl w:ilvl="4">
+      <w:start w:val="1"/>
+      <w:numFmt w:val="decimal"/>
+      <w:lvlText w:val="%1.%2.%3.%4.%5."/>
+      <w:lvlJc w:val="left"/>
+      <w:pPr>
+        <w:ind w:left="2232" w:hanging="792"/>
+      </w:pPr>
+    </w:lvl>
+    <w:lvl w:ilvl="5">
+      <w:start w:val="1"/>
+      <w:numFmt w:val="decimal"/>
+      <w:lvlText w:val="%1.%2.%3.%4.%5.%6."/>
+      <w:lvlJc w:val="left"/>
+      <w:pPr>
+        <w:ind w:left="2736" w:hanging="936"/>
+      </w:pPr>
+    </w:lvl>
+    <w:lvl w:ilvl="6">
+      <w:start w:val="1"/>
+      <w:numFmt w:val="decimal"/>
+      <w:lvlText w:val="%1.%2.%3.%4.%5.%6.%7."/>
+      <w:lvlJc w:val="left"/>
+      <w:pPr>
+        <w:ind w:left="3240" w:hanging="1080"/>
+      </w:pPr>
+    </w:lvl>
+    <w:lvl w:ilvl="7">
+      <w:start w:val="1"/>
+      <w:numFmt w:val="decimal"/>
+      <w:lvlText w:val="%1.%2.%3.%4.%5.%6.%7.%8."/>
+      <w:lvlJc w:val="left"/>
+      <w:pPr>
+        <w:ind w:left="3744" w:hanging="1224"/>
+      </w:pPr>
+    </w:lvl>
+    <w:lvl w:ilvl="8">
+      <w:start w:val="1"/>
+      <w:numFmt w:val="decimal"/>
+      <w:lvlText w:val="%1.%2.%3.%4.%5.%6.%7.%8.%9."/>
+      <w:lvlJc w:val="left"/>
+      <w:pPr>
+        <w:ind w:left="4320" w:hanging="1440"/>
+      </w:pPr>
+    </w:lvl>
+  </w:abstractNum>
   <w:num w:numId="1" w16cid:durableId="1360549366">
-    <w:abstractNumId w:val="6"/>
+    <w:abstractNumId w:val="12"/>
   </w:num>
   <w:num w:numId="2" w16cid:durableId="558397788">
-    <w:abstractNumId w:val="4"/>
+    <w:abstractNumId w:val="8"/>
   </w:num>
   <w:num w:numId="3" w16cid:durableId="1265118140">
-    <w:abstractNumId w:val="8"/>
+    <w:abstractNumId w:val="14"/>
   </w:num>
   <w:num w:numId="4" w16cid:durableId="435444026">
     <w:abstractNumId w:val="1"/>
   </w:num>
   <w:num w:numId="5" w16cid:durableId="685987362">
-    <w:abstractNumId w:val="7"/>
+    <w:abstractNumId w:val="13"/>
   </w:num>
   <w:num w:numId="6" w16cid:durableId="1518888706">
-    <w:abstractNumId w:val="5"/>
+    <w:abstractNumId w:val="10"/>
   </w:num>
   <w:num w:numId="7" w16cid:durableId="1109203399">
     <w:abstractNumId w:val="2"/>
   </w:num>
   <w:num w:numId="8" w16cid:durableId="1362515295">
-    <w:abstractNumId w:val="10"/>
+    <w:abstractNumId w:val="16"/>
   </w:num>
   <w:num w:numId="9" w16cid:durableId="17238400">
-    <w:abstractNumId w:val="9"/>
+    <w:abstractNumId w:val="15"/>
   </w:num>
   <w:num w:numId="10" w16cid:durableId="872112624">
     <w:abstractNumId w:val="0"/>
   </w:num>
   <w:num w:numId="11" w16cid:durableId="313681580">
     <w:abstractNumId w:val="3"/>
+  </w:num>
+  <w:num w:numId="12" w16cid:durableId="2100981101">
+    <w:abstractNumId w:val="9"/>
+  </w:num>
+  <w:num w:numId="13" w16cid:durableId="713624944">
+    <w:abstractNumId w:val="5"/>
+  </w:num>
+  <w:num w:numId="14" w16cid:durableId="1032724644">
+    <w:abstractNumId w:val="17"/>
+  </w:num>
+  <w:num w:numId="15" w16cid:durableId="1439446087">
+    <w:abstractNumId w:val="6"/>
+  </w:num>
+  <w:num w:numId="16" w16cid:durableId="2005819034">
+    <w:abstractNumId w:val="7"/>
+  </w:num>
+  <w:num w:numId="17" w16cid:durableId="156188728">
+    <w:abstractNumId w:val="11"/>
+  </w:num>
+  <w:num w:numId="18" w16cid:durableId="1040128577">
+    <w:abstractNumId w:val="4"/>
   </w:num>
 </w:numbering>
 </file>
